--- a/report/report.docx
+++ b/report/report.docx
@@ -7,7 +7,7 @@
         <w:pStyle w:val="Title"/>
       </w:pPr>
       <w:r>
-        <w:t xml:space="preserve">Отчёт по лабораторной работе №3</w:t>
+        <w:t xml:space="preserve">Отчёт по лабораторной работе №4</w:t>
       </w:r>
     </w:p>
     <w:p>
@@ -127,11 +127,11 @@
         <w:pStyle w:val="FirstParagraph"/>
       </w:pPr>
       <w:r>
-        <w:t xml:space="preserve">Основная цель работы — освоить применение циклов функций и сторонних для Julia пакетов для решения задач линейной алгебры и работы с матрицами.</w:t>
+        <w:t xml:space="preserve">Основной целью работы является изучение возможностей специализированных пакетов Julia для выполнения и оценки эффективности операций над объектами линейной алгебры.</w:t>
       </w:r>
     </w:p>
     <w:bookmarkEnd w:id="20"/>
-    <w:bookmarkStart w:id="194" w:name="выполнение-лабораторной-работы"/>
+    <w:bookmarkStart w:id="316" w:name="выполнение-лабораторной-работы"/>
     <w:p>
       <w:pPr>
         <w:pStyle w:val="Heading1"/>
@@ -149,7 +149,7 @@
         <w:t xml:space="preserve">Выполнение лабораторной работы</w:t>
       </w:r>
     </w:p>
-    <w:bookmarkStart w:id="45" w:name="циклы-while-и-for"/>
+    <w:bookmarkStart w:id="29" w:name="Xc28563639bee130e298f75fd93151139a0dd5dc"/>
     <w:p>
       <w:pPr>
         <w:pStyle w:val="Heading2"/>
@@ -164,7 +164,7 @@
         <w:tab/>
       </w:r>
       <w:r>
-        <w:t xml:space="preserve">Циклы while и for</w:t>
+        <w:t xml:space="preserve">Поэлементные операции над многомерными массивами</w:t>
       </w:r>
     </w:p>
     <w:p>
@@ -172,62 +172,7 @@
         <w:pStyle w:val="FirstParagraph"/>
       </w:pPr>
       <w:r>
-        <w:t xml:space="preserve">Для различных операций, связанных с перебором индексируемых элементов структур данных, традиционно используются циклы while и for.</w:t>
-      </w:r>
-      <w:r>
-        <w:t xml:space="preserve"> </w:t>
-      </w:r>
-      <w:r>
-        <w:t xml:space="preserve">Синтаксис while</w:t>
-      </w:r>
-    </w:p>
-    <w:p>
-      <w:pPr>
-        <w:pStyle w:val="SourceCode"/>
-      </w:pPr>
-      <w:r>
-        <w:rPr>
-          <w:rStyle w:val="VerbatimChar"/>
-        </w:rPr>
-        <w:t xml:space="preserve">while &lt;условие&gt;</w:t>
-      </w:r>
-      <w:r>
-        <w:br/>
-      </w:r>
-      <w:r>
-        <w:rPr>
-          <w:rStyle w:val="VerbatimChar"/>
-        </w:rPr>
-        <w:t xml:space="preserve">    &lt;тело цикла&gt;</w:t>
-      </w:r>
-      <w:r>
-        <w:br/>
-      </w:r>
-      <w:r>
-        <w:rPr>
-          <w:rStyle w:val="VerbatimChar"/>
-        </w:rPr>
-        <w:t xml:space="preserve">end</w:t>
-      </w:r>
-    </w:p>
-    <w:p>
-      <w:pPr>
-        <w:pStyle w:val="FirstParagraph"/>
-      </w:pPr>
-      <w:r>
-        <w:t xml:space="preserve">Например, while можно использовать для формирования элементов массива:</w:t>
-      </w:r>
-    </w:p>
-    <w:p>
-      <w:pPr>
-        <w:pStyle w:val="Compact"/>
-        <w:numPr>
-          <w:ilvl w:val="0"/>
-          <w:numId w:val="1001"/>
-        </w:numPr>
-      </w:pPr>
-      <w:r>
-        <w:t xml:space="preserve">Пока n&lt;10 прибавить к n единицу и распечатать значение:</w:t>
+        <w:t xml:space="preserve">Для матрицы 4 × 3 рассмотрим поэлементные операции сложения и произведения её элементов:</w:t>
       </w:r>
     </w:p>
     <w:bookmarkStart w:id="24" w:name="fig:001"/>
@@ -238,9 +183,9 @@
       <w:r>
         <w:drawing>
           <wp:inline>
-            <wp:extent cx="1457924" cy="2730411"/>
+            <wp:extent cx="5198651" cy="3817460"/>
             <wp:effectExtent b="0" l="0" r="0" t="0"/>
-            <wp:docPr descr="Рис. 1: Вывод чисел от 1 до 10 (цикл while)" title="" id="22" name="Picture"/>
+            <wp:docPr descr="Рис. 1: Поэлементные операции сложения и произведения" title="" id="22" name="Picture"/>
             <a:graphic>
               <a:graphicData uri="http://schemas.openxmlformats.org/drawingml/2006/picture">
                 <pic:pic>
@@ -259,7 +204,7 @@
                   <pic:spPr bwMode="auto">
                     <a:xfrm>
                       <a:off x="0" y="0"/>
-                      <a:ext cx="1457924" cy="2730411"/>
+                      <a:ext cx="5198651" cy="3817460"/>
                     </a:xfrm>
                     <a:prstGeom prst="rect">
                       <a:avLst/>
@@ -283,7 +228,7 @@
         <w:pStyle w:val="ImageCaption"/>
       </w:pPr>
       <w:r>
-        <w:t xml:space="preserve">Рис. 1: Вывод чисел от 1 до 10 (цикл while)</w:t>
+        <w:t xml:space="preserve">Рис. 1: Поэлементные операции сложения и произведения</w:t>
       </w:r>
     </w:p>
     <w:bookmarkEnd w:id="24"/>
@@ -292,13 +237,7 @@
         <w:pStyle w:val="BodyText"/>
       </w:pPr>
       <w:r>
-        <w:t xml:space="preserve">Другой пример демонстрирует использование while при работе со строковыми элементами массива, подставляя имя из массива в заданную строку приветствия и выводя</w:t>
-      </w:r>
-      <w:r>
-        <w:t xml:space="preserve"> </w:t>
-      </w:r>
-      <w:r>
-        <w:t xml:space="preserve">получившуюся конструкцию на экран:</w:t>
+        <w:t xml:space="preserve">Для работы со средними значениями можно воспользоваться возможностями пакета Statistics:</w:t>
       </w:r>
     </w:p>
     <w:bookmarkStart w:id="28" w:name="fig:002"/>
@@ -309,9 +248,9 @@
       <w:r>
         <w:drawing>
           <wp:inline>
-            <wp:extent cx="4495267" cy="2289197"/>
+            <wp:extent cx="5334000" cy="2006723"/>
             <wp:effectExtent b="0" l="0" r="0" t="0"/>
-            <wp:docPr descr="Рис. 2: Обращение к элементам массива (цикл while)" title="" id="26" name="Picture"/>
+            <wp:docPr descr="Рис. 2: Cредние значения" title="" id="26" name="Picture"/>
             <a:graphic>
               <a:graphicData uri="http://schemas.openxmlformats.org/drawingml/2006/picture">
                 <pic:pic>
@@ -330,7 +269,7 @@
                   <pic:spPr bwMode="auto">
                     <a:xfrm>
                       <a:off x="0" y="0"/>
-                      <a:ext cx="4495267" cy="2289197"/>
+                      <a:ext cx="5334000" cy="2006723"/>
                     </a:xfrm>
                     <a:prstGeom prst="rect">
                       <a:avLst/>
@@ -354,51 +293,27 @@
         <w:pStyle w:val="ImageCaption"/>
       </w:pPr>
       <w:r>
-        <w:t xml:space="preserve">Рис. 2: Обращение к элементам массива (цикл while)</w:t>
+        <w:t xml:space="preserve">Рис. 2: Cредние значения</w:t>
       </w:r>
     </w:p>
     <w:bookmarkEnd w:id="28"/>
-    <w:p>
-      <w:pPr>
-        <w:pStyle w:val="BodyText"/>
-      </w:pPr>
-      <w:r>
-        <w:t xml:space="preserve">Такие же результаты можно получить при использовании цикла for.</w:t>
-      </w:r>
-      <w:r>
-        <w:t xml:space="preserve"> </w:t>
-      </w:r>
-      <w:r>
-        <w:t xml:space="preserve">Синтаксис for</w:t>
-      </w:r>
-    </w:p>
-    <w:p>
-      <w:pPr>
-        <w:pStyle w:val="SourceCode"/>
+    <w:bookmarkEnd w:id="29"/>
+    <w:bookmarkStart w:id="58" w:name="Xe71a3b7cf23fde2857c4c69b12515f71438b9aa"/>
+    <w:p>
+      <w:pPr>
+        <w:pStyle w:val="Heading2"/>
       </w:pPr>
       <w:r>
         <w:rPr>
-          <w:rStyle w:val="VerbatimChar"/>
+          <w:rStyle w:val="SectionNumber"/>
         </w:rPr>
-        <w:t xml:space="preserve">for &lt;переменная&gt; in &lt;диапазон&gt;</w:t>
-      </w:r>
-      <w:r>
-        <w:br/>
-      </w:r>
-      <w:r>
-        <w:rPr>
-          <w:rStyle w:val="VerbatimChar"/>
-        </w:rPr>
-        <w:t xml:space="preserve">    &lt;тело цикла&gt;</w:t>
-      </w:r>
-      <w:r>
-        <w:br/>
-      </w:r>
-      <w:r>
-        <w:rPr>
-          <w:rStyle w:val="VerbatimChar"/>
-        </w:rPr>
-        <w:t xml:space="preserve">end</w:t>
+        <w:t xml:space="preserve">2.2</w:t>
+      </w:r>
+      <w:r>
+        <w:tab/>
+      </w:r>
+      <w:r>
+        <w:t xml:space="preserve">Транспонирование, след, ранг, определитель и инверсия матрицы</w:t>
       </w:r>
     </w:p>
     <w:p>
@@ -406,10 +321,10 @@
         <w:pStyle w:val="FirstParagraph"/>
       </w:pPr>
       <w:r>
-        <w:t xml:space="preserve">Рассмотренные выше примеры, но с использованием цикла for:</w:t>
-      </w:r>
-    </w:p>
-    <w:bookmarkStart w:id="32" w:name="fig:003"/>
+        <w:t xml:space="preserve">Для выполнения таких операций над матрицами, как транспонирование, диагонализация, определение следа, ранга, определителя матрицы и т.п. можно воспользоваться библиотекой (пакетом) LinearAlgebra:</w:t>
+      </w:r>
+    </w:p>
+    <w:bookmarkStart w:id="33" w:name="fig:003"/>
     <w:p>
       <w:pPr>
         <w:pStyle w:val="CaptionedFigure"/>
@@ -417,20 +332,20 @@
       <w:r>
         <w:drawing>
           <wp:inline>
-            <wp:extent cx="1745672" cy="1598601"/>
+            <wp:extent cx="5334000" cy="2055222"/>
             <wp:effectExtent b="0" l="0" r="0" t="0"/>
-            <wp:docPr descr="Рис. 3: Вывод чисел от 1 до 10 (цикл for)" title="" id="30" name="Picture"/>
+            <wp:docPr descr="Рис. 3: Создание массива и его транспонирование" title="" id="31" name="Picture"/>
             <a:graphic>
               <a:graphicData uri="http://schemas.openxmlformats.org/drawingml/2006/picture">
                 <pic:pic>
                   <pic:nvPicPr>
-                    <pic:cNvPr descr="../images/1.3.png" id="31" name="Picture"/>
+                    <pic:cNvPr descr="../images/2.1.png" id="32" name="Picture"/>
                     <pic:cNvPicPr>
                       <a:picLocks noChangeArrowheads="1" noChangeAspect="1"/>
                     </pic:cNvPicPr>
                   </pic:nvPicPr>
                   <pic:blipFill>
-                    <a:blip r:embed="rId29"/>
+                    <a:blip r:embed="rId30"/>
                     <a:stretch>
                       <a:fillRect/>
                     </a:stretch>
@@ -438,7 +353,7 @@
                   <pic:spPr bwMode="auto">
                     <a:xfrm>
                       <a:off x="0" y="0"/>
-                      <a:ext cx="1745672" cy="1598601"/>
+                      <a:ext cx="5334000" cy="2055222"/>
                     </a:xfrm>
                     <a:prstGeom prst="rect">
                       <a:avLst/>
@@ -462,11 +377,11 @@
         <w:pStyle w:val="ImageCaption"/>
       </w:pPr>
       <w:r>
-        <w:t xml:space="preserve">Рис. 3: Вывод чисел от 1 до 10 (цикл for)</w:t>
-      </w:r>
-    </w:p>
-    <w:bookmarkEnd w:id="32"/>
-    <w:bookmarkStart w:id="36" w:name="fig:004"/>
+        <w:t xml:space="preserve">Рис. 3: Создание массива и его транспонирование</w:t>
+      </w:r>
+    </w:p>
+    <w:bookmarkEnd w:id="33"/>
+    <w:bookmarkStart w:id="37" w:name="fig:004"/>
     <w:p>
       <w:pPr>
         <w:pStyle w:val="CaptionedFigure"/>
@@ -474,20 +389,20 @@
       <w:r>
         <w:drawing>
           <wp:inline>
-            <wp:extent cx="4469689" cy="1694517"/>
+            <wp:extent cx="3881404" cy="965555"/>
             <wp:effectExtent b="0" l="0" r="0" t="0"/>
-            <wp:docPr descr="Рис. 4: Обращение к элементам массива (цикл for)" title="" id="34" name="Picture"/>
+            <wp:docPr descr="Рис. 4: След матрицы" title="" id="35" name="Picture"/>
             <a:graphic>
               <a:graphicData uri="http://schemas.openxmlformats.org/drawingml/2006/picture">
                 <pic:pic>
                   <pic:nvPicPr>
-                    <pic:cNvPr descr="../images/1.4.png" id="35" name="Picture"/>
+                    <pic:cNvPr descr="../images/2.2.png" id="36" name="Picture"/>
                     <pic:cNvPicPr>
                       <a:picLocks noChangeArrowheads="1" noChangeAspect="1"/>
                     </pic:cNvPicPr>
                   </pic:nvPicPr>
                   <pic:blipFill>
-                    <a:blip r:embed="rId33"/>
+                    <a:blip r:embed="rId34"/>
                     <a:stretch>
                       <a:fillRect/>
                     </a:stretch>
@@ -495,7 +410,7 @@
                   <pic:spPr bwMode="auto">
                     <a:xfrm>
                       <a:off x="0" y="0"/>
-                      <a:ext cx="4469689" cy="1694517"/>
+                      <a:ext cx="3881404" cy="965555"/>
                     </a:xfrm>
                     <a:prstGeom prst="rect">
                       <a:avLst/>
@@ -519,31 +434,11 @@
         <w:pStyle w:val="ImageCaption"/>
       </w:pPr>
       <w:r>
-        <w:t xml:space="preserve">Рис. 4: Обращение к элементам массива (цикл for)</w:t>
-      </w:r>
-    </w:p>
-    <w:bookmarkEnd w:id="36"/>
-    <w:p>
-      <w:pPr>
-        <w:pStyle w:val="BodyText"/>
-      </w:pPr>
-      <w:r>
-        <w:t xml:space="preserve">Пример использования цикла for для создания двумерного массива, в котором значение каждой записи является суммой индексов строки и столбца:</w:t>
-      </w:r>
-    </w:p>
-    <w:p>
-      <w:pPr>
-        <w:pStyle w:val="Compact"/>
-        <w:numPr>
-          <w:ilvl w:val="0"/>
-          <w:numId w:val="1002"/>
-        </w:numPr>
-      </w:pPr>
-      <w:r>
-        <w:t xml:space="preserve">Инициализация массива m x n из нулей. Формирование массива, в котором значение каждой записи является суммой индексов строки и столбца:</w:t>
-      </w:r>
-    </w:p>
-    <w:bookmarkStart w:id="40" w:name="fig:005"/>
+        <w:t xml:space="preserve">Рис. 4: След матрицы</w:t>
+      </w:r>
+    </w:p>
+    <w:bookmarkEnd w:id="37"/>
+    <w:bookmarkStart w:id="41" w:name="fig:005"/>
     <w:p>
       <w:pPr>
         <w:pStyle w:val="CaptionedFigure"/>
@@ -551,20 +446,20 @@
       <w:r>
         <w:drawing>
           <wp:inline>
-            <wp:extent cx="2071787" cy="2724016"/>
+            <wp:extent cx="3766304" cy="1675334"/>
             <wp:effectExtent b="0" l="0" r="0" t="0"/>
-            <wp:docPr descr="Рис. 5: Использование цикла для создания массива" title="" id="38" name="Picture"/>
+            <wp:docPr descr="Рис. 5: Извлечение диагональных элементов как массив" title="" id="39" name="Picture"/>
             <a:graphic>
               <a:graphicData uri="http://schemas.openxmlformats.org/drawingml/2006/picture">
                 <pic:pic>
                   <pic:nvPicPr>
-                    <pic:cNvPr descr="../images/1.5.png" id="39" name="Picture"/>
+                    <pic:cNvPr descr="../images/2.3.png" id="40" name="Picture"/>
                     <pic:cNvPicPr>
                       <a:picLocks noChangeArrowheads="1" noChangeAspect="1"/>
                     </pic:cNvPicPr>
                   </pic:nvPicPr>
                   <pic:blipFill>
-                    <a:blip r:embed="rId37"/>
+                    <a:blip r:embed="rId38"/>
                     <a:stretch>
                       <a:fillRect/>
                     </a:stretch>
@@ -572,7 +467,7 @@
                   <pic:spPr bwMode="auto">
                     <a:xfrm>
                       <a:off x="0" y="0"/>
-                      <a:ext cx="2071787" cy="2724016"/>
+                      <a:ext cx="3766304" cy="1675334"/>
                     </a:xfrm>
                     <a:prstGeom prst="rect">
                       <a:avLst/>
@@ -596,19 +491,11 @@
         <w:pStyle w:val="ImageCaption"/>
       </w:pPr>
       <w:r>
-        <w:t xml:space="preserve">Рис. 5: Использование цикла для создания массива</w:t>
-      </w:r>
-    </w:p>
-    <w:bookmarkEnd w:id="40"/>
-    <w:p>
-      <w:pPr>
-        <w:pStyle w:val="BodyText"/>
-      </w:pPr>
-      <w:r>
-        <w:t xml:space="preserve">Другая реализация этого же примера:</w:t>
-      </w:r>
-    </w:p>
-    <w:bookmarkStart w:id="44" w:name="fig:006"/>
+        <w:t xml:space="preserve">Рис. 5: Извлечение диагональных элементов как массив</w:t>
+      </w:r>
+    </w:p>
+    <w:bookmarkEnd w:id="41"/>
+    <w:bookmarkStart w:id="45" w:name="fig:006"/>
     <w:p>
       <w:pPr>
         <w:pStyle w:val="CaptionedFigure"/>
@@ -616,20 +503,20 @@
       <w:r>
         <w:drawing>
           <wp:inline>
-            <wp:extent cx="2839116" cy="2519395"/>
+            <wp:extent cx="1656151" cy="939977"/>
             <wp:effectExtent b="0" l="0" r="0" t="0"/>
-            <wp:docPr descr="Рис. 6: Другая реализация предыдущего примера" title="" id="42" name="Picture"/>
+            <wp:docPr descr="Рис. 6: Ранг матрицы" title="" id="43" name="Picture"/>
             <a:graphic>
               <a:graphicData uri="http://schemas.openxmlformats.org/drawingml/2006/picture">
                 <pic:pic>
                   <pic:nvPicPr>
-                    <pic:cNvPr descr="../images/1.6.png" id="43" name="Picture"/>
+                    <pic:cNvPr descr="../images/2.4.png" id="44" name="Picture"/>
                     <pic:cNvPicPr>
                       <a:picLocks noChangeArrowheads="1" noChangeAspect="1"/>
                     </pic:cNvPicPr>
                   </pic:nvPicPr>
                   <pic:blipFill>
-                    <a:blip r:embed="rId41"/>
+                    <a:blip r:embed="rId42"/>
                     <a:stretch>
                       <a:fillRect/>
                     </a:stretch>
@@ -637,7 +524,7 @@
                   <pic:spPr bwMode="auto">
                     <a:xfrm>
                       <a:off x="0" y="0"/>
-                      <a:ext cx="2839116" cy="2519395"/>
+                      <a:ext cx="1656151" cy="939977"/>
                     </a:xfrm>
                     <a:prstGeom prst="rect">
                       <a:avLst/>
@@ -661,140 +548,10 @@
         <w:pStyle w:val="ImageCaption"/>
       </w:pPr>
       <w:r>
-        <w:t xml:space="preserve">Рис. 6: Другая реализация предыдущего примера</w:t>
-      </w:r>
-    </w:p>
-    <w:bookmarkEnd w:id="44"/>
+        <w:t xml:space="preserve">Рис. 6: Ранг матрицы</w:t>
+      </w:r>
+    </w:p>
     <w:bookmarkEnd w:id="45"/>
-    <w:bookmarkStart w:id="54" w:name="условные-выражения"/>
-    <w:p>
-      <w:pPr>
-        <w:pStyle w:val="Heading2"/>
-      </w:pPr>
-      <w:r>
-        <w:rPr>
-          <w:rStyle w:val="SectionNumber"/>
-        </w:rPr>
-        <w:t xml:space="preserve">2.2</w:t>
-      </w:r>
-      <w:r>
-        <w:tab/>
-      </w:r>
-      <w:r>
-        <w:t xml:space="preserve">Условные выражения</w:t>
-      </w:r>
-    </w:p>
-    <w:p>
-      <w:pPr>
-        <w:pStyle w:val="FirstParagraph"/>
-      </w:pPr>
-      <w:r>
-        <w:t xml:space="preserve">Довольно часто при решении задач требуется проверить выполнение тех или иных условий. Для этого используют условные выражения.</w:t>
-      </w:r>
-      <w:r>
-        <w:t xml:space="preserve"> </w:t>
-      </w:r>
-      <w:r>
-        <w:t xml:space="preserve">Синтаксис условных выражений с ключевым словом:</w:t>
-      </w:r>
-    </w:p>
-    <w:p>
-      <w:pPr>
-        <w:pStyle w:val="SourceCode"/>
-      </w:pPr>
-      <w:r>
-        <w:rPr>
-          <w:rStyle w:val="VerbatimChar"/>
-        </w:rPr>
-        <w:t xml:space="preserve">if &lt;условие 1&gt;</w:t>
-      </w:r>
-      <w:r>
-        <w:br/>
-      </w:r>
-      <w:r>
-        <w:rPr>
-          <w:rStyle w:val="VerbatimChar"/>
-        </w:rPr>
-        <w:t xml:space="preserve">    &lt;действие 1&gt;</w:t>
-      </w:r>
-      <w:r>
-        <w:br/>
-      </w:r>
-      <w:r>
-        <w:rPr>
-          <w:rStyle w:val="VerbatimChar"/>
-        </w:rPr>
-        <w:t xml:space="preserve">elseif &lt;условие 2&gt;</w:t>
-      </w:r>
-      <w:r>
-        <w:br/>
-      </w:r>
-      <w:r>
-        <w:rPr>
-          <w:rStyle w:val="VerbatimChar"/>
-        </w:rPr>
-        <w:t xml:space="preserve">    &lt;действие 2&gt;</w:t>
-      </w:r>
-      <w:r>
-        <w:br/>
-      </w:r>
-      <w:r>
-        <w:rPr>
-          <w:rStyle w:val="VerbatimChar"/>
-        </w:rPr>
-        <w:t xml:space="preserve">else</w:t>
-      </w:r>
-      <w:r>
-        <w:br/>
-      </w:r>
-      <w:r>
-        <w:rPr>
-          <w:rStyle w:val="VerbatimChar"/>
-        </w:rPr>
-        <w:t xml:space="preserve">    &lt;действие 3&gt;</w:t>
-      </w:r>
-      <w:r>
-        <w:br/>
-      </w:r>
-      <w:r>
-        <w:rPr>
-          <w:rStyle w:val="VerbatimChar"/>
-        </w:rPr>
-        <w:t xml:space="preserve">end</w:t>
-      </w:r>
-    </w:p>
-    <w:p>
-      <w:pPr>
-        <w:pStyle w:val="FirstParagraph"/>
-      </w:pPr>
-      <w:r>
-        <w:t xml:space="preserve">Например, пусть для заданного числа 𝑁 требуется вывести слово «Fizz», если 𝑁 делится на 3, «Buzz», если 𝑁 делится на 5, и «FizzBuzz», если 𝑁 делится на 3 и 5. Используем</w:t>
-      </w:r>
-      <w:r>
-        <w:t xml:space="preserve"> </w:t>
-      </w:r>
-      <w:r>
-        <w:rPr>
-          <w:rStyle w:val="VerbatimChar"/>
-        </w:rPr>
-        <w:t xml:space="preserve">&amp;&amp;</w:t>
-      </w:r>
-      <w:r>
-        <w:t xml:space="preserve"> </w:t>
-      </w:r>
-      <w:r>
-        <w:t xml:space="preserve">для реализации операции</w:t>
-      </w:r>
-      <w:r>
-        <w:t xml:space="preserve"> </w:t>
-      </w:r>
-      <w:r>
-        <w:t xml:space="preserve">“AND”</w:t>
-      </w:r>
-      <w:r>
-        <w:t xml:space="preserve">. Операция % вычисляет остаток от деления:</w:t>
-      </w:r>
-    </w:p>
     <w:bookmarkStart w:id="49" w:name="fig:007"/>
     <w:p>
       <w:pPr>
@@ -803,14 +560,14 @@
       <w:r>
         <w:drawing>
           <wp:inline>
-            <wp:extent cx="2781566" cy="2596128"/>
+            <wp:extent cx="4073236" cy="1675334"/>
             <wp:effectExtent b="0" l="0" r="0" t="0"/>
-            <wp:docPr descr="Рис. 7: Пример исп. условных выражений" title="" id="47" name="Picture"/>
+            <wp:docPr descr="Рис. 7: Инверсия матрицы" title="" id="47" name="Picture"/>
             <a:graphic>
               <a:graphicData uri="http://schemas.openxmlformats.org/drawingml/2006/picture">
                 <pic:pic>
                   <pic:nvPicPr>
-                    <pic:cNvPr descr="../images/2.1.png" id="48" name="Picture"/>
+                    <pic:cNvPr descr="../images/2.5.png" id="48" name="Picture"/>
                     <pic:cNvPicPr>
                       <a:picLocks noChangeArrowheads="1" noChangeAspect="1"/>
                     </pic:cNvPicPr>
@@ -824,7 +581,7 @@
                   <pic:spPr bwMode="auto">
                     <a:xfrm>
                       <a:off x="0" y="0"/>
-                      <a:ext cx="2781566" cy="2596128"/>
+                      <a:ext cx="4073236" cy="1675334"/>
                     </a:xfrm>
                     <a:prstGeom prst="rect">
                       <a:avLst/>
@@ -848,100 +605,10 @@
         <w:pStyle w:val="ImageCaption"/>
       </w:pPr>
       <w:r>
-        <w:t xml:space="preserve">Рис. 7: Пример исп. условных выражений</w:t>
+        <w:t xml:space="preserve">Рис. 7: Инверсия матрицы</w:t>
       </w:r>
     </w:p>
     <w:bookmarkEnd w:id="49"/>
-    <w:p>
-      <w:pPr>
-        <w:pStyle w:val="BodyText"/>
-      </w:pPr>
-      <w:r>
-        <w:t xml:space="preserve">Синтаксис условных выражений с тернарными операторами:</w:t>
-      </w:r>
-    </w:p>
-    <w:p>
-      <w:pPr>
-        <w:pStyle w:val="BodyText"/>
-      </w:pPr>
-      <w:r>
-        <w:rPr>
-          <w:rStyle w:val="VerbatimChar"/>
-        </w:rPr>
-        <w:t xml:space="preserve">a ? b : c</w:t>
-      </w:r>
-    </w:p>
-    <w:p>
-      <w:pPr>
-        <w:pStyle w:val="BodyText"/>
-      </w:pPr>
-      <w:r>
-        <w:t xml:space="preserve">(если выполнено a, то выполнить b, если нет, то c).</w:t>
-      </w:r>
-    </w:p>
-    <w:p>
-      <w:pPr>
-        <w:pStyle w:val="BodyText"/>
-      </w:pPr>
-      <w:r>
-        <w:t xml:space="preserve">Такая запись эквивалентна записи условного выражения с ключевым словом:</w:t>
-      </w:r>
-    </w:p>
-    <w:p>
-      <w:pPr>
-        <w:pStyle w:val="SourceCode"/>
-      </w:pPr>
-      <w:r>
-        <w:rPr>
-          <w:rStyle w:val="VerbatimChar"/>
-        </w:rPr>
-        <w:t xml:space="preserve">if a</w:t>
-      </w:r>
-      <w:r>
-        <w:br/>
-      </w:r>
-      <w:r>
-        <w:rPr>
-          <w:rStyle w:val="VerbatimChar"/>
-        </w:rPr>
-        <w:t xml:space="preserve">    b</w:t>
-      </w:r>
-      <w:r>
-        <w:br/>
-      </w:r>
-      <w:r>
-        <w:rPr>
-          <w:rStyle w:val="VerbatimChar"/>
-        </w:rPr>
-        <w:t xml:space="preserve">else</w:t>
-      </w:r>
-      <w:r>
-        <w:br/>
-      </w:r>
-      <w:r>
-        <w:rPr>
-          <w:rStyle w:val="VerbatimChar"/>
-        </w:rPr>
-        <w:t xml:space="preserve">    c</w:t>
-      </w:r>
-      <w:r>
-        <w:br/>
-      </w:r>
-      <w:r>
-        <w:rPr>
-          <w:rStyle w:val="VerbatimChar"/>
-        </w:rPr>
-        <w:t xml:space="preserve">end</w:t>
-      </w:r>
-    </w:p>
-    <w:p>
-      <w:pPr>
-        <w:pStyle w:val="FirstParagraph"/>
-      </w:pPr>
-      <w:r>
-        <w:t xml:space="preserve">Пример использования тернарного оператора:</w:t>
-      </w:r>
-    </w:p>
     <w:bookmarkStart w:id="53" w:name="fig:008"/>
     <w:p>
       <w:pPr>
@@ -950,14 +617,14 @@
       <w:r>
         <w:drawing>
           <wp:inline>
-            <wp:extent cx="1790433" cy="965555"/>
+            <wp:extent cx="2301986" cy="812089"/>
             <wp:effectExtent b="0" l="0" r="0" t="0"/>
-            <wp:docPr descr="Рис. 8: Пример исп. тернарного оператора" title="" id="51" name="Picture"/>
+            <wp:docPr descr="Рис. 8: Определитель матрицы" title="" id="51" name="Picture"/>
             <a:graphic>
               <a:graphicData uri="http://schemas.openxmlformats.org/drawingml/2006/picture">
                 <pic:pic>
                   <pic:nvPicPr>
-                    <pic:cNvPr descr="../images/2.2.png" id="52" name="Picture"/>
+                    <pic:cNvPr descr="../images/2.6.png" id="52" name="Picture"/>
                     <pic:cNvPicPr>
                       <a:picLocks noChangeArrowheads="1" noChangeAspect="1"/>
                     </pic:cNvPicPr>
@@ -971,7 +638,7 @@
                   <pic:spPr bwMode="auto">
                     <a:xfrm>
                       <a:off x="0" y="0"/>
-                      <a:ext cx="1790433" cy="965555"/>
+                      <a:ext cx="2301986" cy="812089"/>
                     </a:xfrm>
                     <a:prstGeom prst="rect">
                       <a:avLst/>
@@ -995,38 +662,11 @@
         <w:pStyle w:val="ImageCaption"/>
       </w:pPr>
       <w:r>
-        <w:t xml:space="preserve">Рис. 8: Пример исп. тернарного оператора</w:t>
+        <w:t xml:space="preserve">Рис. 8: Определитель матрицы</w:t>
       </w:r>
     </w:p>
     <w:bookmarkEnd w:id="53"/>
-    <w:bookmarkEnd w:id="54"/>
-    <w:bookmarkStart w:id="103" w:name="функции"/>
-    <w:p>
-      <w:pPr>
-        <w:pStyle w:val="Heading2"/>
-      </w:pPr>
-      <w:r>
-        <w:rPr>
-          <w:rStyle w:val="SectionNumber"/>
-        </w:rPr>
-        <w:t xml:space="preserve">2.3</w:t>
-      </w:r>
-      <w:r>
-        <w:tab/>
-      </w:r>
-      <w:r>
-        <w:t xml:space="preserve">Функции</w:t>
-      </w:r>
-    </w:p>
-    <w:p>
-      <w:pPr>
-        <w:pStyle w:val="FirstParagraph"/>
-      </w:pPr>
-      <w:r>
-        <w:t xml:space="preserve">Julia дает нам несколько разных способов написать функцию. Первый требует ключевых слов function и end:</w:t>
-      </w:r>
-    </w:p>
-    <w:bookmarkStart w:id="58" w:name="fig:009"/>
+    <w:bookmarkStart w:id="57" w:name="fig:009"/>
     <w:p>
       <w:pPr>
         <w:pStyle w:val="CaptionedFigure"/>
@@ -1034,20 +674,20 @@
       <w:r>
         <w:drawing>
           <wp:inline>
-            <wp:extent cx="3555289" cy="1016710"/>
+            <wp:extent cx="3977320" cy="1368402"/>
             <wp:effectExtent b="0" l="0" r="0" t="0"/>
-            <wp:docPr descr="Рис. 9: Пример функции" title="" id="56" name="Picture"/>
+            <wp:docPr descr="Рис. 9: Псевдобратная функция для прямоугольных матриц" title="" id="55" name="Picture"/>
             <a:graphic>
               <a:graphicData uri="http://schemas.openxmlformats.org/drawingml/2006/picture">
                 <pic:pic>
                   <pic:nvPicPr>
-                    <pic:cNvPr descr="../images/3.1.png" id="57" name="Picture"/>
+                    <pic:cNvPr descr="../images/2.7.png" id="56" name="Picture"/>
                     <pic:cNvPicPr>
                       <a:picLocks noChangeArrowheads="1" noChangeAspect="1"/>
                     </pic:cNvPicPr>
                   </pic:nvPicPr>
                   <pic:blipFill>
-                    <a:blip r:embed="rId55"/>
+                    <a:blip r:embed="rId54"/>
                     <a:stretch>
                       <a:fillRect/>
                     </a:stretch>
@@ -1055,7 +695,7 @@
                   <pic:spPr bwMode="auto">
                     <a:xfrm>
                       <a:off x="0" y="0"/>
-                      <a:ext cx="3555289" cy="1016710"/>
+                      <a:ext cx="3977320" cy="1368402"/>
                     </a:xfrm>
                     <a:prstGeom prst="rect">
                       <a:avLst/>
@@ -1079,21 +719,311 @@
         <w:pStyle w:val="ImageCaption"/>
       </w:pPr>
       <w:r>
-        <w:t xml:space="preserve">Рис. 9: Пример функции</w:t>
-      </w:r>
-    </w:p>
+        <w:t xml:space="preserve">Рис. 9: Псевдобратная функция для прямоугольных матриц</w:t>
+      </w:r>
+    </w:p>
+    <w:bookmarkEnd w:id="57"/>
     <w:bookmarkEnd w:id="58"/>
-    <w:p>
-      <w:pPr>
-        <w:pStyle w:val="Compact"/>
-        <w:numPr>
-          <w:ilvl w:val="0"/>
-          <w:numId w:val="1003"/>
-        </w:numPr>
-      </w:pPr>
-      <w:r>
-        <w:t xml:space="preserve">функция возведения в квадрат:</w:t>
-      </w:r>
+    <w:bookmarkStart w:id="83" w:name="Xd91d5cc23a5b4c7dd0e00c3f37738f394a8e13e"/>
+    <w:p>
+      <w:pPr>
+        <w:pStyle w:val="Heading2"/>
+      </w:pPr>
+      <w:r>
+        <w:rPr>
+          <w:rStyle w:val="SectionNumber"/>
+        </w:rPr>
+        <w:t xml:space="preserve">2.3</w:t>
+      </w:r>
+      <w:r>
+        <w:tab/>
+      </w:r>
+      <w:r>
+        <w:t xml:space="preserve">Вычисление нормы векторов и матриц, повороты, вращения</w:t>
+      </w:r>
+    </w:p>
+    <w:p>
+      <w:pPr>
+        <w:pStyle w:val="FirstParagraph"/>
+      </w:pPr>
+      <w:r>
+        <w:t xml:space="preserve">Для вычисления нормы используется LinearAlgebra.norm(x).</w:t>
+      </w:r>
+    </w:p>
+    <w:p>
+      <w:pPr>
+        <w:pStyle w:val="BodyText"/>
+      </w:pPr>
+      <w:r>
+        <w:t xml:space="preserve">Евклидова норма:</w:t>
+      </w:r>
+    </w:p>
+    <w:p>
+      <w:pPr>
+        <w:pStyle w:val="BodyText"/>
+      </w:pPr>
+      <m:oMath>
+        <m:r>
+          <m:rPr>
+            <m:sty m:val="p"/>
+          </m:rPr>
+          <m:t>∥</m:t>
+        </m:r>
+        <m:acc>
+          <m:accPr>
+            <m:chr m:val="⃗"/>
+          </m:accPr>
+          <m:e>
+            <m:r>
+              <m:t>X</m:t>
+            </m:r>
+          </m:e>
+        </m:acc>
+        <m:sSub>
+          <m:e>
+            <m:r>
+              <m:rPr>
+                <m:sty m:val="p"/>
+              </m:rPr>
+              <m:t>∥</m:t>
+            </m:r>
+          </m:e>
+          <m:sub>
+            <m:r>
+              <m:t>2</m:t>
+            </m:r>
+          </m:sub>
+        </m:sSub>
+        <m:r>
+          <m:rPr>
+            <m:sty m:val="p"/>
+          </m:rPr>
+          <m:t>=</m:t>
+        </m:r>
+        <m:rad>
+          <m:radPr>
+            <m:degHide m:val="on"/>
+          </m:radPr>
+          <m:deg/>
+          <m:e>
+            <m:sSubSup>
+              <m:e>
+                <m:r>
+                  <m:t>x</m:t>
+                </m:r>
+              </m:e>
+              <m:sub>
+                <m:r>
+                  <m:t>1</m:t>
+                </m:r>
+              </m:sub>
+              <m:sup>
+                <m:r>
+                  <m:t>2</m:t>
+                </m:r>
+              </m:sup>
+            </m:sSubSup>
+            <m:r>
+              <m:rPr>
+                <m:sty m:val="p"/>
+              </m:rPr>
+              <m:t>+</m:t>
+            </m:r>
+            <m:sSubSup>
+              <m:e>
+                <m:r>
+                  <m:t>x</m:t>
+                </m:r>
+              </m:e>
+              <m:sub>
+                <m:r>
+                  <m:t>2</m:t>
+                </m:r>
+              </m:sub>
+              <m:sup>
+                <m:r>
+                  <m:t>2</m:t>
+                </m:r>
+              </m:sup>
+            </m:sSubSup>
+            <m:r>
+              <m:rPr>
+                <m:sty m:val="p"/>
+              </m:rPr>
+              <m:t>+</m:t>
+            </m:r>
+            <m:r>
+              <m:rPr>
+                <m:sty m:val="p"/>
+              </m:rPr>
+              <m:t>…</m:t>
+            </m:r>
+            <m:r>
+              <m:rPr>
+                <m:sty m:val="p"/>
+              </m:rPr>
+              <m:t>+</m:t>
+            </m:r>
+            <m:sSubSup>
+              <m:e>
+                <m:r>
+                  <m:t>x</m:t>
+                </m:r>
+              </m:e>
+              <m:sub>
+                <m:r>
+                  <m:t>n</m:t>
+                </m:r>
+              </m:sub>
+              <m:sup>
+                <m:r>
+                  <m:t>2</m:t>
+                </m:r>
+              </m:sup>
+            </m:sSubSup>
+          </m:e>
+        </m:rad>
+      </m:oMath>
+    </w:p>
+    <w:p>
+      <w:pPr>
+        <w:pStyle w:val="BodyText"/>
+      </w:pPr>
+      <w:r>
+        <w:t xml:space="preserve">p-норма:</w:t>
+      </w:r>
+    </w:p>
+    <w:p>
+      <w:pPr>
+        <w:pStyle w:val="BodyText"/>
+      </w:pPr>
+      <m:oMath>
+        <m:r>
+          <m:rPr>
+            <m:sty m:val="p"/>
+          </m:rPr>
+          <m:t>∥</m:t>
+        </m:r>
+        <m:acc>
+          <m:accPr>
+            <m:chr m:val="⃗"/>
+          </m:accPr>
+          <m:e>
+            <m:r>
+              <m:t>A</m:t>
+            </m:r>
+          </m:e>
+        </m:acc>
+        <m:sSub>
+          <m:e>
+            <m:r>
+              <m:rPr>
+                <m:sty m:val="p"/>
+              </m:rPr>
+              <m:t>∥</m:t>
+            </m:r>
+          </m:e>
+          <m:sub>
+            <m:r>
+              <m:t>p</m:t>
+            </m:r>
+          </m:sub>
+        </m:sSub>
+        <m:r>
+          <m:rPr>
+            <m:sty m:val="p"/>
+          </m:rPr>
+          <m:t>=</m:t>
+        </m:r>
+        <m:sSup>
+          <m:e>
+            <m:d>
+              <m:dPr>
+                <m:begChr m:val="("/>
+                <m:endChr m:val=")"/>
+                <m:sepChr m:val=""/>
+                <m:grow/>
+              </m:dPr>
+              <m:e>
+                <m:nary>
+                  <m:naryPr>
+                    <m:chr m:val="∑"/>
+                    <m:limLoc m:val="undOvr"/>
+                    <m:subHide m:val="off"/>
+                    <m:supHide m:val="off"/>
+                  </m:naryPr>
+                  <m:sub>
+                    <m:r>
+                      <m:t>i</m:t>
+                    </m:r>
+                    <m:r>
+                      <m:rPr>
+                        <m:sty m:val="p"/>
+                      </m:rPr>
+                      <m:t>=</m:t>
+                    </m:r>
+                    <m:r>
+                      <m:t>1</m:t>
+                    </m:r>
+                  </m:sub>
+                  <m:sup>
+                    <m:r>
+                      <m:t>n</m:t>
+                    </m:r>
+                  </m:sup>
+                  <m:e>
+                    <m:sSup>
+                      <m:e>
+                        <m:d>
+                          <m:dPr>
+                            <m:begChr m:val="|"/>
+                            <m:endChr m:val="|"/>
+                            <m:sepChr m:val=""/>
+                            <m:grow/>
+                          </m:dPr>
+                          <m:e>
+                            <m:sSub>
+                              <m:e>
+                                <m:r>
+                                  <m:t>a</m:t>
+                                </m:r>
+                              </m:e>
+                              <m:sub>
+                                <m:r>
+                                  <m:t>i</m:t>
+                                </m:r>
+                              </m:sub>
+                            </m:sSub>
+                          </m:e>
+                        </m:d>
+                      </m:e>
+                      <m:sup>
+                        <m:r>
+                          <m:t>p</m:t>
+                        </m:r>
+                      </m:sup>
+                    </m:sSup>
+                  </m:e>
+                </m:nary>
+              </m:e>
+            </m:d>
+          </m:e>
+          <m:sup>
+            <m:r>
+              <m:t>1</m:t>
+            </m:r>
+            <m:r>
+              <m:rPr>
+                <m:sty m:val="p"/>
+              </m:rPr>
+              <m:t>/</m:t>
+            </m:r>
+            <m:r>
+              <m:t>p</m:t>
+            </m:r>
+          </m:sup>
+        </m:sSup>
+      </m:oMath>
     </w:p>
     <w:bookmarkStart w:id="62" w:name="fig:010"/>
     <w:p>
@@ -1103,14 +1033,14 @@
       <w:r>
         <w:drawing>
           <wp:inline>
-            <wp:extent cx="3107681" cy="1023104"/>
+            <wp:extent cx="4552816" cy="2685650"/>
             <wp:effectExtent b="0" l="0" r="0" t="0"/>
-            <wp:docPr descr="Рис. 10: Функция возведения в квадрат" title="" id="60" name="Picture"/>
+            <wp:docPr descr="Рис. 10: Евклидова и p- нормы; Евклидово расстояние" title="" id="60" name="Picture"/>
             <a:graphic>
               <a:graphicData uri="http://schemas.openxmlformats.org/drawingml/2006/picture">
                 <pic:pic>
                   <pic:nvPicPr>
-                    <pic:cNvPr descr="../images/3.2.png" id="61" name="Picture"/>
+                    <pic:cNvPr descr="../images/3.1.png" id="61" name="Picture"/>
                     <pic:cNvPicPr>
                       <a:picLocks noChangeArrowheads="1" noChangeAspect="1"/>
                     </pic:cNvPicPr>
@@ -1124,7 +1054,7 @@
                   <pic:spPr bwMode="auto">
                     <a:xfrm>
                       <a:off x="0" y="0"/>
-                      <a:ext cx="3107681" cy="1023104"/>
+                      <a:ext cx="4552816" cy="2685650"/>
                     </a:xfrm>
                     <a:prstGeom prst="rect">
                       <a:avLst/>
@@ -1148,18 +1078,10 @@
         <w:pStyle w:val="ImageCaption"/>
       </w:pPr>
       <w:r>
-        <w:t xml:space="preserve">Рис. 10: Функция возведения в квадрат</w:t>
+        <w:t xml:space="preserve">Рис. 10: Евклидова и p- нормы; Евклидово расстояние</w:t>
       </w:r>
     </w:p>
     <w:bookmarkEnd w:id="62"/>
-    <w:p>
-      <w:pPr>
-        <w:pStyle w:val="BodyText"/>
-      </w:pPr>
-      <w:r>
-        <w:t xml:space="preserve">Вызов функции осуществляется по её имени с указанием аргументов, например:</w:t>
-      </w:r>
-    </w:p>
     <w:bookmarkStart w:id="66" w:name="fig:011"/>
     <w:p>
       <w:pPr>
@@ -1168,14 +1090,14 @@
       <w:r>
         <w:drawing>
           <wp:inline>
-            <wp:extent cx="2845510" cy="1016710"/>
+            <wp:extent cx="5334000" cy="1156705"/>
             <wp:effectExtent b="0" l="0" r="0" t="0"/>
-            <wp:docPr descr="Рис. 11: Примеры вызовов функций" title="" id="64" name="Picture"/>
+            <wp:docPr descr="Рис. 11: Проверка по баз. опред. и угол между векторами" title="" id="64" name="Picture"/>
             <a:graphic>
               <a:graphicData uri="http://schemas.openxmlformats.org/drawingml/2006/picture">
                 <pic:pic>
                   <pic:nvPicPr>
-                    <pic:cNvPr descr="../images/3.3.png" id="65" name="Picture"/>
+                    <pic:cNvPr descr="../images/3.2.png" id="65" name="Picture"/>
                     <pic:cNvPicPr>
                       <a:picLocks noChangeArrowheads="1" noChangeAspect="1"/>
                     </pic:cNvPicPr>
@@ -1189,7 +1111,7 @@
                   <pic:spPr bwMode="auto">
                     <a:xfrm>
                       <a:off x="0" y="0"/>
-                      <a:ext cx="2845510" cy="1016710"/>
+                      <a:ext cx="5334000" cy="1156705"/>
                     </a:xfrm>
                     <a:prstGeom prst="rect">
                       <a:avLst/>
@@ -1213,7 +1135,7 @@
         <w:pStyle w:val="ImageCaption"/>
       </w:pPr>
       <w:r>
-        <w:t xml:space="preserve">Рис. 11: Примеры вызовов функций</w:t>
+        <w:t xml:space="preserve">Рис. 11: Проверка по баз. опред. и угол между векторами</w:t>
       </w:r>
     </w:p>
     <w:bookmarkEnd w:id="66"/>
@@ -1222,7 +1144,7 @@
         <w:pStyle w:val="BodyText"/>
       </w:pPr>
       <w:r>
-        <w:t xml:space="preserve">В качестве альтернативы, можно объявить любую из выше определённых функций в одной строке:</w:t>
+        <w:t xml:space="preserve">Вычисление нормы для двумерной матрицы:</w:t>
       </w:r>
     </w:p>
     <w:bookmarkStart w:id="70" w:name="fig:012"/>
@@ -1233,14 +1155,14 @@
       <w:r>
         <w:drawing>
           <wp:inline>
-            <wp:extent cx="4687099" cy="441213"/>
+            <wp:extent cx="3382640" cy="1847983"/>
             <wp:effectExtent b="0" l="0" r="0" t="0"/>
-            <wp:docPr descr="Рис. 12: Пример однострочных функций" title="" id="68" name="Picture"/>
+            <wp:docPr descr="Рис. 12: Евклидова и и p- нормы для 2мерной матрицы" title="" id="68" name="Picture"/>
             <a:graphic>
               <a:graphicData uri="http://schemas.openxmlformats.org/drawingml/2006/picture">
                 <pic:pic>
                   <pic:nvPicPr>
-                    <pic:cNvPr descr="../images/3.4.png" id="69" name="Picture"/>
+                    <pic:cNvPr descr="../images/3.3.png" id="69" name="Picture"/>
                     <pic:cNvPicPr>
                       <a:picLocks noChangeArrowheads="1" noChangeAspect="1"/>
                     </pic:cNvPicPr>
@@ -1254,7 +1176,7 @@
                   <pic:spPr bwMode="auto">
                     <a:xfrm>
                       <a:off x="0" y="0"/>
-                      <a:ext cx="4687099" cy="441213"/>
+                      <a:ext cx="3382640" cy="1847983"/>
                     </a:xfrm>
                     <a:prstGeom prst="rect">
                       <a:avLst/>
@@ -1278,18 +1200,10 @@
         <w:pStyle w:val="ImageCaption"/>
       </w:pPr>
       <w:r>
-        <w:t xml:space="preserve">Рис. 12: Пример однострочных функций</w:t>
+        <w:t xml:space="preserve">Рис. 12: Евклидова и и p- нормы для 2мерной матрицы</w:t>
       </w:r>
     </w:p>
     <w:bookmarkEnd w:id="70"/>
-    <w:p>
-      <w:pPr>
-        <w:pStyle w:val="BodyText"/>
-      </w:pPr>
-      <w:r>
-        <w:t xml:space="preserve">Наконец, можно объявить выше определённые функции как «анонимные»:</w:t>
-      </w:r>
-    </w:p>
     <w:bookmarkStart w:id="74" w:name="fig:013"/>
     <w:p>
       <w:pPr>
@@ -1298,14 +1212,14 @@
       <w:r>
         <w:drawing>
           <wp:inline>
-            <wp:extent cx="4687099" cy="696990"/>
+            <wp:extent cx="2340352" cy="1310853"/>
             <wp:effectExtent b="0" l="0" r="0" t="0"/>
-            <wp:docPr descr="Рис. 13: Пример анонимных функций" title="" id="72" name="Picture"/>
+            <wp:docPr descr="Рис. 13: Поворот на 180 градусов" title="" id="72" name="Picture"/>
             <a:graphic>
               <a:graphicData uri="http://schemas.openxmlformats.org/drawingml/2006/picture">
                 <pic:pic>
                   <pic:nvPicPr>
-                    <pic:cNvPr descr="../images/3.5.png" id="73" name="Picture"/>
+                    <pic:cNvPr descr="../images/3.4.png" id="73" name="Picture"/>
                     <pic:cNvPicPr>
                       <a:picLocks noChangeArrowheads="1" noChangeAspect="1"/>
                     </pic:cNvPicPr>
@@ -1319,7 +1233,7 @@
                   <pic:spPr bwMode="auto">
                     <a:xfrm>
                       <a:off x="0" y="0"/>
-                      <a:ext cx="4687099" cy="696990"/>
+                      <a:ext cx="2340352" cy="1310853"/>
                     </a:xfrm>
                     <a:prstGeom prst="rect">
                       <a:avLst/>
@@ -1343,32 +1257,10 @@
         <w:pStyle w:val="ImageCaption"/>
       </w:pPr>
       <w:r>
-        <w:t xml:space="preserve">Рис. 13: Пример анонимных функций</w:t>
+        <w:t xml:space="preserve">Рис. 13: Поворот на 180 градусов</w:t>
       </w:r>
     </w:p>
     <w:bookmarkEnd w:id="74"/>
-    <w:p>
-      <w:pPr>
-        <w:pStyle w:val="BodyText"/>
-      </w:pPr>
-      <w:r>
-        <w:t xml:space="preserve">По соглашению в Julia функции, сопровождаемые восклицательным знаком, изменяют</w:t>
-      </w:r>
-      <w:r>
-        <w:t xml:space="preserve"> </w:t>
-      </w:r>
-      <w:r>
-        <w:t xml:space="preserve">свое содержимое, а функции без восклицательного знака не делают этого.</w:t>
-      </w:r>
-    </w:p>
-    <w:p>
-      <w:pPr>
-        <w:pStyle w:val="BodyText"/>
-      </w:pPr>
-      <w:r>
-        <w:t xml:space="preserve">Например, сравнил результат применения sort и sort!:</w:t>
-      </w:r>
-    </w:p>
     <w:bookmarkStart w:id="78" w:name="fig:014"/>
     <w:p>
       <w:pPr>
@@ -1377,14 +1269,14 @@
       <w:r>
         <w:drawing>
           <wp:inline>
-            <wp:extent cx="1598601" cy="1381191"/>
+            <wp:extent cx="2225253" cy="1291669"/>
             <wp:effectExtent b="0" l="0" r="0" t="0"/>
-            <wp:docPr descr="Рис. 14: Применение функций с/без сохранения изменений" title="" id="76" name="Picture"/>
+            <wp:docPr descr="Рис. 14: Переворачивание строк" title="" id="76" name="Picture"/>
             <a:graphic>
               <a:graphicData uri="http://schemas.openxmlformats.org/drawingml/2006/picture">
                 <pic:pic>
                   <pic:nvPicPr>
-                    <pic:cNvPr descr="../images/3.6.png" id="77" name="Picture"/>
+                    <pic:cNvPr descr="../images/3.5.png" id="77" name="Picture"/>
                     <pic:cNvPicPr>
                       <a:picLocks noChangeArrowheads="1" noChangeAspect="1"/>
                     </pic:cNvPicPr>
@@ -1398,7 +1290,7 @@
                   <pic:spPr bwMode="auto">
                     <a:xfrm>
                       <a:off x="0" y="0"/>
-                      <a:ext cx="1598601" cy="1381191"/>
+                      <a:ext cx="2225253" cy="1291669"/>
                     </a:xfrm>
                     <a:prstGeom prst="rect">
                       <a:avLst/>
@@ -1422,132 +1314,10 @@
         <w:pStyle w:val="ImageCaption"/>
       </w:pPr>
       <w:r>
-        <w:t xml:space="preserve">Рис. 14: Применение функций с/без сохранения изменений</w:t>
+        <w:t xml:space="preserve">Рис. 14: Переворачивание строк</w:t>
       </w:r>
     </w:p>
     <w:bookmarkEnd w:id="78"/>
-    <w:p>
-      <w:pPr>
-        <w:pStyle w:val="BodyText"/>
-      </w:pPr>
-      <w:r>
-        <w:t xml:space="preserve">Функция sort(v) возвращает отсортированный массив, который содержит те же</w:t>
-      </w:r>
-      <w:r>
-        <w:t xml:space="preserve"> </w:t>
-      </w:r>
-      <w:r>
-        <w:t xml:space="preserve">элементы, что и массив v, но исходный массив v остаётся без изменений. Если же использовать sort!(v), то отсортировано будет содержимое исходного массива v.</w:t>
-      </w:r>
-      <w:r>
-        <w:t xml:space="preserve"> </w:t>
-      </w:r>
-      <w:r>
-        <w:t xml:space="preserve">В программировании под функцией высшего порядка понимается функция, принимающая в качестве аргументов другие функции или возвращающая другую функцию</w:t>
-      </w:r>
-      <w:r>
-        <w:t xml:space="preserve"> </w:t>
-      </w:r>
-      <w:r>
-        <w:t xml:space="preserve">в качестве результата. Основная идея состоит в том, что функции имеют тот же статус,</w:t>
-      </w:r>
-      <w:r>
-        <w:t xml:space="preserve"> </w:t>
-      </w:r>
-      <w:r>
-        <w:t xml:space="preserve">что и другие объекты данных.</w:t>
-      </w:r>
-      <w:r>
-        <w:t xml:space="preserve"> </w:t>
-      </w:r>
-      <w:r>
-        <w:t xml:space="preserve">В Julia функция map является функцией высшего порядка, которая принимает функцию</w:t>
-      </w:r>
-      <w:r>
-        <w:t xml:space="preserve"> </w:t>
-      </w:r>
-      <w:r>
-        <w:t xml:space="preserve">в качестве одного из своих входных аргументов и применяет эту функцию к каждому</w:t>
-      </w:r>
-      <w:r>
-        <w:t xml:space="preserve"> </w:t>
-      </w:r>
-      <w:r>
-        <w:t xml:space="preserve">элементу структуры данных, которая ей передаётся также в качестве аргумента.</w:t>
-      </w:r>
-      <w:r>
-        <w:t xml:space="preserve"> </w:t>
-      </w:r>
-      <w:r>
-        <w:t xml:space="preserve">Например, в случае выполнения выражения:</w:t>
-      </w:r>
-      <w:r>
-        <w:t xml:space="preserve"> </w:t>
-      </w:r>
-      <w:r>
-        <w:rPr>
-          <w:rStyle w:val="VerbatimChar"/>
-        </w:rPr>
-        <w:t xml:space="preserve">map(f, [1, 2, 3])</w:t>
-      </w:r>
-      <w:r>
-        <w:t xml:space="preserve"> </w:t>
-      </w:r>
-      <w:r>
-        <w:t xml:space="preserve">на выходе получим массив, в котором функция f была применена ко всем элементам массива [1, 2, 3]:</w:t>
-      </w:r>
-      <w:r>
-        <w:t xml:space="preserve"> </w:t>
-      </w:r>
-      <w:r>
-        <w:rPr>
-          <w:rStyle w:val="VerbatimChar"/>
-        </w:rPr>
-        <w:t xml:space="preserve">[f(1), f(2), f(3)]</w:t>
-      </w:r>
-      <w:r>
-        <w:t xml:space="preserve"> </w:t>
-      </w:r>
-      <w:r>
-        <w:t xml:space="preserve">Если</w:t>
-      </w:r>
-      <w:r>
-        <w:t xml:space="preserve"> </w:t>
-      </w:r>
-      <m:oMath>
-        <m:r>
-          <m:t>f</m:t>
-        </m:r>
-        <m:d>
-          <m:dPr>
-            <m:begChr m:val="("/>
-            <m:endChr m:val=")"/>
-            <m:sepChr m:val=""/>
-            <m:grow/>
-          </m:dPr>
-          <m:e>
-            <m:r>
-              <m:t>x</m:t>
-            </m:r>
-          </m:e>
-        </m:d>
-        <m:r>
-          <m:rPr>
-            <m:sty m:val="p"/>
-          </m:rPr>
-          <m:t>=</m:t>
-        </m:r>
-        <m:r>
-          <m:t>x</m:t>
-        </m:r>
-        <m:r>
-          <m:t>2</m:t>
-        </m:r>
-      </m:oMath>
-      <w:r>
-        <w:t xml:space="preserve">, то получим следующий результат:</w:t>
-      </w:r>
-    </w:p>
     <w:bookmarkStart w:id="82" w:name="fig:015"/>
     <w:p>
       <w:pPr>
@@ -1556,14 +1326,14 @@
       <w:r>
         <w:drawing>
           <wp:inline>
-            <wp:extent cx="2244436" cy="1246909"/>
+            <wp:extent cx="2385113" cy="1246909"/>
             <wp:effectExtent b="0" l="0" r="0" t="0"/>
-            <wp:docPr descr="Рис. 15: Передача функций в функцию" title="" id="80" name="Picture"/>
+            <wp:docPr descr="Рис. 15: Переворачивание столбцов" title="" id="80" name="Picture"/>
             <a:graphic>
               <a:graphicData uri="http://schemas.openxmlformats.org/drawingml/2006/picture">
                 <pic:pic>
                   <pic:nvPicPr>
-                    <pic:cNvPr descr="../images/3.7.png" id="81" name="Picture"/>
+                    <pic:cNvPr descr="../images/3.6.png" id="81" name="Picture"/>
                     <pic:cNvPicPr>
                       <a:picLocks noChangeArrowheads="1" noChangeAspect="1"/>
                     </pic:cNvPicPr>
@@ -1577,7 +1347,7 @@
                   <pic:spPr bwMode="auto">
                     <a:xfrm>
                       <a:off x="0" y="0"/>
-                      <a:ext cx="2244436" cy="1246909"/>
+                      <a:ext cx="2385113" cy="1246909"/>
                     </a:xfrm>
                     <a:prstGeom prst="rect">
                       <a:avLst/>
@@ -1601,25 +1371,30 @@
         <w:pStyle w:val="ImageCaption"/>
       </w:pPr>
       <w:r>
-        <w:t xml:space="preserve">Рис. 15: Передача функций в функцию</w:t>
+        <w:t xml:space="preserve">Рис. 15: Переворачивание столбцов</w:t>
       </w:r>
     </w:p>
     <w:bookmarkEnd w:id="82"/>
-    <w:p>
-      <w:pPr>
-        <w:pStyle w:val="BodyText"/>
-      </w:pPr>
-      <w:r>
-        <w:t xml:space="preserve">То есть в квадрат возведены все элементы массива [1, 2, 3], но не сам массив (вектор).</w:t>
-      </w:r>
-      <w:r>
-        <w:t xml:space="preserve"> </w:t>
-      </w:r>
-      <w:r>
-        <w:t xml:space="preserve">В map можно передать и анонимно заданную, а не именованную функцию:</w:t>
-      </w:r>
-    </w:p>
-    <w:bookmarkStart w:id="86" w:name="fig:016"/>
+    <w:bookmarkEnd w:id="83"/>
+    <w:bookmarkStart w:id="100" w:name="X5c7ba8ea9205f78450384725fbd8ae04a8a0851"/>
+    <w:p>
+      <w:pPr>
+        <w:pStyle w:val="Heading2"/>
+      </w:pPr>
+      <w:r>
+        <w:rPr>
+          <w:rStyle w:val="SectionNumber"/>
+        </w:rPr>
+        <w:t xml:space="preserve">2.4</w:t>
+      </w:r>
+      <w:r>
+        <w:tab/>
+      </w:r>
+      <w:r>
+        <w:t xml:space="preserve">Матричное умножение, единичная матрица, скалярное произведение</w:t>
+      </w:r>
+    </w:p>
+    <w:bookmarkStart w:id="87" w:name="fig:016"/>
     <w:p>
       <w:pPr>
         <w:pStyle w:val="CaptionedFigure"/>
@@ -1627,20 +1402,20 @@
       <w:r>
         <w:drawing>
           <wp:inline>
-            <wp:extent cx="2244436" cy="1214937"/>
+            <wp:extent cx="4514450" cy="2404296"/>
             <wp:effectExtent b="0" l="0" r="0" t="0"/>
-            <wp:docPr descr="Рис. 16: Передача анонимно заданной ф-ции" title="" id="84" name="Picture"/>
+            <wp:docPr descr="Рис. 16: Матрицы со случ. цел. значениями" title="" id="85" name="Picture"/>
             <a:graphic>
               <a:graphicData uri="http://schemas.openxmlformats.org/drawingml/2006/picture">
                 <pic:pic>
                   <pic:nvPicPr>
-                    <pic:cNvPr descr="../images/3.8.png" id="85" name="Picture"/>
+                    <pic:cNvPr descr="../images/4.1.png" id="86" name="Picture"/>
                     <pic:cNvPicPr>
                       <a:picLocks noChangeArrowheads="1" noChangeAspect="1"/>
                     </pic:cNvPicPr>
                   </pic:nvPicPr>
                   <pic:blipFill>
-                    <a:blip r:embed="rId83"/>
+                    <a:blip r:embed="rId84"/>
                     <a:stretch>
                       <a:fillRect/>
                     </a:stretch>
@@ -1648,7 +1423,7 @@
                   <pic:spPr bwMode="auto">
                     <a:xfrm>
                       <a:off x="0" y="0"/>
-                      <a:ext cx="2244436" cy="1214937"/>
+                      <a:ext cx="4514450" cy="2404296"/>
                     </a:xfrm>
                     <a:prstGeom prst="rect">
                       <a:avLst/>
@@ -1672,31 +1447,11 @@
         <w:pStyle w:val="ImageCaption"/>
       </w:pPr>
       <w:r>
-        <w:t xml:space="preserve">Рис. 16: Передача анонимно заданной ф-ции</w:t>
-      </w:r>
-    </w:p>
-    <w:bookmarkEnd w:id="86"/>
-    <w:p>
-      <w:pPr>
-        <w:pStyle w:val="BodyText"/>
-      </w:pPr>
-      <w:r>
-        <w:t xml:space="preserve">Функция broadcast — ещё одна функция высшего порядка в Julia, представляющая собой обобщение функции map. Функция broadcast() будет пытаться привести все объекты</w:t>
-      </w:r>
-      <w:r>
-        <w:t xml:space="preserve"> </w:t>
-      </w:r>
-      <w:r>
-        <w:t xml:space="preserve">к общему измерению, map() будет напрямую применять данную функцию поэлементно.</w:t>
-      </w:r>
-      <w:r>
-        <w:t xml:space="preserve"> </w:t>
-      </w:r>
-      <w:r>
-        <w:t xml:space="preserve">Синтаксис для вызова broadcast такой же, как и для вызоваmap, например применение функции f к элементам массива [1, 2, 3]:</w:t>
-      </w:r>
-    </w:p>
-    <w:bookmarkStart w:id="90" w:name="fig:017"/>
+        <w:t xml:space="preserve">Рис. 16: Матрицы со случ. цел. значениями</w:t>
+      </w:r>
+    </w:p>
+    <w:bookmarkEnd w:id="87"/>
+    <w:bookmarkStart w:id="91" w:name="fig:017"/>
     <w:p>
       <w:pPr>
         <w:pStyle w:val="CaptionedFigure"/>
@@ -1704,20 +1459,20 @@
       <w:r>
         <w:drawing>
           <wp:inline>
-            <wp:extent cx="2557762" cy="1445135"/>
+            <wp:extent cx="2500212" cy="1170176"/>
             <wp:effectExtent b="0" l="0" r="0" t="0"/>
-            <wp:docPr descr="Рис. 17: Функция broadcast" title="" id="88" name="Picture"/>
+            <wp:docPr descr="Рис. 17: Произведение матриц" title="" id="89" name="Picture"/>
             <a:graphic>
               <a:graphicData uri="http://schemas.openxmlformats.org/drawingml/2006/picture">
                 <pic:pic>
                   <pic:nvPicPr>
-                    <pic:cNvPr descr="../images/3.9.png" id="89" name="Picture"/>
+                    <pic:cNvPr descr="../images/4.2.png" id="90" name="Picture"/>
                     <pic:cNvPicPr>
                       <a:picLocks noChangeArrowheads="1" noChangeAspect="1"/>
                     </pic:cNvPicPr>
                   </pic:nvPicPr>
                   <pic:blipFill>
-                    <a:blip r:embed="rId87"/>
+                    <a:blip r:embed="rId88"/>
                     <a:stretch>
                       <a:fillRect/>
                     </a:stretch>
@@ -1725,7 +1480,7 @@
                   <pic:spPr bwMode="auto">
                     <a:xfrm>
                       <a:off x="0" y="0"/>
-                      <a:ext cx="2557762" cy="1445135"/>
+                      <a:ext cx="2500212" cy="1170176"/>
                     </a:xfrm>
                     <a:prstGeom prst="rect">
                       <a:avLst/>
@@ -1749,31 +1504,11 @@
         <w:pStyle w:val="ImageCaption"/>
       </w:pPr>
       <w:r>
-        <w:t xml:space="preserve">Рис. 17: Функция broadcast</w:t>
-      </w:r>
-    </w:p>
-    <w:bookmarkEnd w:id="90"/>
-    <w:p>
-      <w:pPr>
-        <w:pStyle w:val="BodyText"/>
-      </w:pPr>
-      <w:r>
-        <w:t xml:space="preserve">Пример:</w:t>
-      </w:r>
-    </w:p>
-    <w:p>
-      <w:pPr>
-        <w:pStyle w:val="Compact"/>
-        <w:numPr>
-          <w:ilvl w:val="0"/>
-          <w:numId w:val="1004"/>
-        </w:numPr>
-      </w:pPr>
-      <w:r>
-        <w:t xml:space="preserve">Задаём матрицу A. Вызываем функцию f возведения в квадрат.</w:t>
-      </w:r>
-    </w:p>
-    <w:bookmarkStart w:id="94" w:name="fig:018"/>
+        <w:t xml:space="preserve">Рис. 17: Произведение матриц</w:t>
+      </w:r>
+    </w:p>
+    <w:bookmarkEnd w:id="91"/>
+    <w:bookmarkStart w:id="95" w:name="fig:018"/>
     <w:p>
       <w:pPr>
         <w:pStyle w:val="CaptionedFigure"/>
@@ -1781,20 +1516,20 @@
       <w:r>
         <w:drawing>
           <wp:inline>
-            <wp:extent cx="3209991" cy="2270013"/>
+            <wp:extent cx="2154914" cy="1291669"/>
             <wp:effectExtent b="0" l="0" r="0" t="0"/>
-            <wp:docPr descr="Рис. 18: Пример функции возведения в кв." title="" id="92" name="Picture"/>
+            <wp:docPr descr="Рис. 18: Единичная матрица" title="" id="93" name="Picture"/>
             <a:graphic>
               <a:graphicData uri="http://schemas.openxmlformats.org/drawingml/2006/picture">
                 <pic:pic>
                   <pic:nvPicPr>
-                    <pic:cNvPr descr="../images/3.10.png" id="93" name="Picture"/>
+                    <pic:cNvPr descr="../images/4.3.png" id="94" name="Picture"/>
                     <pic:cNvPicPr>
                       <a:picLocks noChangeArrowheads="1" noChangeAspect="1"/>
                     </pic:cNvPicPr>
                   </pic:nvPicPr>
                   <pic:blipFill>
-                    <a:blip r:embed="rId91"/>
+                    <a:blip r:embed="rId92"/>
                     <a:stretch>
                       <a:fillRect/>
                     </a:stretch>
@@ -1802,7 +1537,7 @@
                   <pic:spPr bwMode="auto">
                     <a:xfrm>
                       <a:off x="0" y="0"/>
-                      <a:ext cx="3209991" cy="2270013"/>
+                      <a:ext cx="2154914" cy="1291669"/>
                     </a:xfrm>
                     <a:prstGeom prst="rect">
                       <a:avLst/>
@@ -1826,25 +1561,11 @@
         <w:pStyle w:val="ImageCaption"/>
       </w:pPr>
       <w:r>
-        <w:t xml:space="preserve">Рис. 18: Пример функции возведения в кв.</w:t>
-      </w:r>
-    </w:p>
-    <w:bookmarkEnd w:id="94"/>
-    <w:p>
-      <w:pPr>
-        <w:pStyle w:val="BodyText"/>
-      </w:pPr>
-      <w:r>
-        <w:t xml:space="preserve">С другой стороны B = f.(A)</w:t>
-      </w:r>
-      <w:r>
-        <w:t xml:space="preserve"> </w:t>
-      </w:r>
-      <w:r>
-        <w:t xml:space="preserve">Результат (содержит квадраты всех элементов A):</w:t>
-      </w:r>
-    </w:p>
-    <w:bookmarkStart w:id="98" w:name="fig:019"/>
+        <w:t xml:space="preserve">Рис. 18: Единичная матрица</w:t>
+      </w:r>
+    </w:p>
+    <w:bookmarkEnd w:id="95"/>
+    <w:bookmarkStart w:id="99" w:name="fig:019"/>
     <w:p>
       <w:pPr>
         <w:pStyle w:val="CaptionedFigure"/>
@@ -1852,20 +1573,20 @@
       <w:r>
         <w:drawing>
           <wp:inline>
-            <wp:extent cx="1886349" cy="1150993"/>
+            <wp:extent cx="3382640" cy="2033420"/>
             <wp:effectExtent b="0" l="0" r="0" t="0"/>
-            <wp:docPr descr="Рис. 19: Пример работы функции broadcast" title="" id="96" name="Picture"/>
+            <wp:docPr descr="Рис. 19: Скалярное произведение векторов X и Y" title="" id="97" name="Picture"/>
             <a:graphic>
               <a:graphicData uri="http://schemas.openxmlformats.org/drawingml/2006/picture">
                 <pic:pic>
                   <pic:nvPicPr>
-                    <pic:cNvPr descr="../images/3.11.png" id="97" name="Picture"/>
+                    <pic:cNvPr descr="../images/4.4.png" id="98" name="Picture"/>
                     <pic:cNvPicPr>
                       <a:picLocks noChangeArrowheads="1" noChangeAspect="1"/>
                     </pic:cNvPicPr>
                   </pic:nvPicPr>
                   <pic:blipFill>
-                    <a:blip r:embed="rId95"/>
+                    <a:blip r:embed="rId96"/>
                     <a:stretch>
                       <a:fillRect/>
                     </a:stretch>
@@ -1873,7 +1594,7 @@
                   <pic:spPr bwMode="auto">
                     <a:xfrm>
                       <a:off x="0" y="0"/>
-                      <a:ext cx="1886349" cy="1150993"/>
+                      <a:ext cx="3382640" cy="2033420"/>
                     </a:xfrm>
                     <a:prstGeom prst="rect">
                       <a:avLst/>
@@ -1897,19 +1618,231 @@
         <w:pStyle w:val="ImageCaption"/>
       </w:pPr>
       <w:r>
-        <w:t xml:space="preserve">Рис. 19: Пример работы функции broadcast</w:t>
-      </w:r>
-    </w:p>
-    <w:bookmarkEnd w:id="98"/>
-    <w:p>
-      <w:pPr>
-        <w:pStyle w:val="BodyText"/>
-      </w:pPr>
-      <w:r>
-        <w:t xml:space="preserve">Точечный синтаксис для broadcast() позволяет записать относительно сложные составные поэлементные выражения в форме, близкой к математической записи:</w:t>
-      </w:r>
-    </w:p>
-    <w:bookmarkStart w:id="102" w:name="fig:020"/>
+        <w:t xml:space="preserve">Рис. 19: Скалярное произведение векторов X и Y</w:t>
+      </w:r>
+    </w:p>
+    <w:bookmarkEnd w:id="99"/>
+    <w:bookmarkEnd w:id="100"/>
+    <w:bookmarkStart w:id="221" w:name="Xc1b05fa6b627f0a61977718129e6f3db9a4d06a"/>
+    <w:p>
+      <w:pPr>
+        <w:pStyle w:val="Heading2"/>
+      </w:pPr>
+      <w:r>
+        <w:rPr>
+          <w:rStyle w:val="SectionNumber"/>
+        </w:rPr>
+        <w:t xml:space="preserve">2.5</w:t>
+      </w:r>
+      <w:r>
+        <w:tab/>
+      </w:r>
+      <w:r>
+        <w:t xml:space="preserve">Факторизация. Специальные матричные структуры</w:t>
+      </w:r>
+    </w:p>
+    <w:p>
+      <w:pPr>
+        <w:pStyle w:val="FirstParagraph"/>
+      </w:pPr>
+      <w:r>
+        <w:t xml:space="preserve">В математике факторизация (или разложение) объекта — его декомпозиция (например,</w:t>
+      </w:r>
+      <w:r>
+        <w:t xml:space="preserve"> </w:t>
+      </w:r>
+      <w:r>
+        <w:t xml:space="preserve">числа, полинома или матрицы) в произведение других объектов или факторов, которые,</w:t>
+      </w:r>
+      <w:r>
+        <w:t xml:space="preserve"> </w:t>
+      </w:r>
+      <w:r>
+        <w:t xml:space="preserve">будучи перемноженными, дают исходный объект.</w:t>
+      </w:r>
+      <w:r>
+        <w:t xml:space="preserve"> </w:t>
+      </w:r>
+      <w:r>
+        <w:t xml:space="preserve">Матрица может быть факторизована на произведение матриц специального вида</w:t>
+      </w:r>
+      <w:r>
+        <w:t xml:space="preserve"> </w:t>
+      </w:r>
+      <w:r>
+        <w:t xml:space="preserve">для приложений, в которых эта форма удобна. К специальным видам матриц относят</w:t>
+      </w:r>
+      <w:r>
+        <w:t xml:space="preserve"> </w:t>
+      </w:r>
+      <w:r>
+        <w:t xml:space="preserve">ортогональные, унитарные и треугольные матрицы.</w:t>
+      </w:r>
+      <w:r>
+        <w:t xml:space="preserve"> </w:t>
+      </w:r>
+      <w:r>
+        <w:t xml:space="preserve">LU-разложение — представление матрицы A в виде произведения двух матриц L и U,</w:t>
+      </w:r>
+      <w:r>
+        <w:t xml:space="preserve"> </w:t>
+      </w:r>
+      <w:r>
+        <w:t xml:space="preserve">L — нижняя треугольная матрица, а U — верхняя треугольная матрица. LU-разложение</w:t>
+      </w:r>
+      <w:r>
+        <w:t xml:space="preserve"> </w:t>
+      </w:r>
+      <w:r>
+        <w:t xml:space="preserve">существует только в том случае, когда матрица A обратима, а все её ведущие (угловые) главные миноры невырождены.</w:t>
+      </w:r>
+      <w:r>
+        <w:t xml:space="preserve"> </w:t>
+      </w:r>
+      <w:r>
+        <w:t xml:space="preserve">Обращение матрицы A эквивалентно решению линейной системы AX = I, где X</w:t>
+      </w:r>
+      <w:r>
+        <w:t xml:space="preserve"> </w:t>
+      </w:r>
+      <w:r>
+        <w:t xml:space="preserve">— неизвестная матрица, I — единичная матрица. Решение X этой системы является</w:t>
+      </w:r>
+      <w:r>
+        <w:t xml:space="preserve"> </w:t>
+      </w:r>
+      <w:r>
+        <w:t xml:space="preserve">обратной матрицей A−1</w:t>
+      </w:r>
+      <w:r>
+        <w:t xml:space="preserve"> </w:t>
+      </w:r>
+      <w:r>
+        <w:t xml:space="preserve">.</w:t>
+      </w:r>
+      <w:r>
+        <w:t xml:space="preserve"> </w:t>
+      </w:r>
+      <w:r>
+        <w:t xml:space="preserve">LUP-разложение — представление матрицы A в виде произведения P A = LU, где</w:t>
+      </w:r>
+      <w:r>
+        <w:t xml:space="preserve"> </w:t>
+      </w:r>
+      <w:r>
+        <w:t xml:space="preserve">матрица L является нижнетреугольной с единицами на главной диагонали, U — верхнетреугольная общего вида матрица, P — матрица перестановок, получаемая из единичной</w:t>
+      </w:r>
+      <w:r>
+        <w:t xml:space="preserve"> </w:t>
+      </w:r>
+      <w:r>
+        <w:t xml:space="preserve">матрицы путём перестановки строк или столбцов.</w:t>
+      </w:r>
+      <w:r>
+        <w:t xml:space="preserve"> </w:t>
+      </w:r>
+      <w:r>
+        <w:t xml:space="preserve">QR-разложение матрицы — представление матрицы в виде произведения унитарной (или ортогональной) матрицы Q и верхнетреугольной матрицы R. QR-разложение</w:t>
+      </w:r>
+      <w:r>
+        <w:t xml:space="preserve"> </w:t>
+      </w:r>
+      <w:r>
+        <w:t xml:space="preserve">применяется для нахождения собственных векторов и собственных значений матрицы.</w:t>
+      </w:r>
+      <w:r>
+        <w:t xml:space="preserve"> </w:t>
+      </w:r>
+      <w:r>
+        <w:t xml:space="preserve">Q является ортогональной матрицей, если</w:t>
+      </w:r>
+      <w:r>
+        <w:t xml:space="preserve"> </w:t>
+      </w:r>
+      <m:oMath>
+        <m:sSup>
+          <m:e>
+            <m:r>
+              <m:t>Q</m:t>
+            </m:r>
+          </m:e>
+          <m:sup>
+            <m:r>
+              <m:t>T</m:t>
+            </m:r>
+          </m:sup>
+        </m:sSup>
+      </m:oMath>
+      <w:r>
+        <w:t xml:space="preserve">Q = I, где I — единичная матрица.</w:t>
+      </w:r>
+      <w:r>
+        <w:t xml:space="preserve"> </w:t>
+      </w:r>
+      <w:r>
+        <w:t xml:space="preserve">Спектральное разложение матрицы A — представление её в виде произведения</w:t>
+      </w:r>
+      <w:r>
+        <w:t xml:space="preserve"> </w:t>
+      </w:r>
+      <w:r>
+        <w:t xml:space="preserve">A = V ΛV −1, где V — матрица, столбцы которой являются собственными векторами</w:t>
+      </w:r>
+      <w:r>
+        <w:t xml:space="preserve"> </w:t>
+      </w:r>
+      <w:r>
+        <w:t xml:space="preserve">матрицы A, Λ — диагональная матрица с соответствующими собственными значениями</w:t>
+      </w:r>
+      <w:r>
+        <w:t xml:space="preserve"> </w:t>
+      </w:r>
+      <w:r>
+        <w:t xml:space="preserve">на главной диагонали,</w:t>
+      </w:r>
+      <w:r>
+        <w:t xml:space="preserve"> </w:t>
+      </w:r>
+      <m:oMath>
+        <m:sSup>
+          <m:e>
+            <m:r>
+              <m:t>V</m:t>
+            </m:r>
+          </m:e>
+          <m:sup>
+            <m:r>
+              <m:rPr>
+                <m:sty m:val="p"/>
+              </m:rPr>
+              <m:t>−</m:t>
+            </m:r>
+          </m:sup>
+        </m:sSup>
+        <m:r>
+          <m:t>1</m:t>
+        </m:r>
+      </m:oMath>
+      <w:r>
+        <w:t xml:space="preserve"> </w:t>
+      </w:r>
+      <w:r>
+        <w:t xml:space="preserve">— матрица, обратная матрице V.</w:t>
+      </w:r>
+      <w:r>
+        <w:t xml:space="preserve"> </w:t>
+      </w:r>
+      <w:r>
+        <w:t xml:space="preserve">Рассмотрим несколько примеров. Для работы со специальными матричными структурами потребуется пакет LinearAlgebra.</w:t>
+      </w:r>
+      <w:r>
+        <w:t xml:space="preserve"> </w:t>
+      </w:r>
+      <w:r>
+        <w:t xml:space="preserve">Решение систем линейный алгебраических уравнений Ax = b:</w:t>
+      </w:r>
+    </w:p>
+    <w:bookmarkStart w:id="104" w:name="fig:020"/>
     <w:p>
       <w:pPr>
         <w:pStyle w:val="CaptionedFigure"/>
@@ -1917,20 +1850,20 @@
       <w:r>
         <w:drawing>
           <wp:inline>
-            <wp:extent cx="3056525" cy="2436268"/>
+            <wp:extent cx="4399351" cy="1323641"/>
             <wp:effectExtent b="0" l="0" r="0" t="0"/>
-            <wp:docPr descr="Рис. 20: Варианты записи сложных выражений" title="" id="100" name="Picture"/>
+            <wp:docPr descr="Рис. 20: Квадратная матрица 3x3" title="" id="102" name="Picture"/>
             <a:graphic>
               <a:graphicData uri="http://schemas.openxmlformats.org/drawingml/2006/picture">
                 <pic:pic>
                   <pic:nvPicPr>
-                    <pic:cNvPr descr="../images/3.12.png" id="101" name="Picture"/>
+                    <pic:cNvPr descr="../images/5.1.1.png" id="103" name="Picture"/>
                     <pic:cNvPicPr>
                       <a:picLocks noChangeArrowheads="1" noChangeAspect="1"/>
                     </pic:cNvPicPr>
                   </pic:nvPicPr>
                   <pic:blipFill>
-                    <a:blip r:embed="rId99"/>
+                    <a:blip r:embed="rId101"/>
                     <a:stretch>
                       <a:fillRect/>
                     </a:stretch>
@@ -1938,7 +1871,7 @@
                   <pic:spPr bwMode="auto">
                     <a:xfrm>
                       <a:off x="0" y="0"/>
-                      <a:ext cx="3056525" cy="2436268"/>
+                      <a:ext cx="4399351" cy="1323641"/>
                     </a:xfrm>
                     <a:prstGeom prst="rect">
                       <a:avLst/>
@@ -1962,58 +1895,11 @@
         <w:pStyle w:val="ImageCaption"/>
       </w:pPr>
       <w:r>
-        <w:t xml:space="preserve">Рис. 20: Варианты записи сложных выражений</w:t>
-      </w:r>
-    </w:p>
-    <w:bookmarkEnd w:id="102"/>
-    <w:bookmarkEnd w:id="103"/>
-    <w:bookmarkStart w:id="112" w:name="сторонние-библиотеки-пакеты-в-julia"/>
-    <w:p>
-      <w:pPr>
-        <w:pStyle w:val="Heading2"/>
-      </w:pPr>
-      <w:r>
-        <w:rPr>
-          <w:rStyle w:val="SectionNumber"/>
-        </w:rPr>
-        <w:t xml:space="preserve">2.4</w:t>
-      </w:r>
-      <w:r>
-        <w:tab/>
-      </w:r>
-      <w:r>
-        <w:t xml:space="preserve">Сторонние библиотеки (пакеты) в Julia</w:t>
-      </w:r>
-    </w:p>
-    <w:p>
-      <w:pPr>
-        <w:pStyle w:val="FirstParagraph"/>
-      </w:pPr>
-      <w:r>
-        <w:t xml:space="preserve">Julia имеет более 2000 зарегистрированных пакетов, что делает их огромной частью</w:t>
-      </w:r>
-      <w:r>
-        <w:t xml:space="preserve"> </w:t>
-      </w:r>
-      <w:r>
-        <w:t xml:space="preserve">экосистемы Julia. Есть вызовы функций первого класса для других языков, обеспечивающие интерфейсы сторонних функций. Можно вызвать функции из Python или R,</w:t>
-      </w:r>
-      <w:r>
-        <w:t xml:space="preserve"> </w:t>
-      </w:r>
-      <w:r>
-        <w:t xml:space="preserve">например, с помощью PyCall или Rcall.</w:t>
-      </w:r>
-    </w:p>
-    <w:p>
-      <w:pPr>
-        <w:pStyle w:val="BodyText"/>
-      </w:pPr>
-      <w:r>
-        <w:t xml:space="preserve">При первом использовании пакета в текущей установке Julia необходимо использовать менеджер пакетов, чтобы явно его добавить:</w:t>
-      </w:r>
-    </w:p>
-    <w:bookmarkStart w:id="107" w:name="fig:021"/>
+        <w:t xml:space="preserve">Рис. 20: Квадратная матрица 3x3</w:t>
+      </w:r>
+    </w:p>
+    <w:bookmarkEnd w:id="104"/>
+    <w:bookmarkStart w:id="108" w:name="fig:021"/>
     <w:p>
       <w:pPr>
         <w:pStyle w:val="CaptionedFigure"/>
@@ -2021,20 +1907,20 @@
       <w:r>
         <w:drawing>
           <wp:inline>
-            <wp:extent cx="5334000" cy="2049746"/>
+            <wp:extent cx="2397902" cy="1445135"/>
             <wp:effectExtent b="0" l="0" r="0" t="0"/>
-            <wp:docPr descr="Рис. 21: Добавление стороннего пакета" title="" id="105" name="Picture"/>
+            <wp:docPr descr="Рис. 21: Единичный вектор" title="" id="106" name="Picture"/>
             <a:graphic>
               <a:graphicData uri="http://schemas.openxmlformats.org/drawingml/2006/picture">
                 <pic:pic>
                   <pic:nvPicPr>
-                    <pic:cNvPr descr="../images/4.1.png" id="106" name="Picture"/>
+                    <pic:cNvPr descr="../images/5.1.2.png" id="107" name="Picture"/>
                     <pic:cNvPicPr>
                       <a:picLocks noChangeArrowheads="1" noChangeAspect="1"/>
                     </pic:cNvPicPr>
                   </pic:nvPicPr>
                   <pic:blipFill>
-                    <a:blip r:embed="rId104"/>
+                    <a:blip r:embed="rId105"/>
                     <a:stretch>
                       <a:fillRect/>
                     </a:stretch>
@@ -2042,7 +1928,7 @@
                   <pic:spPr bwMode="auto">
                     <a:xfrm>
                       <a:off x="0" y="0"/>
-                      <a:ext cx="5334000" cy="2049746"/>
+                      <a:ext cx="2397902" cy="1445135"/>
                     </a:xfrm>
                     <a:prstGeom prst="rect">
                       <a:avLst/>
@@ -2066,43 +1952,11 @@
         <w:pStyle w:val="ImageCaption"/>
       </w:pPr>
       <w:r>
-        <w:t xml:space="preserve">Рис. 21: Добавление стороннего пакета</w:t>
-      </w:r>
-    </w:p>
-    <w:bookmarkEnd w:id="107"/>
-    <w:p>
-      <w:pPr>
-        <w:pStyle w:val="BodyText"/>
-      </w:pPr>
-      <w:r>
-        <w:t xml:space="preserve">При каждом новом использовании Julia (например, в начале нового сеанса в REPL</w:t>
-      </w:r>
-      <w:r>
-        <w:t xml:space="preserve"> </w:t>
-      </w:r>
-      <w:r>
-        <w:t xml:space="preserve">или открытии блокнота в первый раз) нужно загрузить пакет, используя ключевое слово using:</w:t>
-      </w:r>
-    </w:p>
-    <w:p>
-      <w:pPr>
-        <w:pStyle w:val="Compact"/>
-        <w:numPr>
-          <w:ilvl w:val="0"/>
-          <w:numId w:val="1005"/>
-        </w:numPr>
-      </w:pPr>
-      <w:r>
-        <w:t xml:space="preserve">Например, добавим и загрузим пакет Colors. Затем создадим палитру из 100 разных цветов, а затем определим матрицу 3 × 3 с элементами в форме случайного цвета из палитры,</w:t>
-      </w:r>
-      <w:r>
-        <w:t xml:space="preserve"> </w:t>
-      </w:r>
-      <w:r>
-        <w:t xml:space="preserve">используя функцию rand:</w:t>
-      </w:r>
-    </w:p>
-    <w:bookmarkStart w:id="111" w:name="fig:022"/>
+        <w:t xml:space="preserve">Рис. 21: Единичный вектор</w:t>
+      </w:r>
+    </w:p>
+    <w:bookmarkEnd w:id="108"/>
+    <w:bookmarkStart w:id="112" w:name="fig:022"/>
     <w:p>
       <w:pPr>
         <w:pStyle w:val="CaptionedFigure"/>
@@ -2110,20 +1964,20 @@
       <w:r>
         <w:drawing>
           <wp:inline>
-            <wp:extent cx="5334000" cy="6266478"/>
+            <wp:extent cx="2327563" cy="1234120"/>
             <wp:effectExtent b="0" l="0" r="0" t="0"/>
-            <wp:docPr descr="Рис. 22: Создание матрицы цветов" title="" id="109" name="Picture"/>
+            <wp:docPr descr="Рис. 22: Вектор b" title="" id="110" name="Picture"/>
             <a:graphic>
               <a:graphicData uri="http://schemas.openxmlformats.org/drawingml/2006/picture">
                 <pic:pic>
                   <pic:nvPicPr>
-                    <pic:cNvPr descr="../images/4.2.png" id="110" name="Picture"/>
+                    <pic:cNvPr descr="../images/5.1.3.png" id="111" name="Picture"/>
                     <pic:cNvPicPr>
                       <a:picLocks noChangeArrowheads="1" noChangeAspect="1"/>
                     </pic:cNvPicPr>
                   </pic:nvPicPr>
                   <pic:blipFill>
-                    <a:blip r:embed="rId108"/>
+                    <a:blip r:embed="rId109"/>
                     <a:stretch>
                       <a:fillRect/>
                     </a:stretch>
@@ -2131,7 +1985,7 @@
                   <pic:spPr bwMode="auto">
                     <a:xfrm>
                       <a:off x="0" y="0"/>
-                      <a:ext cx="5334000" cy="6266478"/>
+                      <a:ext cx="2327563" cy="1234120"/>
                     </a:xfrm>
                     <a:prstGeom prst="rect">
                       <a:avLst/>
@@ -2155,29 +2009,10 @@
         <w:pStyle w:val="ImageCaption"/>
       </w:pPr>
       <w:r>
-        <w:t xml:space="preserve">Рис. 22: Создание матрицы цветов</w:t>
-      </w:r>
-    </w:p>
-    <w:bookmarkEnd w:id="111"/>
+        <w:t xml:space="preserve">Рис. 22: Вектор b</w:t>
+      </w:r>
+    </w:p>
     <w:bookmarkEnd w:id="112"/>
-    <w:bookmarkStart w:id="193" w:name="задания-для-самостоятельного-выполнения"/>
-    <w:p>
-      <w:pPr>
-        <w:pStyle w:val="Heading2"/>
-      </w:pPr>
-      <w:r>
-        <w:rPr>
-          <w:rStyle w:val="SectionNumber"/>
-        </w:rPr>
-        <w:t xml:space="preserve">2.5</w:t>
-      </w:r>
-      <w:r>
-        <w:tab/>
-      </w:r>
-      <w:r>
-        <w:t xml:space="preserve">Задания для самостоятельного выполнения</w:t>
-      </w:r>
-    </w:p>
     <w:bookmarkStart w:id="116" w:name="fig:023"/>
     <w:p>
       <w:pPr>
@@ -2186,14 +2021,14 @@
       <w:r>
         <w:drawing>
           <wp:inline>
-            <wp:extent cx="2666467" cy="2365930"/>
+            <wp:extent cx="4584788" cy="1349219"/>
             <wp:effectExtent b="0" l="0" r="0" t="0"/>
-            <wp:docPr descr="Рис. 23: Задание №1.1: цикл for" title="" id="114" name="Picture"/>
+            <wp:docPr descr="Рис. 23: Решение исходного уравнения" title="" id="114" name="Picture"/>
             <a:graphic>
               <a:graphicData uri="http://schemas.openxmlformats.org/drawingml/2006/picture">
                 <pic:pic>
                   <pic:nvPicPr>
-                    <pic:cNvPr descr="../images/5.1.1.1.png" id="115" name="Picture"/>
+                    <pic:cNvPr descr="../images/5.1.4.png" id="115" name="Picture"/>
                     <pic:cNvPicPr>
                       <a:picLocks noChangeArrowheads="1" noChangeAspect="1"/>
                     </pic:cNvPicPr>
@@ -2207,7 +2042,7 @@
                   <pic:spPr bwMode="auto">
                     <a:xfrm>
                       <a:off x="0" y="0"/>
-                      <a:ext cx="2666467" cy="2365930"/>
+                      <a:ext cx="4584788" cy="1349219"/>
                     </a:xfrm>
                     <a:prstGeom prst="rect">
                       <a:avLst/>
@@ -2231,10 +2066,18 @@
         <w:pStyle w:val="ImageCaption"/>
       </w:pPr>
       <w:r>
-        <w:t xml:space="preserve">Рис. 23: Задание №1.1: цикл for</w:t>
+        <w:t xml:space="preserve">Рис. 23: Решение исходного уравнения</w:t>
       </w:r>
     </w:p>
     <w:bookmarkEnd w:id="116"/>
+    <w:p>
+      <w:pPr>
+        <w:pStyle w:val="BodyText"/>
+      </w:pPr>
+      <w:r>
+        <w:t xml:space="preserve">Julia позволяет вычислять LU-факторизацию и определяет составной тип факторизации для его хранения</w:t>
+      </w:r>
+    </w:p>
     <w:bookmarkStart w:id="120" w:name="fig:024"/>
     <w:p>
       <w:pPr>
@@ -2243,14 +2086,14 @@
       <w:r>
         <w:drawing>
           <wp:inline>
-            <wp:extent cx="2513001" cy="2692044"/>
+            <wp:extent cx="3625627" cy="2436268"/>
             <wp:effectExtent b="0" l="0" r="0" t="0"/>
-            <wp:docPr descr="Рис. 24: Задание №1.1: цикл while" title="" id="118" name="Picture"/>
+            <wp:docPr descr="Рис. 24: LU-факторизация" title="" id="118" name="Picture"/>
             <a:graphic>
               <a:graphicData uri="http://schemas.openxmlformats.org/drawingml/2006/picture">
                 <pic:pic>
                   <pic:nvPicPr>
-                    <pic:cNvPr descr="../images/5.1.1.2.png" id="119" name="Picture"/>
+                    <pic:cNvPr descr="../images/5.2.png" id="119" name="Picture"/>
                     <pic:cNvPicPr>
                       <a:picLocks noChangeArrowheads="1" noChangeAspect="1"/>
                     </pic:cNvPicPr>
@@ -2264,7 +2107,7 @@
                   <pic:spPr bwMode="auto">
                     <a:xfrm>
                       <a:off x="0" y="0"/>
-                      <a:ext cx="2513001" cy="2692044"/>
+                      <a:ext cx="3625627" cy="2436268"/>
                     </a:xfrm>
                     <a:prstGeom prst="rect">
                       <a:avLst/>
@@ -2288,10 +2131,18 @@
         <w:pStyle w:val="ImageCaption"/>
       </w:pPr>
       <w:r>
-        <w:t xml:space="preserve">Рис. 24: Задание №1.1: цикл while</w:t>
+        <w:t xml:space="preserve">Рис. 24: LU-факторизация</w:t>
       </w:r>
     </w:p>
     <w:bookmarkEnd w:id="120"/>
+    <w:p>
+      <w:pPr>
+        <w:pStyle w:val="BodyText"/>
+      </w:pPr>
+      <w:r>
+        <w:t xml:space="preserve">Различные части факторизации могут быть извлечены путём доступа к их специальным свойствам:</w:t>
+      </w:r>
+    </w:p>
     <w:bookmarkStart w:id="124" w:name="fig:025"/>
     <w:p>
       <w:pPr>
@@ -2300,14 +2151,14 @@
       <w:r>
         <w:drawing>
           <wp:inline>
-            <wp:extent cx="3280330" cy="3075709"/>
+            <wp:extent cx="2263619" cy="1310853"/>
             <wp:effectExtent b="0" l="0" r="0" t="0"/>
-            <wp:docPr descr="Рис. 25: Задание №1.2: цикл for" title="" id="122" name="Picture"/>
+            <wp:docPr descr="Рис. 25: Матрица перестановок" title="" id="122" name="Picture"/>
             <a:graphic>
               <a:graphicData uri="http://schemas.openxmlformats.org/drawingml/2006/picture">
                 <pic:pic>
                   <pic:nvPicPr>
-                    <pic:cNvPr descr="../images/5.1.2.1.png" id="123" name="Picture"/>
+                    <pic:cNvPr descr="../images/5.3.1.png" id="123" name="Picture"/>
                     <pic:cNvPicPr>
                       <a:picLocks noChangeArrowheads="1" noChangeAspect="1"/>
                     </pic:cNvPicPr>
@@ -2321,7 +2172,7 @@
                   <pic:spPr bwMode="auto">
                     <a:xfrm>
                       <a:off x="0" y="0"/>
-                      <a:ext cx="3280330" cy="3075709"/>
+                      <a:ext cx="2263619" cy="1310853"/>
                     </a:xfrm>
                     <a:prstGeom prst="rect">
                       <a:avLst/>
@@ -2345,7 +2196,7 @@
         <w:pStyle w:val="ImageCaption"/>
       </w:pPr>
       <w:r>
-        <w:t xml:space="preserve">Рис. 25: Задание №1.2: цикл for</w:t>
+        <w:t xml:space="preserve">Рис. 25: Матрица перестановок</w:t>
       </w:r>
     </w:p>
     <w:bookmarkEnd w:id="124"/>
@@ -2357,14 +2208,14 @@
       <w:r>
         <w:drawing>
           <wp:inline>
-            <wp:extent cx="3452979" cy="3337879"/>
+            <wp:extent cx="2193281" cy="1310853"/>
             <wp:effectExtent b="0" l="0" r="0" t="0"/>
-            <wp:docPr descr="Рис. 26: Задание №1.2: цикл while" title="" id="126" name="Picture"/>
+            <wp:docPr descr="Рис. 26: Вектор перестановок" title="" id="126" name="Picture"/>
             <a:graphic>
               <a:graphicData uri="http://schemas.openxmlformats.org/drawingml/2006/picture">
                 <pic:pic>
                   <pic:nvPicPr>
-                    <pic:cNvPr descr="../images/5.1.2.2.png" id="127" name="Picture"/>
+                    <pic:cNvPr descr="../images/5.3.2.png" id="127" name="Picture"/>
                     <pic:cNvPicPr>
                       <a:picLocks noChangeArrowheads="1" noChangeAspect="1"/>
                     </pic:cNvPicPr>
@@ -2378,7 +2229,7 @@
                   <pic:spPr bwMode="auto">
                     <a:xfrm>
                       <a:off x="0" y="0"/>
-                      <a:ext cx="3452979" cy="3337879"/>
+                      <a:ext cx="2193281" cy="1310853"/>
                     </a:xfrm>
                     <a:prstGeom prst="rect">
                       <a:avLst/>
@@ -2402,7 +2253,7 @@
         <w:pStyle w:val="ImageCaption"/>
       </w:pPr>
       <w:r>
-        <w:t xml:space="preserve">Рис. 26: Задание №1.2: цикл while</w:t>
+        <w:t xml:space="preserve">Рис. 26: Вектор перестановок</w:t>
       </w:r>
     </w:p>
     <w:bookmarkEnd w:id="128"/>
@@ -2414,14 +2265,14 @@
       <w:r>
         <w:drawing>
           <wp:inline>
-            <wp:extent cx="4335406" cy="1598601"/>
+            <wp:extent cx="2346746" cy="1310853"/>
             <wp:effectExtent b="0" l="0" r="0" t="0"/>
-            <wp:docPr descr="Рис. 27: Задание №1.3: цикл for" title="" id="130" name="Picture"/>
+            <wp:docPr descr="Рис. 27: Матрица L" title="" id="130" name="Picture"/>
             <a:graphic>
               <a:graphicData uri="http://schemas.openxmlformats.org/drawingml/2006/picture">
                 <pic:pic>
                   <pic:nvPicPr>
-                    <pic:cNvPr descr="../images/5.1.3.1.png" id="131" name="Picture"/>
+                    <pic:cNvPr descr="../images/5.3.3.png" id="131" name="Picture"/>
                     <pic:cNvPicPr>
                       <a:picLocks noChangeArrowheads="1" noChangeAspect="1"/>
                     </pic:cNvPicPr>
@@ -2435,7 +2286,7 @@
                   <pic:spPr bwMode="auto">
                     <a:xfrm>
                       <a:off x="0" y="0"/>
-                      <a:ext cx="4335406" cy="1598601"/>
+                      <a:ext cx="2346746" cy="1310853"/>
                     </a:xfrm>
                     <a:prstGeom prst="rect">
                       <a:avLst/>
@@ -2459,7 +2310,7 @@
         <w:pStyle w:val="ImageCaption"/>
       </w:pPr>
       <w:r>
-        <w:t xml:space="preserve">Рис. 27: Задание №1.3: цикл for</w:t>
+        <w:t xml:space="preserve">Рис. 27: Матрица L</w:t>
       </w:r>
     </w:p>
     <w:bookmarkEnd w:id="132"/>
@@ -2471,14 +2322,14 @@
       <w:r>
         <w:drawing>
           <wp:inline>
-            <wp:extent cx="4437717" cy="1924716"/>
+            <wp:extent cx="2864693" cy="1406769"/>
             <wp:effectExtent b="0" l="0" r="0" t="0"/>
-            <wp:docPr descr="Рис. 28: Задание №1.3: цикл while" title="" id="134" name="Picture"/>
+            <wp:docPr descr="Рис. 28: Матрица U" title="" id="134" name="Picture"/>
             <a:graphic>
               <a:graphicData uri="http://schemas.openxmlformats.org/drawingml/2006/picture">
                 <pic:pic>
                   <pic:nvPicPr>
-                    <pic:cNvPr descr="../images/5.1.3.2.png" id="135" name="Picture"/>
+                    <pic:cNvPr descr="../images/5.3.4.png" id="135" name="Picture"/>
                     <pic:cNvPicPr>
                       <a:picLocks noChangeArrowheads="1" noChangeAspect="1"/>
                     </pic:cNvPicPr>
@@ -2492,7 +2343,7 @@
                   <pic:spPr bwMode="auto">
                     <a:xfrm>
                       <a:off x="0" y="0"/>
-                      <a:ext cx="4437717" cy="1924716"/>
+                      <a:ext cx="2864693" cy="1406769"/>
                     </a:xfrm>
                     <a:prstGeom prst="rect">
                       <a:avLst/>
@@ -2516,10 +2367,24 @@
         <w:pStyle w:val="ImageCaption"/>
       </w:pPr>
       <w:r>
-        <w:t xml:space="preserve">Рис. 28: Задание №1.3: цикл while</w:t>
+        <w:t xml:space="preserve">Рис. 28: Матрица U</w:t>
       </w:r>
     </w:p>
     <w:bookmarkEnd w:id="136"/>
+    <w:p>
+      <w:pPr>
+        <w:pStyle w:val="BodyText"/>
+      </w:pPr>
+      <w:r>
+        <w:t xml:space="preserve">Исходная система уравнений 𝐴𝑥 = 𝑏 может быть решена или с использованием</w:t>
+      </w:r>
+      <w:r>
+        <w:t xml:space="preserve"> </w:t>
+      </w:r>
+      <w:r>
+        <w:t xml:space="preserve">исходной матрицы, или с использованием объекта факторизации:</w:t>
+      </w:r>
+    </w:p>
     <w:bookmarkStart w:id="140" w:name="fig:029"/>
     <w:p>
       <w:pPr>
@@ -2528,14 +2393,14 @@
       <w:r>
         <w:drawing>
           <wp:inline>
-            <wp:extent cx="2877482" cy="2455451"/>
+            <wp:extent cx="2685650" cy="1246909"/>
             <wp:effectExtent b="0" l="0" r="0" t="0"/>
-            <wp:docPr descr="Рис. 29: Задание №2: результат 1" title="" id="138" name="Picture"/>
+            <wp:docPr descr="Рис. 29: Решение СЛАУ через матрицу A" title="" id="138" name="Picture"/>
             <a:graphic>
               <a:graphicData uri="http://schemas.openxmlformats.org/drawingml/2006/picture">
                 <pic:pic>
                   <pic:nvPicPr>
-                    <pic:cNvPr descr="../images/5.2.1.png" id="139" name="Picture"/>
+                    <pic:cNvPr descr="../images/5.4.1.png" id="139" name="Picture"/>
                     <pic:cNvPicPr>
                       <a:picLocks noChangeArrowheads="1" noChangeAspect="1"/>
                     </pic:cNvPicPr>
@@ -2549,7 +2414,7 @@
                   <pic:spPr bwMode="auto">
                     <a:xfrm>
                       <a:off x="0" y="0"/>
-                      <a:ext cx="2877482" cy="2455451"/>
+                      <a:ext cx="2685650" cy="1246909"/>
                     </a:xfrm>
                     <a:prstGeom prst="rect">
                       <a:avLst/>
@@ -2573,7 +2438,7 @@
         <w:pStyle w:val="ImageCaption"/>
       </w:pPr>
       <w:r>
-        <w:t xml:space="preserve">Рис. 29: Задание №2: результат 1</w:t>
+        <w:t xml:space="preserve">Рис. 29: Решение СЛАУ через матрицу A</w:t>
       </w:r>
     </w:p>
     <w:bookmarkEnd w:id="140"/>
@@ -2585,14 +2450,14 @@
       <w:r>
         <w:drawing>
           <wp:inline>
-            <wp:extent cx="2973398" cy="2365930"/>
+            <wp:extent cx="3376246" cy="1234120"/>
             <wp:effectExtent b="0" l="0" r="0" t="0"/>
-            <wp:docPr descr="Рис. 30: Задание №2: результат 2" title="" id="142" name="Picture"/>
+            <wp:docPr descr="Рис. 30: Решение через объект факторизации" title="" id="142" name="Picture"/>
             <a:graphic>
               <a:graphicData uri="http://schemas.openxmlformats.org/drawingml/2006/picture">
                 <pic:pic>
                   <pic:nvPicPr>
-                    <pic:cNvPr descr="../images/5.2.2.png" id="143" name="Picture"/>
+                    <pic:cNvPr descr="../images/5.4.2.png" id="143" name="Picture"/>
                     <pic:cNvPicPr>
                       <a:picLocks noChangeArrowheads="1" noChangeAspect="1"/>
                     </pic:cNvPicPr>
@@ -2606,7 +2471,7 @@
                   <pic:spPr bwMode="auto">
                     <a:xfrm>
                       <a:off x="0" y="0"/>
-                      <a:ext cx="2973398" cy="2365930"/>
+                      <a:ext cx="3376246" cy="1234120"/>
                     </a:xfrm>
                     <a:prstGeom prst="rect">
                       <a:avLst/>
@@ -2630,7 +2495,7 @@
         <w:pStyle w:val="ImageCaption"/>
       </w:pPr>
       <w:r>
-        <w:t xml:space="preserve">Рис. 30: Задание №2: результат 2</w:t>
+        <w:t xml:space="preserve">Рис. 30: Решение через объект факторизации</w:t>
       </w:r>
     </w:p>
     <w:bookmarkEnd w:id="144"/>
@@ -2642,14 +2507,14 @@
       <w:r>
         <w:drawing>
           <wp:inline>
-            <wp:extent cx="3325090" cy="1291669"/>
+            <wp:extent cx="5334000" cy="1196528"/>
             <wp:effectExtent b="0" l="0" r="0" t="0"/>
-            <wp:docPr descr="Рис. 31: Задание №3" title="" id="146" name="Picture"/>
+            <wp:docPr descr="Рис. 31: Детерминант матрицы A" title="" id="146" name="Picture"/>
             <a:graphic>
               <a:graphicData uri="http://schemas.openxmlformats.org/drawingml/2006/picture">
                 <pic:pic>
                   <pic:nvPicPr>
-                    <pic:cNvPr descr="../images/5.3.png" id="147" name="Picture"/>
+                    <pic:cNvPr descr="../images/5.4.3.png" id="147" name="Picture"/>
                     <pic:cNvPicPr>
                       <a:picLocks noChangeArrowheads="1" noChangeAspect="1"/>
                     </pic:cNvPicPr>
@@ -2663,7 +2528,7 @@
                   <pic:spPr bwMode="auto">
                     <a:xfrm>
                       <a:off x="0" y="0"/>
-                      <a:ext cx="3325090" cy="1291669"/>
+                      <a:ext cx="5334000" cy="1196528"/>
                     </a:xfrm>
                     <a:prstGeom prst="rect">
                       <a:avLst/>
@@ -2687,10 +2552,18 @@
         <w:pStyle w:val="ImageCaption"/>
       </w:pPr>
       <w:r>
-        <w:t xml:space="preserve">Рис. 31: Задание №3</w:t>
+        <w:t xml:space="preserve">Рис. 31: Детерминант матрицы A</w:t>
       </w:r>
     </w:p>
     <w:bookmarkEnd w:id="148"/>
+    <w:p>
+      <w:pPr>
+        <w:pStyle w:val="BodyText"/>
+      </w:pPr>
+      <w:r>
+        <w:t xml:space="preserve">Julia позволяет вычислять QR-факторизацию и определяет составной тип факторизации для его хранения:</w:t>
+      </w:r>
+    </w:p>
     <w:bookmarkStart w:id="152" w:name="fig:032"/>
     <w:p>
       <w:pPr>
@@ -2699,14 +2572,14 @@
       <w:r>
         <w:drawing>
           <wp:inline>
-            <wp:extent cx="3011765" cy="1541051"/>
+            <wp:extent cx="5334000" cy="1486436"/>
             <wp:effectExtent b="0" l="0" r="0" t="0"/>
-            <wp:docPr descr="Рис. 32: Задание №4" title="" id="150" name="Picture"/>
+            <wp:docPr descr="Рис. 32: QR-факторизация" title="" id="150" name="Picture"/>
             <a:graphic>
               <a:graphicData uri="http://schemas.openxmlformats.org/drawingml/2006/picture">
                 <pic:pic>
                   <pic:nvPicPr>
-                    <pic:cNvPr descr="../images/5.4.png" id="151" name="Picture"/>
+                    <pic:cNvPr descr="../images/5.5.png" id="151" name="Picture"/>
                     <pic:cNvPicPr>
                       <a:picLocks noChangeArrowheads="1" noChangeAspect="1"/>
                     </pic:cNvPicPr>
@@ -2720,7 +2593,7 @@
                   <pic:spPr bwMode="auto">
                     <a:xfrm>
                       <a:off x="0" y="0"/>
-                      <a:ext cx="3011765" cy="1541051"/>
+                      <a:ext cx="5334000" cy="1486436"/>
                     </a:xfrm>
                     <a:prstGeom prst="rect">
                       <a:avLst/>
@@ -2744,10 +2617,18 @@
         <w:pStyle w:val="ImageCaption"/>
       </w:pPr>
       <w:r>
-        <w:t xml:space="preserve">Рис. 32: Задание №4</w:t>
+        <w:t xml:space="preserve">Рис. 32: QR-факторизация</w:t>
       </w:r>
     </w:p>
     <w:bookmarkEnd w:id="152"/>
+    <w:p>
+      <w:pPr>
+        <w:pStyle w:val="BodyText"/>
+      </w:pPr>
+      <w:r>
+        <w:t xml:space="preserve">По аналогии с LU-факторизацией различные части QR-факторизации могут быть извлечены путём доступа к их специальным свойствам:</w:t>
+      </w:r>
+    </w:p>
     <w:bookmarkStart w:id="156" w:name="fig:033"/>
     <w:p>
       <w:pPr>
@@ -2756,14 +2637,14 @@
       <w:r>
         <w:drawing>
           <wp:inline>
-            <wp:extent cx="2647283" cy="2154914"/>
+            <wp:extent cx="5334000" cy="828000"/>
             <wp:effectExtent b="0" l="0" r="0" t="0"/>
-            <wp:docPr descr="Рис. 33: Задание №5.1" title="" id="154" name="Picture"/>
+            <wp:docPr descr="Рис. 33: Матрица Q" title="" id="154" name="Picture"/>
             <a:graphic>
               <a:graphicData uri="http://schemas.openxmlformats.org/drawingml/2006/picture">
                 <pic:pic>
                   <pic:nvPicPr>
-                    <pic:cNvPr descr="../images/5.5.1.png" id="155" name="Picture"/>
+                    <pic:cNvPr descr="../images/5.6.1.png" id="155" name="Picture"/>
                     <pic:cNvPicPr>
                       <a:picLocks noChangeArrowheads="1" noChangeAspect="1"/>
                     </pic:cNvPicPr>
@@ -2777,7 +2658,7 @@
                   <pic:spPr bwMode="auto">
                     <a:xfrm>
                       <a:off x="0" y="0"/>
-                      <a:ext cx="2647283" cy="2154914"/>
+                      <a:ext cx="5334000" cy="828000"/>
                     </a:xfrm>
                     <a:prstGeom prst="rect">
                       <a:avLst/>
@@ -2801,7 +2682,7 @@
         <w:pStyle w:val="ImageCaption"/>
       </w:pPr>
       <w:r>
-        <w:t xml:space="preserve">Рис. 33: Задание №5.1</w:t>
+        <w:t xml:space="preserve">Рис. 33: Матрица Q</w:t>
       </w:r>
     </w:p>
     <w:bookmarkEnd w:id="156"/>
@@ -2813,14 +2694,14 @@
       <w:r>
         <w:drawing>
           <wp:inline>
-            <wp:extent cx="4239490" cy="2570551"/>
+            <wp:extent cx="3018159" cy="1330036"/>
             <wp:effectExtent b="0" l="0" r="0" t="0"/>
-            <wp:docPr descr="Рис. 34: Задание №5.2" title="" id="158" name="Picture"/>
+            <wp:docPr descr="Рис. 34: Матрица R" title="" id="158" name="Picture"/>
             <a:graphic>
               <a:graphicData uri="http://schemas.openxmlformats.org/drawingml/2006/picture">
                 <pic:pic>
                   <pic:nvPicPr>
-                    <pic:cNvPr descr="../images/5.5.2.png" id="159" name="Picture"/>
+                    <pic:cNvPr descr="../images/5.6.2.png" id="159" name="Picture"/>
                     <pic:cNvPicPr>
                       <a:picLocks noChangeArrowheads="1" noChangeAspect="1"/>
                     </pic:cNvPicPr>
@@ -2834,7 +2715,7 @@
                   <pic:spPr bwMode="auto">
                     <a:xfrm>
                       <a:off x="0" y="0"/>
-                      <a:ext cx="4239490" cy="2570551"/>
+                      <a:ext cx="3018159" cy="1330036"/>
                     </a:xfrm>
                     <a:prstGeom prst="rect">
                       <a:avLst/>
@@ -2858,7 +2739,7 @@
         <w:pStyle w:val="ImageCaption"/>
       </w:pPr>
       <w:r>
-        <w:t xml:space="preserve">Рис. 34: Задание №5.2</w:t>
+        <w:t xml:space="preserve">Рис. 34: Матрица R</w:t>
       </w:r>
     </w:p>
     <w:bookmarkEnd w:id="160"/>
@@ -2870,14 +2751,14 @@
       <w:r>
         <w:drawing>
           <wp:inline>
-            <wp:extent cx="5334000" cy="1188347"/>
+            <wp:extent cx="3548895" cy="1266092"/>
             <wp:effectExtent b="0" l="0" r="0" t="0"/>
-            <wp:docPr descr="Рис. 35: Задание №6" title="" id="162" name="Picture"/>
+            <wp:docPr descr="Рис. 35: Проверка, что матрица Q - ортогональная" title="" id="162" name="Picture"/>
             <a:graphic>
               <a:graphicData uri="http://schemas.openxmlformats.org/drawingml/2006/picture">
                 <pic:pic>
                   <pic:nvPicPr>
-                    <pic:cNvPr descr="../images/5.6.png" id="163" name="Picture"/>
+                    <pic:cNvPr descr="../images/5.6.3.png" id="163" name="Picture"/>
                     <pic:cNvPicPr>
                       <a:picLocks noChangeArrowheads="1" noChangeAspect="1"/>
                     </pic:cNvPicPr>
@@ -2891,7 +2772,7 @@
                   <pic:spPr bwMode="auto">
                     <a:xfrm>
                       <a:off x="0" y="0"/>
-                      <a:ext cx="5334000" cy="1188347"/>
+                      <a:ext cx="3548895" cy="1266092"/>
                     </a:xfrm>
                     <a:prstGeom prst="rect">
                       <a:avLst/>
@@ -2915,10 +2796,18 @@
         <w:pStyle w:val="ImageCaption"/>
       </w:pPr>
       <w:r>
-        <w:t xml:space="preserve">Рис. 35: Задание №6</w:t>
+        <w:t xml:space="preserve">Рис. 35: Проверка, что матрица Q - ортогональная</w:t>
       </w:r>
     </w:p>
     <w:bookmarkEnd w:id="164"/>
+    <w:p>
+      <w:pPr>
+        <w:pStyle w:val="BodyText"/>
+      </w:pPr>
+      <w:r>
+        <w:t xml:space="preserve">Примеры собственной декомпозиции матрицы A:</w:t>
+      </w:r>
+    </w:p>
     <w:bookmarkStart w:id="168" w:name="fig:036"/>
     <w:p>
       <w:pPr>
@@ -2927,9 +2816,9 @@
       <w:r>
         <w:drawing>
           <wp:inline>
-            <wp:extent cx="2442662" cy="4629549"/>
+            <wp:extent cx="2704833" cy="1253303"/>
             <wp:effectExtent b="0" l="0" r="0" t="0"/>
-            <wp:docPr descr="Рис. 36: Задание №7.1" title="" id="166" name="Picture"/>
+            <wp:docPr descr="Рис. 36: Симметризация матрицы A" title="" id="166" name="Picture"/>
             <a:graphic>
               <a:graphicData uri="http://schemas.openxmlformats.org/drawingml/2006/picture">
                 <pic:pic>
@@ -2948,7 +2837,7 @@
                   <pic:spPr bwMode="auto">
                     <a:xfrm>
                       <a:off x="0" y="0"/>
-                      <a:ext cx="2442662" cy="4629549"/>
+                      <a:ext cx="2704833" cy="1253303"/>
                     </a:xfrm>
                     <a:prstGeom prst="rect">
                       <a:avLst/>
@@ -2972,7 +2861,7 @@
         <w:pStyle w:val="ImageCaption"/>
       </w:pPr>
       <w:r>
-        <w:t xml:space="preserve">Рис. 36: Задание №7.1</w:t>
+        <w:t xml:space="preserve">Рис. 36: Симметризация матрицы A</w:t>
       </w:r>
     </w:p>
     <w:bookmarkEnd w:id="168"/>
@@ -2984,9 +2873,9 @@
       <w:r>
         <w:drawing>
           <wp:inline>
-            <wp:extent cx="2116548" cy="4322618"/>
+            <wp:extent cx="4495267" cy="2404296"/>
             <wp:effectExtent b="0" l="0" r="0" t="0"/>
-            <wp:docPr descr="Рис. 37: Задание №7.2" title="" id="170" name="Picture"/>
+            <wp:docPr descr="Рис. 37: Спектральное разложение симметризованной матрицы" title="" id="170" name="Picture"/>
             <a:graphic>
               <a:graphicData uri="http://schemas.openxmlformats.org/drawingml/2006/picture">
                 <pic:pic>
@@ -3005,7 +2894,7 @@
                   <pic:spPr bwMode="auto">
                     <a:xfrm>
                       <a:off x="0" y="0"/>
-                      <a:ext cx="2116548" cy="4322618"/>
+                      <a:ext cx="4495267" cy="2404296"/>
                     </a:xfrm>
                     <a:prstGeom prst="rect">
                       <a:avLst/>
@@ -3029,7 +2918,7 @@
         <w:pStyle w:val="ImageCaption"/>
       </w:pPr>
       <w:r>
-        <w:t xml:space="preserve">Рис. 37: Задание №7.2</w:t>
+        <w:t xml:space="preserve">Рис. 37: Спектральное разложение симметризованной матрицы</w:t>
       </w:r>
     </w:p>
     <w:bookmarkEnd w:id="172"/>
@@ -3041,9 +2930,9 @@
       <w:r>
         <w:drawing>
           <wp:inline>
-            <wp:extent cx="5334000" cy="1839951"/>
+            <wp:extent cx="2423479" cy="1349219"/>
             <wp:effectExtent b="0" l="0" r="0" t="0"/>
-            <wp:docPr descr="Рис. 38: Задание №7.3" title="" id="174" name="Picture"/>
+            <wp:docPr descr="Рис. 38: Собственные значения" title="" id="174" name="Picture"/>
             <a:graphic>
               <a:graphicData uri="http://schemas.openxmlformats.org/drawingml/2006/picture">
                 <pic:pic>
@@ -3062,7 +2951,7 @@
                   <pic:spPr bwMode="auto">
                     <a:xfrm>
                       <a:off x="0" y="0"/>
-                      <a:ext cx="5334000" cy="1839951"/>
+                      <a:ext cx="2423479" cy="1349219"/>
                     </a:xfrm>
                     <a:prstGeom prst="rect">
                       <a:avLst/>
@@ -3086,7 +2975,7 @@
         <w:pStyle w:val="ImageCaption"/>
       </w:pPr>
       <w:r>
-        <w:t xml:space="preserve">Рис. 38: Задание №7.3</w:t>
+        <w:t xml:space="preserve">Рис. 38: Собственные значения</w:t>
       </w:r>
     </w:p>
     <w:bookmarkEnd w:id="176"/>
@@ -3098,14 +2987,14 @@
       <w:r>
         <w:drawing>
           <wp:inline>
-            <wp:extent cx="5334000" cy="2641290"/>
+            <wp:extent cx="2896665" cy="1272486"/>
             <wp:effectExtent b="0" l="0" r="0" t="0"/>
-            <wp:docPr descr="Рис. 39: Задание №8" title="" id="178" name="Picture"/>
+            <wp:docPr descr="Рис. 39: Собственные векторы" title="" id="178" name="Picture"/>
             <a:graphic>
               <a:graphicData uri="http://schemas.openxmlformats.org/drawingml/2006/picture">
                 <pic:pic>
                   <pic:nvPicPr>
-                    <pic:cNvPr descr="../images/5.8.png" id="179" name="Picture"/>
+                    <pic:cNvPr descr="../images/5.7.4.png" id="179" name="Picture"/>
                     <pic:cNvPicPr>
                       <a:picLocks noChangeArrowheads="1" noChangeAspect="1"/>
                     </pic:cNvPicPr>
@@ -3119,7 +3008,7 @@
                   <pic:spPr bwMode="auto">
                     <a:xfrm>
                       <a:off x="0" y="0"/>
-                      <a:ext cx="5334000" cy="2641290"/>
+                      <a:ext cx="2896665" cy="1272486"/>
                     </a:xfrm>
                     <a:prstGeom prst="rect">
                       <a:avLst/>
@@ -3143,7 +3032,7 @@
         <w:pStyle w:val="ImageCaption"/>
       </w:pPr>
       <w:r>
-        <w:t xml:space="preserve">Рис. 39: Задание №8</w:t>
+        <w:t xml:space="preserve">Рис. 39: Собственные векторы</w:t>
       </w:r>
     </w:p>
     <w:bookmarkEnd w:id="180"/>
@@ -3155,14 +3044,14 @@
       <w:r>
         <w:drawing>
           <wp:inline>
-            <wp:extent cx="3114075" cy="3376246"/>
+            <wp:extent cx="3670388" cy="1272486"/>
             <wp:effectExtent b="0" l="0" r="0" t="0"/>
-            <wp:docPr descr="Рис. 40: Задание №9" title="" id="182" name="Picture"/>
+            <wp:docPr descr="Рис. 40: Проверка, что получится единичная матрица" title="" id="182" name="Picture"/>
             <a:graphic>
               <a:graphicData uri="http://schemas.openxmlformats.org/drawingml/2006/picture">
                 <pic:pic>
                   <pic:nvPicPr>
-                    <pic:cNvPr descr="../images/5.9.png" id="183" name="Picture"/>
+                    <pic:cNvPr descr="../images/5.7.5.png" id="183" name="Picture"/>
                     <pic:cNvPicPr>
                       <a:picLocks noChangeArrowheads="1" noChangeAspect="1"/>
                     </pic:cNvPicPr>
@@ -3176,7 +3065,7 @@
                   <pic:spPr bwMode="auto">
                     <a:xfrm>
                       <a:off x="0" y="0"/>
-                      <a:ext cx="3114075" cy="3376246"/>
+                      <a:ext cx="3670388" cy="1272486"/>
                     </a:xfrm>
                     <a:prstGeom prst="rect">
                       <a:avLst/>
@@ -3200,10 +3089,18 @@
         <w:pStyle w:val="ImageCaption"/>
       </w:pPr>
       <w:r>
-        <w:t xml:space="preserve">Рис. 40: Задание №9</w:t>
+        <w:t xml:space="preserve">Рис. 40: Проверка, что получится единичная матрица</w:t>
       </w:r>
     </w:p>
     <w:bookmarkEnd w:id="184"/>
+    <w:p>
+      <w:pPr>
+        <w:pStyle w:val="BodyText"/>
+      </w:pPr>
+      <w:r>
+        <w:t xml:space="preserve">Далее рассмотрим примеры работы с матрицами большой размерности и специальной структуры.</w:t>
+      </w:r>
+    </w:p>
     <w:bookmarkStart w:id="188" w:name="fig:041"/>
     <w:p>
       <w:pPr>
@@ -3212,14 +3109,14 @@
       <w:r>
         <w:drawing>
           <wp:inline>
-            <wp:extent cx="5334000" cy="3917156"/>
+            <wp:extent cx="5334000" cy="5070809"/>
             <wp:effectExtent b="0" l="0" r="0" t="0"/>
-            <wp:docPr descr="Рис. 41: Задание №10" title="" id="186" name="Picture"/>
+            <wp:docPr descr="Рис. 41: Симметризация матрицы" title="" id="186" name="Picture"/>
             <a:graphic>
               <a:graphicData uri="http://schemas.openxmlformats.org/drawingml/2006/picture">
                 <pic:pic>
                   <pic:nvPicPr>
-                    <pic:cNvPr descr="../images/5.10.png" id="187" name="Picture"/>
+                    <pic:cNvPr descr="../images/5.8.1.png" id="187" name="Picture"/>
                     <pic:cNvPicPr>
                       <a:picLocks noChangeArrowheads="1" noChangeAspect="1"/>
                     </pic:cNvPicPr>
@@ -3233,7 +3130,7 @@
                   <pic:spPr bwMode="auto">
                     <a:xfrm>
                       <a:off x="0" y="0"/>
-                      <a:ext cx="5334000" cy="3917156"/>
+                      <a:ext cx="5334000" cy="5070809"/>
                     </a:xfrm>
                     <a:prstGeom prst="rect">
                       <a:avLst/>
@@ -3257,7 +3154,7 @@
         <w:pStyle w:val="ImageCaption"/>
       </w:pPr>
       <w:r>
-        <w:t xml:space="preserve">Рис. 41: Задание №10</w:t>
+        <w:t xml:space="preserve">Рис. 41: Симметризация матрицы</w:t>
       </w:r>
     </w:p>
     <w:bookmarkEnd w:id="188"/>
@@ -3269,14 +3166,14 @@
       <w:r>
         <w:drawing>
           <wp:inline>
-            <wp:extent cx="4725465" cy="3536106"/>
+            <wp:extent cx="3632022" cy="812089"/>
             <wp:effectExtent b="0" l="0" r="0" t="0"/>
-            <wp:docPr descr="Рис. 42: Задание №11" title="" id="190" name="Picture"/>
+            <wp:docPr descr="Рис. 42: Проверка симметричности" title="" id="190" name="Picture"/>
             <a:graphic>
               <a:graphicData uri="http://schemas.openxmlformats.org/drawingml/2006/picture">
                 <pic:pic>
                   <pic:nvPicPr>
-                    <pic:cNvPr descr="../images/5.11.png" id="191" name="Picture"/>
+                    <pic:cNvPr descr="../images/5.8.2.png" id="191" name="Picture"/>
                     <pic:cNvPicPr>
                       <a:picLocks noChangeArrowheads="1" noChangeAspect="1"/>
                     </pic:cNvPicPr>
@@ -3290,7 +3187,7 @@
                   <pic:spPr bwMode="auto">
                     <a:xfrm>
                       <a:off x="0" y="0"/>
-                      <a:ext cx="4725465" cy="3536106"/>
+                      <a:ext cx="3632022" cy="812089"/>
                     </a:xfrm>
                     <a:prstGeom prst="rect">
                       <a:avLst/>
@@ -3314,13 +3211,1887 @@
         <w:pStyle w:val="ImageCaption"/>
       </w:pPr>
       <w:r>
-        <w:t xml:space="preserve">Рис. 42: Задание №11</w:t>
+        <w:t xml:space="preserve">Рис. 42: Проверка симметричности</w:t>
       </w:r>
     </w:p>
     <w:bookmarkEnd w:id="192"/>
-    <w:bookmarkEnd w:id="193"/>
-    <w:bookmarkEnd w:id="194"/>
-    <w:bookmarkStart w:id="195" w:name="выводы"/>
+    <w:p>
+      <w:pPr>
+        <w:pStyle w:val="BodyText"/>
+      </w:pPr>
+      <w:r>
+        <w:t xml:space="preserve">Пример добавления шума в симметричную матрицу (матрица уже не будет симметричной):</w:t>
+      </w:r>
+    </w:p>
+    <w:bookmarkStart w:id="196" w:name="fig:043"/>
+    <w:p>
+      <w:pPr>
+        <w:pStyle w:val="CaptionedFigure"/>
+      </w:pPr>
+      <w:r>
+        <w:drawing>
+          <wp:inline>
+            <wp:extent cx="3670388" cy="1860772"/>
+            <wp:effectExtent b="0" l="0" r="0" t="0"/>
+            <wp:docPr descr="Рис. 43: Добавление шума и проверка симметр-ти" title="" id="194" name="Picture"/>
+            <a:graphic>
+              <a:graphicData uri="http://schemas.openxmlformats.org/drawingml/2006/picture">
+                <pic:pic>
+                  <pic:nvPicPr>
+                    <pic:cNvPr descr="../images/5.8.3.png" id="195" name="Picture"/>
+                    <pic:cNvPicPr>
+                      <a:picLocks noChangeArrowheads="1" noChangeAspect="1"/>
+                    </pic:cNvPicPr>
+                  </pic:nvPicPr>
+                  <pic:blipFill>
+                    <a:blip r:embed="rId193"/>
+                    <a:stretch>
+                      <a:fillRect/>
+                    </a:stretch>
+                  </pic:blipFill>
+                  <pic:spPr bwMode="auto">
+                    <a:xfrm>
+                      <a:off x="0" y="0"/>
+                      <a:ext cx="3670388" cy="1860772"/>
+                    </a:xfrm>
+                    <a:prstGeom prst="rect">
+                      <a:avLst/>
+                    </a:prstGeom>
+                    <a:noFill/>
+                    <a:ln w="9525">
+                      <a:noFill/>
+                      <a:headEnd/>
+                      <a:tailEnd/>
+                    </a:ln>
+                  </pic:spPr>
+                </pic:pic>
+              </a:graphicData>
+            </a:graphic>
+          </wp:inline>
+        </w:drawing>
+      </w:r>
+    </w:p>
+    <w:p>
+      <w:pPr>
+        <w:pStyle w:val="ImageCaption"/>
+      </w:pPr>
+      <w:r>
+        <w:t xml:space="preserve">Рис. 43: Добавление шума и проверка симметр-ти</w:t>
+      </w:r>
+    </w:p>
+    <w:bookmarkEnd w:id="196"/>
+    <w:p>
+      <w:pPr>
+        <w:pStyle w:val="BodyText"/>
+      </w:pPr>
+      <w:r>
+        <w:t xml:space="preserve">В Julia можно объявить структуру матрица явно, например, используя Diagonal,</w:t>
+      </w:r>
+      <w:r>
+        <w:t xml:space="preserve"> </w:t>
+      </w:r>
+      <w:r>
+        <w:t xml:space="preserve">Triangular, Symmetric, Hermitian, Tridiagonal и SymTridiagonal:</w:t>
+      </w:r>
+    </w:p>
+    <w:bookmarkStart w:id="200" w:name="fig:044"/>
+    <w:p>
+      <w:pPr>
+        <w:pStyle w:val="CaptionedFigure"/>
+      </w:pPr>
+      <w:r>
+        <w:drawing>
+          <wp:inline>
+            <wp:extent cx="5334000" cy="4704374"/>
+            <wp:effectExtent b="0" l="0" r="0" t="0"/>
+            <wp:docPr descr="Рис. 44: Явное указание симметричности" title="" id="198" name="Picture"/>
+            <a:graphic>
+              <a:graphicData uri="http://schemas.openxmlformats.org/drawingml/2006/picture">
+                <pic:pic>
+                  <pic:nvPicPr>
+                    <pic:cNvPr descr="../images/5.9.1.png" id="199" name="Picture"/>
+                    <pic:cNvPicPr>
+                      <a:picLocks noChangeArrowheads="1" noChangeAspect="1"/>
+                    </pic:cNvPicPr>
+                  </pic:nvPicPr>
+                  <pic:blipFill>
+                    <a:blip r:embed="rId197"/>
+                    <a:stretch>
+                      <a:fillRect/>
+                    </a:stretch>
+                  </pic:blipFill>
+                  <pic:spPr bwMode="auto">
+                    <a:xfrm>
+                      <a:off x="0" y="0"/>
+                      <a:ext cx="5334000" cy="4704374"/>
+                    </a:xfrm>
+                    <a:prstGeom prst="rect">
+                      <a:avLst/>
+                    </a:prstGeom>
+                    <a:noFill/>
+                    <a:ln w="9525">
+                      <a:noFill/>
+                      <a:headEnd/>
+                      <a:tailEnd/>
+                    </a:ln>
+                  </pic:spPr>
+                </pic:pic>
+              </a:graphicData>
+            </a:graphic>
+          </wp:inline>
+        </w:drawing>
+      </w:r>
+    </w:p>
+    <w:p>
+      <w:pPr>
+        <w:pStyle w:val="ImageCaption"/>
+      </w:pPr>
+      <w:r>
+        <w:t xml:space="preserve">Рис. 44: Явное указание симметричности</w:t>
+      </w:r>
+    </w:p>
+    <w:bookmarkEnd w:id="200"/>
+    <w:p>
+      <w:pPr>
+        <w:pStyle w:val="BodyText"/>
+      </w:pPr>
+      <w:r>
+        <w:t xml:space="preserve">Далее для оценки эффективности выполнения операций над матрицами большой</w:t>
+      </w:r>
+      <w:r>
+        <w:t xml:space="preserve"> </w:t>
+      </w:r>
+      <w:r>
+        <w:t xml:space="preserve">размерности и специальной структуры воспользуемся пакетом BenchmarkTools:</w:t>
+      </w:r>
+    </w:p>
+    <w:bookmarkStart w:id="204" w:name="fig:045"/>
+    <w:p>
+      <w:pPr>
+        <w:pStyle w:val="CaptionedFigure"/>
+      </w:pPr>
+      <w:r>
+        <w:drawing>
+          <wp:inline>
+            <wp:extent cx="5334000" cy="1369718"/>
+            <wp:effectExtent b="0" l="0" r="0" t="0"/>
+            <wp:docPr descr="Рис. 45: Оценка эффективности для симметризованной матрицы" title="" id="202" name="Picture"/>
+            <a:graphic>
+              <a:graphicData uri="http://schemas.openxmlformats.org/drawingml/2006/picture">
+                <pic:pic>
+                  <pic:nvPicPr>
+                    <pic:cNvPr descr="../images/5.9.2.png" id="203" name="Picture"/>
+                    <pic:cNvPicPr>
+                      <a:picLocks noChangeArrowheads="1" noChangeAspect="1"/>
+                    </pic:cNvPicPr>
+                  </pic:nvPicPr>
+                  <pic:blipFill>
+                    <a:blip r:embed="rId201"/>
+                    <a:stretch>
+                      <a:fillRect/>
+                    </a:stretch>
+                  </pic:blipFill>
+                  <pic:spPr bwMode="auto">
+                    <a:xfrm>
+                      <a:off x="0" y="0"/>
+                      <a:ext cx="5334000" cy="1369718"/>
+                    </a:xfrm>
+                    <a:prstGeom prst="rect">
+                      <a:avLst/>
+                    </a:prstGeom>
+                    <a:noFill/>
+                    <a:ln w="9525">
+                      <a:noFill/>
+                      <a:headEnd/>
+                      <a:tailEnd/>
+                    </a:ln>
+                  </pic:spPr>
+                </pic:pic>
+              </a:graphicData>
+            </a:graphic>
+          </wp:inline>
+        </w:drawing>
+      </w:r>
+    </w:p>
+    <w:p>
+      <w:pPr>
+        <w:pStyle w:val="ImageCaption"/>
+      </w:pPr>
+      <w:r>
+        <w:t xml:space="preserve">Рис. 45: Оценка эффективности для симметризованной матрицы</w:t>
+      </w:r>
+    </w:p>
+    <w:bookmarkEnd w:id="204"/>
+    <w:bookmarkStart w:id="208" w:name="fig:046"/>
+    <w:p>
+      <w:pPr>
+        <w:pStyle w:val="CaptionedFigure"/>
+      </w:pPr>
+      <w:r>
+        <w:drawing>
+          <wp:inline>
+            <wp:extent cx="4437717" cy="888822"/>
+            <wp:effectExtent b="0" l="0" r="0" t="0"/>
+            <wp:docPr descr="Рис. 46: Оценка эффективности для зашумлённой матрицы" title="" id="206" name="Picture"/>
+            <a:graphic>
+              <a:graphicData uri="http://schemas.openxmlformats.org/drawingml/2006/picture">
+                <pic:pic>
+                  <pic:nvPicPr>
+                    <pic:cNvPr descr="../images/5.9.3.png" id="207" name="Picture"/>
+                    <pic:cNvPicPr>
+                      <a:picLocks noChangeArrowheads="1" noChangeAspect="1"/>
+                    </pic:cNvPicPr>
+                  </pic:nvPicPr>
+                  <pic:blipFill>
+                    <a:blip r:embed="rId205"/>
+                    <a:stretch>
+                      <a:fillRect/>
+                    </a:stretch>
+                  </pic:blipFill>
+                  <pic:spPr bwMode="auto">
+                    <a:xfrm>
+                      <a:off x="0" y="0"/>
+                      <a:ext cx="4437717" cy="888822"/>
+                    </a:xfrm>
+                    <a:prstGeom prst="rect">
+                      <a:avLst/>
+                    </a:prstGeom>
+                    <a:noFill/>
+                    <a:ln w="9525">
+                      <a:noFill/>
+                      <a:headEnd/>
+                      <a:tailEnd/>
+                    </a:ln>
+                  </pic:spPr>
+                </pic:pic>
+              </a:graphicData>
+            </a:graphic>
+          </wp:inline>
+        </w:drawing>
+      </w:r>
+    </w:p>
+    <w:p>
+      <w:pPr>
+        <w:pStyle w:val="ImageCaption"/>
+      </w:pPr>
+      <w:r>
+        <w:t xml:space="preserve">Рис. 46: Оценка эффективности для зашумлённой матрицы</w:t>
+      </w:r>
+    </w:p>
+    <w:bookmarkEnd w:id="208"/>
+    <w:bookmarkStart w:id="212" w:name="fig:047"/>
+    <w:p>
+      <w:pPr>
+        <w:pStyle w:val="CaptionedFigure"/>
+      </w:pPr>
+      <w:r>
+        <w:drawing>
+          <wp:inline>
+            <wp:extent cx="4488872" cy="1099837"/>
+            <wp:effectExtent b="0" l="0" r="0" t="0"/>
+            <wp:docPr descr="Рис. 47: Оценка эффективности для сим. зашумлённой матрицы" title="" id="210" name="Picture"/>
+            <a:graphic>
+              <a:graphicData uri="http://schemas.openxmlformats.org/drawingml/2006/picture">
+                <pic:pic>
+                  <pic:nvPicPr>
+                    <pic:cNvPr descr="../images/5.9.4.png" id="211" name="Picture"/>
+                    <pic:cNvPicPr>
+                      <a:picLocks noChangeArrowheads="1" noChangeAspect="1"/>
+                    </pic:cNvPicPr>
+                  </pic:nvPicPr>
+                  <pic:blipFill>
+                    <a:blip r:embed="rId209"/>
+                    <a:stretch>
+                      <a:fillRect/>
+                    </a:stretch>
+                  </pic:blipFill>
+                  <pic:spPr bwMode="auto">
+                    <a:xfrm>
+                      <a:off x="0" y="0"/>
+                      <a:ext cx="4488872" cy="1099837"/>
+                    </a:xfrm>
+                    <a:prstGeom prst="rect">
+                      <a:avLst/>
+                    </a:prstGeom>
+                    <a:noFill/>
+                    <a:ln w="9525">
+                      <a:noFill/>
+                      <a:headEnd/>
+                      <a:tailEnd/>
+                    </a:ln>
+                  </pic:spPr>
+                </pic:pic>
+              </a:graphicData>
+            </a:graphic>
+          </wp:inline>
+        </w:drawing>
+      </w:r>
+    </w:p>
+    <w:p>
+      <w:pPr>
+        <w:pStyle w:val="ImageCaption"/>
+      </w:pPr>
+      <w:r>
+        <w:t xml:space="preserve">Рис. 47: Оценка эффективности для сим. зашумлённой матрицы</w:t>
+      </w:r>
+    </w:p>
+    <w:bookmarkEnd w:id="212"/>
+    <w:p>
+      <w:pPr>
+        <w:pStyle w:val="BodyText"/>
+      </w:pPr>
+      <w:r>
+        <w:t xml:space="preserve">Далее рассмотрим примеры работы с разряженными матрицами большой размерности.</w:t>
+      </w:r>
+      <w:r>
+        <w:t xml:space="preserve"> </w:t>
+      </w:r>
+      <w:r>
+        <w:t xml:space="preserve">Использование типов Tridiagonal и SymTridiagonal для хранения трёхдиагональных матриц позволяет работать с потенциально очень большими трёхдиагональными</w:t>
+      </w:r>
+      <w:r>
+        <w:t xml:space="preserve"> </w:t>
+      </w:r>
+      <w:r>
+        <w:t xml:space="preserve">матрицами:</w:t>
+      </w:r>
+    </w:p>
+    <w:bookmarkStart w:id="216" w:name="fig:048"/>
+    <w:p>
+      <w:pPr>
+        <w:pStyle w:val="CaptionedFigure"/>
+      </w:pPr>
+      <w:r>
+        <w:drawing>
+          <wp:inline>
+            <wp:extent cx="5334000" cy="5170070"/>
+            <wp:effectExtent b="0" l="0" r="0" t="0"/>
+            <wp:docPr descr="Рис. 48: Трёхдиагональная матрица" title="" id="214" name="Picture"/>
+            <a:graphic>
+              <a:graphicData uri="http://schemas.openxmlformats.org/drawingml/2006/picture">
+                <pic:pic>
+                  <pic:nvPicPr>
+                    <pic:cNvPr descr="../images/5.10.1.png" id="215" name="Picture"/>
+                    <pic:cNvPicPr>
+                      <a:picLocks noChangeArrowheads="1" noChangeAspect="1"/>
+                    </pic:cNvPicPr>
+                  </pic:nvPicPr>
+                  <pic:blipFill>
+                    <a:blip r:embed="rId213"/>
+                    <a:stretch>
+                      <a:fillRect/>
+                    </a:stretch>
+                  </pic:blipFill>
+                  <pic:spPr bwMode="auto">
+                    <a:xfrm>
+                      <a:off x="0" y="0"/>
+                      <a:ext cx="5334000" cy="5170070"/>
+                    </a:xfrm>
+                    <a:prstGeom prst="rect">
+                      <a:avLst/>
+                    </a:prstGeom>
+                    <a:noFill/>
+                    <a:ln w="9525">
+                      <a:noFill/>
+                      <a:headEnd/>
+                      <a:tailEnd/>
+                    </a:ln>
+                  </pic:spPr>
+                </pic:pic>
+              </a:graphicData>
+            </a:graphic>
+          </wp:inline>
+        </w:drawing>
+      </w:r>
+    </w:p>
+    <w:p>
+      <w:pPr>
+        <w:pStyle w:val="ImageCaption"/>
+      </w:pPr>
+      <w:r>
+        <w:t xml:space="preserve">Рис. 48: Трёхдиагональная матрица</w:t>
+      </w:r>
+    </w:p>
+    <w:bookmarkEnd w:id="216"/>
+    <w:bookmarkStart w:id="220" w:name="fig:049"/>
+    <w:p>
+      <w:pPr>
+        <w:pStyle w:val="CaptionedFigure"/>
+      </w:pPr>
+      <w:r>
+        <w:drawing>
+          <wp:inline>
+            <wp:extent cx="4437717" cy="1074260"/>
+            <wp:effectExtent b="0" l="0" r="0" t="0"/>
+            <wp:docPr descr="Рис. 49: Оценка эффективности выполнения" title="" id="218" name="Picture"/>
+            <a:graphic>
+              <a:graphicData uri="http://schemas.openxmlformats.org/drawingml/2006/picture">
+                <pic:pic>
+                  <pic:nvPicPr>
+                    <pic:cNvPr descr="../images/5.10.2.png" id="219" name="Picture"/>
+                    <pic:cNvPicPr>
+                      <a:picLocks noChangeArrowheads="1" noChangeAspect="1"/>
+                    </pic:cNvPicPr>
+                  </pic:nvPicPr>
+                  <pic:blipFill>
+                    <a:blip r:embed="rId217"/>
+                    <a:stretch>
+                      <a:fillRect/>
+                    </a:stretch>
+                  </pic:blipFill>
+                  <pic:spPr bwMode="auto">
+                    <a:xfrm>
+                      <a:off x="0" y="0"/>
+                      <a:ext cx="4437717" cy="1074260"/>
+                    </a:xfrm>
+                    <a:prstGeom prst="rect">
+                      <a:avLst/>
+                    </a:prstGeom>
+                    <a:noFill/>
+                    <a:ln w="9525">
+                      <a:noFill/>
+                      <a:headEnd/>
+                      <a:tailEnd/>
+                    </a:ln>
+                  </pic:spPr>
+                </pic:pic>
+              </a:graphicData>
+            </a:graphic>
+          </wp:inline>
+        </w:drawing>
+      </w:r>
+    </w:p>
+    <w:p>
+      <w:pPr>
+        <w:pStyle w:val="ImageCaption"/>
+      </w:pPr>
+      <w:r>
+        <w:t xml:space="preserve">Рис. 49: Оценка эффективности выполнения</w:t>
+      </w:r>
+    </w:p>
+    <w:bookmarkEnd w:id="220"/>
+    <w:p>
+      <w:pPr>
+        <w:pStyle w:val="BodyText"/>
+      </w:pPr>
+      <w:r>
+        <w:t xml:space="preserve">При попытке задать подобную матрицу обычным способом и посчитать её собственные</w:t>
+      </w:r>
+      <w:r>
+        <w:t xml:space="preserve"> </w:t>
+      </w:r>
+      <w:r>
+        <w:t xml:space="preserve">значения, вы скорее всего получите ошибку переполнения памяти.</w:t>
+      </w:r>
+    </w:p>
+    <w:bookmarkEnd w:id="221"/>
+    <w:bookmarkStart w:id="242" w:name="общая-линейная-алгебра"/>
+    <w:p>
+      <w:pPr>
+        <w:pStyle w:val="Heading2"/>
+      </w:pPr>
+      <w:r>
+        <w:rPr>
+          <w:rStyle w:val="SectionNumber"/>
+        </w:rPr>
+        <w:t xml:space="preserve">2.6</w:t>
+      </w:r>
+      <w:r>
+        <w:tab/>
+      </w:r>
+      <w:r>
+        <w:t xml:space="preserve">Общая линейная алгебра</w:t>
+      </w:r>
+    </w:p>
+    <w:p>
+      <w:pPr>
+        <w:pStyle w:val="FirstParagraph"/>
+      </w:pPr>
+      <w:r>
+        <w:t xml:space="preserve">Обычный способ добавить поддержку числовой линейной алгебры - это обернуть</w:t>
+      </w:r>
+      <w:r>
+        <w:t xml:space="preserve"> </w:t>
+      </w:r>
+      <w:r>
+        <w:t xml:space="preserve">подпрограммы BLAS и LAPACK. Собственно, для матриц с элементами Float32,Float64,</w:t>
+      </w:r>
+      <w:r>
+        <w:t xml:space="preserve"> </w:t>
+      </w:r>
+      <w:r>
+        <w:t xml:space="preserve">Complex {Float32} или Complex {Float64} разработчики Julia использовали такое же</w:t>
+      </w:r>
+      <w:r>
+        <w:t xml:space="preserve"> </w:t>
+      </w:r>
+      <w:r>
+        <w:t xml:space="preserve">решение. Однако Julia также поддерживает общую линейную алгебру, что позволяет,</w:t>
+      </w:r>
+      <w:r>
+        <w:t xml:space="preserve"> </w:t>
+      </w:r>
+      <w:r>
+        <w:t xml:space="preserve">например, работать с матрицами и векторами рациональных чисел.</w:t>
+      </w:r>
+      <w:r>
+        <w:t xml:space="preserve"> </w:t>
+      </w:r>
+      <w:r>
+        <w:t xml:space="preserve">Для задания рационального числа используется двойная косая черта:</w:t>
+      </w:r>
+      <w:r>
+        <w:t xml:space="preserve"> </w:t>
+      </w:r>
+      <w:r>
+        <w:t xml:space="preserve">1//2</w:t>
+      </w:r>
+      <w:r>
+        <w:t xml:space="preserve"> </w:t>
+      </w:r>
+      <w:r>
+        <w:t xml:space="preserve">В следующем примере показано, как можно решить систему линейных уравнений с рациональными элементами без преобразования в типы элементов с плавающей запятой</w:t>
+      </w:r>
+      <w:r>
+        <w:t xml:space="preserve"> </w:t>
+      </w:r>
+      <w:r>
+        <w:t xml:space="preserve">(для избежания проблемы с переполнением используем BigInt):</w:t>
+      </w:r>
+    </w:p>
+    <w:bookmarkStart w:id="225" w:name="fig:050"/>
+    <w:p>
+      <w:pPr>
+        <w:pStyle w:val="CaptionedFigure"/>
+      </w:pPr>
+      <w:r>
+        <w:drawing>
+          <wp:inline>
+            <wp:extent cx="4495267" cy="1291669"/>
+            <wp:effectExtent b="0" l="0" r="0" t="0"/>
+            <wp:docPr descr="Рис. 50: Матрица с рациональными элементами" title="" id="223" name="Picture"/>
+            <a:graphic>
+              <a:graphicData uri="http://schemas.openxmlformats.org/drawingml/2006/picture">
+                <pic:pic>
+                  <pic:nvPicPr>
+                    <pic:cNvPr descr="../images/6.1.png" id="224" name="Picture"/>
+                    <pic:cNvPicPr>
+                      <a:picLocks noChangeArrowheads="1" noChangeAspect="1"/>
+                    </pic:cNvPicPr>
+                  </pic:nvPicPr>
+                  <pic:blipFill>
+                    <a:blip r:embed="rId222"/>
+                    <a:stretch>
+                      <a:fillRect/>
+                    </a:stretch>
+                  </pic:blipFill>
+                  <pic:spPr bwMode="auto">
+                    <a:xfrm>
+                      <a:off x="0" y="0"/>
+                      <a:ext cx="4495267" cy="1291669"/>
+                    </a:xfrm>
+                    <a:prstGeom prst="rect">
+                      <a:avLst/>
+                    </a:prstGeom>
+                    <a:noFill/>
+                    <a:ln w="9525">
+                      <a:noFill/>
+                      <a:headEnd/>
+                      <a:tailEnd/>
+                    </a:ln>
+                  </pic:spPr>
+                </pic:pic>
+              </a:graphicData>
+            </a:graphic>
+          </wp:inline>
+        </w:drawing>
+      </w:r>
+    </w:p>
+    <w:p>
+      <w:pPr>
+        <w:pStyle w:val="ImageCaption"/>
+      </w:pPr>
+      <w:r>
+        <w:t xml:space="preserve">Рис. 50: Матрица с рациональными элементами</w:t>
+      </w:r>
+    </w:p>
+    <w:bookmarkEnd w:id="225"/>
+    <w:bookmarkStart w:id="229" w:name="fig:051"/>
+    <w:p>
+      <w:pPr>
+        <w:pStyle w:val="CaptionedFigure"/>
+      </w:pPr>
+      <w:r>
+        <w:drawing>
+          <wp:inline>
+            <wp:extent cx="2282802" cy="1310853"/>
+            <wp:effectExtent b="0" l="0" r="0" t="0"/>
+            <wp:docPr descr="Рис. 51: Единичный вектор" title="" id="227" name="Picture"/>
+            <a:graphic>
+              <a:graphicData uri="http://schemas.openxmlformats.org/drawingml/2006/picture">
+                <pic:pic>
+                  <pic:nvPicPr>
+                    <pic:cNvPr descr="../images/6.2.png" id="228" name="Picture"/>
+                    <pic:cNvPicPr>
+                      <a:picLocks noChangeArrowheads="1" noChangeAspect="1"/>
+                    </pic:cNvPicPr>
+                  </pic:nvPicPr>
+                  <pic:blipFill>
+                    <a:blip r:embed="rId226"/>
+                    <a:stretch>
+                      <a:fillRect/>
+                    </a:stretch>
+                  </pic:blipFill>
+                  <pic:spPr bwMode="auto">
+                    <a:xfrm>
+                      <a:off x="0" y="0"/>
+                      <a:ext cx="2282802" cy="1310853"/>
+                    </a:xfrm>
+                    <a:prstGeom prst="rect">
+                      <a:avLst/>
+                    </a:prstGeom>
+                    <a:noFill/>
+                    <a:ln w="9525">
+                      <a:noFill/>
+                      <a:headEnd/>
+                      <a:tailEnd/>
+                    </a:ln>
+                  </pic:spPr>
+                </pic:pic>
+              </a:graphicData>
+            </a:graphic>
+          </wp:inline>
+        </w:drawing>
+      </w:r>
+    </w:p>
+    <w:p>
+      <w:pPr>
+        <w:pStyle w:val="ImageCaption"/>
+      </w:pPr>
+      <w:r>
+        <w:t xml:space="preserve">Рис. 51: Единичный вектор</w:t>
+      </w:r>
+    </w:p>
+    <w:bookmarkEnd w:id="229"/>
+    <w:bookmarkStart w:id="233" w:name="fig:052"/>
+    <w:p>
+      <w:pPr>
+        <w:pStyle w:val="CaptionedFigure"/>
+      </w:pPr>
+      <w:r>
+        <w:drawing>
+          <wp:inline>
+            <wp:extent cx="2992581" cy="1266092"/>
+            <wp:effectExtent b="0" l="0" r="0" t="0"/>
+            <wp:docPr descr="Рис. 52: Вектор b" title="" id="231" name="Picture"/>
+            <a:graphic>
+              <a:graphicData uri="http://schemas.openxmlformats.org/drawingml/2006/picture">
+                <pic:pic>
+                  <pic:nvPicPr>
+                    <pic:cNvPr descr="../images/6.3.png" id="232" name="Picture"/>
+                    <pic:cNvPicPr>
+                      <a:picLocks noChangeArrowheads="1" noChangeAspect="1"/>
+                    </pic:cNvPicPr>
+                  </pic:nvPicPr>
+                  <pic:blipFill>
+                    <a:blip r:embed="rId230"/>
+                    <a:stretch>
+                      <a:fillRect/>
+                    </a:stretch>
+                  </pic:blipFill>
+                  <pic:spPr bwMode="auto">
+                    <a:xfrm>
+                      <a:off x="0" y="0"/>
+                      <a:ext cx="2992581" cy="1266092"/>
+                    </a:xfrm>
+                    <a:prstGeom prst="rect">
+                      <a:avLst/>
+                    </a:prstGeom>
+                    <a:noFill/>
+                    <a:ln w="9525">
+                      <a:noFill/>
+                      <a:headEnd/>
+                      <a:tailEnd/>
+                    </a:ln>
+                  </pic:spPr>
+                </pic:pic>
+              </a:graphicData>
+            </a:graphic>
+          </wp:inline>
+        </w:drawing>
+      </w:r>
+    </w:p>
+    <w:p>
+      <w:pPr>
+        <w:pStyle w:val="ImageCaption"/>
+      </w:pPr>
+      <w:r>
+        <w:t xml:space="preserve">Рис. 52: Вектор b</w:t>
+      </w:r>
+    </w:p>
+    <w:bookmarkEnd w:id="233"/>
+    <w:bookmarkStart w:id="237" w:name="fig:053"/>
+    <w:p>
+      <w:pPr>
+        <w:pStyle w:val="CaptionedFigure"/>
+      </w:pPr>
+      <w:r>
+        <w:drawing>
+          <wp:inline>
+            <wp:extent cx="4603972" cy="1464318"/>
+            <wp:effectExtent b="0" l="0" r="0" t="0"/>
+            <wp:docPr descr="Рис. 53: Решение с помощью функции \" title="" id="235" name="Picture"/>
+            <a:graphic>
+              <a:graphicData uri="http://schemas.openxmlformats.org/drawingml/2006/picture">
+                <pic:pic>
+                  <pic:nvPicPr>
+                    <pic:cNvPr descr="../images/6.4.png" id="236" name="Picture"/>
+                    <pic:cNvPicPr>
+                      <a:picLocks noChangeArrowheads="1" noChangeAspect="1"/>
+                    </pic:cNvPicPr>
+                  </pic:nvPicPr>
+                  <pic:blipFill>
+                    <a:blip r:embed="rId234"/>
+                    <a:stretch>
+                      <a:fillRect/>
+                    </a:stretch>
+                  </pic:blipFill>
+                  <pic:spPr bwMode="auto">
+                    <a:xfrm>
+                      <a:off x="0" y="0"/>
+                      <a:ext cx="4603972" cy="1464318"/>
+                    </a:xfrm>
+                    <a:prstGeom prst="rect">
+                      <a:avLst/>
+                    </a:prstGeom>
+                    <a:noFill/>
+                    <a:ln w="9525">
+                      <a:noFill/>
+                      <a:headEnd/>
+                      <a:tailEnd/>
+                    </a:ln>
+                  </pic:spPr>
+                </pic:pic>
+              </a:graphicData>
+            </a:graphic>
+          </wp:inline>
+        </w:drawing>
+      </w:r>
+    </w:p>
+    <w:p>
+      <w:pPr>
+        <w:pStyle w:val="ImageCaption"/>
+      </w:pPr>
+      <w:r>
+        <w:t xml:space="preserve">Рис. 53: Решение с помощью функции \</w:t>
+      </w:r>
+    </w:p>
+    <w:bookmarkEnd w:id="237"/>
+    <w:bookmarkStart w:id="241" w:name="fig:054"/>
+    <w:p>
+      <w:pPr>
+        <w:pStyle w:val="CaptionedFigure"/>
+      </w:pPr>
+      <w:r>
+        <w:drawing>
+          <wp:inline>
+            <wp:extent cx="4719071" cy="2321169"/>
+            <wp:effectExtent b="0" l="0" r="0" t="0"/>
+            <wp:docPr descr="Рис. 54: LU-разложение" title="" id="239" name="Picture"/>
+            <a:graphic>
+              <a:graphicData uri="http://schemas.openxmlformats.org/drawingml/2006/picture">
+                <pic:pic>
+                  <pic:nvPicPr>
+                    <pic:cNvPr descr="../images/6.5.png" id="240" name="Picture"/>
+                    <pic:cNvPicPr>
+                      <a:picLocks noChangeArrowheads="1" noChangeAspect="1"/>
+                    </pic:cNvPicPr>
+                  </pic:nvPicPr>
+                  <pic:blipFill>
+                    <a:blip r:embed="rId238"/>
+                    <a:stretch>
+                      <a:fillRect/>
+                    </a:stretch>
+                  </pic:blipFill>
+                  <pic:spPr bwMode="auto">
+                    <a:xfrm>
+                      <a:off x="0" y="0"/>
+                      <a:ext cx="4719071" cy="2321169"/>
+                    </a:xfrm>
+                    <a:prstGeom prst="rect">
+                      <a:avLst/>
+                    </a:prstGeom>
+                    <a:noFill/>
+                    <a:ln w="9525">
+                      <a:noFill/>
+                      <a:headEnd/>
+                      <a:tailEnd/>
+                    </a:ln>
+                  </pic:spPr>
+                </pic:pic>
+              </a:graphicData>
+            </a:graphic>
+          </wp:inline>
+        </w:drawing>
+      </w:r>
+    </w:p>
+    <w:p>
+      <w:pPr>
+        <w:pStyle w:val="ImageCaption"/>
+      </w:pPr>
+      <w:r>
+        <w:t xml:space="preserve">Рис. 54: LU-разложение</w:t>
+      </w:r>
+    </w:p>
+    <w:bookmarkEnd w:id="241"/>
+    <w:bookmarkEnd w:id="242"/>
+    <w:bookmarkStart w:id="315" w:name="задания-для-самостоятельного-выполнения"/>
+    <w:p>
+      <w:pPr>
+        <w:pStyle w:val="Heading2"/>
+      </w:pPr>
+      <w:r>
+        <w:rPr>
+          <w:rStyle w:val="SectionNumber"/>
+        </w:rPr>
+        <w:t xml:space="preserve">2.7</w:t>
+      </w:r>
+      <w:r>
+        <w:tab/>
+      </w:r>
+      <w:r>
+        <w:t xml:space="preserve">Задания для самостоятельного выполнения</w:t>
+      </w:r>
+    </w:p>
+    <w:bookmarkStart w:id="246" w:name="fig:055"/>
+    <w:p>
+      <w:pPr>
+        <w:pStyle w:val="CaptionedFigure"/>
+      </w:pPr>
+      <w:r>
+        <w:drawing>
+          <wp:inline>
+            <wp:extent cx="3708755" cy="908005"/>
+            <wp:effectExtent b="0" l="0" r="0" t="0"/>
+            <wp:docPr descr="Рис. 55: Задание №1" title="" id="244" name="Picture"/>
+            <a:graphic>
+              <a:graphicData uri="http://schemas.openxmlformats.org/drawingml/2006/picture">
+                <pic:pic>
+                  <pic:nvPicPr>
+                    <pic:cNvPr descr="../images/7.1.png" id="245" name="Picture"/>
+                    <pic:cNvPicPr>
+                      <a:picLocks noChangeArrowheads="1" noChangeAspect="1"/>
+                    </pic:cNvPicPr>
+                  </pic:nvPicPr>
+                  <pic:blipFill>
+                    <a:blip r:embed="rId243"/>
+                    <a:stretch>
+                      <a:fillRect/>
+                    </a:stretch>
+                  </pic:blipFill>
+                  <pic:spPr bwMode="auto">
+                    <a:xfrm>
+                      <a:off x="0" y="0"/>
+                      <a:ext cx="3708755" cy="908005"/>
+                    </a:xfrm>
+                    <a:prstGeom prst="rect">
+                      <a:avLst/>
+                    </a:prstGeom>
+                    <a:noFill/>
+                    <a:ln w="9525">
+                      <a:noFill/>
+                      <a:headEnd/>
+                      <a:tailEnd/>
+                    </a:ln>
+                  </pic:spPr>
+                </pic:pic>
+              </a:graphicData>
+            </a:graphic>
+          </wp:inline>
+        </w:drawing>
+      </w:r>
+    </w:p>
+    <w:p>
+      <w:pPr>
+        <w:pStyle w:val="ImageCaption"/>
+      </w:pPr>
+      <w:r>
+        <w:t xml:space="preserve">Рис. 55: Задание №1</w:t>
+      </w:r>
+    </w:p>
+    <w:bookmarkEnd w:id="246"/>
+    <w:bookmarkStart w:id="250" w:name="fig:056"/>
+    <w:p>
+      <w:pPr>
+        <w:pStyle w:val="CaptionedFigure"/>
+      </w:pPr>
+      <w:r>
+        <w:drawing>
+          <wp:inline>
+            <wp:extent cx="1828800" cy="1272486"/>
+            <wp:effectExtent b="0" l="0" r="0" t="0"/>
+            <wp:docPr descr="Рис. 56: Задание №2" title="" id="248" name="Picture"/>
+            <a:graphic>
+              <a:graphicData uri="http://schemas.openxmlformats.org/drawingml/2006/picture">
+                <pic:pic>
+                  <pic:nvPicPr>
+                    <pic:cNvPr descr="../images/7.2.png" id="249" name="Picture"/>
+                    <pic:cNvPicPr>
+                      <a:picLocks noChangeArrowheads="1" noChangeAspect="1"/>
+                    </pic:cNvPicPr>
+                  </pic:nvPicPr>
+                  <pic:blipFill>
+                    <a:blip r:embed="rId247"/>
+                    <a:stretch>
+                      <a:fillRect/>
+                    </a:stretch>
+                  </pic:blipFill>
+                  <pic:spPr bwMode="auto">
+                    <a:xfrm>
+                      <a:off x="0" y="0"/>
+                      <a:ext cx="1828800" cy="1272486"/>
+                    </a:xfrm>
+                    <a:prstGeom prst="rect">
+                      <a:avLst/>
+                    </a:prstGeom>
+                    <a:noFill/>
+                    <a:ln w="9525">
+                      <a:noFill/>
+                      <a:headEnd/>
+                      <a:tailEnd/>
+                    </a:ln>
+                  </pic:spPr>
+                </pic:pic>
+              </a:graphicData>
+            </a:graphic>
+          </wp:inline>
+        </w:drawing>
+      </w:r>
+    </w:p>
+    <w:p>
+      <w:pPr>
+        <w:pStyle w:val="ImageCaption"/>
+      </w:pPr>
+      <w:r>
+        <w:t xml:space="preserve">Рис. 56: Задание №2</w:t>
+      </w:r>
+    </w:p>
+    <w:bookmarkEnd w:id="250"/>
+    <w:bookmarkStart w:id="254" w:name="fig:057"/>
+    <w:p>
+      <w:pPr>
+        <w:pStyle w:val="CaptionedFigure"/>
+      </w:pPr>
+      <w:r>
+        <w:drawing>
+          <wp:inline>
+            <wp:extent cx="3146047" cy="1464318"/>
+            <wp:effectExtent b="0" l="0" r="0" t="0"/>
+            <wp:docPr descr="Рис. 57: Задание №3.a" title="" id="252" name="Picture"/>
+            <a:graphic>
+              <a:graphicData uri="http://schemas.openxmlformats.org/drawingml/2006/picture">
+                <pic:pic>
+                  <pic:nvPicPr>
+                    <pic:cNvPr descr="../images/7.3.1.png" id="253" name="Picture"/>
+                    <pic:cNvPicPr>
+                      <a:picLocks noChangeArrowheads="1" noChangeAspect="1"/>
+                    </pic:cNvPicPr>
+                  </pic:nvPicPr>
+                  <pic:blipFill>
+                    <a:blip r:embed="rId251"/>
+                    <a:stretch>
+                      <a:fillRect/>
+                    </a:stretch>
+                  </pic:blipFill>
+                  <pic:spPr bwMode="auto">
+                    <a:xfrm>
+                      <a:off x="0" y="0"/>
+                      <a:ext cx="3146047" cy="1464318"/>
+                    </a:xfrm>
+                    <a:prstGeom prst="rect">
+                      <a:avLst/>
+                    </a:prstGeom>
+                    <a:noFill/>
+                    <a:ln w="9525">
+                      <a:noFill/>
+                      <a:headEnd/>
+                      <a:tailEnd/>
+                    </a:ln>
+                  </pic:spPr>
+                </pic:pic>
+              </a:graphicData>
+            </a:graphic>
+          </wp:inline>
+        </w:drawing>
+      </w:r>
+    </w:p>
+    <w:p>
+      <w:pPr>
+        <w:pStyle w:val="ImageCaption"/>
+      </w:pPr>
+      <w:r>
+        <w:t xml:space="preserve">Рис. 57: Задание №3.a</w:t>
+      </w:r>
+    </w:p>
+    <w:bookmarkEnd w:id="254"/>
+    <w:bookmarkStart w:id="258" w:name="fig:058"/>
+    <w:p>
+      <w:pPr>
+        <w:pStyle w:val="CaptionedFigure"/>
+      </w:pPr>
+      <w:r>
+        <w:drawing>
+          <wp:inline>
+            <wp:extent cx="4322618" cy="2078181"/>
+            <wp:effectExtent b="0" l="0" r="0" t="0"/>
+            <wp:docPr descr="Рис. 58: Задание №3.b" title="" id="256" name="Picture"/>
+            <a:graphic>
+              <a:graphicData uri="http://schemas.openxmlformats.org/drawingml/2006/picture">
+                <pic:pic>
+                  <pic:nvPicPr>
+                    <pic:cNvPr descr="../images/7.3.2.png" id="257" name="Picture"/>
+                    <pic:cNvPicPr>
+                      <a:picLocks noChangeArrowheads="1" noChangeAspect="1"/>
+                    </pic:cNvPicPr>
+                  </pic:nvPicPr>
+                  <pic:blipFill>
+                    <a:blip r:embed="rId255"/>
+                    <a:stretch>
+                      <a:fillRect/>
+                    </a:stretch>
+                  </pic:blipFill>
+                  <pic:spPr bwMode="auto">
+                    <a:xfrm>
+                      <a:off x="0" y="0"/>
+                      <a:ext cx="4322618" cy="2078181"/>
+                    </a:xfrm>
+                    <a:prstGeom prst="rect">
+                      <a:avLst/>
+                    </a:prstGeom>
+                    <a:noFill/>
+                    <a:ln w="9525">
+                      <a:noFill/>
+                      <a:headEnd/>
+                      <a:tailEnd/>
+                    </a:ln>
+                  </pic:spPr>
+                </pic:pic>
+              </a:graphicData>
+            </a:graphic>
+          </wp:inline>
+        </w:drawing>
+      </w:r>
+    </w:p>
+    <w:p>
+      <w:pPr>
+        <w:pStyle w:val="ImageCaption"/>
+      </w:pPr>
+      <w:r>
+        <w:t xml:space="preserve">Рис. 58: Задание №3.b</w:t>
+      </w:r>
+    </w:p>
+    <w:bookmarkEnd w:id="258"/>
+    <w:bookmarkStart w:id="262" w:name="fig:059"/>
+    <w:p>
+      <w:pPr>
+        <w:pStyle w:val="CaptionedFigure"/>
+      </w:pPr>
+      <w:r>
+        <w:drawing>
+          <wp:inline>
+            <wp:extent cx="5334000" cy="2172510"/>
+            <wp:effectExtent b="0" l="0" r="0" t="0"/>
+            <wp:docPr descr="Рис. 59: Задание №4.a" title="" id="260" name="Picture"/>
+            <a:graphic>
+              <a:graphicData uri="http://schemas.openxmlformats.org/drawingml/2006/picture">
+                <pic:pic>
+                  <pic:nvPicPr>
+                    <pic:cNvPr descr="../images/7.4.a.png" id="261" name="Picture"/>
+                    <pic:cNvPicPr>
+                      <a:picLocks noChangeArrowheads="1" noChangeAspect="1"/>
+                    </pic:cNvPicPr>
+                  </pic:nvPicPr>
+                  <pic:blipFill>
+                    <a:blip r:embed="rId259"/>
+                    <a:stretch>
+                      <a:fillRect/>
+                    </a:stretch>
+                  </pic:blipFill>
+                  <pic:spPr bwMode="auto">
+                    <a:xfrm>
+                      <a:off x="0" y="0"/>
+                      <a:ext cx="5334000" cy="2172510"/>
+                    </a:xfrm>
+                    <a:prstGeom prst="rect">
+                      <a:avLst/>
+                    </a:prstGeom>
+                    <a:noFill/>
+                    <a:ln w="9525">
+                      <a:noFill/>
+                      <a:headEnd/>
+                      <a:tailEnd/>
+                    </a:ln>
+                  </pic:spPr>
+                </pic:pic>
+              </a:graphicData>
+            </a:graphic>
+          </wp:inline>
+        </w:drawing>
+      </w:r>
+    </w:p>
+    <w:p>
+      <w:pPr>
+        <w:pStyle w:val="ImageCaption"/>
+      </w:pPr>
+      <w:r>
+        <w:t xml:space="preserve">Рис. 59: Задание №4.a</w:t>
+      </w:r>
+    </w:p>
+    <w:bookmarkEnd w:id="262"/>
+    <w:bookmarkStart w:id="266" w:name="fig:060"/>
+    <w:p>
+      <w:pPr>
+        <w:pStyle w:val="CaptionedFigure"/>
+      </w:pPr>
+      <w:r>
+        <w:drawing>
+          <wp:inline>
+            <wp:extent cx="3337879" cy="1694517"/>
+            <wp:effectExtent b="0" l="0" r="0" t="0"/>
+            <wp:docPr descr="Рис. 60: Задание №4.b" title="" id="264" name="Picture"/>
+            <a:graphic>
+              <a:graphicData uri="http://schemas.openxmlformats.org/drawingml/2006/picture">
+                <pic:pic>
+                  <pic:nvPicPr>
+                    <pic:cNvPr descr="../images/7.4.b.png" id="265" name="Picture"/>
+                    <pic:cNvPicPr>
+                      <a:picLocks noChangeArrowheads="1" noChangeAspect="1"/>
+                    </pic:cNvPicPr>
+                  </pic:nvPicPr>
+                  <pic:blipFill>
+                    <a:blip r:embed="rId263"/>
+                    <a:stretch>
+                      <a:fillRect/>
+                    </a:stretch>
+                  </pic:blipFill>
+                  <pic:spPr bwMode="auto">
+                    <a:xfrm>
+                      <a:off x="0" y="0"/>
+                      <a:ext cx="3337879" cy="1694517"/>
+                    </a:xfrm>
+                    <a:prstGeom prst="rect">
+                      <a:avLst/>
+                    </a:prstGeom>
+                    <a:noFill/>
+                    <a:ln w="9525">
+                      <a:noFill/>
+                      <a:headEnd/>
+                      <a:tailEnd/>
+                    </a:ln>
+                  </pic:spPr>
+                </pic:pic>
+              </a:graphicData>
+            </a:graphic>
+          </wp:inline>
+        </w:drawing>
+      </w:r>
+    </w:p>
+    <w:p>
+      <w:pPr>
+        <w:pStyle w:val="ImageCaption"/>
+      </w:pPr>
+      <w:r>
+        <w:t xml:space="preserve">Рис. 60: Задание №4.b</w:t>
+      </w:r>
+    </w:p>
+    <w:bookmarkEnd w:id="266"/>
+    <w:bookmarkStart w:id="270" w:name="fig:061"/>
+    <w:p>
+      <w:pPr>
+        <w:pStyle w:val="CaptionedFigure"/>
+      </w:pPr>
+      <w:r>
+        <w:drawing>
+          <wp:inline>
+            <wp:extent cx="4552816" cy="2397902"/>
+            <wp:effectExtent b="0" l="0" r="0" t="0"/>
+            <wp:docPr descr="Рис. 61: Задание №4.c" title="" id="268" name="Picture"/>
+            <a:graphic>
+              <a:graphicData uri="http://schemas.openxmlformats.org/drawingml/2006/picture">
+                <pic:pic>
+                  <pic:nvPicPr>
+                    <pic:cNvPr descr="../images/7.4.c.png" id="269" name="Picture"/>
+                    <pic:cNvPicPr>
+                      <a:picLocks noChangeArrowheads="1" noChangeAspect="1"/>
+                    </pic:cNvPicPr>
+                  </pic:nvPicPr>
+                  <pic:blipFill>
+                    <a:blip r:embed="rId267"/>
+                    <a:stretch>
+                      <a:fillRect/>
+                    </a:stretch>
+                  </pic:blipFill>
+                  <pic:spPr bwMode="auto">
+                    <a:xfrm>
+                      <a:off x="0" y="0"/>
+                      <a:ext cx="4552816" cy="2397902"/>
+                    </a:xfrm>
+                    <a:prstGeom prst="rect">
+                      <a:avLst/>
+                    </a:prstGeom>
+                    <a:noFill/>
+                    <a:ln w="9525">
+                      <a:noFill/>
+                      <a:headEnd/>
+                      <a:tailEnd/>
+                    </a:ln>
+                  </pic:spPr>
+                </pic:pic>
+              </a:graphicData>
+            </a:graphic>
+          </wp:inline>
+        </w:drawing>
+      </w:r>
+    </w:p>
+    <w:p>
+      <w:pPr>
+        <w:pStyle w:val="ImageCaption"/>
+      </w:pPr>
+      <w:r>
+        <w:t xml:space="preserve">Рис. 61: Задание №4.c</w:t>
+      </w:r>
+    </w:p>
+    <w:bookmarkEnd w:id="270"/>
+    <w:bookmarkStart w:id="274" w:name="fig:062"/>
+    <w:p>
+      <w:pPr>
+        <w:pStyle w:val="CaptionedFigure"/>
+      </w:pPr>
+      <w:r>
+        <w:drawing>
+          <wp:inline>
+            <wp:extent cx="4322618" cy="2186886"/>
+            <wp:effectExtent b="0" l="0" r="0" t="0"/>
+            <wp:docPr descr="Рис. 62: Задание №4.d" title="" id="272" name="Picture"/>
+            <a:graphic>
+              <a:graphicData uri="http://schemas.openxmlformats.org/drawingml/2006/picture">
+                <pic:pic>
+                  <pic:nvPicPr>
+                    <pic:cNvPr descr="../images/7.4.d.png" id="273" name="Picture"/>
+                    <pic:cNvPicPr>
+                      <a:picLocks noChangeArrowheads="1" noChangeAspect="1"/>
+                    </pic:cNvPicPr>
+                  </pic:nvPicPr>
+                  <pic:blipFill>
+                    <a:blip r:embed="rId271"/>
+                    <a:stretch>
+                      <a:fillRect/>
+                    </a:stretch>
+                  </pic:blipFill>
+                  <pic:spPr bwMode="auto">
+                    <a:xfrm>
+                      <a:off x="0" y="0"/>
+                      <a:ext cx="4322618" cy="2186886"/>
+                    </a:xfrm>
+                    <a:prstGeom prst="rect">
+                      <a:avLst/>
+                    </a:prstGeom>
+                    <a:noFill/>
+                    <a:ln w="9525">
+                      <a:noFill/>
+                      <a:headEnd/>
+                      <a:tailEnd/>
+                    </a:ln>
+                  </pic:spPr>
+                </pic:pic>
+              </a:graphicData>
+            </a:graphic>
+          </wp:inline>
+        </w:drawing>
+      </w:r>
+    </w:p>
+    <w:p>
+      <w:pPr>
+        <w:pStyle w:val="ImageCaption"/>
+      </w:pPr>
+      <w:r>
+        <w:t xml:space="preserve">Рис. 62: Задание №4.d</w:t>
+      </w:r>
+    </w:p>
+    <w:bookmarkEnd w:id="274"/>
+    <w:bookmarkStart w:id="278" w:name="fig:063"/>
+    <w:p>
+      <w:pPr>
+        <w:pStyle w:val="CaptionedFigure"/>
+      </w:pPr>
+      <w:r>
+        <w:drawing>
+          <wp:inline>
+            <wp:extent cx="5320145" cy="1956688"/>
+            <wp:effectExtent b="0" l="0" r="0" t="0"/>
+            <wp:docPr descr="Рис. 63: Задание №5" title="" id="276" name="Picture"/>
+            <a:graphic>
+              <a:graphicData uri="http://schemas.openxmlformats.org/drawingml/2006/picture">
+                <pic:pic>
+                  <pic:nvPicPr>
+                    <pic:cNvPr descr="../images/7.5.1.1.png" id="277" name="Picture"/>
+                    <pic:cNvPicPr>
+                      <a:picLocks noChangeArrowheads="1" noChangeAspect="1"/>
+                    </pic:cNvPicPr>
+                  </pic:nvPicPr>
+                  <pic:blipFill>
+                    <a:blip r:embed="rId275"/>
+                    <a:stretch>
+                      <a:fillRect/>
+                    </a:stretch>
+                  </pic:blipFill>
+                  <pic:spPr bwMode="auto">
+                    <a:xfrm>
+                      <a:off x="0" y="0"/>
+                      <a:ext cx="5320145" cy="1956688"/>
+                    </a:xfrm>
+                    <a:prstGeom prst="rect">
+                      <a:avLst/>
+                    </a:prstGeom>
+                    <a:noFill/>
+                    <a:ln w="9525">
+                      <a:noFill/>
+                      <a:headEnd/>
+                      <a:tailEnd/>
+                    </a:ln>
+                  </pic:spPr>
+                </pic:pic>
+              </a:graphicData>
+            </a:graphic>
+          </wp:inline>
+        </w:drawing>
+      </w:r>
+    </w:p>
+    <w:p>
+      <w:pPr>
+        <w:pStyle w:val="ImageCaption"/>
+      </w:pPr>
+      <w:r>
+        <w:t xml:space="preserve">Рис. 63: Задание №5</w:t>
+      </w:r>
+    </w:p>
+    <w:bookmarkEnd w:id="278"/>
+    <w:bookmarkStart w:id="282" w:name="fig:064"/>
+    <w:p>
+      <w:pPr>
+        <w:pStyle w:val="CaptionedFigure"/>
+      </w:pPr>
+      <w:r>
+        <w:drawing>
+          <wp:inline>
+            <wp:extent cx="4591183" cy="2270013"/>
+            <wp:effectExtent b="0" l="0" r="0" t="0"/>
+            <wp:docPr descr="Рис. 64: Задание №5" title="" id="280" name="Picture"/>
+            <a:graphic>
+              <a:graphicData uri="http://schemas.openxmlformats.org/drawingml/2006/picture">
+                <pic:pic>
+                  <pic:nvPicPr>
+                    <pic:cNvPr descr="../images/7.5.1.2.png" id="281" name="Picture"/>
+                    <pic:cNvPicPr>
+                      <a:picLocks noChangeArrowheads="1" noChangeAspect="1"/>
+                    </pic:cNvPicPr>
+                  </pic:nvPicPr>
+                  <pic:blipFill>
+                    <a:blip r:embed="rId279"/>
+                    <a:stretch>
+                      <a:fillRect/>
+                    </a:stretch>
+                  </pic:blipFill>
+                  <pic:spPr bwMode="auto">
+                    <a:xfrm>
+                      <a:off x="0" y="0"/>
+                      <a:ext cx="4591183" cy="2270013"/>
+                    </a:xfrm>
+                    <a:prstGeom prst="rect">
+                      <a:avLst/>
+                    </a:prstGeom>
+                    <a:noFill/>
+                    <a:ln w="9525">
+                      <a:noFill/>
+                      <a:headEnd/>
+                      <a:tailEnd/>
+                    </a:ln>
+                  </pic:spPr>
+                </pic:pic>
+              </a:graphicData>
+            </a:graphic>
+          </wp:inline>
+        </w:drawing>
+      </w:r>
+    </w:p>
+    <w:p>
+      <w:pPr>
+        <w:pStyle w:val="ImageCaption"/>
+      </w:pPr>
+      <w:r>
+        <w:t xml:space="preserve">Рис. 64: Задание №5</w:t>
+      </w:r>
+    </w:p>
+    <w:bookmarkEnd w:id="282"/>
+    <w:bookmarkStart w:id="286" w:name="fig:065"/>
+    <w:p>
+      <w:pPr>
+        <w:pStyle w:val="CaptionedFigure"/>
+      </w:pPr>
+      <w:r>
+        <w:drawing>
+          <wp:inline>
+            <wp:extent cx="1995054" cy="1464318"/>
+            <wp:effectExtent b="0" l="0" r="0" t="0"/>
+            <wp:docPr descr="Рис. 65: Задание №6.a" title="" id="284" name="Picture"/>
+            <a:graphic>
+              <a:graphicData uri="http://schemas.openxmlformats.org/drawingml/2006/picture">
+                <pic:pic>
+                  <pic:nvPicPr>
+                    <pic:cNvPr descr="../images/7.6.1.png" id="285" name="Picture"/>
+                    <pic:cNvPicPr>
+                      <a:picLocks noChangeArrowheads="1" noChangeAspect="1"/>
+                    </pic:cNvPicPr>
+                  </pic:nvPicPr>
+                  <pic:blipFill>
+                    <a:blip r:embed="rId283"/>
+                    <a:stretch>
+                      <a:fillRect/>
+                    </a:stretch>
+                  </pic:blipFill>
+                  <pic:spPr bwMode="auto">
+                    <a:xfrm>
+                      <a:off x="0" y="0"/>
+                      <a:ext cx="1995054" cy="1464318"/>
+                    </a:xfrm>
+                    <a:prstGeom prst="rect">
+                      <a:avLst/>
+                    </a:prstGeom>
+                    <a:noFill/>
+                    <a:ln w="9525">
+                      <a:noFill/>
+                      <a:headEnd/>
+                      <a:tailEnd/>
+                    </a:ln>
+                  </pic:spPr>
+                </pic:pic>
+              </a:graphicData>
+            </a:graphic>
+          </wp:inline>
+        </w:drawing>
+      </w:r>
+    </w:p>
+    <w:p>
+      <w:pPr>
+        <w:pStyle w:val="ImageCaption"/>
+      </w:pPr>
+      <w:r>
+        <w:t xml:space="preserve">Рис. 65: Задание №6.a</w:t>
+      </w:r>
+    </w:p>
+    <w:bookmarkEnd w:id="286"/>
+    <w:bookmarkStart w:id="290" w:name="fig:066"/>
+    <w:p>
+      <w:pPr>
+        <w:pStyle w:val="CaptionedFigure"/>
+      </w:pPr>
+      <w:r>
+        <w:drawing>
+          <wp:inline>
+            <wp:extent cx="5334000" cy="2966132"/>
+            <wp:effectExtent b="0" l="0" r="0" t="0"/>
+            <wp:docPr descr="Рис. 66: Задание №6.b" title="" id="288" name="Picture"/>
+            <a:graphic>
+              <a:graphicData uri="http://schemas.openxmlformats.org/drawingml/2006/picture">
+                <pic:pic>
+                  <pic:nvPicPr>
+                    <pic:cNvPr descr="../images/7.6.2.png" id="289" name="Picture"/>
+                    <pic:cNvPicPr>
+                      <a:picLocks noChangeArrowheads="1" noChangeAspect="1"/>
+                    </pic:cNvPicPr>
+                  </pic:nvPicPr>
+                  <pic:blipFill>
+                    <a:blip r:embed="rId287"/>
+                    <a:stretch>
+                      <a:fillRect/>
+                    </a:stretch>
+                  </pic:blipFill>
+                  <pic:spPr bwMode="auto">
+                    <a:xfrm>
+                      <a:off x="0" y="0"/>
+                      <a:ext cx="5334000" cy="2966132"/>
+                    </a:xfrm>
+                    <a:prstGeom prst="rect">
+                      <a:avLst/>
+                    </a:prstGeom>
+                    <a:noFill/>
+                    <a:ln w="9525">
+                      <a:noFill/>
+                      <a:headEnd/>
+                      <a:tailEnd/>
+                    </a:ln>
+                  </pic:spPr>
+                </pic:pic>
+              </a:graphicData>
+            </a:graphic>
+          </wp:inline>
+        </w:drawing>
+      </w:r>
+    </w:p>
+    <w:p>
+      <w:pPr>
+        <w:pStyle w:val="ImageCaption"/>
+      </w:pPr>
+      <w:r>
+        <w:t xml:space="preserve">Рис. 66: Задание №6.b</w:t>
+      </w:r>
+    </w:p>
+    <w:bookmarkEnd w:id="290"/>
+    <w:bookmarkStart w:id="294" w:name="fig:067"/>
+    <w:p>
+      <w:pPr>
+        <w:pStyle w:val="CaptionedFigure"/>
+      </w:pPr>
+      <w:r>
+        <w:drawing>
+          <wp:inline>
+            <wp:extent cx="5334000" cy="2599558"/>
+            <wp:effectExtent b="0" l="0" r="0" t="0"/>
+            <wp:docPr descr="Рис. 67: Задание №6.c" title="" id="292" name="Picture"/>
+            <a:graphic>
+              <a:graphicData uri="http://schemas.openxmlformats.org/drawingml/2006/picture">
+                <pic:pic>
+                  <pic:nvPicPr>
+                    <pic:cNvPr descr="../images/7.6.3.png" id="293" name="Picture"/>
+                    <pic:cNvPicPr>
+                      <a:picLocks noChangeArrowheads="1" noChangeAspect="1"/>
+                    </pic:cNvPicPr>
+                  </pic:nvPicPr>
+                  <pic:blipFill>
+                    <a:blip r:embed="rId291"/>
+                    <a:stretch>
+                      <a:fillRect/>
+                    </a:stretch>
+                  </pic:blipFill>
+                  <pic:spPr bwMode="auto">
+                    <a:xfrm>
+                      <a:off x="0" y="0"/>
+                      <a:ext cx="5334000" cy="2599558"/>
+                    </a:xfrm>
+                    <a:prstGeom prst="rect">
+                      <a:avLst/>
+                    </a:prstGeom>
+                    <a:noFill/>
+                    <a:ln w="9525">
+                      <a:noFill/>
+                      <a:headEnd/>
+                      <a:tailEnd/>
+                    </a:ln>
+                  </pic:spPr>
+                </pic:pic>
+              </a:graphicData>
+            </a:graphic>
+          </wp:inline>
+        </w:drawing>
+      </w:r>
+    </w:p>
+    <w:p>
+      <w:pPr>
+        <w:pStyle w:val="ImageCaption"/>
+      </w:pPr>
+      <w:r>
+        <w:t xml:space="preserve">Рис. 67: Задание №6.c</w:t>
+      </w:r>
+    </w:p>
+    <w:bookmarkEnd w:id="294"/>
+    <w:bookmarkStart w:id="298" w:name="fig:068"/>
+    <w:p>
+      <w:pPr>
+        <w:pStyle w:val="CaptionedFigure"/>
+      </w:pPr>
+      <w:r>
+        <w:drawing>
+          <wp:inline>
+            <wp:extent cx="5334000" cy="3048879"/>
+            <wp:effectExtent b="0" l="0" r="0" t="0"/>
+            <wp:docPr descr="Рис. 68: Задание №7" title="" id="296" name="Picture"/>
+            <a:graphic>
+              <a:graphicData uri="http://schemas.openxmlformats.org/drawingml/2006/picture">
+                <pic:pic>
+                  <pic:nvPicPr>
+                    <pic:cNvPr descr="../images/7.7.1.png" id="297" name="Picture"/>
+                    <pic:cNvPicPr>
+                      <a:picLocks noChangeArrowheads="1" noChangeAspect="1"/>
+                    </pic:cNvPicPr>
+                  </pic:nvPicPr>
+                  <pic:blipFill>
+                    <a:blip r:embed="rId295"/>
+                    <a:stretch>
+                      <a:fillRect/>
+                    </a:stretch>
+                  </pic:blipFill>
+                  <pic:spPr bwMode="auto">
+                    <a:xfrm>
+                      <a:off x="0" y="0"/>
+                      <a:ext cx="5334000" cy="3048879"/>
+                    </a:xfrm>
+                    <a:prstGeom prst="rect">
+                      <a:avLst/>
+                    </a:prstGeom>
+                    <a:noFill/>
+                    <a:ln w="9525">
+                      <a:noFill/>
+                      <a:headEnd/>
+                      <a:tailEnd/>
+                    </a:ln>
+                  </pic:spPr>
+                </pic:pic>
+              </a:graphicData>
+            </a:graphic>
+          </wp:inline>
+        </w:drawing>
+      </w:r>
+    </w:p>
+    <w:p>
+      <w:pPr>
+        <w:pStyle w:val="ImageCaption"/>
+      </w:pPr>
+      <w:r>
+        <w:t xml:space="preserve">Рис. 68: Задание №7</w:t>
+      </w:r>
+    </w:p>
+    <w:bookmarkEnd w:id="298"/>
+    <w:bookmarkStart w:id="302" w:name="fig:069"/>
+    <w:p>
+      <w:pPr>
+        <w:pStyle w:val="CaptionedFigure"/>
+      </w:pPr>
+      <w:r>
+        <w:drawing>
+          <wp:inline>
+            <wp:extent cx="5334000" cy="1508570"/>
+            <wp:effectExtent b="0" l="0" r="0" t="0"/>
+            <wp:docPr descr="Рис. 69: Задание №7" title="" id="300" name="Picture"/>
+            <a:graphic>
+              <a:graphicData uri="http://schemas.openxmlformats.org/drawingml/2006/picture">
+                <pic:pic>
+                  <pic:nvPicPr>
+                    <pic:cNvPr descr="../images/7.7.2.png" id="301" name="Picture"/>
+                    <pic:cNvPicPr>
+                      <a:picLocks noChangeArrowheads="1" noChangeAspect="1"/>
+                    </pic:cNvPicPr>
+                  </pic:nvPicPr>
+                  <pic:blipFill>
+                    <a:blip r:embed="rId299"/>
+                    <a:stretch>
+                      <a:fillRect/>
+                    </a:stretch>
+                  </pic:blipFill>
+                  <pic:spPr bwMode="auto">
+                    <a:xfrm>
+                      <a:off x="0" y="0"/>
+                      <a:ext cx="5334000" cy="1508570"/>
+                    </a:xfrm>
+                    <a:prstGeom prst="rect">
+                      <a:avLst/>
+                    </a:prstGeom>
+                    <a:noFill/>
+                    <a:ln w="9525">
+                      <a:noFill/>
+                      <a:headEnd/>
+                      <a:tailEnd/>
+                    </a:ln>
+                  </pic:spPr>
+                </pic:pic>
+              </a:graphicData>
+            </a:graphic>
+          </wp:inline>
+        </w:drawing>
+      </w:r>
+    </w:p>
+    <w:p>
+      <w:pPr>
+        <w:pStyle w:val="ImageCaption"/>
+      </w:pPr>
+      <w:r>
+        <w:t xml:space="preserve">Рис. 69: Задание №7</w:t>
+      </w:r>
+    </w:p>
+    <w:bookmarkEnd w:id="302"/>
+    <w:bookmarkStart w:id="306" w:name="fig:070"/>
+    <w:p>
+      <w:pPr>
+        <w:pStyle w:val="CaptionedFigure"/>
+      </w:pPr>
+      <w:r>
+        <w:drawing>
+          <wp:inline>
+            <wp:extent cx="5334000" cy="3544529"/>
+            <wp:effectExtent b="0" l="0" r="0" t="0"/>
+            <wp:docPr descr="Рис. 70: Задание №8.a" title="" id="304" name="Picture"/>
+            <a:graphic>
+              <a:graphicData uri="http://schemas.openxmlformats.org/drawingml/2006/picture">
+                <pic:pic>
+                  <pic:nvPicPr>
+                    <pic:cNvPr descr="../images/7.8.1.png" id="305" name="Picture"/>
+                    <pic:cNvPicPr>
+                      <a:picLocks noChangeArrowheads="1" noChangeAspect="1"/>
+                    </pic:cNvPicPr>
+                  </pic:nvPicPr>
+                  <pic:blipFill>
+                    <a:blip r:embed="rId303"/>
+                    <a:stretch>
+                      <a:fillRect/>
+                    </a:stretch>
+                  </pic:blipFill>
+                  <pic:spPr bwMode="auto">
+                    <a:xfrm>
+                      <a:off x="0" y="0"/>
+                      <a:ext cx="5334000" cy="3544529"/>
+                    </a:xfrm>
+                    <a:prstGeom prst="rect">
+                      <a:avLst/>
+                    </a:prstGeom>
+                    <a:noFill/>
+                    <a:ln w="9525">
+                      <a:noFill/>
+                      <a:headEnd/>
+                      <a:tailEnd/>
+                    </a:ln>
+                  </pic:spPr>
+                </pic:pic>
+              </a:graphicData>
+            </a:graphic>
+          </wp:inline>
+        </w:drawing>
+      </w:r>
+    </w:p>
+    <w:p>
+      <w:pPr>
+        <w:pStyle w:val="ImageCaption"/>
+      </w:pPr>
+      <w:r>
+        <w:t xml:space="preserve">Рис. 70: Задание №8.a</w:t>
+      </w:r>
+    </w:p>
+    <w:bookmarkEnd w:id="306"/>
+    <w:bookmarkStart w:id="310" w:name="fig:071"/>
+    <w:p>
+      <w:pPr>
+        <w:pStyle w:val="CaptionedFigure"/>
+      </w:pPr>
+      <w:r>
+        <w:drawing>
+          <wp:inline>
+            <wp:extent cx="3977320" cy="5185862"/>
+            <wp:effectExtent b="0" l="0" r="0" t="0"/>
+            <wp:docPr descr="Рис. 71: Задание №8.b" title="" id="308" name="Picture"/>
+            <a:graphic>
+              <a:graphicData uri="http://schemas.openxmlformats.org/drawingml/2006/picture">
+                <pic:pic>
+                  <pic:nvPicPr>
+                    <pic:cNvPr descr="../images/7.8.2.png" id="309" name="Picture"/>
+                    <pic:cNvPicPr>
+                      <a:picLocks noChangeArrowheads="1" noChangeAspect="1"/>
+                    </pic:cNvPicPr>
+                  </pic:nvPicPr>
+                  <pic:blipFill>
+                    <a:blip r:embed="rId307"/>
+                    <a:stretch>
+                      <a:fillRect/>
+                    </a:stretch>
+                  </pic:blipFill>
+                  <pic:spPr bwMode="auto">
+                    <a:xfrm>
+                      <a:off x="0" y="0"/>
+                      <a:ext cx="3977320" cy="5185862"/>
+                    </a:xfrm>
+                    <a:prstGeom prst="rect">
+                      <a:avLst/>
+                    </a:prstGeom>
+                    <a:noFill/>
+                    <a:ln w="9525">
+                      <a:noFill/>
+                      <a:headEnd/>
+                      <a:tailEnd/>
+                    </a:ln>
+                  </pic:spPr>
+                </pic:pic>
+              </a:graphicData>
+            </a:graphic>
+          </wp:inline>
+        </w:drawing>
+      </w:r>
+    </w:p>
+    <w:p>
+      <w:pPr>
+        <w:pStyle w:val="ImageCaption"/>
+      </w:pPr>
+      <w:r>
+        <w:t xml:space="preserve">Рис. 71: Задание №8.b</w:t>
+      </w:r>
+    </w:p>
+    <w:bookmarkEnd w:id="310"/>
+    <w:bookmarkStart w:id="314" w:name="fig:072"/>
+    <w:p>
+      <w:pPr>
+        <w:pStyle w:val="CaptionedFigure"/>
+      </w:pPr>
+      <w:r>
+        <w:drawing>
+          <wp:inline>
+            <wp:extent cx="5334000" cy="1782040"/>
+            <wp:effectExtent b="0" l="0" r="0" t="0"/>
+            <wp:docPr descr="Рис. 72: Задание №8.c" title="" id="312" name="Picture"/>
+            <a:graphic>
+              <a:graphicData uri="http://schemas.openxmlformats.org/drawingml/2006/picture">
+                <pic:pic>
+                  <pic:nvPicPr>
+                    <pic:cNvPr descr="../images/7.8.3.png" id="313" name="Picture"/>
+                    <pic:cNvPicPr>
+                      <a:picLocks noChangeArrowheads="1" noChangeAspect="1"/>
+                    </pic:cNvPicPr>
+                  </pic:nvPicPr>
+                  <pic:blipFill>
+                    <a:blip r:embed="rId311"/>
+                    <a:stretch>
+                      <a:fillRect/>
+                    </a:stretch>
+                  </pic:blipFill>
+                  <pic:spPr bwMode="auto">
+                    <a:xfrm>
+                      <a:off x="0" y="0"/>
+                      <a:ext cx="5334000" cy="1782040"/>
+                    </a:xfrm>
+                    <a:prstGeom prst="rect">
+                      <a:avLst/>
+                    </a:prstGeom>
+                    <a:noFill/>
+                    <a:ln w="9525">
+                      <a:noFill/>
+                      <a:headEnd/>
+                      <a:tailEnd/>
+                    </a:ln>
+                  </pic:spPr>
+                </pic:pic>
+              </a:graphicData>
+            </a:graphic>
+          </wp:inline>
+        </w:drawing>
+      </w:r>
+    </w:p>
+    <w:p>
+      <w:pPr>
+        <w:pStyle w:val="ImageCaption"/>
+      </w:pPr>
+      <w:r>
+        <w:t xml:space="preserve">Рис. 72: Задание №8.c</w:t>
+      </w:r>
+    </w:p>
+    <w:bookmarkEnd w:id="314"/>
+    <w:bookmarkEnd w:id="315"/>
+    <w:bookmarkEnd w:id="316"/>
+    <w:bookmarkStart w:id="317" w:name="выводы"/>
     <w:p>
       <w:pPr>
         <w:pStyle w:val="Heading1"/>
@@ -3343,10 +5114,10 @@
         <w:pStyle w:val="FirstParagraph"/>
       </w:pPr>
       <w:r>
-        <w:t xml:space="preserve">В результате выполнения лабораторной работы, я освоил применение циклов функций и сторонних для Julia пакетов для решения задач линейной алгебры и работы с матрицами.</w:t>
-      </w:r>
-    </w:p>
-    <w:bookmarkEnd w:id="195"/>
+        <w:t xml:space="preserve">В результате выполнения лабораторной работы, я изучил возможности специализированных пакетов Julia для выполнения и оценки эффективности операций над объектами линейной алгебры.</w:t>
+      </w:r>
+    </w:p>
+    <w:bookmarkEnd w:id="317"/>
     <w:sectPr/>
   </w:body>
 </w:document>
@@ -3453,116 +5224,13 @@
       </w:pPr>
     </w:lvl>
   </w:abstractNum>
-  <w:abstractNum w:abstractNumId="991">
-    <w:nsid w:val="0000A991"/>
-    <w:multiLevelType w:val="multilevel"/>
-    <w:lvl w:ilvl="0">
-      <w:numFmt w:val="bullet"/>
-      <w:lvlText w:val=""/>
-      <w:lvlJc w:val="left"/>
-      <w:pPr>
-        <w:ind w:left="720" w:hanging="360"/>
-      </w:pPr>
-      <w:rPr>
-        <w:rFonts w:ascii="Symbol" w:hAnsi="Symbol" w:cs="Symbol" w:hint="default"/>
-      </w:rPr>
-    </w:lvl>
-    <w:lvl w:ilvl="1">
-      <w:numFmt w:val="bullet"/>
-      <w:lvlText w:val="o"/>
-      <w:lvlJc w:val="left"/>
-      <w:pPr>
-        <w:ind w:left="1440" w:hanging="360"/>
-      </w:pPr>
-      <w:rPr>
-        <w:rFonts w:ascii="Courier New" w:hAnsi="Courier New" w:cs="Courier New" w:hint="default"/>
-      </w:rPr>
-    </w:lvl>
-    <w:lvl w:ilvl="2">
-      <w:numFmt w:val="bullet"/>
-      <w:lvlText w:val=""/>
-      <w:lvlJc w:val="left"/>
-      <w:pPr>
-        <w:ind w:left="2160" w:hanging="360"/>
-      </w:pPr>
-      <w:rPr>
-        <w:rFonts w:ascii="Wingdings" w:hAnsi="Wingdings" w:cs="Wingdings" w:hint="default"/>
-      </w:rPr>
-    </w:lvl>
-    <w:lvl w:ilvl="3">
-      <w:numFmt w:val="bullet"/>
-      <w:lvlText w:val=""/>
-      <w:lvlJc w:val="left"/>
-      <w:pPr>
-        <w:ind w:left="2880" w:hanging="360"/>
-      </w:pPr>
-      <w:rPr>
-        <w:rFonts w:ascii="Symbol" w:hAnsi="Symbol" w:cs="Symbol" w:hint="default"/>
-      </w:rPr>
-    </w:lvl>
-    <w:lvl w:ilvl="4">
-      <w:numFmt w:val="bullet"/>
-      <w:lvlText w:val="o"/>
-      <w:lvlJc w:val="left"/>
-      <w:pPr>
-        <w:ind w:left="3600" w:hanging="360"/>
-      </w:pPr>
-      <w:rPr>
-        <w:rFonts w:ascii="Courier New" w:hAnsi="Courier New" w:cs="Courier New" w:hint="default"/>
-      </w:rPr>
-    </w:lvl>
-    <w:lvl w:ilvl="5">
-      <w:numFmt w:val="bullet"/>
-      <w:lvlText w:val=""/>
-      <w:lvlJc w:val="left"/>
-      <w:pPr>
-        <w:ind w:left="4320" w:hanging="360"/>
-      </w:pPr>
-      <w:rPr>
-        <w:rFonts w:ascii="Wingdings" w:hAnsi="Wingdings" w:cs="Wingdings" w:hint="default"/>
-      </w:rPr>
-    </w:lvl>
-    <w:lvl w:ilvl="6">
-      <w:numFmt w:val="bullet"/>
-      <w:lvlText w:val=""/>
-      <w:lvlJc w:val="left"/>
-      <w:pPr>
-        <w:ind w:left="5040" w:hanging="360"/>
-      </w:pPr>
-      <w:rPr>
-        <w:rFonts w:ascii="Symbol" w:hAnsi="Symbol" w:cs="Symbol" w:hint="default"/>
-      </w:rPr>
-    </w:lvl>
-    <w:lvl w:ilvl="7">
-      <w:numFmt w:val="bullet"/>
-      <w:lvlText w:val="o"/>
-      <w:lvlJc w:val="left"/>
-      <w:pPr>
-        <w:ind w:left="5760" w:hanging="360"/>
-      </w:pPr>
-      <w:rPr>
-        <w:rFonts w:ascii="Courier New" w:hAnsi="Courier New" w:cs="Courier New" w:hint="default"/>
-      </w:rPr>
-    </w:lvl>
-    <w:lvl w:ilvl="8">
-      <w:numFmt w:val="bullet"/>
-      <w:lvlText w:val=""/>
-      <w:lvlJc w:val="left"/>
-      <w:pPr>
-        <w:ind w:left="6480" w:hanging="360"/>
-      </w:pPr>
-      <w:rPr>
-        <w:rFonts w:ascii="Wingdings" w:hAnsi="Wingdings" w:cs="Wingdings" w:hint="default"/>
-      </w:rPr>
-    </w:lvl>
-  </w:abstractNum>
-  <w:abstractNum w:abstractNumId="99421">
-    <w:nsid w:val="00A99421"/>
+  <w:abstractNum w:abstractNumId="99411">
+    <w:nsid w:val="00A99411"/>
     <w:multiLevelType w:val="multilevel"/>
     <w:lvl w:ilvl="0">
       <w:start w:val="1"/>
       <w:numFmt w:val="decimal"/>
-      <w:lvlText w:val="%1)"/>
+      <w:lvlText w:val="%1."/>
       <w:lvlJc w:val="left"/>
       <w:pPr>
         <w:ind w:left="720" w:hanging="360"/>
@@ -3571,7 +5239,7 @@
     <w:lvl w:ilvl="1">
       <w:start w:val="1"/>
       <w:numFmt w:val="decimal"/>
-      <w:lvlText w:val="%2)"/>
+      <w:lvlText w:val="%2."/>
       <w:lvlJc w:val="left"/>
       <w:pPr>
         <w:ind w:left="1440" w:hanging="360"/>
@@ -3580,7 +5248,7 @@
     <w:lvl w:ilvl="2">
       <w:start w:val="1"/>
       <w:numFmt w:val="decimal"/>
-      <w:lvlText w:val="%3)"/>
+      <w:lvlText w:val="%3."/>
       <w:lvlJc w:val="left"/>
       <w:pPr>
         <w:ind w:left="2160" w:hanging="360"/>
@@ -3589,7 +5257,7 @@
     <w:lvl w:ilvl="3">
       <w:start w:val="1"/>
       <w:numFmt w:val="decimal"/>
-      <w:lvlText w:val="%4)"/>
+      <w:lvlText w:val="%4."/>
       <w:lvlJc w:val="left"/>
       <w:pPr>
         <w:ind w:left="2880" w:hanging="360"/>
@@ -3598,7 +5266,7 @@
     <w:lvl w:ilvl="4">
       <w:start w:val="1"/>
       <w:numFmt w:val="decimal"/>
-      <w:lvlText w:val="%5)"/>
+      <w:lvlText w:val="%5."/>
       <w:lvlJc w:val="left"/>
       <w:pPr>
         <w:ind w:left="3600" w:hanging="360"/>
@@ -3607,7 +5275,7 @@
     <w:lvl w:ilvl="5">
       <w:start w:val="1"/>
       <w:numFmt w:val="decimal"/>
-      <w:lvlText w:val="%6)"/>
+      <w:lvlText w:val="%6."/>
       <w:lvlJc w:val="left"/>
       <w:pPr>
         <w:ind w:left="4320" w:hanging="360"/>
@@ -3616,7 +5284,7 @@
     <w:lvl w:ilvl="6">
       <w:start w:val="1"/>
       <w:numFmt w:val="decimal"/>
-      <w:lvlText w:val="%7)"/>
+      <w:lvlText w:val="%7."/>
       <w:lvlJc w:val="left"/>
       <w:pPr>
         <w:ind w:left="5040" w:hanging="360"/>
@@ -3625,7 +5293,7 @@
     <w:lvl w:ilvl="7">
       <w:start w:val="1"/>
       <w:numFmt w:val="decimal"/>
-      <w:lvlText w:val="%8)"/>
+      <w:lvlText w:val="%8."/>
       <w:lvlJc w:val="left"/>
       <w:pPr>
         <w:ind w:left="5760" w:hanging="360"/>
@@ -3634,20 +5302,20 @@
     <w:lvl w:ilvl="8">
       <w:start w:val="1"/>
       <w:numFmt w:val="decimal"/>
-      <w:lvlText w:val="%9)"/>
+      <w:lvlText w:val="%9."/>
       <w:lvlJc w:val="left"/>
       <w:pPr>
         <w:ind w:left="6480" w:hanging="360"/>
       </w:pPr>
     </w:lvl>
   </w:abstractNum>
-  <w:abstractNum w:abstractNumId="99422">
-    <w:nsid w:val="00A99422"/>
+  <w:abstractNum w:abstractNumId="99412">
+    <w:nsid w:val="00A99412"/>
     <w:multiLevelType w:val="multilevel"/>
     <w:lvl w:ilvl="0">
       <w:start w:val="2"/>
       <w:numFmt w:val="decimal"/>
-      <w:lvlText w:val="%1)"/>
+      <w:lvlText w:val="%1."/>
       <w:lvlJc w:val="left"/>
       <w:pPr>
         <w:ind w:left="720" w:hanging="360"/>
@@ -3656,7 +5324,7 @@
     <w:lvl w:ilvl="1">
       <w:start w:val="2"/>
       <w:numFmt w:val="decimal"/>
-      <w:lvlText w:val="%2)"/>
+      <w:lvlText w:val="%2."/>
       <w:lvlJc w:val="left"/>
       <w:pPr>
         <w:ind w:left="1440" w:hanging="360"/>
@@ -3665,7 +5333,7 @@
     <w:lvl w:ilvl="2">
       <w:start w:val="2"/>
       <w:numFmt w:val="decimal"/>
-      <w:lvlText w:val="%3)"/>
+      <w:lvlText w:val="%3."/>
       <w:lvlJc w:val="left"/>
       <w:pPr>
         <w:ind w:left="2160" w:hanging="360"/>
@@ -3674,7 +5342,7 @@
     <w:lvl w:ilvl="3">
       <w:start w:val="2"/>
       <w:numFmt w:val="decimal"/>
-      <w:lvlText w:val="%4)"/>
+      <w:lvlText w:val="%4."/>
       <w:lvlJc w:val="left"/>
       <w:pPr>
         <w:ind w:left="2880" w:hanging="360"/>
@@ -3683,7 +5351,7 @@
     <w:lvl w:ilvl="4">
       <w:start w:val="2"/>
       <w:numFmt w:val="decimal"/>
-      <w:lvlText w:val="%5)"/>
+      <w:lvlText w:val="%5."/>
       <w:lvlJc w:val="left"/>
       <w:pPr>
         <w:ind w:left="3600" w:hanging="360"/>
@@ -3692,7 +5360,7 @@
     <w:lvl w:ilvl="5">
       <w:start w:val="2"/>
       <w:numFmt w:val="decimal"/>
-      <w:lvlText w:val="%6)"/>
+      <w:lvlText w:val="%6."/>
       <w:lvlJc w:val="left"/>
       <w:pPr>
         <w:ind w:left="4320" w:hanging="360"/>
@@ -3701,7 +5369,7 @@
     <w:lvl w:ilvl="6">
       <w:start w:val="2"/>
       <w:numFmt w:val="decimal"/>
-      <w:lvlText w:val="%7)"/>
+      <w:lvlText w:val="%7."/>
       <w:lvlJc w:val="left"/>
       <w:pPr>
         <w:ind w:left="5040" w:hanging="360"/>
@@ -3710,7 +5378,7 @@
     <w:lvl w:ilvl="7">
       <w:start w:val="2"/>
       <w:numFmt w:val="decimal"/>
-      <w:lvlText w:val="%8)"/>
+      <w:lvlText w:val="%8."/>
       <w:lvlJc w:val="left"/>
       <w:pPr>
         <w:ind w:left="5760" w:hanging="360"/>
@@ -3719,20 +5387,20 @@
     <w:lvl w:ilvl="8">
       <w:start w:val="2"/>
       <w:numFmt w:val="decimal"/>
-      <w:lvlText w:val="%9)"/>
+      <w:lvlText w:val="%9."/>
       <w:lvlJc w:val="left"/>
       <w:pPr>
         <w:ind w:left="6480" w:hanging="360"/>
       </w:pPr>
     </w:lvl>
   </w:abstractNum>
-  <w:abstractNum w:abstractNumId="99423">
-    <w:nsid w:val="00A99423"/>
+  <w:abstractNum w:abstractNumId="99413">
+    <w:nsid w:val="00A99413"/>
     <w:multiLevelType w:val="multilevel"/>
     <w:lvl w:ilvl="0">
       <w:start w:val="3"/>
       <w:numFmt w:val="decimal"/>
-      <w:lvlText w:val="%1)"/>
+      <w:lvlText w:val="%1."/>
       <w:lvlJc w:val="left"/>
       <w:pPr>
         <w:ind w:left="720" w:hanging="360"/>
@@ -3741,7 +5409,7 @@
     <w:lvl w:ilvl="1">
       <w:start w:val="3"/>
       <w:numFmt w:val="decimal"/>
-      <w:lvlText w:val="%2)"/>
+      <w:lvlText w:val="%2."/>
       <w:lvlJc w:val="left"/>
       <w:pPr>
         <w:ind w:left="1440" w:hanging="360"/>
@@ -3750,7 +5418,7 @@
     <w:lvl w:ilvl="2">
       <w:start w:val="3"/>
       <w:numFmt w:val="decimal"/>
-      <w:lvlText w:val="%3)"/>
+      <w:lvlText w:val="%3."/>
       <w:lvlJc w:val="left"/>
       <w:pPr>
         <w:ind w:left="2160" w:hanging="360"/>
@@ -3759,7 +5427,7 @@
     <w:lvl w:ilvl="3">
       <w:start w:val="3"/>
       <w:numFmt w:val="decimal"/>
-      <w:lvlText w:val="%4)"/>
+      <w:lvlText w:val="%4."/>
       <w:lvlJc w:val="left"/>
       <w:pPr>
         <w:ind w:left="2880" w:hanging="360"/>
@@ -3768,7 +5436,7 @@
     <w:lvl w:ilvl="4">
       <w:start w:val="3"/>
       <w:numFmt w:val="decimal"/>
-      <w:lvlText w:val="%5)"/>
+      <w:lvlText w:val="%5."/>
       <w:lvlJc w:val="left"/>
       <w:pPr>
         <w:ind w:left="3600" w:hanging="360"/>
@@ -3777,7 +5445,7 @@
     <w:lvl w:ilvl="5">
       <w:start w:val="3"/>
       <w:numFmt w:val="decimal"/>
-      <w:lvlText w:val="%6)"/>
+      <w:lvlText w:val="%6."/>
       <w:lvlJc w:val="left"/>
       <w:pPr>
         <w:ind w:left="4320" w:hanging="360"/>
@@ -3786,7 +5454,7 @@
     <w:lvl w:ilvl="6">
       <w:start w:val="3"/>
       <w:numFmt w:val="decimal"/>
-      <w:lvlText w:val="%7)"/>
+      <w:lvlText w:val="%7."/>
       <w:lvlJc w:val="left"/>
       <w:pPr>
         <w:ind w:left="5040" w:hanging="360"/>
@@ -3795,7 +5463,7 @@
     <w:lvl w:ilvl="7">
       <w:start w:val="3"/>
       <w:numFmt w:val="decimal"/>
-      <w:lvlText w:val="%8)"/>
+      <w:lvlText w:val="%8."/>
       <w:lvlJc w:val="left"/>
       <w:pPr>
         <w:ind w:left="5760" w:hanging="360"/>
@@ -3804,20 +5472,20 @@
     <w:lvl w:ilvl="8">
       <w:start w:val="3"/>
       <w:numFmt w:val="decimal"/>
-      <w:lvlText w:val="%9)"/>
+      <w:lvlText w:val="%9."/>
       <w:lvlJc w:val="left"/>
       <w:pPr>
         <w:ind w:left="6480" w:hanging="360"/>
       </w:pPr>
     </w:lvl>
   </w:abstractNum>
-  <w:abstractNum w:abstractNumId="99424">
-    <w:nsid w:val="00A99424"/>
+  <w:abstractNum w:abstractNumId="99414">
+    <w:nsid w:val="00A99414"/>
     <w:multiLevelType w:val="multilevel"/>
     <w:lvl w:ilvl="0">
       <w:start w:val="4"/>
       <w:numFmt w:val="decimal"/>
-      <w:lvlText w:val="%1)"/>
+      <w:lvlText w:val="%1."/>
       <w:lvlJc w:val="left"/>
       <w:pPr>
         <w:ind w:left="720" w:hanging="360"/>
@@ -3826,7 +5494,7 @@
     <w:lvl w:ilvl="1">
       <w:start w:val="4"/>
       <w:numFmt w:val="decimal"/>
-      <w:lvlText w:val="%2)"/>
+      <w:lvlText w:val="%2."/>
       <w:lvlJc w:val="left"/>
       <w:pPr>
         <w:ind w:left="1440" w:hanging="360"/>
@@ -3835,7 +5503,7 @@
     <w:lvl w:ilvl="2">
       <w:start w:val="4"/>
       <w:numFmt w:val="decimal"/>
-      <w:lvlText w:val="%3)"/>
+      <w:lvlText w:val="%3."/>
       <w:lvlJc w:val="left"/>
       <w:pPr>
         <w:ind w:left="2160" w:hanging="360"/>
@@ -3844,7 +5512,7 @@
     <w:lvl w:ilvl="3">
       <w:start w:val="4"/>
       <w:numFmt w:val="decimal"/>
-      <w:lvlText w:val="%4)"/>
+      <w:lvlText w:val="%4."/>
       <w:lvlJc w:val="left"/>
       <w:pPr>
         <w:ind w:left="2880" w:hanging="360"/>
@@ -3853,7 +5521,7 @@
     <w:lvl w:ilvl="4">
       <w:start w:val="4"/>
       <w:numFmt w:val="decimal"/>
-      <w:lvlText w:val="%5)"/>
+      <w:lvlText w:val="%5."/>
       <w:lvlJc w:val="left"/>
       <w:pPr>
         <w:ind w:left="3600" w:hanging="360"/>
@@ -3862,7 +5530,7 @@
     <w:lvl w:ilvl="5">
       <w:start w:val="4"/>
       <w:numFmt w:val="decimal"/>
-      <w:lvlText w:val="%6)"/>
+      <w:lvlText w:val="%6."/>
       <w:lvlJc w:val="left"/>
       <w:pPr>
         <w:ind w:left="4320" w:hanging="360"/>
@@ -3871,7 +5539,7 @@
     <w:lvl w:ilvl="6">
       <w:start w:val="4"/>
       <w:numFmt w:val="decimal"/>
-      <w:lvlText w:val="%7)"/>
+      <w:lvlText w:val="%7."/>
       <w:lvlJc w:val="left"/>
       <w:pPr>
         <w:ind w:left="5040" w:hanging="360"/>
@@ -3880,7 +5548,7 @@
     <w:lvl w:ilvl="7">
       <w:start w:val="4"/>
       <w:numFmt w:val="decimal"/>
-      <w:lvlText w:val="%8)"/>
+      <w:lvlText w:val="%8."/>
       <w:lvlJc w:val="left"/>
       <w:pPr>
         <w:ind w:left="5760" w:hanging="360"/>
@@ -3889,20 +5557,20 @@
     <w:lvl w:ilvl="8">
       <w:start w:val="4"/>
       <w:numFmt w:val="decimal"/>
-      <w:lvlText w:val="%9)"/>
+      <w:lvlText w:val="%9."/>
       <w:lvlJc w:val="left"/>
       <w:pPr>
         <w:ind w:left="6480" w:hanging="360"/>
       </w:pPr>
     </w:lvl>
   </w:abstractNum>
-  <w:abstractNum w:abstractNumId="99425">
-    <w:nsid w:val="00A99425"/>
+  <w:abstractNum w:abstractNumId="99415">
+    <w:nsid w:val="00A99415"/>
     <w:multiLevelType w:val="multilevel"/>
     <w:lvl w:ilvl="0">
       <w:start w:val="5"/>
       <w:numFmt w:val="decimal"/>
-      <w:lvlText w:val="%1)"/>
+      <w:lvlText w:val="%1."/>
       <w:lvlJc w:val="left"/>
       <w:pPr>
         <w:ind w:left="720" w:hanging="360"/>
@@ -3911,7 +5579,7 @@
     <w:lvl w:ilvl="1">
       <w:start w:val="5"/>
       <w:numFmt w:val="decimal"/>
-      <w:lvlText w:val="%2)"/>
+      <w:lvlText w:val="%2."/>
       <w:lvlJc w:val="left"/>
       <w:pPr>
         <w:ind w:left="1440" w:hanging="360"/>
@@ -3920,7 +5588,7 @@
     <w:lvl w:ilvl="2">
       <w:start w:val="5"/>
       <w:numFmt w:val="decimal"/>
-      <w:lvlText w:val="%3)"/>
+      <w:lvlText w:val="%3."/>
       <w:lvlJc w:val="left"/>
       <w:pPr>
         <w:ind w:left="2160" w:hanging="360"/>
@@ -3929,7 +5597,7 @@
     <w:lvl w:ilvl="3">
       <w:start w:val="5"/>
       <w:numFmt w:val="decimal"/>
-      <w:lvlText w:val="%4)"/>
+      <w:lvlText w:val="%4."/>
       <w:lvlJc w:val="left"/>
       <w:pPr>
         <w:ind w:left="2880" w:hanging="360"/>
@@ -3938,7 +5606,7 @@
     <w:lvl w:ilvl="4">
       <w:start w:val="5"/>
       <w:numFmt w:val="decimal"/>
-      <w:lvlText w:val="%5)"/>
+      <w:lvlText w:val="%5."/>
       <w:lvlJc w:val="left"/>
       <w:pPr>
         <w:ind w:left="3600" w:hanging="360"/>
@@ -3947,7 +5615,7 @@
     <w:lvl w:ilvl="5">
       <w:start w:val="5"/>
       <w:numFmt w:val="decimal"/>
-      <w:lvlText w:val="%6)"/>
+      <w:lvlText w:val="%6."/>
       <w:lvlJc w:val="left"/>
       <w:pPr>
         <w:ind w:left="4320" w:hanging="360"/>
@@ -3956,7 +5624,7 @@
     <w:lvl w:ilvl="6">
       <w:start w:val="5"/>
       <w:numFmt w:val="decimal"/>
-      <w:lvlText w:val="%7)"/>
+      <w:lvlText w:val="%7."/>
       <w:lvlJc w:val="left"/>
       <w:pPr>
         <w:ind w:left="5040" w:hanging="360"/>
@@ -3965,7 +5633,7 @@
     <w:lvl w:ilvl="7">
       <w:start w:val="5"/>
       <w:numFmt w:val="decimal"/>
-      <w:lvlText w:val="%8)"/>
+      <w:lvlText w:val="%8."/>
       <w:lvlJc w:val="left"/>
       <w:pPr>
         <w:ind w:left="5760" w:hanging="360"/>
@@ -3974,20 +5642,20 @@
     <w:lvl w:ilvl="8">
       <w:start w:val="5"/>
       <w:numFmt w:val="decimal"/>
-      <w:lvlText w:val="%9)"/>
+      <w:lvlText w:val="%9."/>
       <w:lvlJc w:val="left"/>
       <w:pPr>
         <w:ind w:left="6480" w:hanging="360"/>
       </w:pPr>
     </w:lvl>
   </w:abstractNum>
-  <w:abstractNum w:abstractNumId="99426">
-    <w:nsid w:val="00A99426"/>
+  <w:abstractNum w:abstractNumId="99416">
+    <w:nsid w:val="00A99416"/>
     <w:multiLevelType w:val="multilevel"/>
     <w:lvl w:ilvl="0">
       <w:start w:val="6"/>
       <w:numFmt w:val="decimal"/>
-      <w:lvlText w:val="%1)"/>
+      <w:lvlText w:val="%1."/>
       <w:lvlJc w:val="left"/>
       <w:pPr>
         <w:ind w:left="720" w:hanging="360"/>
@@ -3996,7 +5664,7 @@
     <w:lvl w:ilvl="1">
       <w:start w:val="6"/>
       <w:numFmt w:val="decimal"/>
-      <w:lvlText w:val="%2)"/>
+      <w:lvlText w:val="%2."/>
       <w:lvlJc w:val="left"/>
       <w:pPr>
         <w:ind w:left="1440" w:hanging="360"/>
@@ -4005,7 +5673,7 @@
     <w:lvl w:ilvl="2">
       <w:start w:val="6"/>
       <w:numFmt w:val="decimal"/>
-      <w:lvlText w:val="%3)"/>
+      <w:lvlText w:val="%3."/>
       <w:lvlJc w:val="left"/>
       <w:pPr>
         <w:ind w:left="2160" w:hanging="360"/>
@@ -4014,7 +5682,7 @@
     <w:lvl w:ilvl="3">
       <w:start w:val="6"/>
       <w:numFmt w:val="decimal"/>
-      <w:lvlText w:val="%4)"/>
+      <w:lvlText w:val="%4."/>
       <w:lvlJc w:val="left"/>
       <w:pPr>
         <w:ind w:left="2880" w:hanging="360"/>
@@ -4023,7 +5691,7 @@
     <w:lvl w:ilvl="4">
       <w:start w:val="6"/>
       <w:numFmt w:val="decimal"/>
-      <w:lvlText w:val="%5)"/>
+      <w:lvlText w:val="%5."/>
       <w:lvlJc w:val="left"/>
       <w:pPr>
         <w:ind w:left="3600" w:hanging="360"/>
@@ -4032,7 +5700,7 @@
     <w:lvl w:ilvl="5">
       <w:start w:val="6"/>
       <w:numFmt w:val="decimal"/>
-      <w:lvlText w:val="%6)"/>
+      <w:lvlText w:val="%6."/>
       <w:lvlJc w:val="left"/>
       <w:pPr>
         <w:ind w:left="4320" w:hanging="360"/>
@@ -4041,7 +5709,7 @@
     <w:lvl w:ilvl="6">
       <w:start w:val="6"/>
       <w:numFmt w:val="decimal"/>
-      <w:lvlText w:val="%7)"/>
+      <w:lvlText w:val="%7."/>
       <w:lvlJc w:val="left"/>
       <w:pPr>
         <w:ind w:left="5040" w:hanging="360"/>
@@ -4050,7 +5718,7 @@
     <w:lvl w:ilvl="7">
       <w:start w:val="6"/>
       <w:numFmt w:val="decimal"/>
-      <w:lvlText w:val="%8)"/>
+      <w:lvlText w:val="%8."/>
       <w:lvlJc w:val="left"/>
       <w:pPr>
         <w:ind w:left="5760" w:hanging="360"/>
@@ -4059,20 +5727,20 @@
     <w:lvl w:ilvl="8">
       <w:start w:val="6"/>
       <w:numFmt w:val="decimal"/>
-      <w:lvlText w:val="%9)"/>
+      <w:lvlText w:val="%9."/>
       <w:lvlJc w:val="left"/>
       <w:pPr>
         <w:ind w:left="6480" w:hanging="360"/>
       </w:pPr>
     </w:lvl>
   </w:abstractNum>
-  <w:abstractNum w:abstractNumId="99427">
-    <w:nsid w:val="00A99427"/>
+  <w:abstractNum w:abstractNumId="99417">
+    <w:nsid w:val="00A99417"/>
     <w:multiLevelType w:val="multilevel"/>
     <w:lvl w:ilvl="0">
       <w:start w:val="7"/>
       <w:numFmt w:val="decimal"/>
-      <w:lvlText w:val="%1)"/>
+      <w:lvlText w:val="%1."/>
       <w:lvlJc w:val="left"/>
       <w:pPr>
         <w:ind w:left="720" w:hanging="360"/>
@@ -4081,7 +5749,7 @@
     <w:lvl w:ilvl="1">
       <w:start w:val="7"/>
       <w:numFmt w:val="decimal"/>
-      <w:lvlText w:val="%2)"/>
+      <w:lvlText w:val="%2."/>
       <w:lvlJc w:val="left"/>
       <w:pPr>
         <w:ind w:left="1440" w:hanging="360"/>
@@ -4090,7 +5758,7 @@
     <w:lvl w:ilvl="2">
       <w:start w:val="7"/>
       <w:numFmt w:val="decimal"/>
-      <w:lvlText w:val="%3)"/>
+      <w:lvlText w:val="%3."/>
       <w:lvlJc w:val="left"/>
       <w:pPr>
         <w:ind w:left="2160" w:hanging="360"/>
@@ -4099,7 +5767,7 @@
     <w:lvl w:ilvl="3">
       <w:start w:val="7"/>
       <w:numFmt w:val="decimal"/>
-      <w:lvlText w:val="%4)"/>
+      <w:lvlText w:val="%4."/>
       <w:lvlJc w:val="left"/>
       <w:pPr>
         <w:ind w:left="2880" w:hanging="360"/>
@@ -4108,7 +5776,7 @@
     <w:lvl w:ilvl="4">
       <w:start w:val="7"/>
       <w:numFmt w:val="decimal"/>
-      <w:lvlText w:val="%5)"/>
+      <w:lvlText w:val="%5."/>
       <w:lvlJc w:val="left"/>
       <w:pPr>
         <w:ind w:left="3600" w:hanging="360"/>
@@ -4117,7 +5785,7 @@
     <w:lvl w:ilvl="5">
       <w:start w:val="7"/>
       <w:numFmt w:val="decimal"/>
-      <w:lvlText w:val="%6)"/>
+      <w:lvlText w:val="%6."/>
       <w:lvlJc w:val="left"/>
       <w:pPr>
         <w:ind w:left="4320" w:hanging="360"/>
@@ -4126,7 +5794,7 @@
     <w:lvl w:ilvl="6">
       <w:start w:val="7"/>
       <w:numFmt w:val="decimal"/>
-      <w:lvlText w:val="%7)"/>
+      <w:lvlText w:val="%7."/>
       <w:lvlJc w:val="left"/>
       <w:pPr>
         <w:ind w:left="5040" w:hanging="360"/>
@@ -4135,7 +5803,7 @@
     <w:lvl w:ilvl="7">
       <w:start w:val="7"/>
       <w:numFmt w:val="decimal"/>
-      <w:lvlText w:val="%8)"/>
+      <w:lvlText w:val="%8."/>
       <w:lvlJc w:val="left"/>
       <w:pPr>
         <w:ind w:left="5760" w:hanging="360"/>
@@ -4144,20 +5812,20 @@
     <w:lvl w:ilvl="8">
       <w:start w:val="7"/>
       <w:numFmt w:val="decimal"/>
-      <w:lvlText w:val="%9)"/>
+      <w:lvlText w:val="%9."/>
       <w:lvlJc w:val="left"/>
       <w:pPr>
         <w:ind w:left="6480" w:hanging="360"/>
       </w:pPr>
     </w:lvl>
   </w:abstractNum>
-  <w:abstractNum w:abstractNumId="99428">
-    <w:nsid w:val="00A99428"/>
+  <w:abstractNum w:abstractNumId="99418">
+    <w:nsid w:val="00A99418"/>
     <w:multiLevelType w:val="multilevel"/>
     <w:lvl w:ilvl="0">
       <w:start w:val="8"/>
       <w:numFmt w:val="decimal"/>
-      <w:lvlText w:val="%1)"/>
+      <w:lvlText w:val="%1."/>
       <w:lvlJc w:val="left"/>
       <w:pPr>
         <w:ind w:left="720" w:hanging="360"/>
@@ -4166,7 +5834,7 @@
     <w:lvl w:ilvl="1">
       <w:start w:val="8"/>
       <w:numFmt w:val="decimal"/>
-      <w:lvlText w:val="%2)"/>
+      <w:lvlText w:val="%2."/>
       <w:lvlJc w:val="left"/>
       <w:pPr>
         <w:ind w:left="1440" w:hanging="360"/>
@@ -4175,7 +5843,7 @@
     <w:lvl w:ilvl="2">
       <w:start w:val="8"/>
       <w:numFmt w:val="decimal"/>
-      <w:lvlText w:val="%3)"/>
+      <w:lvlText w:val="%3."/>
       <w:lvlJc w:val="left"/>
       <w:pPr>
         <w:ind w:left="2160" w:hanging="360"/>
@@ -4184,7 +5852,7 @@
     <w:lvl w:ilvl="3">
       <w:start w:val="8"/>
       <w:numFmt w:val="decimal"/>
-      <w:lvlText w:val="%4)"/>
+      <w:lvlText w:val="%4."/>
       <w:lvlJc w:val="left"/>
       <w:pPr>
         <w:ind w:left="2880" w:hanging="360"/>
@@ -4193,7 +5861,7 @@
     <w:lvl w:ilvl="4">
       <w:start w:val="8"/>
       <w:numFmt w:val="decimal"/>
-      <w:lvlText w:val="%5)"/>
+      <w:lvlText w:val="%5."/>
       <w:lvlJc w:val="left"/>
       <w:pPr>
         <w:ind w:left="3600" w:hanging="360"/>
@@ -4202,7 +5870,7 @@
     <w:lvl w:ilvl="5">
       <w:start w:val="8"/>
       <w:numFmt w:val="decimal"/>
-      <w:lvlText w:val="%6)"/>
+      <w:lvlText w:val="%6."/>
       <w:lvlJc w:val="left"/>
       <w:pPr>
         <w:ind w:left="4320" w:hanging="360"/>
@@ -4211,7 +5879,7 @@
     <w:lvl w:ilvl="6">
       <w:start w:val="8"/>
       <w:numFmt w:val="decimal"/>
-      <w:lvlText w:val="%7)"/>
+      <w:lvlText w:val="%7."/>
       <w:lvlJc w:val="left"/>
       <w:pPr>
         <w:ind w:left="5040" w:hanging="360"/>
@@ -4220,7 +5888,7 @@
     <w:lvl w:ilvl="7">
       <w:start w:val="8"/>
       <w:numFmt w:val="decimal"/>
-      <w:lvlText w:val="%8)"/>
+      <w:lvlText w:val="%8."/>
       <w:lvlJc w:val="left"/>
       <w:pPr>
         <w:ind w:left="5760" w:hanging="360"/>
@@ -4229,262 +5897,7 @@
     <w:lvl w:ilvl="8">
       <w:start w:val="8"/>
       <w:numFmt w:val="decimal"/>
-      <w:lvlText w:val="%9)"/>
-      <w:lvlJc w:val="left"/>
-      <w:pPr>
-        <w:ind w:left="6480" w:hanging="360"/>
-      </w:pPr>
-    </w:lvl>
-  </w:abstractNum>
-  <w:abstractNum w:abstractNumId="99429">
-    <w:nsid w:val="00A99429"/>
-    <w:multiLevelType w:val="multilevel"/>
-    <w:lvl w:ilvl="0">
-      <w:start w:val="9"/>
-      <w:numFmt w:val="decimal"/>
-      <w:lvlText w:val="%1)"/>
-      <w:lvlJc w:val="left"/>
-      <w:pPr>
-        <w:ind w:left="720" w:hanging="360"/>
-      </w:pPr>
-    </w:lvl>
-    <w:lvl w:ilvl="1">
-      <w:start w:val="9"/>
-      <w:numFmt w:val="decimal"/>
-      <w:lvlText w:val="%2)"/>
-      <w:lvlJc w:val="left"/>
-      <w:pPr>
-        <w:ind w:left="1440" w:hanging="360"/>
-      </w:pPr>
-    </w:lvl>
-    <w:lvl w:ilvl="2">
-      <w:start w:val="9"/>
-      <w:numFmt w:val="decimal"/>
-      <w:lvlText w:val="%3)"/>
-      <w:lvlJc w:val="left"/>
-      <w:pPr>
-        <w:ind w:left="2160" w:hanging="360"/>
-      </w:pPr>
-    </w:lvl>
-    <w:lvl w:ilvl="3">
-      <w:start w:val="9"/>
-      <w:numFmt w:val="decimal"/>
-      <w:lvlText w:val="%4)"/>
-      <w:lvlJc w:val="left"/>
-      <w:pPr>
-        <w:ind w:left="2880" w:hanging="360"/>
-      </w:pPr>
-    </w:lvl>
-    <w:lvl w:ilvl="4">
-      <w:start w:val="9"/>
-      <w:numFmt w:val="decimal"/>
-      <w:lvlText w:val="%5)"/>
-      <w:lvlJc w:val="left"/>
-      <w:pPr>
-        <w:ind w:left="3600" w:hanging="360"/>
-      </w:pPr>
-    </w:lvl>
-    <w:lvl w:ilvl="5">
-      <w:start w:val="9"/>
-      <w:numFmt w:val="decimal"/>
-      <w:lvlText w:val="%6)"/>
-      <w:lvlJc w:val="left"/>
-      <w:pPr>
-        <w:ind w:left="4320" w:hanging="360"/>
-      </w:pPr>
-    </w:lvl>
-    <w:lvl w:ilvl="6">
-      <w:start w:val="9"/>
-      <w:numFmt w:val="decimal"/>
-      <w:lvlText w:val="%7)"/>
-      <w:lvlJc w:val="left"/>
-      <w:pPr>
-        <w:ind w:left="5040" w:hanging="360"/>
-      </w:pPr>
-    </w:lvl>
-    <w:lvl w:ilvl="7">
-      <w:start w:val="9"/>
-      <w:numFmt w:val="decimal"/>
-      <w:lvlText w:val="%8)"/>
-      <w:lvlJc w:val="left"/>
-      <w:pPr>
-        <w:ind w:left="5760" w:hanging="360"/>
-      </w:pPr>
-    </w:lvl>
-    <w:lvl w:ilvl="8">
-      <w:start w:val="9"/>
-      <w:numFmt w:val="decimal"/>
-      <w:lvlText w:val="%9)"/>
-      <w:lvlJc w:val="left"/>
-      <w:pPr>
-        <w:ind w:left="6480" w:hanging="360"/>
-      </w:pPr>
-    </w:lvl>
-  </w:abstractNum>
-  <w:abstractNum w:abstractNumId="994210">
-    <w:nsid w:val="0A994210"/>
-    <w:multiLevelType w:val="multilevel"/>
-    <w:lvl w:ilvl="0">
-      <w:start w:val="10"/>
-      <w:numFmt w:val="decimal"/>
-      <w:lvlText w:val="%1)"/>
-      <w:lvlJc w:val="left"/>
-      <w:pPr>
-        <w:ind w:left="720" w:hanging="360"/>
-      </w:pPr>
-    </w:lvl>
-    <w:lvl w:ilvl="1">
-      <w:start w:val="10"/>
-      <w:numFmt w:val="decimal"/>
-      <w:lvlText w:val="%2)"/>
-      <w:lvlJc w:val="left"/>
-      <w:pPr>
-        <w:ind w:left="1440" w:hanging="360"/>
-      </w:pPr>
-    </w:lvl>
-    <w:lvl w:ilvl="2">
-      <w:start w:val="10"/>
-      <w:numFmt w:val="decimal"/>
-      <w:lvlText w:val="%3)"/>
-      <w:lvlJc w:val="left"/>
-      <w:pPr>
-        <w:ind w:left="2160" w:hanging="360"/>
-      </w:pPr>
-    </w:lvl>
-    <w:lvl w:ilvl="3">
-      <w:start w:val="10"/>
-      <w:numFmt w:val="decimal"/>
-      <w:lvlText w:val="%4)"/>
-      <w:lvlJc w:val="left"/>
-      <w:pPr>
-        <w:ind w:left="2880" w:hanging="360"/>
-      </w:pPr>
-    </w:lvl>
-    <w:lvl w:ilvl="4">
-      <w:start w:val="10"/>
-      <w:numFmt w:val="decimal"/>
-      <w:lvlText w:val="%5)"/>
-      <w:lvlJc w:val="left"/>
-      <w:pPr>
-        <w:ind w:left="3600" w:hanging="360"/>
-      </w:pPr>
-    </w:lvl>
-    <w:lvl w:ilvl="5">
-      <w:start w:val="10"/>
-      <w:numFmt w:val="decimal"/>
-      <w:lvlText w:val="%6)"/>
-      <w:lvlJc w:val="left"/>
-      <w:pPr>
-        <w:ind w:left="4320" w:hanging="360"/>
-      </w:pPr>
-    </w:lvl>
-    <w:lvl w:ilvl="6">
-      <w:start w:val="10"/>
-      <w:numFmt w:val="decimal"/>
-      <w:lvlText w:val="%7)"/>
-      <w:lvlJc w:val="left"/>
-      <w:pPr>
-        <w:ind w:left="5040" w:hanging="360"/>
-      </w:pPr>
-    </w:lvl>
-    <w:lvl w:ilvl="7">
-      <w:start w:val="10"/>
-      <w:numFmt w:val="decimal"/>
-      <w:lvlText w:val="%8)"/>
-      <w:lvlJc w:val="left"/>
-      <w:pPr>
-        <w:ind w:left="5760" w:hanging="360"/>
-      </w:pPr>
-    </w:lvl>
-    <w:lvl w:ilvl="8">
-      <w:start w:val="10"/>
-      <w:numFmt w:val="decimal"/>
-      <w:lvlText w:val="%9)"/>
-      <w:lvlJc w:val="left"/>
-      <w:pPr>
-        <w:ind w:left="6480" w:hanging="360"/>
-      </w:pPr>
-    </w:lvl>
-  </w:abstractNum>
-  <w:abstractNum w:abstractNumId="994211">
-    <w:nsid w:val="0A994211"/>
-    <w:multiLevelType w:val="multilevel"/>
-    <w:lvl w:ilvl="0">
-      <w:start w:val="11"/>
-      <w:numFmt w:val="decimal"/>
-      <w:lvlText w:val="%1)"/>
-      <w:lvlJc w:val="left"/>
-      <w:pPr>
-        <w:ind w:left="720" w:hanging="360"/>
-      </w:pPr>
-    </w:lvl>
-    <w:lvl w:ilvl="1">
-      <w:start w:val="11"/>
-      <w:numFmt w:val="decimal"/>
-      <w:lvlText w:val="%2)"/>
-      <w:lvlJc w:val="left"/>
-      <w:pPr>
-        <w:ind w:left="1440" w:hanging="360"/>
-      </w:pPr>
-    </w:lvl>
-    <w:lvl w:ilvl="2">
-      <w:start w:val="11"/>
-      <w:numFmt w:val="decimal"/>
-      <w:lvlText w:val="%3)"/>
-      <w:lvlJc w:val="left"/>
-      <w:pPr>
-        <w:ind w:left="2160" w:hanging="360"/>
-      </w:pPr>
-    </w:lvl>
-    <w:lvl w:ilvl="3">
-      <w:start w:val="11"/>
-      <w:numFmt w:val="decimal"/>
-      <w:lvlText w:val="%4)"/>
-      <w:lvlJc w:val="left"/>
-      <w:pPr>
-        <w:ind w:left="2880" w:hanging="360"/>
-      </w:pPr>
-    </w:lvl>
-    <w:lvl w:ilvl="4">
-      <w:start w:val="11"/>
-      <w:numFmt w:val="decimal"/>
-      <w:lvlText w:val="%5)"/>
-      <w:lvlJc w:val="left"/>
-      <w:pPr>
-        <w:ind w:left="3600" w:hanging="360"/>
-      </w:pPr>
-    </w:lvl>
-    <w:lvl w:ilvl="5">
-      <w:start w:val="11"/>
-      <w:numFmt w:val="decimal"/>
-      <w:lvlText w:val="%6)"/>
-      <w:lvlJc w:val="left"/>
-      <w:pPr>
-        <w:ind w:left="4320" w:hanging="360"/>
-      </w:pPr>
-    </w:lvl>
-    <w:lvl w:ilvl="6">
-      <w:start w:val="11"/>
-      <w:numFmt w:val="decimal"/>
-      <w:lvlText w:val="%7)"/>
-      <w:lvlJc w:val="left"/>
-      <w:pPr>
-        <w:ind w:left="5040" w:hanging="360"/>
-      </w:pPr>
-    </w:lvl>
-    <w:lvl w:ilvl="7">
-      <w:start w:val="11"/>
-      <w:numFmt w:val="decimal"/>
-      <w:lvlText w:val="%8)"/>
-      <w:lvlJc w:val="left"/>
-      <w:pPr>
-        <w:ind w:left="5760" w:hanging="360"/>
-      </w:pPr>
-    </w:lvl>
-    <w:lvl w:ilvl="8">
-      <w:start w:val="11"/>
-      <w:numFmt w:val="decimal"/>
-      <w:lvlText w:val="%9)"/>
+      <w:lvlText w:val="%9."/>
       <w:lvlJc w:val="left"/>
       <w:pPr>
         <w:ind w:left="6480" w:hanging="360"/>
@@ -4495,22 +5908,7 @@
     <w:abstractNumId w:val="990"/>
   </w:num>
   <w:num w:numId="1001">
-    <w:abstractNumId w:val="991"/>
-  </w:num>
-  <w:num w:numId="1002">
-    <w:abstractNumId w:val="991"/>
-  </w:num>
-  <w:num w:numId="1003">
-    <w:abstractNumId w:val="991"/>
-  </w:num>
-  <w:num w:numId="1004">
-    <w:abstractNumId w:val="991"/>
-  </w:num>
-  <w:num w:numId="1005">
-    <w:abstractNumId w:val="991"/>
-  </w:num>
-  <w:num w:numId="1006">
-    <w:abstractNumId w:val="99421"/>
+    <w:abstractNumId w:val="99411"/>
     <w:lvlOverride w:ilvl="0">
       <w:startOverride w:val="1"/>
     </w:lvlOverride>
@@ -4539,8 +5937,8 @@
       <w:startOverride w:val="1"/>
     </w:lvlOverride>
   </w:num>
-  <w:num w:numId="1007">
-    <w:abstractNumId w:val="99422"/>
+  <w:num w:numId="1002">
+    <w:abstractNumId w:val="99412"/>
     <w:lvlOverride w:ilvl="0">
       <w:startOverride w:val="2"/>
     </w:lvlOverride>
@@ -4569,8 +5967,8 @@
       <w:startOverride w:val="2"/>
     </w:lvlOverride>
   </w:num>
-  <w:num w:numId="1008">
-    <w:abstractNumId w:val="99423"/>
+  <w:num w:numId="1003">
+    <w:abstractNumId w:val="99413"/>
     <w:lvlOverride w:ilvl="0">
       <w:startOverride w:val="3"/>
     </w:lvlOverride>
@@ -4599,8 +5997,8 @@
       <w:startOverride w:val="3"/>
     </w:lvlOverride>
   </w:num>
-  <w:num w:numId="1009">
-    <w:abstractNumId w:val="99424"/>
+  <w:num w:numId="1004">
+    <w:abstractNumId w:val="99414"/>
     <w:lvlOverride w:ilvl="0">
       <w:startOverride w:val="4"/>
     </w:lvlOverride>
@@ -4629,8 +6027,8 @@
       <w:startOverride w:val="4"/>
     </w:lvlOverride>
   </w:num>
-  <w:num w:numId="1010">
-    <w:abstractNumId w:val="99425"/>
+  <w:num w:numId="1005">
+    <w:abstractNumId w:val="99415"/>
     <w:lvlOverride w:ilvl="0">
       <w:startOverride w:val="5"/>
     </w:lvlOverride>
@@ -4659,8 +6057,8 @@
       <w:startOverride w:val="5"/>
     </w:lvlOverride>
   </w:num>
-  <w:num w:numId="1011">
-    <w:abstractNumId w:val="99426"/>
+  <w:num w:numId="1006">
+    <w:abstractNumId w:val="99416"/>
     <w:lvlOverride w:ilvl="0">
       <w:startOverride w:val="6"/>
     </w:lvlOverride>
@@ -4689,8 +6087,8 @@
       <w:startOverride w:val="6"/>
     </w:lvlOverride>
   </w:num>
-  <w:num w:numId="1012">
-    <w:abstractNumId w:val="99427"/>
+  <w:num w:numId="1007">
+    <w:abstractNumId w:val="99417"/>
     <w:lvlOverride w:ilvl="0">
       <w:startOverride w:val="7"/>
     </w:lvlOverride>
@@ -4719,8 +6117,8 @@
       <w:startOverride w:val="7"/>
     </w:lvlOverride>
   </w:num>
-  <w:num w:numId="1013">
-    <w:abstractNumId w:val="99428"/>
+  <w:num w:numId="1008">
+    <w:abstractNumId w:val="99418"/>
     <w:lvlOverride w:ilvl="0">
       <w:startOverride w:val="8"/>
     </w:lvlOverride>
@@ -4747,96 +6145,6 @@
     </w:lvlOverride>
     <w:lvlOverride w:ilvl="8">
       <w:startOverride w:val="8"/>
-    </w:lvlOverride>
-  </w:num>
-  <w:num w:numId="1014">
-    <w:abstractNumId w:val="99429"/>
-    <w:lvlOverride w:ilvl="0">
-      <w:startOverride w:val="9"/>
-    </w:lvlOverride>
-    <w:lvlOverride w:ilvl="1">
-      <w:startOverride w:val="9"/>
-    </w:lvlOverride>
-    <w:lvlOverride w:ilvl="2">
-      <w:startOverride w:val="9"/>
-    </w:lvlOverride>
-    <w:lvlOverride w:ilvl="3">
-      <w:startOverride w:val="9"/>
-    </w:lvlOverride>
-    <w:lvlOverride w:ilvl="4">
-      <w:startOverride w:val="9"/>
-    </w:lvlOverride>
-    <w:lvlOverride w:ilvl="5">
-      <w:startOverride w:val="9"/>
-    </w:lvlOverride>
-    <w:lvlOverride w:ilvl="6">
-      <w:startOverride w:val="9"/>
-    </w:lvlOverride>
-    <w:lvlOverride w:ilvl="7">
-      <w:startOverride w:val="9"/>
-    </w:lvlOverride>
-    <w:lvlOverride w:ilvl="8">
-      <w:startOverride w:val="9"/>
-    </w:lvlOverride>
-  </w:num>
-  <w:num w:numId="1015">
-    <w:abstractNumId w:val="994210"/>
-    <w:lvlOverride w:ilvl="0">
-      <w:startOverride w:val="10"/>
-    </w:lvlOverride>
-    <w:lvlOverride w:ilvl="1">
-      <w:startOverride w:val="10"/>
-    </w:lvlOverride>
-    <w:lvlOverride w:ilvl="2">
-      <w:startOverride w:val="10"/>
-    </w:lvlOverride>
-    <w:lvlOverride w:ilvl="3">
-      <w:startOverride w:val="10"/>
-    </w:lvlOverride>
-    <w:lvlOverride w:ilvl="4">
-      <w:startOverride w:val="10"/>
-    </w:lvlOverride>
-    <w:lvlOverride w:ilvl="5">
-      <w:startOverride w:val="10"/>
-    </w:lvlOverride>
-    <w:lvlOverride w:ilvl="6">
-      <w:startOverride w:val="10"/>
-    </w:lvlOverride>
-    <w:lvlOverride w:ilvl="7">
-      <w:startOverride w:val="10"/>
-    </w:lvlOverride>
-    <w:lvlOverride w:ilvl="8">
-      <w:startOverride w:val="10"/>
-    </w:lvlOverride>
-  </w:num>
-  <w:num w:numId="1016">
-    <w:abstractNumId w:val="994211"/>
-    <w:lvlOverride w:ilvl="0">
-      <w:startOverride w:val="11"/>
-    </w:lvlOverride>
-    <w:lvlOverride w:ilvl="1">
-      <w:startOverride w:val="11"/>
-    </w:lvlOverride>
-    <w:lvlOverride w:ilvl="2">
-      <w:startOverride w:val="11"/>
-    </w:lvlOverride>
-    <w:lvlOverride w:ilvl="3">
-      <w:startOverride w:val="11"/>
-    </w:lvlOverride>
-    <w:lvlOverride w:ilvl="4">
-      <w:startOverride w:val="11"/>
-    </w:lvlOverride>
-    <w:lvlOverride w:ilvl="5">
-      <w:startOverride w:val="11"/>
-    </w:lvlOverride>
-    <w:lvlOverride w:ilvl="6">
-      <w:startOverride w:val="11"/>
-    </w:lvlOverride>
-    <w:lvlOverride w:ilvl="7">
-      <w:startOverride w:val="11"/>
-    </w:lvlOverride>
-    <w:lvlOverride w:ilvl="8">
-      <w:startOverride w:val="11"/>
     </w:lvlOverride>
   </w:num>
 </w:numbering>

--- a/report/report.docx
+++ b/report/report.docx
@@ -4,675 +4,107 @@
   <w:body>
     <w:p>
       <w:pPr>
-        <w:pStyle w:val="FirstParagraph"/>
-      </w:pPr>
-      <w:r>
-        <w:t xml:space="preserve">-–</w:t>
-      </w:r>
-    </w:p>
-    <w:bookmarkStart w:id="20" w:name="front-matter"/>
-    <w:p>
-      <w:pPr>
-        <w:pStyle w:val="Heading2"/>
-      </w:pPr>
-      <w:r>
-        <w:rPr>
-          <w:rStyle w:val="SectionNumber"/>
-        </w:rPr>
-        <w:t xml:space="preserve">0.1</w:t>
-      </w:r>
-      <w:r>
-        <w:tab/>
-      </w:r>
-      <w:r>
-        <w:t xml:space="preserve">Front matter</w:t>
-      </w:r>
-    </w:p>
-    <w:p>
-      <w:pPr>
-        <w:pStyle w:val="FirstParagraph"/>
-      </w:pPr>
-      <w:r>
-        <w:t xml:space="preserve">title:</w:t>
-      </w:r>
-      <w:r>
-        <w:t xml:space="preserve"> </w:t>
-      </w:r>
-      <w:r>
-        <w:t xml:space="preserve">“Отчёт по лабораторной работе №7”</w:t>
-      </w:r>
-      <w:r>
-        <w:t xml:space="preserve"> </w:t>
-      </w:r>
-      <w:r>
-        <w:t xml:space="preserve">subtitle:</w:t>
-      </w:r>
-      <w:r>
-        <w:t xml:space="preserve"> </w:t>
-      </w:r>
-      <w:r>
-        <w:t xml:space="preserve">“Дисциплина: Компьютерный практикум по статистическому анализу данных”</w:t>
-      </w:r>
-      <w:r>
-        <w:t xml:space="preserve"> </w:t>
-      </w:r>
-      <w:r>
-        <w:t xml:space="preserve">author:</w:t>
-      </w:r>
-      <w:r>
-        <w:t xml:space="preserve"> </w:t>
-      </w:r>
-      <w:r>
-        <w:t xml:space="preserve">“Выполнил: Танрибергенов Эльдар (НПИбд-01-22)”</w:t>
-      </w:r>
-    </w:p>
-    <w:bookmarkEnd w:id="20"/>
-    <w:bookmarkStart w:id="21" w:name="generic-otions"/>
-    <w:p>
-      <w:pPr>
-        <w:pStyle w:val="Heading2"/>
-      </w:pPr>
-      <w:r>
-        <w:rPr>
-          <w:rStyle w:val="SectionNumber"/>
-        </w:rPr>
-        <w:t xml:space="preserve">0.2</w:t>
-      </w:r>
-      <w:r>
-        <w:tab/>
-      </w:r>
-      <w:r>
-        <w:t xml:space="preserve">Generic otions</w:t>
-      </w:r>
-    </w:p>
-    <w:p>
-      <w:pPr>
-        <w:pStyle w:val="FirstParagraph"/>
-      </w:pPr>
-      <w:r>
-        <w:t xml:space="preserve">lang: ru-RU</w:t>
-      </w:r>
-      <w:r>
-        <w:t xml:space="preserve"> </w:t>
-      </w:r>
-      <w:r>
-        <w:t xml:space="preserve">toc-title:</w:t>
-      </w:r>
-      <w:r>
-        <w:t xml:space="preserve"> </w:t>
-      </w:r>
-      <w:r>
-        <w:t xml:space="preserve">“Содержание”</w:t>
-      </w:r>
-    </w:p>
-    <w:bookmarkEnd w:id="21"/>
-    <w:bookmarkStart w:id="22" w:name="bibliography"/>
-    <w:p>
-      <w:pPr>
-        <w:pStyle w:val="Heading2"/>
-      </w:pPr>
-      <w:r>
-        <w:rPr>
-          <w:rStyle w:val="SectionNumber"/>
-        </w:rPr>
-        <w:t xml:space="preserve">0.3</w:t>
-      </w:r>
-      <w:r>
-        <w:tab/>
-      </w:r>
-      <w:r>
-        <w:t xml:space="preserve">Bibliography</w:t>
-      </w:r>
-    </w:p>
-    <w:p>
-      <w:pPr>
-        <w:pStyle w:val="FirstParagraph"/>
-      </w:pPr>
-      <w:r>
-        <w:t xml:space="preserve">bibliography: bib/cite.bib</w:t>
-      </w:r>
-      <w:r>
-        <w:t xml:space="preserve"> </w:t>
-      </w:r>
-      <w:r>
-        <w:t xml:space="preserve">csl: pandoc/csl/gost-r-7-0-5-2008-numeric.csl</w:t>
-      </w:r>
-    </w:p>
-    <w:bookmarkEnd w:id="22"/>
-    <w:bookmarkStart w:id="23" w:name="pdf-output-format"/>
-    <w:p>
-      <w:pPr>
-        <w:pStyle w:val="Heading2"/>
-      </w:pPr>
-      <w:r>
-        <w:rPr>
-          <w:rStyle w:val="SectionNumber"/>
-        </w:rPr>
-        <w:t xml:space="preserve">0.4</w:t>
-      </w:r>
-      <w:r>
-        <w:tab/>
-      </w:r>
-      <w:r>
-        <w:t xml:space="preserve">Pdf output format</w:t>
-      </w:r>
-    </w:p>
-    <w:p>
-      <w:pPr>
-        <w:pStyle w:val="FirstParagraph"/>
-      </w:pPr>
-      <w:r>
-        <w:t xml:space="preserve">toc: true # Table of contents</w:t>
-      </w:r>
-      <w:r>
-        <w:t xml:space="preserve"> </w:t>
-      </w:r>
-      <w:r>
-        <w:t xml:space="preserve">toc-depth: 2</w:t>
-      </w:r>
-      <w:r>
-        <w:t xml:space="preserve"> </w:t>
-      </w:r>
-      <w:r>
-        <w:t xml:space="preserve">lof: true # List of figures</w:t>
-      </w:r>
-      <w:r>
-        <w:t xml:space="preserve"> </w:t>
-      </w:r>
-      <w:r>
-        <w:t xml:space="preserve">lot: true # List of tables</w:t>
-      </w:r>
-      <w:r>
-        <w:t xml:space="preserve"> </w:t>
-      </w:r>
-      <w:r>
-        <w:t xml:space="preserve">fontsize: 12pt</w:t>
-      </w:r>
-      <w:r>
-        <w:t xml:space="preserve"> </w:t>
-      </w:r>
-      <w:r>
-        <w:t xml:space="preserve">linestretch: 1.5</w:t>
-      </w:r>
-      <w:r>
-        <w:t xml:space="preserve"> </w:t>
-      </w:r>
-      <w:r>
-        <w:t xml:space="preserve">papersize: a4</w:t>
-      </w:r>
-      <w:r>
-        <w:t xml:space="preserve"> </w:t>
-      </w:r>
-      <w:r>
-        <w:t xml:space="preserve">documentclass: scrreprt</w:t>
-      </w:r>
-    </w:p>
-    <w:bookmarkEnd w:id="23"/>
-    <w:bookmarkStart w:id="24" w:name="i18n-polyglossia"/>
-    <w:p>
-      <w:pPr>
-        <w:pStyle w:val="Heading2"/>
-      </w:pPr>
-      <w:r>
-        <w:rPr>
-          <w:rStyle w:val="SectionNumber"/>
-        </w:rPr>
-        <w:t xml:space="preserve">0.5</w:t>
-      </w:r>
-      <w:r>
-        <w:tab/>
-      </w:r>
-      <w:r>
-        <w:t xml:space="preserve">I18n polyglossia</w:t>
-      </w:r>
-    </w:p>
-    <w:p>
-      <w:pPr>
-        <w:pStyle w:val="FirstParagraph"/>
-      </w:pPr>
-      <w:r>
-        <w:t xml:space="preserve">polyglossia-lang:</w:t>
-      </w:r>
-      <w:r>
-        <w:t xml:space="preserve"> </w:t>
-      </w:r>
-      <w:r>
-        <w:t xml:space="preserve">name: russian</w:t>
-      </w:r>
-      <w:r>
-        <w:t xml:space="preserve"> </w:t>
-      </w:r>
-      <w:r>
-        <w:t xml:space="preserve">options:</w:t>
-      </w:r>
-      <w:r>
-        <w:t xml:space="preserve"> </w:t>
-      </w:r>
-      <w:r>
-        <w:t xml:space="preserve">- spelling=modern</w:t>
-      </w:r>
-      <w:r>
-        <w:t xml:space="preserve"> </w:t>
-      </w:r>
-      <w:r>
-        <w:t xml:space="preserve">- babelshorthands=true</w:t>
-      </w:r>
-      <w:r>
-        <w:t xml:space="preserve"> </w:t>
-      </w:r>
-      <w:r>
-        <w:t xml:space="preserve">polyglossia-otherlangs:</w:t>
-      </w:r>
-      <w:r>
-        <w:t xml:space="preserve"> </w:t>
-      </w:r>
-      <w:r>
-        <w:t xml:space="preserve">name: english</w:t>
-      </w:r>
-    </w:p>
-    <w:bookmarkEnd w:id="24"/>
-    <w:bookmarkStart w:id="25" w:name="i18n-babel"/>
-    <w:p>
-      <w:pPr>
-        <w:pStyle w:val="Heading2"/>
-      </w:pPr>
-      <w:r>
-        <w:rPr>
-          <w:rStyle w:val="SectionNumber"/>
-        </w:rPr>
-        <w:t xml:space="preserve">0.6</w:t>
-      </w:r>
-      <w:r>
-        <w:tab/>
-      </w:r>
-      <w:r>
-        <w:t xml:space="preserve">I18n babel</w:t>
-      </w:r>
-    </w:p>
-    <w:p>
-      <w:pPr>
-        <w:pStyle w:val="FirstParagraph"/>
-      </w:pPr>
-      <w:r>
-        <w:t xml:space="preserve">babel-lang: russian</w:t>
-      </w:r>
-      <w:r>
-        <w:t xml:space="preserve"> </w:t>
-      </w:r>
-      <w:r>
-        <w:t xml:space="preserve">babel-otherlangs: english</w:t>
-      </w:r>
-    </w:p>
-    <w:bookmarkEnd w:id="25"/>
-    <w:bookmarkStart w:id="26" w:name="fonts"/>
-    <w:p>
-      <w:pPr>
-        <w:pStyle w:val="Heading2"/>
-      </w:pPr>
-      <w:r>
-        <w:rPr>
-          <w:rStyle w:val="SectionNumber"/>
-        </w:rPr>
-        <w:t xml:space="preserve">0.7</w:t>
-      </w:r>
-      <w:r>
-        <w:tab/>
-      </w:r>
-      <w:r>
-        <w:t xml:space="preserve">Fonts</w:t>
-      </w:r>
-    </w:p>
-    <w:p>
-      <w:pPr>
-        <w:pStyle w:val="FirstParagraph"/>
-      </w:pPr>
-      <w:r>
-        <w:t xml:space="preserve">mainfont: IBM Plex Serif</w:t>
-      </w:r>
-      <w:r>
-        <w:t xml:space="preserve"> </w:t>
-      </w:r>
-      <w:r>
-        <w:t xml:space="preserve">romanfont: IBM Plex Serif</w:t>
-      </w:r>
-      <w:r>
-        <w:t xml:space="preserve"> </w:t>
-      </w:r>
-      <w:r>
-        <w:t xml:space="preserve">sansfont: IBM Plex Sans</w:t>
-      </w:r>
-      <w:r>
-        <w:t xml:space="preserve"> </w:t>
-      </w:r>
-      <w:r>
-        <w:t xml:space="preserve">monofont: IBM Plex Mono</w:t>
-      </w:r>
-      <w:r>
-        <w:t xml:space="preserve"> </w:t>
-      </w:r>
-      <w:r>
-        <w:t xml:space="preserve">mathfont: STIX Two Math</w:t>
-      </w:r>
-      <w:r>
-        <w:t xml:space="preserve"> </w:t>
-      </w:r>
-      <w:r>
-        <w:t xml:space="preserve">mainfontoptions: Ligatures=Common,Ligatures=TeX,Scale=0.94</w:t>
-      </w:r>
-      <w:r>
-        <w:t xml:space="preserve"> </w:t>
-      </w:r>
-      <w:r>
-        <w:t xml:space="preserve">romanfontoptions: Ligatures=Common,Ligatures=TeX,Scale=0.94</w:t>
-      </w:r>
-      <w:r>
-        <w:t xml:space="preserve"> </w:t>
-      </w:r>
-      <w:r>
-        <w:t xml:space="preserve">sansfontoptions: Ligatures=Common,Ligatures=TeX,Scale=MatchLowercase,Scale=0.94</w:t>
-      </w:r>
-      <w:r>
-        <w:t xml:space="preserve"> </w:t>
-      </w:r>
-      <w:r>
-        <w:t xml:space="preserve">monofontoptions: Scale=MatchLowercase,Scale=0.94,FakeStretch=0.9</w:t>
-      </w:r>
-      <w:r>
-        <w:t xml:space="preserve"> </w:t>
-      </w:r>
-      <w:r>
-        <w:t xml:space="preserve">mathfontoptions:</w:t>
-      </w:r>
-    </w:p>
-    <w:bookmarkEnd w:id="26"/>
-    <w:bookmarkStart w:id="27" w:name="biblatex"/>
-    <w:p>
-      <w:pPr>
-        <w:pStyle w:val="Heading2"/>
-      </w:pPr>
-      <w:r>
-        <w:rPr>
-          <w:rStyle w:val="SectionNumber"/>
-        </w:rPr>
-        <w:t xml:space="preserve">0.8</w:t>
-      </w:r>
-      <w:r>
-        <w:tab/>
-      </w:r>
-      <w:r>
-        <w:t xml:space="preserve">Biblatex</w:t>
-      </w:r>
-    </w:p>
-    <w:p>
-      <w:pPr>
-        <w:pStyle w:val="FirstParagraph"/>
-      </w:pPr>
-      <w:r>
-        <w:t xml:space="preserve">biblatex: true</w:t>
-      </w:r>
-      <w:r>
-        <w:t xml:space="preserve"> </w:t>
-      </w:r>
-      <w:r>
-        <w:t xml:space="preserve">biblio-style:</w:t>
-      </w:r>
-      <w:r>
-        <w:t xml:space="preserve"> </w:t>
-      </w:r>
-      <w:r>
-        <w:t xml:space="preserve">“gost-numeric”</w:t>
-      </w:r>
-      <w:r>
-        <w:t xml:space="preserve"> </w:t>
-      </w:r>
-      <w:r>
-        <w:t xml:space="preserve">biblatexoptions:</w:t>
-      </w:r>
-    </w:p>
-    <w:p>
-      <w:pPr>
-        <w:pStyle w:val="Compact"/>
-        <w:numPr>
-          <w:ilvl w:val="0"/>
-          <w:numId w:val="1001"/>
-        </w:numPr>
-      </w:pPr>
-      <w:r>
-        <w:t xml:space="preserve">parentracker=true</w:t>
-      </w:r>
-    </w:p>
-    <w:p>
-      <w:pPr>
-        <w:pStyle w:val="Compact"/>
-        <w:numPr>
-          <w:ilvl w:val="0"/>
-          <w:numId w:val="1001"/>
-        </w:numPr>
-      </w:pPr>
-      <w:r>
-        <w:t xml:space="preserve">backend=biber</w:t>
-      </w:r>
-    </w:p>
-    <w:p>
-      <w:pPr>
-        <w:pStyle w:val="Compact"/>
-        <w:numPr>
-          <w:ilvl w:val="0"/>
-          <w:numId w:val="1001"/>
-        </w:numPr>
-      </w:pPr>
-      <w:r>
-        <w:t xml:space="preserve">hyperref=auto</w:t>
-      </w:r>
-    </w:p>
-    <w:p>
-      <w:pPr>
-        <w:pStyle w:val="Compact"/>
-        <w:numPr>
-          <w:ilvl w:val="0"/>
-          <w:numId w:val="1001"/>
-        </w:numPr>
-      </w:pPr>
-      <w:r>
-        <w:t xml:space="preserve">language=auto</w:t>
-      </w:r>
-    </w:p>
-    <w:p>
-      <w:pPr>
-        <w:pStyle w:val="Compact"/>
-        <w:numPr>
-          <w:ilvl w:val="0"/>
-          <w:numId w:val="1001"/>
-        </w:numPr>
-      </w:pPr>
-      <w:r>
-        <w:t xml:space="preserve">autolang=other*</w:t>
-      </w:r>
-    </w:p>
-    <w:p>
-      <w:pPr>
-        <w:pStyle w:val="Compact"/>
-        <w:numPr>
-          <w:ilvl w:val="0"/>
-          <w:numId w:val="1001"/>
-        </w:numPr>
-      </w:pPr>
-      <w:r>
-        <w:t xml:space="preserve">citestyle=gost-numeric</w:t>
-      </w:r>
-    </w:p>
-    <w:bookmarkEnd w:id="27"/>
-    <w:bookmarkStart w:id="28" w:name="pandoc-crossref-latex-customization"/>
-    <w:p>
-      <w:pPr>
-        <w:pStyle w:val="Heading2"/>
-      </w:pPr>
-      <w:r>
-        <w:rPr>
-          <w:rStyle w:val="SectionNumber"/>
-        </w:rPr>
-        <w:t xml:space="preserve">0.9</w:t>
-      </w:r>
-      <w:r>
-        <w:tab/>
-      </w:r>
-      <w:r>
-        <w:t xml:space="preserve">Pandoc-crossref LaTeX customization</w:t>
-      </w:r>
-    </w:p>
-    <w:p>
-      <w:pPr>
-        <w:pStyle w:val="FirstParagraph"/>
-      </w:pPr>
-      <w:r>
-        <w:t xml:space="preserve">figureTitle:</w:t>
-      </w:r>
-      <w:r>
-        <w:t xml:space="preserve"> </w:t>
-      </w:r>
-      <w:r>
-        <w:t xml:space="preserve">“Рис.”</w:t>
-      </w:r>
-      <w:r>
-        <w:t xml:space="preserve"> </w:t>
-      </w:r>
-      <w:r>
-        <w:t xml:space="preserve">tableTitle:</w:t>
-      </w:r>
-      <w:r>
-        <w:t xml:space="preserve"> </w:t>
-      </w:r>
-      <w:r>
-        <w:t xml:space="preserve">“Таблица”</w:t>
-      </w:r>
-      <w:r>
-        <w:t xml:space="preserve"> </w:t>
-      </w:r>
-      <w:r>
-        <w:t xml:space="preserve">listingTitle:</w:t>
-      </w:r>
-      <w:r>
-        <w:t xml:space="preserve"> </w:t>
-      </w:r>
-      <w:r>
-        <w:t xml:space="preserve">“Листинг”</w:t>
-      </w:r>
-      <w:r>
-        <w:t xml:space="preserve"> </w:t>
-      </w:r>
-      <w:r>
-        <w:t xml:space="preserve">lofTitle:</w:t>
-      </w:r>
-      <w:r>
-        <w:t xml:space="preserve"> </w:t>
-      </w:r>
-      <w:r>
-        <w:t xml:space="preserve">“Список иллюстраций”</w:t>
-      </w:r>
-      <w:r>
-        <w:t xml:space="preserve"> </w:t>
-      </w:r>
-      <w:r>
-        <w:t xml:space="preserve">lotTitle:</w:t>
-      </w:r>
-      <w:r>
-        <w:t xml:space="preserve"> </w:t>
-      </w:r>
-      <w:r>
-        <w:t xml:space="preserve">“Список таблиц”</w:t>
-      </w:r>
-      <w:r>
-        <w:t xml:space="preserve"> </w:t>
-      </w:r>
-      <w:r>
-        <w:t xml:space="preserve">lolTitle:</w:t>
-      </w:r>
-      <w:r>
-        <w:t xml:space="preserve"> </w:t>
-      </w:r>
-      <w:r>
-        <w:t xml:space="preserve">“Листинги”</w:t>
-      </w:r>
-    </w:p>
-    <w:bookmarkEnd w:id="28"/>
-    <w:bookmarkStart w:id="29" w:name="misc-options"/>
-    <w:p>
-      <w:pPr>
-        <w:pStyle w:val="Heading2"/>
-      </w:pPr>
-      <w:r>
-        <w:rPr>
-          <w:rStyle w:val="SectionNumber"/>
-        </w:rPr>
-        <w:t xml:space="preserve">0.10</w:t>
-      </w:r>
-      <w:r>
-        <w:tab/>
-      </w:r>
-      <w:r>
-        <w:t xml:space="preserve">Misc options</w:t>
-      </w:r>
-    </w:p>
-    <w:p>
-      <w:pPr>
-        <w:pStyle w:val="FirstParagraph"/>
-      </w:pPr>
-      <w:r>
-        <w:t xml:space="preserve">indent: true</w:t>
-      </w:r>
-      <w:r>
-        <w:t xml:space="preserve"> </w:t>
-      </w:r>
-      <w:r>
-        <w:t xml:space="preserve">header-includes:</w:t>
-      </w:r>
-    </w:p>
-    <w:p>
-      <w:pPr>
-        <w:pStyle w:val="Compact"/>
-        <w:numPr>
-          <w:ilvl w:val="0"/>
-          <w:numId w:val="1002"/>
-        </w:numPr>
-      </w:pPr>
-      <w:r>
-        <w:t xml:space="preserve">\usepackage{indentfirst}</w:t>
-      </w:r>
-    </w:p>
-    <w:p>
-      <w:pPr>
-        <w:pStyle w:val="Compact"/>
-        <w:numPr>
-          <w:ilvl w:val="0"/>
-          <w:numId w:val="1002"/>
-        </w:numPr>
-      </w:pPr>
-      <w:r>
-        <w:t xml:space="preserve">\usepackage{float} # keep figures where there are in the text</w:t>
-      </w:r>
-    </w:p>
-    <w:p>
-      <w:pPr>
-        <w:pStyle w:val="Compact"/>
-        <w:numPr>
-          <w:ilvl w:val="0"/>
-          <w:numId w:val="1002"/>
-        </w:numPr>
-      </w:pPr>
-      <w:r>
-        <w:t xml:space="preserve">\floatplacement{figure}{H} # keep figures where there are in the text</w:t>
-      </w:r>
-    </w:p>
-    <w:p>
-      <w:pPr>
-        <w:pStyle w:val="FirstParagraph"/>
-      </w:pPr>
-      <w:r>
-        <w:t xml:space="preserve">-–</w:t>
-      </w:r>
-    </w:p>
-    <w:bookmarkEnd w:id="29"/>
-    <w:bookmarkStart w:id="30" w:name="цель-работы"/>
+        <w:pStyle w:val="Title"/>
+      </w:pPr>
+      <w:r>
+        <w:t xml:space="preserve">Отчёт по лабораторной работе №8</w:t>
+      </w:r>
+    </w:p>
+    <w:p>
+      <w:pPr>
+        <w:pStyle w:val="Subtitle"/>
+      </w:pPr>
+      <w:r>
+        <w:t xml:space="preserve">Дисциплина: Компьютерный практикум по статистическому анализу данных</w:t>
+      </w:r>
+    </w:p>
+    <w:p>
+      <w:pPr>
+        <w:pStyle w:val="Author"/>
+      </w:pPr>
+      <w:r>
+        <w:t xml:space="preserve">Выполнил: Танрибергенов Эльдар (НПИбд-01-22)</w:t>
+      </w:r>
+    </w:p>
+    <w:sdt>
+      <w:sdtPr>
+        <w:docPartObj>
+          <w:docPartGallery w:val="Table of Contents"/>
+          <w:docPartUnique/>
+        </w:docPartObj>
+      </w:sdtPr>
+      <w:sdtContent>
+        <w:p>
+          <w:pPr>
+            <w:pStyle w:val="TOCHeading"/>
+          </w:pPr>
+          <w:r>
+            <w:t xml:space="preserve">Содержание</w:t>
+          </w:r>
+        </w:p>
+        <w:p>
+          <w:r>
+            <w:fldChar w:fldCharType="begin" w:dirty="true"/>
+            <w:instrText xml:space="preserve">TOC \o "1-3" \h \z \u</w:instrText>
+            <w:fldChar w:fldCharType="separate"/>
+            <w:fldChar w:fldCharType="end"/>
+          </w:r>
+        </w:p>
+      </w:sdtContent>
+    </w:sdt>
+    <w:sdt>
+      <w:sdtPr>
+        <w:docPartObj>
+          <w:docPartGallery w:val="List of Figures"/>
+          <w:docPartUnique/>
+        </w:docPartObj>
+      </w:sdtPr>
+      <w:sdtContent>
+        <w:p>
+          <w:pPr>
+            <w:pStyle w:val="TOCHeading"/>
+          </w:pPr>
+          <w:r>
+            <w:t xml:space="preserve">Список иллюстраций</w:t>
+          </w:r>
+        </w:p>
+        <w:p>
+          <w:r>
+            <w:fldChar w:fldCharType="begin" w:dirty="true"/>
+            <w:instrText xml:space="preserve">TOC \h \z \t "Image Caption" \c</w:instrText>
+            <w:fldChar w:fldCharType="separate"/>
+            <w:fldChar w:fldCharType="end"/>
+          </w:r>
+        </w:p>
+      </w:sdtContent>
+    </w:sdt>
+    <w:sdt>
+      <w:sdtPr>
+        <w:docPartObj>
+          <w:docPartGallery w:val="List of Tables"/>
+          <w:docPartUnique/>
+        </w:docPartObj>
+      </w:sdtPr>
+      <w:sdtContent>
+        <w:p>
+          <w:pPr>
+            <w:pStyle w:val="TOCHeading"/>
+          </w:pPr>
+          <w:r>
+            <w:t xml:space="preserve">Список таблиц</w:t>
+          </w:r>
+        </w:p>
+        <w:p>
+          <w:r>
+            <w:fldChar w:fldCharType="begin" w:dirty="true"/>
+            <w:instrText xml:space="preserve">TOC \h \z \t "Table Caption" \c</w:instrText>
+            <w:fldChar w:fldCharType="separate"/>
+            <w:fldChar w:fldCharType="end"/>
+          </w:r>
+        </w:p>
+      </w:sdtContent>
+    </w:sdt>
+    <w:bookmarkStart w:id="20" w:name="цель-работы"/>
     <w:p>
       <w:pPr>
         <w:pStyle w:val="Heading1"/>
@@ -695,11 +127,11 @@
         <w:pStyle w:val="FirstParagraph"/>
       </w:pPr>
       <w:r>
-        <w:t xml:space="preserve">Основной целью работы является изучение специализированных пакетов Julia для обработки данных.</w:t>
-      </w:r>
-    </w:p>
-    <w:bookmarkEnd w:id="30"/>
-    <w:bookmarkStart w:id="31" w:name="предварительные-сведения"/>
+        <w:t xml:space="preserve">Основная цель работа — освоить пакеты Julia для решения задач оптимизации.</w:t>
+      </w:r>
+    </w:p>
+    <w:bookmarkEnd w:id="20"/>
+    <w:bookmarkStart w:id="21" w:name="предварительные-сведения"/>
     <w:p>
       <w:pPr>
         <w:pStyle w:val="Heading1"/>
@@ -722,83 +154,29 @@
         <w:pStyle w:val="FirstParagraph"/>
       </w:pPr>
       <w:r>
-        <w:t xml:space="preserve">Обработка и анализ данных, полученных в результате проведения исследований, —</w:t>
-      </w:r>
-      <w:r>
-        <w:t xml:space="preserve"> </w:t>
-      </w:r>
-      <w:r>
-        <w:t xml:space="preserve">важная и неотъемлемая часть исследовательской деятельности. Большое значение имеет</w:t>
-      </w:r>
-      <w:r>
-        <w:t xml:space="preserve"> </w:t>
-      </w:r>
-      <w:r>
-        <w:t xml:space="preserve">выявление определённых связей и закономерностей в имеющихся неструктурированных</w:t>
-      </w:r>
-      <w:r>
-        <w:t xml:space="preserve"> </w:t>
-      </w:r>
-      <w:r>
-        <w:t xml:space="preserve">данных, особенно в данных больших размерностей. Выявленные в данных связей и закономерностей позволяет строить прогнозные модели с предполагаемым результатом. Для</w:t>
-      </w:r>
-      <w:r>
-        <w:t xml:space="preserve"> </w:t>
-      </w:r>
-      <w:r>
-        <w:t xml:space="preserve">решения таких задач применяют методы из таких областей знаний как математическая</w:t>
-      </w:r>
-      <w:r>
-        <w:t xml:space="preserve"> </w:t>
-      </w:r>
-      <w:r>
-        <w:t xml:space="preserve">статистика, программирование, искусственный интеллект, машинное обучение.</w:t>
-      </w:r>
-      <w:r>
-        <w:t xml:space="preserve"> </w:t>
-      </w:r>
-      <w:r>
-        <w:t xml:space="preserve">В Julia для обработки данных используются наработки из других языков программирования, в частности, из R и Python.</w:t>
-      </w:r>
-      <w:r>
-        <w:t xml:space="preserve"> </w:t>
-      </w:r>
-      <w:r>
-        <w:t xml:space="preserve">Перед тем, как начать проводить какие-либо операции над данными, необходимо их</w:t>
-      </w:r>
-      <w:r>
-        <w:t xml:space="preserve"> </w:t>
-      </w:r>
-      <w:r>
-        <w:t xml:space="preserve">откуда-то считать и возможно сохранить в определённой структуре.</w:t>
-      </w:r>
-      <w:r>
-        <w:t xml:space="preserve"> </w:t>
-      </w:r>
-      <w:r>
-        <w:t xml:space="preserve">Довольно часто данные для обработки содержаться в csv-файле, имеющим текстовый</w:t>
-      </w:r>
-      <w:r>
-        <w:t xml:space="preserve"> </w:t>
-      </w:r>
-      <w:r>
-        <w:t xml:space="preserve">формат, в котором данные в строке разделены, например, запятыми, и соответствуют</w:t>
-      </w:r>
-      <w:r>
-        <w:t xml:space="preserve"> </w:t>
-      </w:r>
-      <w:r>
-        <w:t xml:space="preserve">ячейкам таблицы, а строки данных соответствуют строкам таблицы. Также данные могут</w:t>
-      </w:r>
-      <w:r>
-        <w:t xml:space="preserve"> </w:t>
-      </w:r>
-      <w:r>
-        <w:t xml:space="preserve">быть представлены в виде фреймов или множеств.</w:t>
-      </w:r>
-    </w:p>
-    <w:bookmarkEnd w:id="31"/>
-    <w:bookmarkStart w:id="39" w:name="выполнение-лабораторной-работы"/>
+        <w:t xml:space="preserve">Под оптимизацией в математике и информатике понимается решение задачи нахождения экстремума (минимума или максимума) целевой функции в некоторой области</w:t>
+      </w:r>
+      <w:r>
+        <w:t xml:space="preserve"> </w:t>
+      </w:r>
+      <w:r>
+        <w:t xml:space="preserve">конечномерного векторного пространства, ограниченной набором линейных и/или нелинейных равенств и/или неравенств.</w:t>
+      </w:r>
+      <w:r>
+        <w:t xml:space="preserve"> </w:t>
+      </w:r>
+      <w:r>
+        <w:t xml:space="preserve">Оптимизационной задачей называется задача определения наилучших с точки зрения</w:t>
+      </w:r>
+      <w:r>
+        <w:t xml:space="preserve"> </w:t>
+      </w:r>
+      <w:r>
+        <w:t xml:space="preserve">структуры или значений параметров объектов.</w:t>
+      </w:r>
+    </w:p>
+    <w:bookmarkEnd w:id="21"/>
+    <w:bookmarkStart w:id="293" w:name="выполнение-лабораторной-работы"/>
     <w:p>
       <w:pPr>
         <w:pStyle w:val="Heading1"/>
@@ -816,147 +194,7 @@
         <w:t xml:space="preserve">Выполнение лабораторной работы</w:t>
       </w:r>
     </w:p>
-    <w:p>
-      <w:pPr>
-        <w:pStyle w:val="FirstParagraph"/>
-      </w:pPr>
-      <w:r>
-        <w:t xml:space="preserve">В Julia для работы с такого рода структурами данных используют пакеты CSV,</w:t>
-      </w:r>
-      <w:r>
-        <w:t xml:space="preserve"> </w:t>
-      </w:r>
-      <w:r>
-        <w:t xml:space="preserve">DataFrames, RDatasets, FileIO:</w:t>
-      </w:r>
-    </w:p>
-    <w:p>
-      <w:pPr>
-        <w:pStyle w:val="BodyText"/>
-      </w:pPr>
-      <w:r>
-        <w:t xml:space="preserve">![](../images/1.png){#fig:001}</w:t>
-      </w:r>
-    </w:p>
-    <w:p>
-      <w:pPr>
-        <w:pStyle w:val="BodyText"/>
-      </w:pPr>
-      <w:r>
-        <w:t xml:space="preserve">…</w:t>
-      </w:r>
-    </w:p>
-    <w:p>
-      <w:pPr>
-        <w:pStyle w:val="BodyText"/>
-      </w:pPr>
-      <w:r>
-        <w:t xml:space="preserve">Предположим, что у вас в рабочем каталоге с проектом есть файл с данными</w:t>
-      </w:r>
-      <w:r>
-        <w:t xml:space="preserve"> </w:t>
-      </w:r>
-      <w:r>
-        <w:t xml:space="preserve">programminglanguages.csv, содержащий перечень языков программирования и год их</w:t>
-      </w:r>
-      <w:r>
-        <w:t xml:space="preserve"> </w:t>
-      </w:r>
-      <w:r>
-        <w:t xml:space="preserve">создания. Тогда для заполнения массива данными для последующей обработки требуется</w:t>
-      </w:r>
-      <w:r>
-        <w:t xml:space="preserve"> </w:t>
-      </w:r>
-      <w:r>
-        <w:t xml:space="preserve">считать данные из исходного файла и записать их в соответствующую структуру:</w:t>
-      </w:r>
-    </w:p>
-    <w:p>
-      <w:pPr>
-        <w:pStyle w:val="BodyText"/>
-      </w:pPr>
-      <w:r>
-        <w:t xml:space="preserve">![](../images/2.png){#fig:002}</w:t>
-      </w:r>
-    </w:p>
-    <w:p>
-      <w:pPr>
-        <w:pStyle w:val="BodyText"/>
-      </w:pPr>
-      <w:r>
-        <w:t xml:space="preserve">Далее приведём пример функции, в которой на входе указывается название языка</w:t>
-      </w:r>
-      <w:r>
-        <w:t xml:space="preserve"> </w:t>
-      </w:r>
-      <w:r>
-        <w:t xml:space="preserve">программирования, а на выходе — год его создания:</w:t>
-      </w:r>
-    </w:p>
-    <w:p>
-      <w:pPr>
-        <w:pStyle w:val="BodyText"/>
-      </w:pPr>
-      <w:r>
-        <w:t xml:space="preserve">![](../images/3.png){#fig:003}</w:t>
-      </w:r>
-    </w:p>
-    <w:p>
-      <w:pPr>
-        <w:pStyle w:val="BodyText"/>
-      </w:pPr>
-      <w:r>
-        <w:t xml:space="preserve">В следующем примере при вызове функции, в качестве аргумента которой указано</w:t>
-      </w:r>
-      <w:r>
-        <w:t xml:space="preserve"> </w:t>
-      </w:r>
-      <w:r>
-        <w:t xml:space="preserve">слово julia, написанное со строчной буквы выдана ошибка, так как список не содержит таких данных:</w:t>
-      </w:r>
-    </w:p>
-    <w:p>
-      <w:pPr>
-        <w:pStyle w:val="BodyText"/>
-      </w:pPr>
-      <w:r>
-        <w:t xml:space="preserve">![](../images/4.png){#fig:004}</w:t>
-      </w:r>
-    </w:p>
-    <w:p>
-      <w:pPr>
-        <w:pStyle w:val="BodyText"/>
-      </w:pPr>
-      <w:r>
-        <w:t xml:space="preserve">Для того, чтобы убрать в функции зависимость данных от регистра, необходимо изменить исходную функцию следующим образом:</w:t>
-      </w:r>
-    </w:p>
-    <w:p>
-      <w:pPr>
-        <w:pStyle w:val="BodyText"/>
-      </w:pPr>
-      <w:r>
-        <w:t xml:space="preserve">![](../images/5.png){#fig:005}</w:t>
-      </w:r>
-    </w:p>
-    <w:p>
-      <w:pPr>
-        <w:pStyle w:val="BodyText"/>
-      </w:pPr>
-      <w:r>
-        <w:t xml:space="preserve">Можно считывать данные построчно, с элементами, разделенными заданным разделителем:</w:t>
-      </w:r>
-    </w:p>
-    <w:p>
-      <w:pPr>
-        <w:pStyle w:val="BodyText"/>
-      </w:pPr>
-      <w:r>
-        <w:t xml:space="preserve">![](../images/6.png){#fig:006}</w:t>
-      </w:r>
-    </w:p>
-    <w:bookmarkStart w:id="32" w:name="запись-данных-в-файл"/>
+    <w:bookmarkStart w:id="66" w:name="линейное-программирование"/>
     <w:p>
       <w:pPr>
         <w:pStyle w:val="Heading2"/>
@@ -971,7 +209,7 @@
         <w:tab/>
       </w:r>
       <w:r>
-        <w:t xml:space="preserve">Запись данных в файл</w:t>
+        <w:t xml:space="preserve">Линейное программирование</w:t>
       </w:r>
     </w:p>
     <w:p>
@@ -979,49 +217,1030 @@
         <w:pStyle w:val="FirstParagraph"/>
       </w:pPr>
       <w:r>
-        <w:t xml:space="preserve">Предположим, что требуется записать имеющиеся данные в файл. Для записи данных</w:t>
-      </w:r>
-      <w:r>
-        <w:t xml:space="preserve"> </w:t>
-      </w:r>
-      <w:r>
-        <w:t xml:space="preserve">в формате CSV можно воспользоваться следующим вызовом:</w:t>
-      </w:r>
-    </w:p>
+        <w:t xml:space="preserve">Линейное программирование рассматривает решения экстремальных задач на множествах 𝑛-мерного векторного пространства, задаваемых системами линейных уравнений и неравенств.</w:t>
+      </w:r>
+      <w:r>
+        <w:t xml:space="preserve"> </w:t>
+      </w:r>
+      <w:r>
+        <w:t xml:space="preserve">Общей (стандартной) задачей линейного программирования называется задача нахождения минимума линейной целевой функции вида:</w:t>
+      </w:r>
+    </w:p>
+    <w:bookmarkStart w:id="25" w:name="fig:001"/>
+    <w:p>
+      <w:pPr>
+        <w:pStyle w:val="CaptionedFigure"/>
+      </w:pPr>
+      <w:r>
+        <w:drawing>
+          <wp:inline>
+            <wp:extent cx="4380167" cy="613862"/>
+            <wp:effectExtent b="0" l="0" r="0" t="0"/>
+            <wp:docPr descr="Рис. 1: Формула общей задачи линейного программирования" title="" id="23" name="Picture"/>
+            <a:graphic>
+              <a:graphicData uri="http://schemas.openxmlformats.org/drawingml/2006/picture">
+                <pic:pic>
+                  <pic:nvPicPr>
+                    <pic:cNvPr descr="../images/f1.png" id="24" name="Picture"/>
+                    <pic:cNvPicPr>
+                      <a:picLocks noChangeArrowheads="1" noChangeAspect="1"/>
+                    </pic:cNvPicPr>
+                  </pic:nvPicPr>
+                  <pic:blipFill>
+                    <a:blip r:embed="rId22"/>
+                    <a:stretch>
+                      <a:fillRect/>
+                    </a:stretch>
+                  </pic:blipFill>
+                  <pic:spPr bwMode="auto">
+                    <a:xfrm>
+                      <a:off x="0" y="0"/>
+                      <a:ext cx="4380167" cy="613862"/>
+                    </a:xfrm>
+                    <a:prstGeom prst="rect">
+                      <a:avLst/>
+                    </a:prstGeom>
+                    <a:noFill/>
+                    <a:ln w="9525">
+                      <a:noFill/>
+                      <a:headEnd/>
+                      <a:tailEnd/>
+                    </a:ln>
+                  </pic:spPr>
+                </pic:pic>
+              </a:graphicData>
+            </a:graphic>
+          </wp:inline>
+        </w:drawing>
+      </w:r>
+    </w:p>
+    <w:p>
+      <w:pPr>
+        <w:pStyle w:val="ImageCaption"/>
+      </w:pPr>
+      <w:r>
+        <w:t xml:space="preserve">Рис. 1: Формула общей задачи линейного программирования</w:t>
+      </w:r>
+    </w:p>
+    <w:bookmarkEnd w:id="25"/>
     <w:p>
       <w:pPr>
         <w:pStyle w:val="BodyText"/>
       </w:pPr>
       <w:r>
-        <w:t xml:space="preserve">Можно задать тип файла и разделитель данных:</w:t>
-      </w:r>
+        <w:t xml:space="preserve">где</w:t>
+      </w:r>
+      <w:r>
+        <w:t xml:space="preserve"> </w:t>
+      </w:r>
+      <m:oMath>
+        <m:acc>
+          <m:accPr>
+            <m:chr m:val="⃗"/>
+          </m:accPr>
+          <m:e>
+            <m:r>
+              <m:t>c</m:t>
+            </m:r>
+          </m:e>
+        </m:acc>
+      </m:oMath>
+      <w:r>
+        <w:t xml:space="preserve"> </w:t>
+      </w:r>
+      <w:r>
+        <w:t xml:space="preserve">— некоторые коэффициенты,</w:t>
+      </w:r>
+      <w:r>
+        <w:t xml:space="preserve"> </w:t>
+      </w:r>
+      <m:oMath>
+        <m:acc>
+          <m:accPr>
+            <m:chr m:val="⃗"/>
+          </m:accPr>
+          <m:e>
+            <m:r>
+              <m:t>x</m:t>
+            </m:r>
+          </m:e>
+        </m:acc>
+        <m:r>
+          <m:rPr>
+            <m:sty m:val="p"/>
+          </m:rPr>
+          <m:t>∈</m:t>
+        </m:r>
+        <m:sSup>
+          <m:e>
+            <m:r>
+              <m:rPr>
+                <m:sty m:val="p"/>
+                <m:scr m:val="double-struck"/>
+              </m:rPr>
+              <m:t>R</m:t>
+            </m:r>
+          </m:e>
+          <m:sup>
+            <m:r>
+              <m:t>n</m:t>
+            </m:r>
+          </m:sup>
+        </m:sSup>
+      </m:oMath>
     </w:p>
     <w:p>
       <w:pPr>
         <w:pStyle w:val="BodyText"/>
       </w:pPr>
       <w:r>
-        <w:t xml:space="preserve">![](../images/7.png){#fig:007}</w:t>
-      </w:r>
-    </w:p>
+        <w:t xml:space="preserve">Основной задачей линейного программирования называется задача, в которой есть ограничения в форме неравенств:</w:t>
+      </w:r>
+    </w:p>
+    <w:bookmarkStart w:id="29" w:name="fig:002"/>
+    <w:p>
+      <w:pPr>
+        <w:pStyle w:val="CaptionedFigure"/>
+      </w:pPr>
+      <w:r>
+        <w:drawing>
+          <wp:inline>
+            <wp:extent cx="3913376" cy="460397"/>
+            <wp:effectExtent b="0" l="0" r="0" t="0"/>
+            <wp:docPr descr="Рис. 2: Ограничения в форме неравенств" title="" id="27" name="Picture"/>
+            <a:graphic>
+              <a:graphicData uri="http://schemas.openxmlformats.org/drawingml/2006/picture">
+                <pic:pic>
+                  <pic:nvPicPr>
+                    <pic:cNvPr descr="../images/f2.png" id="28" name="Picture"/>
+                    <pic:cNvPicPr>
+                      <a:picLocks noChangeArrowheads="1" noChangeAspect="1"/>
+                    </pic:cNvPicPr>
+                  </pic:nvPicPr>
+                  <pic:blipFill>
+                    <a:blip r:embed="rId26"/>
+                    <a:stretch>
+                      <a:fillRect/>
+                    </a:stretch>
+                  </pic:blipFill>
+                  <pic:spPr bwMode="auto">
+                    <a:xfrm>
+                      <a:off x="0" y="0"/>
+                      <a:ext cx="3913376" cy="460397"/>
+                    </a:xfrm>
+                    <a:prstGeom prst="rect">
+                      <a:avLst/>
+                    </a:prstGeom>
+                    <a:noFill/>
+                    <a:ln w="9525">
+                      <a:noFill/>
+                      <a:headEnd/>
+                      <a:tailEnd/>
+                    </a:ln>
+                  </pic:spPr>
+                </pic:pic>
+              </a:graphicData>
+            </a:graphic>
+          </wp:inline>
+        </w:drawing>
+      </w:r>
+    </w:p>
+    <w:p>
+      <w:pPr>
+        <w:pStyle w:val="ImageCaption"/>
+      </w:pPr>
+      <w:r>
+        <w:t xml:space="preserve">Рис. 2: Ограничения в форме неравенств</w:t>
+      </w:r>
+    </w:p>
+    <w:bookmarkEnd w:id="29"/>
     <w:p>
       <w:pPr>
         <w:pStyle w:val="BodyText"/>
       </w:pPr>
       <w:r>
-        <w:t xml:space="preserve">Можно проверить, используя readdlm, корректность считывания созданного текстового файла:</w:t>
+        <w:t xml:space="preserve">Задачи линейного программирования со смешанными ограничениями, такими как</w:t>
+      </w:r>
+      <w:r>
+        <w:t xml:space="preserve"> </w:t>
+      </w:r>
+      <w:r>
+        <w:t xml:space="preserve">равенства и неравенства, с наличием переменных, свободных от ограничений, могут быть</w:t>
+      </w:r>
+      <w:r>
+        <w:t xml:space="preserve"> </w:t>
+      </w:r>
+      <w:r>
+        <w:t xml:space="preserve">сведены к эквивалентным с тем же множеством решений путём замены переменных</w:t>
+      </w:r>
+      <w:r>
+        <w:t xml:space="preserve"> </w:t>
+      </w:r>
+      <w:r>
+        <w:t xml:space="preserve">и замены равенств на пару неравенств.</w:t>
+      </w:r>
+      <w:r>
+        <w:t xml:space="preserve"> </w:t>
+      </w:r>
+      <w:r>
+        <w:t xml:space="preserve">В Julia есть несколько средств, предназначенных для решения оптимизационных задач.</w:t>
+      </w:r>
+      <w:r>
+        <w:t xml:space="preserve"> </w:t>
+      </w:r>
+      <w:r>
+        <w:t xml:space="preserve">Одним из таких средств является JuMP (https://jump.dev/) — язык моделирования</w:t>
+      </w:r>
+      <w:r>
+        <w:t xml:space="preserve"> </w:t>
+      </w:r>
+      <w:r>
+        <w:t xml:space="preserve">и вспомогательные пакеты для формулирования и решения задач математической оптимизации в Julia.</w:t>
+      </w:r>
+      <w:r>
+        <w:t xml:space="preserve"> </w:t>
+      </w:r>
+      <w:r>
+        <w:t xml:space="preserve">JuMP включает пакет Convex.jl (https://jump.dev/Convex.jl/stable/), позволяющий описать задачу оптимизации, используя естественный математический синтаксис,</w:t>
+      </w:r>
+      <w:r>
+        <w:t xml:space="preserve"> </w:t>
+      </w:r>
+      <w:r>
+        <w:t xml:space="preserve">и решать её с помощью одного из решателей (COSMO, ECOS, SCS, GLPK, MathOptInterface).</w:t>
+      </w:r>
+      <w:r>
+        <w:t xml:space="preserve"> </w:t>
+      </w:r>
+      <w:r>
+        <w:t xml:space="preserve">Предположим, что требуется решить следующую задачу линейного программирования:</w:t>
       </w:r>
     </w:p>
     <w:p>
       <w:pPr>
         <w:pStyle w:val="BodyText"/>
       </w:pPr>
-      <w:r>
-        <w:t xml:space="preserve">![](../images/8.png){#fig:008}</w:t>
-      </w:r>
-    </w:p>
-    <w:bookmarkEnd w:id="32"/>
-    <w:bookmarkStart w:id="33" w:name="словари"/>
+      <m:oMath>
+        <m:r>
+          <m:t>12</m:t>
+        </m:r>
+        <m:r>
+          <m:t>x</m:t>
+        </m:r>
+        <m:r>
+          <m:rPr>
+            <m:sty m:val="p"/>
+          </m:rPr>
+          <m:t>+</m:t>
+        </m:r>
+        <m:r>
+          <m:t>20</m:t>
+        </m:r>
+        <m:r>
+          <m:t>y</m:t>
+        </m:r>
+        <m:r>
+          <m:rPr>
+            <m:sty m:val="p"/>
+          </m:rPr>
+          <m:t>→</m:t>
+        </m:r>
+        <m:r>
+          <m:t>m</m:t>
+        </m:r>
+        <m:r>
+          <m:t>i</m:t>
+        </m:r>
+        <m:r>
+          <m:t>n</m:t>
+        </m:r>
+      </m:oMath>
+    </w:p>
+    <w:p>
+      <w:pPr>
+        <w:pStyle w:val="BodyText"/>
+      </w:pPr>
+      <w:r>
+        <w:t xml:space="preserve">при заданных ограничениях:</w:t>
+      </w:r>
+    </w:p>
+    <w:bookmarkStart w:id="33" w:name="fig:003"/>
+    <w:p>
+      <w:pPr>
+        <w:pStyle w:val="CaptionedFigure"/>
+      </w:pPr>
+      <w:r>
+        <w:drawing>
+          <wp:inline>
+            <wp:extent cx="3932559" cy="888822"/>
+            <wp:effectExtent b="0" l="0" r="0" t="0"/>
+            <wp:docPr descr="Рис. 3: Ограничения" title="" id="31" name="Picture"/>
+            <a:graphic>
+              <a:graphicData uri="http://schemas.openxmlformats.org/drawingml/2006/picture">
+                <pic:pic>
+                  <pic:nvPicPr>
+                    <pic:cNvPr descr="../images/f3.png" id="32" name="Picture"/>
+                    <pic:cNvPicPr>
+                      <a:picLocks noChangeArrowheads="1" noChangeAspect="1"/>
+                    </pic:cNvPicPr>
+                  </pic:nvPicPr>
+                  <pic:blipFill>
+                    <a:blip r:embed="rId30"/>
+                    <a:stretch>
+                      <a:fillRect/>
+                    </a:stretch>
+                  </pic:blipFill>
+                  <pic:spPr bwMode="auto">
+                    <a:xfrm>
+                      <a:off x="0" y="0"/>
+                      <a:ext cx="3932559" cy="888822"/>
+                    </a:xfrm>
+                    <a:prstGeom prst="rect">
+                      <a:avLst/>
+                    </a:prstGeom>
+                    <a:noFill/>
+                    <a:ln w="9525">
+                      <a:noFill/>
+                      <a:headEnd/>
+                      <a:tailEnd/>
+                    </a:ln>
+                  </pic:spPr>
+                </pic:pic>
+              </a:graphicData>
+            </a:graphic>
+          </wp:inline>
+        </w:drawing>
+      </w:r>
+    </w:p>
+    <w:p>
+      <w:pPr>
+        <w:pStyle w:val="ImageCaption"/>
+      </w:pPr>
+      <w:r>
+        <w:t xml:space="preserve">Рис. 3: Ограничения</w:t>
+      </w:r>
+    </w:p>
+    <w:bookmarkEnd w:id="33"/>
+    <w:p>
+      <w:pPr>
+        <w:pStyle w:val="BodyText"/>
+      </w:pPr>
+      <w:r>
+        <w:t xml:space="preserve">Воспользуемся JuMP и решателем линейного и смешанного целочисленного программирования GLPK:</w:t>
+      </w:r>
+    </w:p>
+    <w:bookmarkStart w:id="37" w:name="fig:004"/>
+    <w:p>
+      <w:pPr>
+        <w:pStyle w:val="CaptionedFigure"/>
+      </w:pPr>
+      <w:r>
+        <w:drawing>
+          <wp:inline>
+            <wp:extent cx="5334000" cy="2793439"/>
+            <wp:effectExtent b="0" l="0" r="0" t="0"/>
+            <wp:docPr descr="Рис. 4: Подключение пакетов" title="" id="35" name="Picture"/>
+            <a:graphic>
+              <a:graphicData uri="http://schemas.openxmlformats.org/drawingml/2006/picture">
+                <pic:pic>
+                  <pic:nvPicPr>
+                    <pic:cNvPr descr="../images/1.png" id="36" name="Picture"/>
+                    <pic:cNvPicPr>
+                      <a:picLocks noChangeArrowheads="1" noChangeAspect="1"/>
+                    </pic:cNvPicPr>
+                  </pic:nvPicPr>
+                  <pic:blipFill>
+                    <a:blip r:embed="rId34"/>
+                    <a:stretch>
+                      <a:fillRect/>
+                    </a:stretch>
+                  </pic:blipFill>
+                  <pic:spPr bwMode="auto">
+                    <a:xfrm>
+                      <a:off x="0" y="0"/>
+                      <a:ext cx="5334000" cy="2793439"/>
+                    </a:xfrm>
+                    <a:prstGeom prst="rect">
+                      <a:avLst/>
+                    </a:prstGeom>
+                    <a:noFill/>
+                    <a:ln w="9525">
+                      <a:noFill/>
+                      <a:headEnd/>
+                      <a:tailEnd/>
+                    </a:ln>
+                  </pic:spPr>
+                </pic:pic>
+              </a:graphicData>
+            </a:graphic>
+          </wp:inline>
+        </w:drawing>
+      </w:r>
+    </w:p>
+    <w:p>
+      <w:pPr>
+        <w:pStyle w:val="ImageCaption"/>
+      </w:pPr>
+      <w:r>
+        <w:t xml:space="preserve">Рис. 4: Подключение пакетов</w:t>
+      </w:r>
+    </w:p>
+    <w:bookmarkEnd w:id="37"/>
+    <w:p>
+      <w:pPr>
+        <w:pStyle w:val="BodyText"/>
+      </w:pPr>
+      <w:r>
+        <w:t xml:space="preserve">Объект модели (контейнер для переменных, ограничений, параметров решателя и т. д.)</w:t>
+      </w:r>
+      <w:r>
+        <w:t xml:space="preserve"> </w:t>
+      </w:r>
+      <w:r>
+        <w:t xml:space="preserve">в JuMP создаётся при помощи функции Model(), в которой в качестве аргумента указывается оптимизатор (решатель):</w:t>
+      </w:r>
+    </w:p>
+    <w:bookmarkStart w:id="41" w:name="fig:005"/>
+    <w:p>
+      <w:pPr>
+        <w:pStyle w:val="CaptionedFigure"/>
+      </w:pPr>
+      <w:r>
+        <w:drawing>
+          <wp:inline>
+            <wp:extent cx="3593655" cy="1598601"/>
+            <wp:effectExtent b="0" l="0" r="0" t="0"/>
+            <wp:docPr descr="Рис. 5: Определение объекта модели с именем model" title="" id="39" name="Picture"/>
+            <a:graphic>
+              <a:graphicData uri="http://schemas.openxmlformats.org/drawingml/2006/picture">
+                <pic:pic>
+                  <pic:nvPicPr>
+                    <pic:cNvPr descr="../images/2.png" id="40" name="Picture"/>
+                    <pic:cNvPicPr>
+                      <a:picLocks noChangeArrowheads="1" noChangeAspect="1"/>
+                    </pic:cNvPicPr>
+                  </pic:nvPicPr>
+                  <pic:blipFill>
+                    <a:blip r:embed="rId38"/>
+                    <a:stretch>
+                      <a:fillRect/>
+                    </a:stretch>
+                  </pic:blipFill>
+                  <pic:spPr bwMode="auto">
+                    <a:xfrm>
+                      <a:off x="0" y="0"/>
+                      <a:ext cx="3593655" cy="1598601"/>
+                    </a:xfrm>
+                    <a:prstGeom prst="rect">
+                      <a:avLst/>
+                    </a:prstGeom>
+                    <a:noFill/>
+                    <a:ln w="9525">
+                      <a:noFill/>
+                      <a:headEnd/>
+                      <a:tailEnd/>
+                    </a:ln>
+                  </pic:spPr>
+                </pic:pic>
+              </a:graphicData>
+            </a:graphic>
+          </wp:inline>
+        </w:drawing>
+      </w:r>
+    </w:p>
+    <w:p>
+      <w:pPr>
+        <w:pStyle w:val="ImageCaption"/>
+      </w:pPr>
+      <w:r>
+        <w:t xml:space="preserve">Рис. 5: Определение объекта модели с именем model</w:t>
+      </w:r>
+    </w:p>
+    <w:bookmarkEnd w:id="41"/>
+    <w:p>
+      <w:pPr>
+        <w:pStyle w:val="BodyText"/>
+      </w:pPr>
+      <w:r>
+        <w:t xml:space="preserve">Переменные задаются с помощью конструкции</w:t>
+      </w:r>
+      <w:r>
+        <w:t xml:space="preserve"> </w:t>
+      </w:r>
+      <w:r>
+        <w:t xml:space="preserve">[</w:t>
+      </w:r>
+      <w:r>
+        <w:rPr>
+          <w:b/>
+          <w:bCs/>
+        </w:rPr>
+        <w:t xml:space="preserve">variable?</w:t>
+      </w:r>
+      <w:r>
+        <w:t xml:space="preserve">]</w:t>
+      </w:r>
+      <w:r>
+        <w:t xml:space="preserve"> </w:t>
+      </w:r>
+      <w:r>
+        <w:t xml:space="preserve">(имя объекта модели, имя</w:t>
+      </w:r>
+      <w:r>
+        <w:t xml:space="preserve"> </w:t>
+      </w:r>
+      <w:r>
+        <w:t xml:space="preserve">и привязка переменной, тип переменной). Здесь же задаются граничные условия на</w:t>
+      </w:r>
+      <w:r>
+        <w:t xml:space="preserve"> </w:t>
+      </w:r>
+      <w:r>
+        <w:t xml:space="preserve">переменные (если тип переменной не определён, он считается действительным):</w:t>
+      </w:r>
+    </w:p>
+    <w:bookmarkStart w:id="45" w:name="fig:006"/>
+    <w:p>
+      <w:pPr>
+        <w:pStyle w:val="CaptionedFigure"/>
+      </w:pPr>
+      <w:r>
+        <w:drawing>
+          <wp:inline>
+            <wp:extent cx="4572000" cy="1042288"/>
+            <wp:effectExtent b="0" l="0" r="0" t="0"/>
+            <wp:docPr descr="Рис. 6: Определение переменных x,y и граничных условий для них" title="" id="43" name="Picture"/>
+            <a:graphic>
+              <a:graphicData uri="http://schemas.openxmlformats.org/drawingml/2006/picture">
+                <pic:pic>
+                  <pic:nvPicPr>
+                    <pic:cNvPr descr="../images/3.png" id="44" name="Picture"/>
+                    <pic:cNvPicPr>
+                      <a:picLocks noChangeArrowheads="1" noChangeAspect="1"/>
+                    </pic:cNvPicPr>
+                  </pic:nvPicPr>
+                  <pic:blipFill>
+                    <a:blip r:embed="rId42"/>
+                    <a:stretch>
+                      <a:fillRect/>
+                    </a:stretch>
+                  </pic:blipFill>
+                  <pic:spPr bwMode="auto">
+                    <a:xfrm>
+                      <a:off x="0" y="0"/>
+                      <a:ext cx="4572000" cy="1042288"/>
+                    </a:xfrm>
+                    <a:prstGeom prst="rect">
+                      <a:avLst/>
+                    </a:prstGeom>
+                    <a:noFill/>
+                    <a:ln w="9525">
+                      <a:noFill/>
+                      <a:headEnd/>
+                      <a:tailEnd/>
+                    </a:ln>
+                  </pic:spPr>
+                </pic:pic>
+              </a:graphicData>
+            </a:graphic>
+          </wp:inline>
+        </w:drawing>
+      </w:r>
+    </w:p>
+    <w:p>
+      <w:pPr>
+        <w:pStyle w:val="ImageCaption"/>
+      </w:pPr>
+      <w:r>
+        <w:t xml:space="preserve">Рис. 6: Определение переменных x,y и граничных условий для них</w:t>
+      </w:r>
+    </w:p>
+    <w:bookmarkEnd w:id="45"/>
+    <w:p>
+      <w:pPr>
+        <w:pStyle w:val="BodyText"/>
+      </w:pPr>
+      <w:r>
+        <w:t xml:space="preserve">В качестве первого аргумента указан объект модели model, затем переменные 𝑥 и 𝑦,</w:t>
+      </w:r>
+      <w:r>
+        <w:t xml:space="preserve"> </w:t>
+      </w:r>
+      <w:r>
+        <w:t xml:space="preserve">связанные с этой моделью (причём указанные переменные не могут использоваться</w:t>
+      </w:r>
+      <w:r>
+        <w:t xml:space="preserve"> </w:t>
+      </w:r>
+      <w:r>
+        <w:t xml:space="preserve">в другой модели).</w:t>
+      </w:r>
+      <w:r>
+        <w:t xml:space="preserve"> </w:t>
+      </w:r>
+      <w:r>
+        <w:t xml:space="preserve">Ограничения модели задаются с помощью конструкции</w:t>
+      </w:r>
+      <w:r>
+        <w:t xml:space="preserve"> </w:t>
+      </w:r>
+      <w:r>
+        <w:t xml:space="preserve">[</w:t>
+      </w:r>
+      <w:r>
+        <w:rPr>
+          <w:b/>
+          <w:bCs/>
+        </w:rPr>
+        <w:t xml:space="preserve">constraint?</w:t>
+      </w:r>
+      <w:r>
+        <w:t xml:space="preserve">]</w:t>
+      </w:r>
+      <w:r>
+        <w:t xml:space="preserve"> </w:t>
+      </w:r>
+      <w:r>
+        <w:t xml:space="preserve">(имя объекта</w:t>
+      </w:r>
+      <w:r>
+        <w:t xml:space="preserve"> </w:t>
+      </w:r>
+      <w:r>
+        <w:t xml:space="preserve">модели, ограничение):</w:t>
+      </w:r>
+    </w:p>
+    <w:bookmarkStart w:id="49" w:name="fig:007"/>
+    <w:p>
+      <w:pPr>
+        <w:pStyle w:val="CaptionedFigure"/>
+      </w:pPr>
+      <w:r>
+        <w:drawing>
+          <wp:inline>
+            <wp:extent cx="5334000" cy="843576"/>
+            <wp:effectExtent b="0" l="0" r="0" t="0"/>
+            <wp:docPr descr="Рис. 7: Определение ограничений модели" title="" id="47" name="Picture"/>
+            <a:graphic>
+              <a:graphicData uri="http://schemas.openxmlformats.org/drawingml/2006/picture">
+                <pic:pic>
+                  <pic:nvPicPr>
+                    <pic:cNvPr descr="../images/4.png" id="48" name="Picture"/>
+                    <pic:cNvPicPr>
+                      <a:picLocks noChangeArrowheads="1" noChangeAspect="1"/>
+                    </pic:cNvPicPr>
+                  </pic:nvPicPr>
+                  <pic:blipFill>
+                    <a:blip r:embed="rId46"/>
+                    <a:stretch>
+                      <a:fillRect/>
+                    </a:stretch>
+                  </pic:blipFill>
+                  <pic:spPr bwMode="auto">
+                    <a:xfrm>
+                      <a:off x="0" y="0"/>
+                      <a:ext cx="5334000" cy="843576"/>
+                    </a:xfrm>
+                    <a:prstGeom prst="rect">
+                      <a:avLst/>
+                    </a:prstGeom>
+                    <a:noFill/>
+                    <a:ln w="9525">
+                      <a:noFill/>
+                      <a:headEnd/>
+                      <a:tailEnd/>
+                    </a:ln>
+                  </pic:spPr>
+                </pic:pic>
+              </a:graphicData>
+            </a:graphic>
+          </wp:inline>
+        </w:drawing>
+      </w:r>
+    </w:p>
+    <w:p>
+      <w:pPr>
+        <w:pStyle w:val="ImageCaption"/>
+      </w:pPr>
+      <w:r>
+        <w:t xml:space="preserve">Рис. 7: Определение ограничений модели</w:t>
+      </w:r>
+    </w:p>
+    <w:bookmarkEnd w:id="49"/>
+    <w:p>
+      <w:pPr>
+        <w:pStyle w:val="BodyText"/>
+      </w:pPr>
+      <w:r>
+        <w:t xml:space="preserve">Далее следует задать собственно целевую функцию с помощью конструкции</w:t>
+      </w:r>
+      <w:r>
+        <w:t xml:space="preserve"> </w:t>
+      </w:r>
+      <w:r>
+        <w:t xml:space="preserve">[</w:t>
+      </w:r>
+      <w:r>
+        <w:rPr>
+          <w:b/>
+          <w:bCs/>
+        </w:rPr>
+        <w:t xml:space="preserve">objective?</w:t>
+      </w:r>
+      <w:r>
+        <w:t xml:space="preserve">]</w:t>
+      </w:r>
+      <w:r>
+        <w:t xml:space="preserve"> </w:t>
+      </w:r>
+      <w:r>
+        <w:t xml:space="preserve">(имя объекта модели, Min или Max, функция для оптимизации):</w:t>
+      </w:r>
+    </w:p>
+    <w:bookmarkStart w:id="53" w:name="fig:008"/>
+    <w:p>
+      <w:pPr>
+        <w:pStyle w:val="CaptionedFigure"/>
+      </w:pPr>
+      <w:r>
+        <w:drawing>
+          <wp:inline>
+            <wp:extent cx="2787960" cy="888822"/>
+            <wp:effectExtent b="0" l="0" r="0" t="0"/>
+            <wp:docPr descr="Рис. 8: Определение целевой функции" title="" id="51" name="Picture"/>
+            <a:graphic>
+              <a:graphicData uri="http://schemas.openxmlformats.org/drawingml/2006/picture">
+                <pic:pic>
+                  <pic:nvPicPr>
+                    <pic:cNvPr descr="../images/5.png" id="52" name="Picture"/>
+                    <pic:cNvPicPr>
+                      <a:picLocks noChangeArrowheads="1" noChangeAspect="1"/>
+                    </pic:cNvPicPr>
+                  </pic:nvPicPr>
+                  <pic:blipFill>
+                    <a:blip r:embed="rId50"/>
+                    <a:stretch>
+                      <a:fillRect/>
+                    </a:stretch>
+                  </pic:blipFill>
+                  <pic:spPr bwMode="auto">
+                    <a:xfrm>
+                      <a:off x="0" y="0"/>
+                      <a:ext cx="2787960" cy="888822"/>
+                    </a:xfrm>
+                    <a:prstGeom prst="rect">
+                      <a:avLst/>
+                    </a:prstGeom>
+                    <a:noFill/>
+                    <a:ln w="9525">
+                      <a:noFill/>
+                      <a:headEnd/>
+                      <a:tailEnd/>
+                    </a:ln>
+                  </pic:spPr>
+                </pic:pic>
+              </a:graphicData>
+            </a:graphic>
+          </wp:inline>
+        </w:drawing>
+      </w:r>
+    </w:p>
+    <w:p>
+      <w:pPr>
+        <w:pStyle w:val="ImageCaption"/>
+      </w:pPr>
+      <w:r>
+        <w:t xml:space="preserve">Рис. 8: Определение целевой функции</w:t>
+      </w:r>
+    </w:p>
+    <w:bookmarkEnd w:id="53"/>
+    <w:p>
+      <w:pPr>
+        <w:pStyle w:val="BodyText"/>
+      </w:pPr>
+      <w:r>
+        <w:t xml:space="preserve">Для решения задачи оптимизации необходимо вызывать функцию оптимизации:</w:t>
+      </w:r>
+    </w:p>
+    <w:bookmarkStart w:id="57" w:name="fig:009"/>
+    <w:p>
+      <w:pPr>
+        <w:pStyle w:val="CaptionedFigure"/>
+      </w:pPr>
+      <w:r>
+        <w:drawing>
+          <wp:inline>
+            <wp:extent cx="2519395" cy="537130"/>
+            <wp:effectExtent b="0" l="0" r="0" t="0"/>
+            <wp:docPr descr="Рис. 9: Вызов функции оптимизации" title="" id="55" name="Picture"/>
+            <a:graphic>
+              <a:graphicData uri="http://schemas.openxmlformats.org/drawingml/2006/picture">
+                <pic:pic>
+                  <pic:nvPicPr>
+                    <pic:cNvPr descr="../images/6.png" id="56" name="Picture"/>
+                    <pic:cNvPicPr>
+                      <a:picLocks noChangeArrowheads="1" noChangeAspect="1"/>
+                    </pic:cNvPicPr>
+                  </pic:nvPicPr>
+                  <pic:blipFill>
+                    <a:blip r:embed="rId54"/>
+                    <a:stretch>
+                      <a:fillRect/>
+                    </a:stretch>
+                  </pic:blipFill>
+                  <pic:spPr bwMode="auto">
+                    <a:xfrm>
+                      <a:off x="0" y="0"/>
+                      <a:ext cx="2519395" cy="537130"/>
+                    </a:xfrm>
+                    <a:prstGeom prst="rect">
+                      <a:avLst/>
+                    </a:prstGeom>
+                    <a:noFill/>
+                    <a:ln w="9525">
+                      <a:noFill/>
+                      <a:headEnd/>
+                      <a:tailEnd/>
+                    </a:ln>
+                  </pic:spPr>
+                </pic:pic>
+              </a:graphicData>
+            </a:graphic>
+          </wp:inline>
+        </w:drawing>
+      </w:r>
+    </w:p>
+    <w:p>
+      <w:pPr>
+        <w:pStyle w:val="ImageCaption"/>
+      </w:pPr>
+      <w:r>
+        <w:t xml:space="preserve">Рис. 9: Вызов функции оптимизации</w:t>
+      </w:r>
+    </w:p>
+    <w:bookmarkEnd w:id="57"/>
+    <w:p>
+      <w:pPr>
+        <w:pStyle w:val="BodyText"/>
+      </w:pPr>
+      <w:r>
+        <w:t xml:space="preserve">Следует проверять причину прекращения работы оптимизатора, используя конструкцию termination_status(Объект модели):</w:t>
+      </w:r>
+    </w:p>
+    <w:bookmarkStart w:id="61" w:name="fig:010"/>
+    <w:p>
+      <w:pPr>
+        <w:pStyle w:val="CaptionedFigure"/>
+      </w:pPr>
+      <w:r>
+        <w:drawing>
+          <wp:inline>
+            <wp:extent cx="4162758" cy="805695"/>
+            <wp:effectExtent b="0" l="0" r="0" t="0"/>
+            <wp:docPr descr="Рис. 10: Определение причины завершения работы оптимизатора" title="" id="59" name="Picture"/>
+            <a:graphic>
+              <a:graphicData uri="http://schemas.openxmlformats.org/drawingml/2006/picture">
+                <pic:pic>
+                  <pic:nvPicPr>
+                    <pic:cNvPr descr="../images/7.png" id="60" name="Picture"/>
+                    <pic:cNvPicPr>
+                      <a:picLocks noChangeArrowheads="1" noChangeAspect="1"/>
+                    </pic:cNvPicPr>
+                  </pic:nvPicPr>
+                  <pic:blipFill>
+                    <a:blip r:embed="rId58"/>
+                    <a:stretch>
+                      <a:fillRect/>
+                    </a:stretch>
+                  </pic:blipFill>
+                  <pic:spPr bwMode="auto">
+                    <a:xfrm>
+                      <a:off x="0" y="0"/>
+                      <a:ext cx="4162758" cy="805695"/>
+                    </a:xfrm>
+                    <a:prstGeom prst="rect">
+                      <a:avLst/>
+                    </a:prstGeom>
+                    <a:noFill/>
+                    <a:ln w="9525">
+                      <a:noFill/>
+                      <a:headEnd/>
+                      <a:tailEnd/>
+                    </a:ln>
+                  </pic:spPr>
+                </pic:pic>
+              </a:graphicData>
+            </a:graphic>
+          </wp:inline>
+        </w:drawing>
+      </w:r>
+    </w:p>
+    <w:p>
+      <w:pPr>
+        <w:pStyle w:val="ImageCaption"/>
+      </w:pPr>
+      <w:r>
+        <w:t xml:space="preserve">Рис. 10: Определение причины завершения работы оптимизатора</w:t>
+      </w:r>
+    </w:p>
+    <w:bookmarkEnd w:id="61"/>
+    <w:p>
+      <w:pPr>
+        <w:pStyle w:val="BodyText"/>
+      </w:pPr>
+      <w:r>
+        <w:t xml:space="preserve">Процесс решения мог быть прекращён по ряду причин. Во-первых, решатель мог</w:t>
+      </w:r>
+      <w:r>
+        <w:t xml:space="preserve"> </w:t>
+      </w:r>
+      <w:r>
+        <w:t xml:space="preserve">найти оптимальное решение или доказать, что проблема невозможна. Однако он также</w:t>
+      </w:r>
+      <w:r>
+        <w:t xml:space="preserve"> </w:t>
+      </w:r>
+      <w:r>
+        <w:t xml:space="preserve">мог столкнуться с численными трудностями или прерваться из-за таких настроек, как</w:t>
+      </w:r>
+      <w:r>
+        <w:t xml:space="preserve"> </w:t>
+      </w:r>
+      <w:r>
+        <w:t xml:space="preserve">ограничение по времени. Если возвращено значение OPTIMAL, найдено оптимальное</w:t>
+      </w:r>
+      <w:r>
+        <w:t xml:space="preserve"> </w:t>
+      </w:r>
+      <w:r>
+        <w:t xml:space="preserve">решение.</w:t>
+      </w:r>
+      <w:r>
+        <w:t xml:space="preserve"> </w:t>
+      </w:r>
+      <w:r>
+        <w:t xml:space="preserve">Наконец, можно посмотреть собственно результат решения оптимизационной задачи:</w:t>
+      </w:r>
+    </w:p>
+    <w:bookmarkStart w:id="65" w:name="fig:011"/>
+    <w:p>
+      <w:pPr>
+        <w:pStyle w:val="CaptionedFigure"/>
+      </w:pPr>
+      <w:r>
+        <w:drawing>
+          <wp:inline>
+            <wp:extent cx="5185862" cy="1598601"/>
+            <wp:effectExtent b="0" l="0" r="0" t="0"/>
+            <wp:docPr descr="Рис. 11: Результат" title="" id="63" name="Picture"/>
+            <a:graphic>
+              <a:graphicData uri="http://schemas.openxmlformats.org/drawingml/2006/picture">
+                <pic:pic>
+                  <pic:nvPicPr>
+                    <pic:cNvPr descr="../images/8.png" id="64" name="Picture"/>
+                    <pic:cNvPicPr>
+                      <a:picLocks noChangeArrowheads="1" noChangeAspect="1"/>
+                    </pic:cNvPicPr>
+                  </pic:nvPicPr>
+                  <pic:blipFill>
+                    <a:blip r:embed="rId62"/>
+                    <a:stretch>
+                      <a:fillRect/>
+                    </a:stretch>
+                  </pic:blipFill>
+                  <pic:spPr bwMode="auto">
+                    <a:xfrm>
+                      <a:off x="0" y="0"/>
+                      <a:ext cx="5185862" cy="1598601"/>
+                    </a:xfrm>
+                    <a:prstGeom prst="rect">
+                      <a:avLst/>
+                    </a:prstGeom>
+                    <a:noFill/>
+                    <a:ln w="9525">
+                      <a:noFill/>
+                      <a:headEnd/>
+                      <a:tailEnd/>
+                    </a:ln>
+                  </pic:spPr>
+                </pic:pic>
+              </a:graphicData>
+            </a:graphic>
+          </wp:inline>
+        </w:drawing>
+      </w:r>
+    </w:p>
+    <w:p>
+      <w:pPr>
+        <w:pStyle w:val="ImageCaption"/>
+      </w:pPr>
+      <w:r>
+        <w:t xml:space="preserve">Рис. 11: Результат</w:t>
+      </w:r>
+    </w:p>
+    <w:bookmarkEnd w:id="65"/>
+    <w:bookmarkEnd w:id="66"/>
+    <w:bookmarkStart w:id="103" w:name="X525b8ca91b1bce4cb5a104456aea746e1f8d92b"/>
     <w:p>
       <w:pPr>
         <w:pStyle w:val="Heading2"/>
@@ -1036,7 +1255,7 @@
         <w:tab/>
       </w:r>
       <w:r>
-        <w:t xml:space="preserve">Словари</w:t>
+        <w:t xml:space="preserve">Векторизованные ограничения и целевая функция оптимизации</w:t>
       </w:r>
     </w:p>
     <w:p>
@@ -1044,93 +1263,1108 @@
         <w:pStyle w:val="FirstParagraph"/>
       </w:pPr>
       <w:r>
-        <w:t xml:space="preserve">При работе с данными бывает удобно записать их в формате словаря.</w:t>
-      </w:r>
-      <w:r>
-        <w:t xml:space="preserve"> </w:t>
-      </w:r>
-      <w:r>
-        <w:t xml:space="preserve">Предположим, что словарь должен содержать перечень всех языков программирования</w:t>
-      </w:r>
-      <w:r>
-        <w:t xml:space="preserve"> </w:t>
-      </w:r>
-      <w:r>
-        <w:t xml:space="preserve">и года их создания, при этом при указании года выводить все языки программирования,</w:t>
-      </w:r>
-      <w:r>
-        <w:t xml:space="preserve"> </w:t>
-      </w:r>
-      <w:r>
-        <w:t xml:space="preserve">созданные в этом году.</w:t>
-      </w:r>
-      <w:r>
-        <w:t xml:space="preserve"> </w:t>
-      </w:r>
-      <w:r>
-        <w:t xml:space="preserve">При инициализации словаря можно задать конкретные типы данных для ключей</w:t>
-      </w:r>
-      <w:r>
-        <w:t xml:space="preserve"> </w:t>
-      </w:r>
-      <w:r>
-        <w:t xml:space="preserve">и значений:</w:t>
+        <w:t xml:space="preserve">Часто бывает полезно создавать коллекции переменных JuMP внутри более сложных</w:t>
+      </w:r>
+      <w:r>
+        <w:t xml:space="preserve"> </w:t>
+      </w:r>
+      <w:r>
+        <w:t xml:space="preserve">структур данных. Можно добавить ограничения и цель в JuMP, используя векторизованную линейную алгебру.</w:t>
+      </w:r>
+      <w:r>
+        <w:t xml:space="preserve"> </w:t>
+      </w:r>
+      <w:r>
+        <w:t xml:space="preserve">Предположим, что требуется решить следующую задачу:</w:t>
       </w:r>
     </w:p>
     <w:p>
       <w:pPr>
         <w:pStyle w:val="BodyText"/>
       </w:pPr>
-      <w:r>
-        <w:t xml:space="preserve">![](../images/9.png){#fig:009}</w:t>
-      </w:r>
+      <m:oMath>
+        <m:sSup>
+          <m:e>
+            <m:acc>
+              <m:accPr>
+                <m:chr m:val="⃗"/>
+              </m:accPr>
+              <m:e>
+                <m:r>
+                  <m:t>c</m:t>
+                </m:r>
+              </m:e>
+            </m:acc>
+          </m:e>
+          <m:sup>
+            <m:r>
+              <m:t>T</m:t>
+            </m:r>
+          </m:sup>
+        </m:sSup>
+        <m:acc>
+          <m:accPr>
+            <m:chr m:val="⃗"/>
+          </m:accPr>
+          <m:e>
+            <m:r>
+              <m:t>x</m:t>
+            </m:r>
+          </m:e>
+        </m:acc>
+        <m:r>
+          <m:rPr>
+            <m:sty m:val="p"/>
+          </m:rPr>
+          <m:t>→</m:t>
+        </m:r>
+        <m:r>
+          <m:rPr>
+            <m:nor/>
+            <m:sty m:val="p"/>
+          </m:rPr>
+          <m:t>min</m:t>
+        </m:r>
+      </m:oMath>
     </w:p>
     <w:p>
       <w:pPr>
         <w:pStyle w:val="BodyText"/>
       </w:pPr>
       <w:r>
-        <w:t xml:space="preserve">В последнем случае словарь принимает ключи и значения любого типа.</w:t>
-      </w:r>
-      <w:r>
-        <w:t xml:space="preserve"> </w:t>
-      </w:r>
-      <w:r>
-        <w:t xml:space="preserve">Далее требуется заполнить словарь ключами и годами, которые содержат все языки</w:t>
-      </w:r>
-      <w:r>
-        <w:t xml:space="preserve"> </w:t>
-      </w:r>
-      <w:r>
-        <w:t xml:space="preserve">программирования, созданные в каждом году, в качестве значений:</w:t>
+        <w:t xml:space="preserve">при заданных ограничениях:</w:t>
       </w:r>
     </w:p>
     <w:p>
       <w:pPr>
         <w:pStyle w:val="BodyText"/>
       </w:pPr>
-      <w:r>
-        <w:t xml:space="preserve">![](../images/10.png){#fig:010}</w:t>
-      </w:r>
+      <m:oMath>
+        <m:r>
+          <m:t>A</m:t>
+        </m:r>
+        <m:acc>
+          <m:accPr>
+            <m:chr m:val="⃗"/>
+          </m:accPr>
+          <m:e>
+            <m:r>
+              <m:t>x</m:t>
+            </m:r>
+          </m:e>
+        </m:acc>
+        <m:r>
+          <m:rPr>
+            <m:sty m:val="p"/>
+          </m:rPr>
+          <m:t>=</m:t>
+        </m:r>
+        <m:acc>
+          <m:accPr>
+            <m:chr m:val="⃗"/>
+          </m:accPr>
+          <m:e>
+            <m:r>
+              <m:t>b</m:t>
+            </m:r>
+          </m:e>
+        </m:acc>
+        <m:r>
+          <m:rPr>
+            <m:sty m:val="p"/>
+          </m:rPr>
+          <m:t>,</m:t>
+        </m:r>
+        <m:r>
+          <m:t> </m:t>
+        </m:r>
+        <m:acc>
+          <m:accPr>
+            <m:chr m:val="⃗"/>
+          </m:accPr>
+          <m:e>
+            <m:r>
+              <m:t>x</m:t>
+            </m:r>
+          </m:e>
+        </m:acc>
+        <m:r>
+          <m:rPr>
+            <m:sty m:val="p"/>
+          </m:rPr>
+          <m:t>≥</m:t>
+        </m:r>
+        <m:r>
+          <m:t>0</m:t>
+        </m:r>
+        <m:r>
+          <m:rPr>
+            <m:sty m:val="p"/>
+          </m:rPr>
+          <m:t>,</m:t>
+        </m:r>
+        <m:r>
+          <m:t> </m:t>
+        </m:r>
+        <m:acc>
+          <m:accPr>
+            <m:chr m:val="⃗"/>
+          </m:accPr>
+          <m:e>
+            <m:r>
+              <m:t>x</m:t>
+            </m:r>
+          </m:e>
+        </m:acc>
+        <m:r>
+          <m:rPr>
+            <m:sty m:val="p"/>
+          </m:rPr>
+          <m:t>∈</m:t>
+        </m:r>
+        <m:r>
+          <m:rPr>
+            <m:sty m:val="p"/>
+            <m:scr m:val="double-struck"/>
+          </m:rPr>
+          <m:t>R</m:t>
+        </m:r>
+      </m:oMath>
     </w:p>
     <w:p>
       <w:pPr>
         <w:pStyle w:val="BodyText"/>
       </w:pPr>
       <w:r>
-        <w:t xml:space="preserve">В результате при вызове словаря можно, выбрав любой год, узнать, какие языки программирования были созданы в этом году:</w:t>
+        <w:t xml:space="preserve">где</w:t>
       </w:r>
     </w:p>
     <w:p>
       <w:pPr>
         <w:pStyle w:val="BodyText"/>
       </w:pPr>
-      <w:r>
-        <w:t xml:space="preserve">![](../images/11.png){#fig:011}</w:t>
-      </w:r>
-    </w:p>
-    <w:bookmarkEnd w:id="33"/>
-    <w:bookmarkStart w:id="34" w:name="dataframes"/>
+      <m:oMathPara>
+        <m:oMathParaPr>
+          <m:jc m:val="center"/>
+        </m:oMathParaPr>
+        <m:oMath>
+          <m:r>
+            <m:t>A</m:t>
+          </m:r>
+          <m:r>
+            <m:rPr>
+              <m:sty m:val="p"/>
+            </m:rPr>
+            <m:t>=</m:t>
+          </m:r>
+          <m:d>
+            <m:dPr>
+              <m:begChr m:val="("/>
+              <m:endChr m:val=")"/>
+              <m:sepChr m:val=""/>
+              <m:grow/>
+            </m:dPr>
+            <m:e>
+              <m:m>
+                <m:mPr>
+                  <m:baseJc m:val="center"/>
+                  <m:plcHide m:val="on"/>
+                  <m:mcs>
+                    <m:mc>
+                      <m:mcPr>
+                        <m:mcJc m:val="center"/>
+                        <m:count m:val="1"/>
+                      </m:mcPr>
+                    </m:mc>
+                    <m:mc>
+                      <m:mcPr>
+                        <m:mcJc m:val="center"/>
+                        <m:count m:val="1"/>
+                      </m:mcPr>
+                    </m:mc>
+                    <m:mc>
+                      <m:mcPr>
+                        <m:mcJc m:val="center"/>
+                        <m:count m:val="1"/>
+                      </m:mcPr>
+                    </m:mc>
+                    <m:mc>
+                      <m:mcPr>
+                        <m:mcJc m:val="center"/>
+                        <m:count m:val="1"/>
+                      </m:mcPr>
+                    </m:mc>
+                  </m:mcs>
+                </m:mPr>
+                <m:mr>
+                  <m:e>
+                    <m:r>
+                      <m:t>1</m:t>
+                    </m:r>
+                  </m:e>
+                  <m:e>
+                    <m:r>
+                      <m:t>1</m:t>
+                    </m:r>
+                  </m:e>
+                  <m:e>
+                    <m:r>
+                      <m:t>9</m:t>
+                    </m:r>
+                  </m:e>
+                  <m:e>
+                    <m:r>
+                      <m:t>5</m:t>
+                    </m:r>
+                  </m:e>
+                </m:mr>
+                <m:mr>
+                  <m:e>
+                    <m:r>
+                      <m:t>3</m:t>
+                    </m:r>
+                  </m:e>
+                  <m:e>
+                    <m:r>
+                      <m:t>5</m:t>
+                    </m:r>
+                  </m:e>
+                  <m:e>
+                    <m:r>
+                      <m:t>0</m:t>
+                    </m:r>
+                  </m:e>
+                  <m:e>
+                    <m:r>
+                      <m:t>8</m:t>
+                    </m:r>
+                  </m:e>
+                </m:mr>
+                <m:mr>
+                  <m:e>
+                    <m:r>
+                      <m:t>2</m:t>
+                    </m:r>
+                  </m:e>
+                  <m:e>
+                    <m:r>
+                      <m:t>0</m:t>
+                    </m:r>
+                  </m:e>
+                  <m:e>
+                    <m:r>
+                      <m:t>6</m:t>
+                    </m:r>
+                  </m:e>
+                  <m:e>
+                    <m:r>
+                      <m:t>13</m:t>
+                    </m:r>
+                  </m:e>
+                </m:mr>
+              </m:m>
+            </m:e>
+          </m:d>
+          <m:r>
+            <m:rPr>
+              <m:sty m:val="p"/>
+            </m:rPr>
+            <m:t>,</m:t>
+          </m:r>
+          <m:r>
+            <m:t> </m:t>
+          </m:r>
+          <m:acc>
+            <m:accPr>
+              <m:chr m:val="⃗"/>
+            </m:accPr>
+            <m:e>
+              <m:r>
+                <m:t>b</m:t>
+              </m:r>
+            </m:e>
+          </m:acc>
+          <m:r>
+            <m:rPr>
+              <m:sty m:val="p"/>
+            </m:rPr>
+            <m:t>=</m:t>
+          </m:r>
+          <m:d>
+            <m:dPr>
+              <m:begChr m:val="("/>
+              <m:endChr m:val=")"/>
+              <m:sepChr m:val=""/>
+              <m:grow/>
+            </m:dPr>
+            <m:e>
+              <m:m>
+                <m:mPr>
+                  <m:baseJc m:val="center"/>
+                  <m:plcHide m:val="on"/>
+                  <m:mcs>
+                    <m:mc>
+                      <m:mcPr>
+                        <m:mcJc m:val="center"/>
+                        <m:count m:val="1"/>
+                      </m:mcPr>
+                    </m:mc>
+                  </m:mcs>
+                </m:mPr>
+                <m:mr>
+                  <m:e>
+                    <m:r>
+                      <m:t>7</m:t>
+                    </m:r>
+                  </m:e>
+                </m:mr>
+                <m:mr>
+                  <m:e>
+                    <m:r>
+                      <m:t>3</m:t>
+                    </m:r>
+                  </m:e>
+                </m:mr>
+                <m:mr>
+                  <m:e>
+                    <m:r>
+                      <m:t>5</m:t>
+                    </m:r>
+                  </m:e>
+                </m:mr>
+              </m:m>
+            </m:e>
+          </m:d>
+          <m:r>
+            <m:rPr>
+              <m:sty m:val="p"/>
+            </m:rPr>
+            <m:t>,</m:t>
+          </m:r>
+          <m:r>
+            <m:t> </m:t>
+          </m:r>
+          <m:acc>
+            <m:accPr>
+              <m:chr m:val="⃗"/>
+            </m:accPr>
+            <m:e>
+              <m:r>
+                <m:t>c</m:t>
+              </m:r>
+            </m:e>
+          </m:acc>
+          <m:r>
+            <m:rPr>
+              <m:sty m:val="p"/>
+            </m:rPr>
+            <m:t>=</m:t>
+          </m:r>
+          <m:d>
+            <m:dPr>
+              <m:begChr m:val="("/>
+              <m:endChr m:val=")"/>
+              <m:sepChr m:val=""/>
+              <m:grow/>
+            </m:dPr>
+            <m:e>
+              <m:m>
+                <m:mPr>
+                  <m:baseJc m:val="center"/>
+                  <m:plcHide m:val="on"/>
+                  <m:mcs>
+                    <m:mc>
+                      <m:mcPr>
+                        <m:mcJc m:val="center"/>
+                        <m:count m:val="1"/>
+                      </m:mcPr>
+                    </m:mc>
+                  </m:mcs>
+                </m:mPr>
+                <m:mr>
+                  <m:e>
+                    <m:r>
+                      <m:t>1</m:t>
+                    </m:r>
+                  </m:e>
+                </m:mr>
+                <m:mr>
+                  <m:e>
+                    <m:r>
+                      <m:t>3</m:t>
+                    </m:r>
+                  </m:e>
+                </m:mr>
+                <m:mr>
+                  <m:e>
+                    <m:r>
+                      <m:t>5</m:t>
+                    </m:r>
+                  </m:e>
+                </m:mr>
+                <m:mr>
+                  <m:e>
+                    <m:r>
+                      <m:t>2</m:t>
+                    </m:r>
+                  </m:e>
+                </m:mr>
+              </m:m>
+            </m:e>
+          </m:d>
+          <m:r>
+            <m:rPr>
+              <m:sty m:val="p"/>
+            </m:rPr>
+            <m:t>.</m:t>
+          </m:r>
+        </m:oMath>
+      </m:oMathPara>
+    </w:p>
+    <w:p>
+      <w:pPr>
+        <w:pStyle w:val="FirstParagraph"/>
+      </w:pPr>
+      <w:r>
+        <w:t xml:space="preserve">Воспользуемся JuMP и решателем линейного и смешанного целочисленного программирования GLPK:</w:t>
+      </w:r>
+    </w:p>
+    <w:bookmarkStart w:id="70" w:name="fig:012"/>
+    <w:p>
+      <w:pPr>
+        <w:pStyle w:val="CaptionedFigure"/>
+      </w:pPr>
+      <w:r>
+        <w:drawing>
+          <wp:inline>
+            <wp:extent cx="2935032" cy="1937504"/>
+            <wp:effectExtent b="0" l="0" r="0" t="0"/>
+            <wp:docPr descr="Рис. 12: Подключение пакетов" title="" id="68" name="Picture"/>
+            <a:graphic>
+              <a:graphicData uri="http://schemas.openxmlformats.org/drawingml/2006/picture">
+                <pic:pic>
+                  <pic:nvPicPr>
+                    <pic:cNvPr descr="../images/9.png" id="69" name="Picture"/>
+                    <pic:cNvPicPr>
+                      <a:picLocks noChangeArrowheads="1" noChangeAspect="1"/>
+                    </pic:cNvPicPr>
+                  </pic:nvPicPr>
+                  <pic:blipFill>
+                    <a:blip r:embed="rId67"/>
+                    <a:stretch>
+                      <a:fillRect/>
+                    </a:stretch>
+                  </pic:blipFill>
+                  <pic:spPr bwMode="auto">
+                    <a:xfrm>
+                      <a:off x="0" y="0"/>
+                      <a:ext cx="2935032" cy="1937504"/>
+                    </a:xfrm>
+                    <a:prstGeom prst="rect">
+                      <a:avLst/>
+                    </a:prstGeom>
+                    <a:noFill/>
+                    <a:ln w="9525">
+                      <a:noFill/>
+                      <a:headEnd/>
+                      <a:tailEnd/>
+                    </a:ln>
+                  </pic:spPr>
+                </pic:pic>
+              </a:graphicData>
+            </a:graphic>
+          </wp:inline>
+        </w:drawing>
+      </w:r>
+    </w:p>
+    <w:p>
+      <w:pPr>
+        <w:pStyle w:val="ImageCaption"/>
+      </w:pPr>
+      <w:r>
+        <w:t xml:space="preserve">Рис. 12: Подключение пакетов</w:t>
+      </w:r>
+    </w:p>
+    <w:bookmarkEnd w:id="70"/>
+    <w:p>
+      <w:pPr>
+        <w:pStyle w:val="BodyText"/>
+      </w:pPr>
+      <w:r>
+        <w:t xml:space="preserve">Определим объект модели:</w:t>
+      </w:r>
+    </w:p>
+    <w:bookmarkStart w:id="74" w:name="fig:013"/>
+    <w:p>
+      <w:pPr>
+        <w:pStyle w:val="CaptionedFigure"/>
+      </w:pPr>
+      <w:r>
+        <w:drawing>
+          <wp:inline>
+            <wp:extent cx="4034869" cy="1617784"/>
+            <wp:effectExtent b="0" l="0" r="0" t="0"/>
+            <wp:docPr descr="Рис. 13: Определение объекта модели с именем vector_model" title="" id="72" name="Picture"/>
+            <a:graphic>
+              <a:graphicData uri="http://schemas.openxmlformats.org/drawingml/2006/picture">
+                <pic:pic>
+                  <pic:nvPicPr>
+                    <pic:cNvPr descr="../images/10.png" id="73" name="Picture"/>
+                    <pic:cNvPicPr>
+                      <a:picLocks noChangeArrowheads="1" noChangeAspect="1"/>
+                    </pic:cNvPicPr>
+                  </pic:nvPicPr>
+                  <pic:blipFill>
+                    <a:blip r:embed="rId71"/>
+                    <a:stretch>
+                      <a:fillRect/>
+                    </a:stretch>
+                  </pic:blipFill>
+                  <pic:spPr bwMode="auto">
+                    <a:xfrm>
+                      <a:off x="0" y="0"/>
+                      <a:ext cx="4034869" cy="1617784"/>
+                    </a:xfrm>
+                    <a:prstGeom prst="rect">
+                      <a:avLst/>
+                    </a:prstGeom>
+                    <a:noFill/>
+                    <a:ln w="9525">
+                      <a:noFill/>
+                      <a:headEnd/>
+                      <a:tailEnd/>
+                    </a:ln>
+                  </pic:spPr>
+                </pic:pic>
+              </a:graphicData>
+            </a:graphic>
+          </wp:inline>
+        </w:drawing>
+      </w:r>
+    </w:p>
+    <w:p>
+      <w:pPr>
+        <w:pStyle w:val="ImageCaption"/>
+      </w:pPr>
+      <w:r>
+        <w:t xml:space="preserve">Рис. 13: Определение объекта модели с именем vector_model</w:t>
+      </w:r>
+    </w:p>
+    <w:bookmarkEnd w:id="74"/>
+    <w:p>
+      <w:pPr>
+        <w:pStyle w:val="BodyText"/>
+      </w:pPr>
+      <w:r>
+        <w:t xml:space="preserve">Зададим исходные значения матрицы A и векторов</w:t>
+      </w:r>
+      <w:r>
+        <w:t xml:space="preserve"> </w:t>
+      </w:r>
+      <m:oMath>
+        <m:acc>
+          <m:accPr>
+            <m:chr m:val="⃗"/>
+          </m:accPr>
+          <m:e>
+            <m:r>
+              <m:t>b</m:t>
+            </m:r>
+          </m:e>
+        </m:acc>
+      </m:oMath>
+      <w:r>
+        <w:t xml:space="preserve">,</w:t>
+      </w:r>
+      <m:oMath>
+        <m:acc>
+          <m:accPr>
+            <m:chr m:val="⃗"/>
+          </m:accPr>
+          <m:e>
+            <m:r>
+              <m:t>c</m:t>
+            </m:r>
+          </m:e>
+        </m:acc>
+      </m:oMath>
+      <w:r>
+        <w:t xml:space="preserve"> </w:t>
+      </w:r>
+      <w:r>
+        <w:t xml:space="preserve">:</w:t>
+      </w:r>
+    </w:p>
+    <w:bookmarkStart w:id="78" w:name="fig:014"/>
+    <w:p>
+      <w:pPr>
+        <w:pStyle w:val="CaptionedFigure"/>
+      </w:pPr>
+      <w:r>
+        <w:drawing>
+          <wp:inline>
+            <wp:extent cx="2749594" cy="2135731"/>
+            <wp:effectExtent b="0" l="0" r="0" t="0"/>
+            <wp:docPr descr="Рис. 14: Определение начальных данных" title="" id="76" name="Picture"/>
+            <a:graphic>
+              <a:graphicData uri="http://schemas.openxmlformats.org/drawingml/2006/picture">
+                <pic:pic>
+                  <pic:nvPicPr>
+                    <pic:cNvPr descr="../images/11.png" id="77" name="Picture"/>
+                    <pic:cNvPicPr>
+                      <a:picLocks noChangeArrowheads="1" noChangeAspect="1"/>
+                    </pic:cNvPicPr>
+                  </pic:nvPicPr>
+                  <pic:blipFill>
+                    <a:blip r:embed="rId75"/>
+                    <a:stretch>
+                      <a:fillRect/>
+                    </a:stretch>
+                  </pic:blipFill>
+                  <pic:spPr bwMode="auto">
+                    <a:xfrm>
+                      <a:off x="0" y="0"/>
+                      <a:ext cx="2749594" cy="2135731"/>
+                    </a:xfrm>
+                    <a:prstGeom prst="rect">
+                      <a:avLst/>
+                    </a:prstGeom>
+                    <a:noFill/>
+                    <a:ln w="9525">
+                      <a:noFill/>
+                      <a:headEnd/>
+                      <a:tailEnd/>
+                    </a:ln>
+                  </pic:spPr>
+                </pic:pic>
+              </a:graphicData>
+            </a:graphic>
+          </wp:inline>
+        </w:drawing>
+      </w:r>
+    </w:p>
+    <w:p>
+      <w:pPr>
+        <w:pStyle w:val="ImageCaption"/>
+      </w:pPr>
+      <w:r>
+        <w:t xml:space="preserve">Рис. 14: Определение начальных данных</w:t>
+      </w:r>
+    </w:p>
+    <w:bookmarkEnd w:id="78"/>
+    <w:p>
+      <w:pPr>
+        <w:pStyle w:val="BodyText"/>
+      </w:pPr>
+      <w:r>
+        <w:t xml:space="preserve">Далее зададим массив переменных для компонент вектора</w:t>
+      </w:r>
+      <w:r>
+        <w:t xml:space="preserve"> </w:t>
+      </w:r>
+      <m:oMath>
+        <m:acc>
+          <m:accPr>
+            <m:chr m:val="⃗"/>
+          </m:accPr>
+          <m:e>
+            <m:r>
+              <m:t>x</m:t>
+            </m:r>
+          </m:e>
+        </m:acc>
+      </m:oMath>
+      <w:r>
+        <w:t xml:space="preserve"> </w:t>
+      </w:r>
+      <w:r>
+        <w:t xml:space="preserve">:</w:t>
+      </w:r>
+    </w:p>
+    <w:bookmarkStart w:id="82" w:name="fig:015"/>
+    <w:p>
+      <w:pPr>
+        <w:pStyle w:val="CaptionedFigure"/>
+      </w:pPr>
+      <w:r>
+        <w:drawing>
+          <wp:inline>
+            <wp:extent cx="3018159" cy="1438741"/>
+            <wp:effectExtent b="0" l="0" r="0" t="0"/>
+            <wp:docPr descr="Рис. 15: Определение вектора переменных" title="" id="80" name="Picture"/>
+            <a:graphic>
+              <a:graphicData uri="http://schemas.openxmlformats.org/drawingml/2006/picture">
+                <pic:pic>
+                  <pic:nvPicPr>
+                    <pic:cNvPr descr="../images/12.png" id="81" name="Picture"/>
+                    <pic:cNvPicPr>
+                      <a:picLocks noChangeArrowheads="1" noChangeAspect="1"/>
+                    </pic:cNvPicPr>
+                  </pic:nvPicPr>
+                  <pic:blipFill>
+                    <a:blip r:embed="rId79"/>
+                    <a:stretch>
+                      <a:fillRect/>
+                    </a:stretch>
+                  </pic:blipFill>
+                  <pic:spPr bwMode="auto">
+                    <a:xfrm>
+                      <a:off x="0" y="0"/>
+                      <a:ext cx="3018159" cy="1438741"/>
+                    </a:xfrm>
+                    <a:prstGeom prst="rect">
+                      <a:avLst/>
+                    </a:prstGeom>
+                    <a:noFill/>
+                    <a:ln w="9525">
+                      <a:noFill/>
+                      <a:headEnd/>
+                      <a:tailEnd/>
+                    </a:ln>
+                  </pic:spPr>
+                </pic:pic>
+              </a:graphicData>
+            </a:graphic>
+          </wp:inline>
+        </w:drawing>
+      </w:r>
+    </w:p>
+    <w:p>
+      <w:pPr>
+        <w:pStyle w:val="ImageCaption"/>
+      </w:pPr>
+      <w:r>
+        <w:t xml:space="preserve">Рис. 15: Определение вектора переменных</w:t>
+      </w:r>
+    </w:p>
+    <w:bookmarkEnd w:id="82"/>
+    <w:p>
+      <w:pPr>
+        <w:pStyle w:val="BodyText"/>
+      </w:pPr>
+      <w:r>
+        <w:t xml:space="preserve">Затем зададим ограничения в соответствии с условиями модели:</w:t>
+      </w:r>
+    </w:p>
+    <w:bookmarkStart w:id="86" w:name="fig:016"/>
+    <w:p>
+      <w:pPr>
+        <w:pStyle w:val="CaptionedFigure"/>
+      </w:pPr>
+      <w:r>
+        <w:drawing>
+          <wp:inline>
+            <wp:extent cx="5334000" cy="565600"/>
+            <wp:effectExtent b="0" l="0" r="0" t="0"/>
+            <wp:docPr descr="Рис. 16: Определение ограничений модели" title="" id="84" name="Picture"/>
+            <a:graphic>
+              <a:graphicData uri="http://schemas.openxmlformats.org/drawingml/2006/picture">
+                <pic:pic>
+                  <pic:nvPicPr>
+                    <pic:cNvPr descr="../images/13.png" id="85" name="Picture"/>
+                    <pic:cNvPicPr>
+                      <a:picLocks noChangeArrowheads="1" noChangeAspect="1"/>
+                    </pic:cNvPicPr>
+                  </pic:nvPicPr>
+                  <pic:blipFill>
+                    <a:blip r:embed="rId83"/>
+                    <a:stretch>
+                      <a:fillRect/>
+                    </a:stretch>
+                  </pic:blipFill>
+                  <pic:spPr bwMode="auto">
+                    <a:xfrm>
+                      <a:off x="0" y="0"/>
+                      <a:ext cx="5334000" cy="565600"/>
+                    </a:xfrm>
+                    <a:prstGeom prst="rect">
+                      <a:avLst/>
+                    </a:prstGeom>
+                    <a:noFill/>
+                    <a:ln w="9525">
+                      <a:noFill/>
+                      <a:headEnd/>
+                      <a:tailEnd/>
+                    </a:ln>
+                  </pic:spPr>
+                </pic:pic>
+              </a:graphicData>
+            </a:graphic>
+          </wp:inline>
+        </w:drawing>
+      </w:r>
+    </w:p>
+    <w:p>
+      <w:pPr>
+        <w:pStyle w:val="ImageCaption"/>
+      </w:pPr>
+      <w:r>
+        <w:t xml:space="preserve">Рис. 16: Определение ограничений модели</w:t>
+      </w:r>
+    </w:p>
+    <w:bookmarkEnd w:id="86"/>
+    <w:p>
+      <w:pPr>
+        <w:pStyle w:val="BodyText"/>
+      </w:pPr>
+      <w:r>
+        <w:t xml:space="preserve">Далее зададим целевую функцию:</w:t>
+      </w:r>
+    </w:p>
+    <w:bookmarkStart w:id="90" w:name="fig:017"/>
+    <w:p>
+      <w:pPr>
+        <w:pStyle w:val="CaptionedFigure"/>
+      </w:pPr>
+      <w:r>
+        <w:drawing>
+          <wp:inline>
+            <wp:extent cx="3114075" cy="844061"/>
+            <wp:effectExtent b="0" l="0" r="0" t="0"/>
+            <wp:docPr descr="Рис. 17: Определение целевой функции" title="" id="88" name="Picture"/>
+            <a:graphic>
+              <a:graphicData uri="http://schemas.openxmlformats.org/drawingml/2006/picture">
+                <pic:pic>
+                  <pic:nvPicPr>
+                    <pic:cNvPr descr="../images/14.png" id="89" name="Picture"/>
+                    <pic:cNvPicPr>
+                      <a:picLocks noChangeArrowheads="1" noChangeAspect="1"/>
+                    </pic:cNvPicPr>
+                  </pic:nvPicPr>
+                  <pic:blipFill>
+                    <a:blip r:embed="rId87"/>
+                    <a:stretch>
+                      <a:fillRect/>
+                    </a:stretch>
+                  </pic:blipFill>
+                  <pic:spPr bwMode="auto">
+                    <a:xfrm>
+                      <a:off x="0" y="0"/>
+                      <a:ext cx="3114075" cy="844061"/>
+                    </a:xfrm>
+                    <a:prstGeom prst="rect">
+                      <a:avLst/>
+                    </a:prstGeom>
+                    <a:noFill/>
+                    <a:ln w="9525">
+                      <a:noFill/>
+                      <a:headEnd/>
+                      <a:tailEnd/>
+                    </a:ln>
+                  </pic:spPr>
+                </pic:pic>
+              </a:graphicData>
+            </a:graphic>
+          </wp:inline>
+        </w:drawing>
+      </w:r>
+    </w:p>
+    <w:p>
+      <w:pPr>
+        <w:pStyle w:val="ImageCaption"/>
+      </w:pPr>
+      <w:r>
+        <w:t xml:space="preserve">Рис. 17: Определение целевой функции</w:t>
+      </w:r>
+    </w:p>
+    <w:bookmarkEnd w:id="90"/>
+    <w:p>
+      <w:pPr>
+        <w:pStyle w:val="BodyText"/>
+      </w:pPr>
+      <w:r>
+        <w:t xml:space="preserve">Наконец, для решения задачи оптимизации вызовем функцию оптимизации:</w:t>
+      </w:r>
+    </w:p>
+    <w:bookmarkStart w:id="94" w:name="fig:018"/>
+    <w:p>
+      <w:pPr>
+        <w:pStyle w:val="CaptionedFigure"/>
+      </w:pPr>
+      <w:r>
+        <w:drawing>
+          <wp:inline>
+            <wp:extent cx="2653678" cy="562707"/>
+            <wp:effectExtent b="0" l="0" r="0" t="0"/>
+            <wp:docPr descr="Рис. 18: Вызов функции оптимизации" title="" id="92" name="Picture"/>
+            <a:graphic>
+              <a:graphicData uri="http://schemas.openxmlformats.org/drawingml/2006/picture">
+                <pic:pic>
+                  <pic:nvPicPr>
+                    <pic:cNvPr descr="../images/15.png" id="93" name="Picture"/>
+                    <pic:cNvPicPr>
+                      <a:picLocks noChangeArrowheads="1" noChangeAspect="1"/>
+                    </pic:cNvPicPr>
+                  </pic:nvPicPr>
+                  <pic:blipFill>
+                    <a:blip r:embed="rId91"/>
+                    <a:stretch>
+                      <a:fillRect/>
+                    </a:stretch>
+                  </pic:blipFill>
+                  <pic:spPr bwMode="auto">
+                    <a:xfrm>
+                      <a:off x="0" y="0"/>
+                      <a:ext cx="2653678" cy="562707"/>
+                    </a:xfrm>
+                    <a:prstGeom prst="rect">
+                      <a:avLst/>
+                    </a:prstGeom>
+                    <a:noFill/>
+                    <a:ln w="9525">
+                      <a:noFill/>
+                      <a:headEnd/>
+                      <a:tailEnd/>
+                    </a:ln>
+                  </pic:spPr>
+                </pic:pic>
+              </a:graphicData>
+            </a:graphic>
+          </wp:inline>
+        </w:drawing>
+      </w:r>
+    </w:p>
+    <w:p>
+      <w:pPr>
+        <w:pStyle w:val="ImageCaption"/>
+      </w:pPr>
+      <w:r>
+        <w:t xml:space="preserve">Рис. 18: Вызов функции оптимизации</w:t>
+      </w:r>
+    </w:p>
+    <w:bookmarkEnd w:id="94"/>
+    <w:p>
+      <w:pPr>
+        <w:pStyle w:val="BodyText"/>
+      </w:pPr>
+      <w:r>
+        <w:t xml:space="preserve">Проверим, что найдено оптимальное решение:</w:t>
+      </w:r>
+    </w:p>
+    <w:bookmarkStart w:id="98" w:name="fig:019"/>
+    <w:p>
+      <w:pPr>
+        <w:pStyle w:val="CaptionedFigure"/>
+      </w:pPr>
+      <w:r>
+        <w:drawing>
+          <wp:inline>
+            <wp:extent cx="4207518" cy="735356"/>
+            <wp:effectExtent b="0" l="0" r="0" t="0"/>
+            <wp:docPr descr="Рис. 19: Определение причины завершения работы оптимизатора" title="" id="96" name="Picture"/>
+            <a:graphic>
+              <a:graphicData uri="http://schemas.openxmlformats.org/drawingml/2006/picture">
+                <pic:pic>
+                  <pic:nvPicPr>
+                    <pic:cNvPr descr="../images/16.png" id="97" name="Picture"/>
+                    <pic:cNvPicPr>
+                      <a:picLocks noChangeArrowheads="1" noChangeAspect="1"/>
+                    </pic:cNvPicPr>
+                  </pic:nvPicPr>
+                  <pic:blipFill>
+                    <a:blip r:embed="rId95"/>
+                    <a:stretch>
+                      <a:fillRect/>
+                    </a:stretch>
+                  </pic:blipFill>
+                  <pic:spPr bwMode="auto">
+                    <a:xfrm>
+                      <a:off x="0" y="0"/>
+                      <a:ext cx="4207518" cy="735356"/>
+                    </a:xfrm>
+                    <a:prstGeom prst="rect">
+                      <a:avLst/>
+                    </a:prstGeom>
+                    <a:noFill/>
+                    <a:ln w="9525">
+                      <a:noFill/>
+                      <a:headEnd/>
+                      <a:tailEnd/>
+                    </a:ln>
+                  </pic:spPr>
+                </pic:pic>
+              </a:graphicData>
+            </a:graphic>
+          </wp:inline>
+        </w:drawing>
+      </w:r>
+    </w:p>
+    <w:p>
+      <w:pPr>
+        <w:pStyle w:val="ImageCaption"/>
+      </w:pPr>
+      <w:r>
+        <w:t xml:space="preserve">Рис. 19: Определение причины завершения работы оптимизатора</w:t>
+      </w:r>
+    </w:p>
+    <w:bookmarkEnd w:id="98"/>
+    <w:p>
+      <w:pPr>
+        <w:pStyle w:val="BodyText"/>
+      </w:pPr>
+      <w:r>
+        <w:t xml:space="preserve">Посмотрим результат решения оптимизационной задачи:</w:t>
+      </w:r>
+    </w:p>
+    <w:bookmarkStart w:id="102" w:name="fig:020"/>
+    <w:p>
+      <w:pPr>
+        <w:pStyle w:val="CaptionedFigure"/>
+      </w:pPr>
+      <w:r>
+        <w:drawing>
+          <wp:inline>
+            <wp:extent cx="4105208" cy="863244"/>
+            <wp:effectExtent b="0" l="0" r="0" t="0"/>
+            <wp:docPr descr="Рис. 20: Результат" title="" id="100" name="Picture"/>
+            <a:graphic>
+              <a:graphicData uri="http://schemas.openxmlformats.org/drawingml/2006/picture">
+                <pic:pic>
+                  <pic:nvPicPr>
+                    <pic:cNvPr descr="../images/17.png" id="101" name="Picture"/>
+                    <pic:cNvPicPr>
+                      <a:picLocks noChangeArrowheads="1" noChangeAspect="1"/>
+                    </pic:cNvPicPr>
+                  </pic:nvPicPr>
+                  <pic:blipFill>
+                    <a:blip r:embed="rId99"/>
+                    <a:stretch>
+                      <a:fillRect/>
+                    </a:stretch>
+                  </pic:blipFill>
+                  <pic:spPr bwMode="auto">
+                    <a:xfrm>
+                      <a:off x="0" y="0"/>
+                      <a:ext cx="4105208" cy="863244"/>
+                    </a:xfrm>
+                    <a:prstGeom prst="rect">
+                      <a:avLst/>
+                    </a:prstGeom>
+                    <a:noFill/>
+                    <a:ln w="9525">
+                      <a:noFill/>
+                      <a:headEnd/>
+                      <a:tailEnd/>
+                    </a:ln>
+                  </pic:spPr>
+                </pic:pic>
+              </a:graphicData>
+            </a:graphic>
+          </wp:inline>
+        </w:drawing>
+      </w:r>
+    </w:p>
+    <w:p>
+      <w:pPr>
+        <w:pStyle w:val="ImageCaption"/>
+      </w:pPr>
+      <w:r>
+        <w:t xml:space="preserve">Рис. 20: Результат</w:t>
+      </w:r>
+    </w:p>
+    <w:bookmarkEnd w:id="102"/>
+    <w:bookmarkEnd w:id="103"/>
+    <w:bookmarkStart w:id="152" w:name="оптимизация-рациона-питания"/>
     <w:p>
       <w:pPr>
         <w:pStyle w:val="Heading2"/>
@@ -1145,7 +2379,7 @@
         <w:tab/>
       </w:r>
       <w:r>
-        <w:t xml:space="preserve">DataFrames</w:t>
+        <w:t xml:space="preserve">Оптимизация рациона питания</w:t>
       </w:r>
     </w:p>
     <w:p>
@@ -1153,25 +2387,67 @@
         <w:pStyle w:val="FirstParagraph"/>
       </w:pPr>
       <w:r>
-        <w:t xml:space="preserve">Работа с данными, записанными в структуре DataFrame, позволяет использовать индексацию и получить доступ к столбцам по заданному имени заголовка или по индексу</w:t>
-      </w:r>
-      <w:r>
-        <w:t xml:space="preserve"> </w:t>
-      </w:r>
-      <w:r>
-        <w:t xml:space="preserve">столбца.</w:t>
-      </w:r>
-      <w:r>
-        <w:t xml:space="preserve"> </w:t>
-      </w:r>
-      <w:r>
-        <w:t xml:space="preserve">На примере с данными о языках программирования и годах их создания зададим</w:t>
-      </w:r>
-      <w:r>
-        <w:t xml:space="preserve"> </w:t>
-      </w:r>
-      <w:r>
-        <w:t xml:space="preserve">структуру DataFrame:</w:t>
+        <w:t xml:space="preserve">В некоторых задачах требуется использование массивов, в которых индексы не являются целыми диапазонами с отсчётом от единицы. Например, требуется использовать</w:t>
+      </w:r>
+      <w:r>
+        <w:t xml:space="preserve"> </w:t>
+      </w:r>
+      <w:r>
+        <w:t xml:space="preserve">переменную, индексируемую по названию продукта или местоположению. Тогда необходимо в качестве индекса использовать произвольный вектор. В Julia это можно</w:t>
+      </w:r>
+      <w:r>
+        <w:t xml:space="preserve"> </w:t>
+      </w:r>
+      <w:r>
+        <w:t xml:space="preserve">реализовать с помощью DenseAxisArrays.</w:t>
+      </w:r>
+      <w:r>
+        <w:t xml:space="preserve"> </w:t>
+      </w:r>
+      <w:r>
+        <w:t xml:space="preserve">Рассмотрим применение DenseAxisArrays на примере решения задачи оптимизации</w:t>
+      </w:r>
+      <w:r>
+        <w:t xml:space="preserve"> </w:t>
+      </w:r>
+      <w:r>
+        <w:t xml:space="preserve">рациона питании в заведении быстрого питания при условии, что задано ограничение</w:t>
+      </w:r>
+      <w:r>
+        <w:t xml:space="preserve"> </w:t>
+      </w:r>
+      <w:r>
+        <w:t xml:space="preserve">на количество потребляемых калорий (1800–2200), белков (⩾ 91), жиров (0–65) и соли</w:t>
+      </w:r>
+      <w:r>
+        <w:t xml:space="preserve"> </w:t>
+      </w:r>
+      <w:r>
+        <w:t xml:space="preserve">(0–1779), а также перечень определённых продуктов питания с указанием их стоимости</w:t>
+      </w:r>
+      <w:r>
+        <w:t xml:space="preserve"> </w:t>
+      </w:r>
+      <w:r>
+        <w:t xml:space="preserve">— гамбургер (2.49 ден.ед.), курица (2.89 ден.ед.), сосиска в тесте (1.50 ден.ед.), жареный</w:t>
+      </w:r>
+      <w:r>
+        <w:t xml:space="preserve"> </w:t>
+      </w:r>
+      <w:r>
+        <w:t xml:space="preserve">картофель (1.89 ден.ед.), макароны (2.09 ден.ед.), пицца (1.99 ден.ед.), салат (2.49 ден.ед.),</w:t>
+      </w:r>
+      <w:r>
+        <w:t xml:space="preserve"> </w:t>
+      </w:r>
+      <w:r>
+        <w:t xml:space="preserve">молочный коктейль (0.89 ден.ед.), мороженное (1.59 ден.ед.). Также известно содержание</w:t>
+      </w:r>
+      <w:r>
+        <w:t xml:space="preserve"> </w:t>
+      </w:r>
+      <w:r>
+        <w:t xml:space="preserve">калорий, белков, жиров и соли в указанных продуктах.</w:t>
       </w:r>
     </w:p>
     <w:p>
@@ -1179,55 +2455,803 @@
         <w:pStyle w:val="BodyText"/>
       </w:pPr>
       <w:r>
-        <w:t xml:space="preserve">![](../images/12.png){#fig:012}</w:t>
-      </w:r>
-    </w:p>
+        <w:t xml:space="preserve">Воспользуемся JuMP и решателем линейного и смешанного целочисленного программирования GLPK :</w:t>
+      </w:r>
+    </w:p>
+    <w:bookmarkStart w:id="107" w:name="fig:021"/>
+    <w:p>
+      <w:pPr>
+        <w:pStyle w:val="CaptionedFigure"/>
+      </w:pPr>
+      <w:r>
+        <w:drawing>
+          <wp:inline>
+            <wp:extent cx="3222780" cy="1982265"/>
+            <wp:effectExtent b="0" l="0" r="0" t="0"/>
+            <wp:docPr descr="Рис. 21: Подключение пакетов" title="" id="105" name="Picture"/>
+            <a:graphic>
+              <a:graphicData uri="http://schemas.openxmlformats.org/drawingml/2006/picture">
+                <pic:pic>
+                  <pic:nvPicPr>
+                    <pic:cNvPr descr="../images/18.png" id="106" name="Picture"/>
+                    <pic:cNvPicPr>
+                      <a:picLocks noChangeArrowheads="1" noChangeAspect="1"/>
+                    </pic:cNvPicPr>
+                  </pic:nvPicPr>
+                  <pic:blipFill>
+                    <a:blip r:embed="rId104"/>
+                    <a:stretch>
+                      <a:fillRect/>
+                    </a:stretch>
+                  </pic:blipFill>
+                  <pic:spPr bwMode="auto">
+                    <a:xfrm>
+                      <a:off x="0" y="0"/>
+                      <a:ext cx="3222780" cy="1982265"/>
+                    </a:xfrm>
+                    <a:prstGeom prst="rect">
+                      <a:avLst/>
+                    </a:prstGeom>
+                    <a:noFill/>
+                    <a:ln w="9525">
+                      <a:noFill/>
+                      <a:headEnd/>
+                      <a:tailEnd/>
+                    </a:ln>
+                  </pic:spPr>
+                </pic:pic>
+              </a:graphicData>
+            </a:graphic>
+          </wp:inline>
+        </w:drawing>
+      </w:r>
+    </w:p>
+    <w:p>
+      <w:pPr>
+        <w:pStyle w:val="ImageCaption"/>
+      </w:pPr>
+      <w:r>
+        <w:t xml:space="preserve">Рис. 21: Подключение пакетов</w:t>
+      </w:r>
+    </w:p>
+    <w:bookmarkEnd w:id="107"/>
     <w:p>
       <w:pPr>
         <w:pStyle w:val="BodyText"/>
       </w:pPr>
       <w:r>
-        <w:t xml:space="preserve">Если требуется получить доступ к столбцам по имени заголовка, то необходимо добавить к имени заголовка двоеточие:</w:t>
-      </w:r>
-    </w:p>
+        <w:t xml:space="preserve">Создадим контейнер JuMP для хранения информации об ограничениях (минимальное,</w:t>
+      </w:r>
+      <w:r>
+        <w:t xml:space="preserve"> </w:t>
+      </w:r>
+      <w:r>
+        <w:t xml:space="preserve">максимальное) на количество потребляемых калорий, белков, жиров и соли:</w:t>
+      </w:r>
+    </w:p>
+    <w:bookmarkStart w:id="111" w:name="fig:022"/>
+    <w:p>
+      <w:pPr>
+        <w:pStyle w:val="CaptionedFigure"/>
+      </w:pPr>
+      <w:r>
+        <w:drawing>
+          <wp:inline>
+            <wp:extent cx="5334000" cy="2027801"/>
+            <wp:effectExtent b="0" l="0" r="0" t="0"/>
+            <wp:docPr descr="Рис. 22: Создание контейнера JuMP для хранения инфо об ограничениях" title="" id="109" name="Picture"/>
+            <a:graphic>
+              <a:graphicData uri="http://schemas.openxmlformats.org/drawingml/2006/picture">
+                <pic:pic>
+                  <pic:nvPicPr>
+                    <pic:cNvPr descr="../images/19.png" id="110" name="Picture"/>
+                    <pic:cNvPicPr>
+                      <a:picLocks noChangeArrowheads="1" noChangeAspect="1"/>
+                    </pic:cNvPicPr>
+                  </pic:nvPicPr>
+                  <pic:blipFill>
+                    <a:blip r:embed="rId108"/>
+                    <a:stretch>
+                      <a:fillRect/>
+                    </a:stretch>
+                  </pic:blipFill>
+                  <pic:spPr bwMode="auto">
+                    <a:xfrm>
+                      <a:off x="0" y="0"/>
+                      <a:ext cx="5334000" cy="2027801"/>
+                    </a:xfrm>
+                    <a:prstGeom prst="rect">
+                      <a:avLst/>
+                    </a:prstGeom>
+                    <a:noFill/>
+                    <a:ln w="9525">
+                      <a:noFill/>
+                      <a:headEnd/>
+                      <a:tailEnd/>
+                    </a:ln>
+                  </pic:spPr>
+                </pic:pic>
+              </a:graphicData>
+            </a:graphic>
+          </wp:inline>
+        </w:drawing>
+      </w:r>
+    </w:p>
+    <w:p>
+      <w:pPr>
+        <w:pStyle w:val="ImageCaption"/>
+      </w:pPr>
+      <w:r>
+        <w:t xml:space="preserve">Рис. 22: Создание контейнера JuMP для хранения инфо об ограничениях</w:t>
+      </w:r>
+    </w:p>
+    <w:bookmarkEnd w:id="111"/>
     <w:p>
       <w:pPr>
         <w:pStyle w:val="BodyText"/>
       </w:pPr>
       <w:r>
-        <w:t xml:space="preserve">![](../images/13.png){#fig:013}</w:t>
-      </w:r>
-    </w:p>
+        <w:t xml:space="preserve">Введём массив данных с наименованиями продуктов:</w:t>
+      </w:r>
+    </w:p>
+    <w:bookmarkStart w:id="115" w:name="fig:023"/>
+    <w:p>
+      <w:pPr>
+        <w:pStyle w:val="CaptionedFigure"/>
+      </w:pPr>
+      <w:r>
+        <w:drawing>
+          <wp:inline>
+            <wp:extent cx="5334000" cy="1512425"/>
+            <wp:effectExtent b="0" l="0" r="0" t="0"/>
+            <wp:docPr descr="Рис. 23: Массив данных с наименованиями продуктов" title="" id="113" name="Picture"/>
+            <a:graphic>
+              <a:graphicData uri="http://schemas.openxmlformats.org/drawingml/2006/picture">
+                <pic:pic>
+                  <pic:nvPicPr>
+                    <pic:cNvPr descr="../images/20.png" id="114" name="Picture"/>
+                    <pic:cNvPicPr>
+                      <a:picLocks noChangeArrowheads="1" noChangeAspect="1"/>
+                    </pic:cNvPicPr>
+                  </pic:nvPicPr>
+                  <pic:blipFill>
+                    <a:blip r:embed="rId112"/>
+                    <a:stretch>
+                      <a:fillRect/>
+                    </a:stretch>
+                  </pic:blipFill>
+                  <pic:spPr bwMode="auto">
+                    <a:xfrm>
+                      <a:off x="0" y="0"/>
+                      <a:ext cx="5334000" cy="1512425"/>
+                    </a:xfrm>
+                    <a:prstGeom prst="rect">
+                      <a:avLst/>
+                    </a:prstGeom>
+                    <a:noFill/>
+                    <a:ln w="9525">
+                      <a:noFill/>
+                      <a:headEnd/>
+                      <a:tailEnd/>
+                    </a:ln>
+                  </pic:spPr>
+                </pic:pic>
+              </a:graphicData>
+            </a:graphic>
+          </wp:inline>
+        </w:drawing>
+      </w:r>
+    </w:p>
+    <w:p>
+      <w:pPr>
+        <w:pStyle w:val="ImageCaption"/>
+      </w:pPr>
+      <w:r>
+        <w:t xml:space="preserve">Рис. 23: Массив данных с наименованиями продуктов</w:t>
+      </w:r>
+    </w:p>
+    <w:bookmarkEnd w:id="115"/>
     <w:p>
       <w:pPr>
         <w:pStyle w:val="BodyText"/>
       </w:pPr>
       <w:r>
-        <w:t xml:space="preserve">В Julia это означает, что имена заголовков обрабатываются как символы. Также следует</w:t>
-      </w:r>
-      <w:r>
-        <w:t xml:space="preserve"> </w:t>
-      </w:r>
-      <w:r>
-        <w:t xml:space="preserve">иметь в виду, что вызов df[1] эквивалентен вызову df [:year].</w:t>
-      </w:r>
-      <w:r>
-        <w:t xml:space="preserve"> </w:t>
-      </w:r>
-      <w:r>
-        <w:t xml:space="preserve">Пакет DataFrames предоставляет возможность с помощью description получить основные статистические сведения о каждом столбце во фрейме данных:</w:t>
-      </w:r>
-    </w:p>
+        <w:t xml:space="preserve">Введём данные о стоимости продуктов:</w:t>
+      </w:r>
+    </w:p>
+    <w:bookmarkStart w:id="119" w:name="fig:024"/>
+    <w:p>
+      <w:pPr>
+        <w:pStyle w:val="CaptionedFigure"/>
+      </w:pPr>
+      <w:r>
+        <w:drawing>
+          <wp:inline>
+            <wp:extent cx="5334000" cy="1884046"/>
+            <wp:effectExtent b="0" l="0" r="0" t="0"/>
+            <wp:docPr descr="Рис. 24: Массив стоимости продуктов" title="" id="117" name="Picture"/>
+            <a:graphic>
+              <a:graphicData uri="http://schemas.openxmlformats.org/drawingml/2006/picture">
+                <pic:pic>
+                  <pic:nvPicPr>
+                    <pic:cNvPr descr="../images/21.png" id="118" name="Picture"/>
+                    <pic:cNvPicPr>
+                      <a:picLocks noChangeArrowheads="1" noChangeAspect="1"/>
+                    </pic:cNvPicPr>
+                  </pic:nvPicPr>
+                  <pic:blipFill>
+                    <a:blip r:embed="rId116"/>
+                    <a:stretch>
+                      <a:fillRect/>
+                    </a:stretch>
+                  </pic:blipFill>
+                  <pic:spPr bwMode="auto">
+                    <a:xfrm>
+                      <a:off x="0" y="0"/>
+                      <a:ext cx="5334000" cy="1884046"/>
+                    </a:xfrm>
+                    <a:prstGeom prst="rect">
+                      <a:avLst/>
+                    </a:prstGeom>
+                    <a:noFill/>
+                    <a:ln w="9525">
+                      <a:noFill/>
+                      <a:headEnd/>
+                      <a:tailEnd/>
+                    </a:ln>
+                  </pic:spPr>
+                </pic:pic>
+              </a:graphicData>
+            </a:graphic>
+          </wp:inline>
+        </w:drawing>
+      </w:r>
+    </w:p>
+    <w:p>
+      <w:pPr>
+        <w:pStyle w:val="ImageCaption"/>
+      </w:pPr>
+      <w:r>
+        <w:t xml:space="preserve">Рис. 24: Массив стоимости продуктов</w:t>
+      </w:r>
+    </w:p>
+    <w:bookmarkEnd w:id="119"/>
     <w:p>
       <w:pPr>
         <w:pStyle w:val="BodyText"/>
       </w:pPr>
       <w:r>
-        <w:t xml:space="preserve">![](../images/14.png){#fig:014}</w:t>
-      </w:r>
-    </w:p>
-    <w:bookmarkEnd w:id="34"/>
-    <w:bookmarkStart w:id="35" w:name="rdatasets"/>
+        <w:t xml:space="preserve">Введём сведения о содержании калорий, белков, жиров и соли в продуктах питания:</w:t>
+      </w:r>
+    </w:p>
+    <w:bookmarkStart w:id="123" w:name="fig:025"/>
+    <w:p>
+      <w:pPr>
+        <w:pStyle w:val="CaptionedFigure"/>
+      </w:pPr>
+      <w:r>
+        <w:drawing>
+          <wp:inline>
+            <wp:extent cx="5334000" cy="3003452"/>
+            <wp:effectExtent b="0" l="0" r="0" t="0"/>
+            <wp:docPr descr="Рис. 25: Массив данных о содержании калорий, белков, жиров и соли" title="" id="121" name="Picture"/>
+            <a:graphic>
+              <a:graphicData uri="http://schemas.openxmlformats.org/drawingml/2006/picture">
+                <pic:pic>
+                  <pic:nvPicPr>
+                    <pic:cNvPr descr="../images/22.png" id="122" name="Picture"/>
+                    <pic:cNvPicPr>
+                      <a:picLocks noChangeArrowheads="1" noChangeAspect="1"/>
+                    </pic:cNvPicPr>
+                  </pic:nvPicPr>
+                  <pic:blipFill>
+                    <a:blip r:embed="rId120"/>
+                    <a:stretch>
+                      <a:fillRect/>
+                    </a:stretch>
+                  </pic:blipFill>
+                  <pic:spPr bwMode="auto">
+                    <a:xfrm>
+                      <a:off x="0" y="0"/>
+                      <a:ext cx="5334000" cy="3003452"/>
+                    </a:xfrm>
+                    <a:prstGeom prst="rect">
+                      <a:avLst/>
+                    </a:prstGeom>
+                    <a:noFill/>
+                    <a:ln w="9525">
+                      <a:noFill/>
+                      <a:headEnd/>
+                      <a:tailEnd/>
+                    </a:ln>
+                  </pic:spPr>
+                </pic:pic>
+              </a:graphicData>
+            </a:graphic>
+          </wp:inline>
+        </w:drawing>
+      </w:r>
+    </w:p>
+    <w:p>
+      <w:pPr>
+        <w:pStyle w:val="ImageCaption"/>
+      </w:pPr>
+      <w:r>
+        <w:t xml:space="preserve">Рис. 25: Массив данных о содержании калорий, белков, жиров и соли</w:t>
+      </w:r>
+    </w:p>
+    <w:bookmarkEnd w:id="123"/>
+    <w:p>
+      <w:pPr>
+        <w:pStyle w:val="BodyText"/>
+      </w:pPr>
+      <w:r>
+        <w:t xml:space="preserve">Определим объект модели:</w:t>
+      </w:r>
+    </w:p>
+    <w:bookmarkStart w:id="127" w:name="fig:026"/>
+    <w:p>
+      <w:pPr>
+        <w:pStyle w:val="CaptionedFigure"/>
+      </w:pPr>
+      <w:r>
+        <w:drawing>
+          <wp:inline>
+            <wp:extent cx="3708755" cy="1579418"/>
+            <wp:effectExtent b="0" l="0" r="0" t="0"/>
+            <wp:docPr descr="Рис. 26: Определение объекта модели с именем model" title="" id="125" name="Picture"/>
+            <a:graphic>
+              <a:graphicData uri="http://schemas.openxmlformats.org/drawingml/2006/picture">
+                <pic:pic>
+                  <pic:nvPicPr>
+                    <pic:cNvPr descr="../images/23.png" id="126" name="Picture"/>
+                    <pic:cNvPicPr>
+                      <a:picLocks noChangeArrowheads="1" noChangeAspect="1"/>
+                    </pic:cNvPicPr>
+                  </pic:nvPicPr>
+                  <pic:blipFill>
+                    <a:blip r:embed="rId124"/>
+                    <a:stretch>
+                      <a:fillRect/>
+                    </a:stretch>
+                  </pic:blipFill>
+                  <pic:spPr bwMode="auto">
+                    <a:xfrm>
+                      <a:off x="0" y="0"/>
+                      <a:ext cx="3708755" cy="1579418"/>
+                    </a:xfrm>
+                    <a:prstGeom prst="rect">
+                      <a:avLst/>
+                    </a:prstGeom>
+                    <a:noFill/>
+                    <a:ln w="9525">
+                      <a:noFill/>
+                      <a:headEnd/>
+                      <a:tailEnd/>
+                    </a:ln>
+                  </pic:spPr>
+                </pic:pic>
+              </a:graphicData>
+            </a:graphic>
+          </wp:inline>
+        </w:drawing>
+      </w:r>
+    </w:p>
+    <w:p>
+      <w:pPr>
+        <w:pStyle w:val="ImageCaption"/>
+      </w:pPr>
+      <w:r>
+        <w:t xml:space="preserve">Рис. 26: Определение объекта модели с именем model</w:t>
+      </w:r>
+    </w:p>
+    <w:bookmarkEnd w:id="127"/>
+    <w:p>
+      <w:pPr>
+        <w:pStyle w:val="BodyText"/>
+      </w:pPr>
+      <w:r>
+        <w:t xml:space="preserve">Определим массив:</w:t>
+      </w:r>
+    </w:p>
+    <w:bookmarkStart w:id="131" w:name="fig:027"/>
+    <w:p>
+      <w:pPr>
+        <w:pStyle w:val="CaptionedFigure"/>
+      </w:pPr>
+      <w:r>
+        <w:drawing>
+          <wp:inline>
+            <wp:extent cx="4303434" cy="1438741"/>
+            <wp:effectExtent b="0" l="0" r="0" t="0"/>
+            <wp:docPr descr="Рис. 27: Определим массив" title="" id="129" name="Picture"/>
+            <a:graphic>
+              <a:graphicData uri="http://schemas.openxmlformats.org/drawingml/2006/picture">
+                <pic:pic>
+                  <pic:nvPicPr>
+                    <pic:cNvPr descr="../images/24.png" id="130" name="Picture"/>
+                    <pic:cNvPicPr>
+                      <a:picLocks noChangeArrowheads="1" noChangeAspect="1"/>
+                    </pic:cNvPicPr>
+                  </pic:nvPicPr>
+                  <pic:blipFill>
+                    <a:blip r:embed="rId128"/>
+                    <a:stretch>
+                      <a:fillRect/>
+                    </a:stretch>
+                  </pic:blipFill>
+                  <pic:spPr bwMode="auto">
+                    <a:xfrm>
+                      <a:off x="0" y="0"/>
+                      <a:ext cx="4303434" cy="1438741"/>
+                    </a:xfrm>
+                    <a:prstGeom prst="rect">
+                      <a:avLst/>
+                    </a:prstGeom>
+                    <a:noFill/>
+                    <a:ln w="9525">
+                      <a:noFill/>
+                      <a:headEnd/>
+                      <a:tailEnd/>
+                    </a:ln>
+                  </pic:spPr>
+                </pic:pic>
+              </a:graphicData>
+            </a:graphic>
+          </wp:inline>
+        </w:drawing>
+      </w:r>
+    </w:p>
+    <w:p>
+      <w:pPr>
+        <w:pStyle w:val="ImageCaption"/>
+      </w:pPr>
+      <w:r>
+        <w:t xml:space="preserve">Рис. 27: Определим массив</w:t>
+      </w:r>
+    </w:p>
+    <w:bookmarkEnd w:id="131"/>
+    <w:p>
+      <w:pPr>
+        <w:pStyle w:val="BodyText"/>
+      </w:pPr>
+      <w:r>
+        <w:t xml:space="preserve">Далее зададим переменные:</w:t>
+      </w:r>
+    </w:p>
+    <w:bookmarkStart w:id="135" w:name="fig:028"/>
+    <w:p>
+      <w:pPr>
+        <w:pStyle w:val="CaptionedFigure"/>
+      </w:pPr>
+      <w:r>
+        <w:drawing>
+          <wp:inline>
+            <wp:extent cx="5334000" cy="2764547"/>
+            <wp:effectExtent b="0" l="0" r="0" t="0"/>
+            <wp:docPr descr="Рис. 28: Определение переменных" title="" id="133" name="Picture"/>
+            <a:graphic>
+              <a:graphicData uri="http://schemas.openxmlformats.org/drawingml/2006/picture">
+                <pic:pic>
+                  <pic:nvPicPr>
+                    <pic:cNvPr descr="../images/25.png" id="134" name="Picture"/>
+                    <pic:cNvPicPr>
+                      <a:picLocks noChangeArrowheads="1" noChangeAspect="1"/>
+                    </pic:cNvPicPr>
+                  </pic:nvPicPr>
+                  <pic:blipFill>
+                    <a:blip r:embed="rId132"/>
+                    <a:stretch>
+                      <a:fillRect/>
+                    </a:stretch>
+                  </pic:blipFill>
+                  <pic:spPr bwMode="auto">
+                    <a:xfrm>
+                      <a:off x="0" y="0"/>
+                      <a:ext cx="5334000" cy="2764547"/>
+                    </a:xfrm>
+                    <a:prstGeom prst="rect">
+                      <a:avLst/>
+                    </a:prstGeom>
+                    <a:noFill/>
+                    <a:ln w="9525">
+                      <a:noFill/>
+                      <a:headEnd/>
+                      <a:tailEnd/>
+                    </a:ln>
+                  </pic:spPr>
+                </pic:pic>
+              </a:graphicData>
+            </a:graphic>
+          </wp:inline>
+        </w:drawing>
+      </w:r>
+    </w:p>
+    <w:p>
+      <w:pPr>
+        <w:pStyle w:val="ImageCaption"/>
+      </w:pPr>
+      <w:r>
+        <w:t xml:space="preserve">Рис. 28: Определение переменных</w:t>
+      </w:r>
+    </w:p>
+    <w:bookmarkEnd w:id="135"/>
+    <w:p>
+      <w:pPr>
+        <w:pStyle w:val="BodyText"/>
+      </w:pPr>
+      <w:r>
+        <w:t xml:space="preserve">Задаём целевую функцию минимизации цены:</w:t>
+      </w:r>
+    </w:p>
+    <w:bookmarkStart w:id="139" w:name="fig:029"/>
+    <w:p>
+      <w:pPr>
+        <w:pStyle w:val="CaptionedFigure"/>
+      </w:pPr>
+      <w:r>
+        <w:drawing>
+          <wp:inline>
+            <wp:extent cx="5334000" cy="481290"/>
+            <wp:effectExtent b="0" l="0" r="0" t="0"/>
+            <wp:docPr descr="Рис. 29: Определение целевой функции" title="" id="137" name="Picture"/>
+            <a:graphic>
+              <a:graphicData uri="http://schemas.openxmlformats.org/drawingml/2006/picture">
+                <pic:pic>
+                  <pic:nvPicPr>
+                    <pic:cNvPr descr="../images/26.png" id="138" name="Picture"/>
+                    <pic:cNvPicPr>
+                      <a:picLocks noChangeArrowheads="1" noChangeAspect="1"/>
+                    </pic:cNvPicPr>
+                  </pic:nvPicPr>
+                  <pic:blipFill>
+                    <a:blip r:embed="rId136"/>
+                    <a:stretch>
+                      <a:fillRect/>
+                    </a:stretch>
+                  </pic:blipFill>
+                  <pic:spPr bwMode="auto">
+                    <a:xfrm>
+                      <a:off x="0" y="0"/>
+                      <a:ext cx="5334000" cy="481290"/>
+                    </a:xfrm>
+                    <a:prstGeom prst="rect">
+                      <a:avLst/>
+                    </a:prstGeom>
+                    <a:noFill/>
+                    <a:ln w="9525">
+                      <a:noFill/>
+                      <a:headEnd/>
+                      <a:tailEnd/>
+                    </a:ln>
+                  </pic:spPr>
+                </pic:pic>
+              </a:graphicData>
+            </a:graphic>
+          </wp:inline>
+        </w:drawing>
+      </w:r>
+    </w:p>
+    <w:p>
+      <w:pPr>
+        <w:pStyle w:val="ImageCaption"/>
+      </w:pPr>
+      <w:r>
+        <w:t xml:space="preserve">Рис. 29: Определение целевой функции</w:t>
+      </w:r>
+    </w:p>
+    <w:bookmarkEnd w:id="139"/>
+    <w:p>
+      <w:pPr>
+        <w:pStyle w:val="BodyText"/>
+      </w:pPr>
+      <w:r>
+        <w:t xml:space="preserve">Затем зададим ограничения в соответствии с условиями модели:</w:t>
+      </w:r>
+    </w:p>
+    <w:bookmarkStart w:id="143" w:name="fig:030"/>
+    <w:p>
+      <w:pPr>
+        <w:pStyle w:val="CaptionedFigure"/>
+      </w:pPr>
+      <w:r>
+        <w:drawing>
+          <wp:inline>
+            <wp:extent cx="5334000" cy="1308288"/>
+            <wp:effectExtent b="0" l="0" r="0" t="0"/>
+            <wp:docPr descr="Рис. 30: Определение ограничений модели" title="" id="141" name="Picture"/>
+            <a:graphic>
+              <a:graphicData uri="http://schemas.openxmlformats.org/drawingml/2006/picture">
+                <pic:pic>
+                  <pic:nvPicPr>
+                    <pic:cNvPr descr="../images/27.png" id="142" name="Picture"/>
+                    <pic:cNvPicPr>
+                      <a:picLocks noChangeArrowheads="1" noChangeAspect="1"/>
+                    </pic:cNvPicPr>
+                  </pic:nvPicPr>
+                  <pic:blipFill>
+                    <a:blip r:embed="rId140"/>
+                    <a:stretch>
+                      <a:fillRect/>
+                    </a:stretch>
+                  </pic:blipFill>
+                  <pic:spPr bwMode="auto">
+                    <a:xfrm>
+                      <a:off x="0" y="0"/>
+                      <a:ext cx="5334000" cy="1308288"/>
+                    </a:xfrm>
+                    <a:prstGeom prst="rect">
+                      <a:avLst/>
+                    </a:prstGeom>
+                    <a:noFill/>
+                    <a:ln w="9525">
+                      <a:noFill/>
+                      <a:headEnd/>
+                      <a:tailEnd/>
+                    </a:ln>
+                  </pic:spPr>
+                </pic:pic>
+              </a:graphicData>
+            </a:graphic>
+          </wp:inline>
+        </w:drawing>
+      </w:r>
+    </w:p>
+    <w:p>
+      <w:pPr>
+        <w:pStyle w:val="ImageCaption"/>
+      </w:pPr>
+      <w:r>
+        <w:t xml:space="preserve">Рис. 30: Определение ограничений модели</w:t>
+      </w:r>
+    </w:p>
+    <w:bookmarkEnd w:id="143"/>
+    <w:p>
+      <w:pPr>
+        <w:pStyle w:val="BodyText"/>
+      </w:pPr>
+      <w:r>
+        <w:t xml:space="preserve">Наконец, для решения задачи оптимизации вызовем функцию оптимизации:</w:t>
+      </w:r>
+    </w:p>
+    <w:bookmarkStart w:id="147" w:name="fig:031"/>
+    <w:p>
+      <w:pPr>
+        <w:pStyle w:val="CaptionedFigure"/>
+      </w:pPr>
+      <w:r>
+        <w:drawing>
+          <wp:inline>
+            <wp:extent cx="3702360" cy="959160"/>
+            <wp:effectExtent b="0" l="0" r="0" t="0"/>
+            <wp:docPr descr="Рис. 31: Вызов функции оптимизации" title="" id="145" name="Picture"/>
+            <a:graphic>
+              <a:graphicData uri="http://schemas.openxmlformats.org/drawingml/2006/picture">
+                <pic:pic>
+                  <pic:nvPicPr>
+                    <pic:cNvPr descr="../images/28.png" id="146" name="Picture"/>
+                    <pic:cNvPicPr>
+                      <a:picLocks noChangeArrowheads="1" noChangeAspect="1"/>
+                    </pic:cNvPicPr>
+                  </pic:nvPicPr>
+                  <pic:blipFill>
+                    <a:blip r:embed="rId144"/>
+                    <a:stretch>
+                      <a:fillRect/>
+                    </a:stretch>
+                  </pic:blipFill>
+                  <pic:spPr bwMode="auto">
+                    <a:xfrm>
+                      <a:off x="0" y="0"/>
+                      <a:ext cx="3702360" cy="959160"/>
+                    </a:xfrm>
+                    <a:prstGeom prst="rect">
+                      <a:avLst/>
+                    </a:prstGeom>
+                    <a:noFill/>
+                    <a:ln w="9525">
+                      <a:noFill/>
+                      <a:headEnd/>
+                      <a:tailEnd/>
+                    </a:ln>
+                  </pic:spPr>
+                </pic:pic>
+              </a:graphicData>
+            </a:graphic>
+          </wp:inline>
+        </w:drawing>
+      </w:r>
+    </w:p>
+    <w:p>
+      <w:pPr>
+        <w:pStyle w:val="ImageCaption"/>
+      </w:pPr>
+      <w:r>
+        <w:t xml:space="preserve">Рис. 31: Вызов функции оптимизации</w:t>
+      </w:r>
+    </w:p>
+    <w:bookmarkEnd w:id="147"/>
+    <w:p>
+      <w:pPr>
+        <w:pStyle w:val="BodyText"/>
+      </w:pPr>
+      <w:r>
+        <w:t xml:space="preserve">Для просмотра результата решения модно вывести значение переменной buy:</w:t>
+      </w:r>
+    </w:p>
+    <w:bookmarkStart w:id="151" w:name="fig:032"/>
+    <w:p>
+      <w:pPr>
+        <w:pStyle w:val="CaptionedFigure"/>
+      </w:pPr>
+      <w:r>
+        <w:drawing>
+          <wp:inline>
+            <wp:extent cx="3171625" cy="2020632"/>
+            <wp:effectExtent b="0" l="0" r="0" t="0"/>
+            <wp:docPr descr="Рис. 32: Результат" title="" id="149" name="Picture"/>
+            <a:graphic>
+              <a:graphicData uri="http://schemas.openxmlformats.org/drawingml/2006/picture">
+                <pic:pic>
+                  <pic:nvPicPr>
+                    <pic:cNvPr descr="../images/29.png" id="150" name="Picture"/>
+                    <pic:cNvPicPr>
+                      <a:picLocks noChangeArrowheads="1" noChangeAspect="1"/>
+                    </pic:cNvPicPr>
+                  </pic:nvPicPr>
+                  <pic:blipFill>
+                    <a:blip r:embed="rId148"/>
+                    <a:stretch>
+                      <a:fillRect/>
+                    </a:stretch>
+                  </pic:blipFill>
+                  <pic:spPr bwMode="auto">
+                    <a:xfrm>
+                      <a:off x="0" y="0"/>
+                      <a:ext cx="3171625" cy="2020632"/>
+                    </a:xfrm>
+                    <a:prstGeom prst="rect">
+                      <a:avLst/>
+                    </a:prstGeom>
+                    <a:noFill/>
+                    <a:ln w="9525">
+                      <a:noFill/>
+                      <a:headEnd/>
+                      <a:tailEnd/>
+                    </a:ln>
+                  </pic:spPr>
+                </pic:pic>
+              </a:graphicData>
+            </a:graphic>
+          </wp:inline>
+        </w:drawing>
+      </w:r>
+    </w:p>
+    <w:p>
+      <w:pPr>
+        <w:pStyle w:val="ImageCaption"/>
+      </w:pPr>
+      <w:r>
+        <w:t xml:space="preserve">Рис. 32: Результат</w:t>
+      </w:r>
+    </w:p>
+    <w:bookmarkEnd w:id="151"/>
+    <w:p>
+      <w:pPr>
+        <w:pStyle w:val="BodyText"/>
+      </w:pPr>
+      <w:r>
+        <w:t xml:space="preserve">В результате оптимальным по цене и пищевой ценности будет предложено купить</w:t>
+      </w:r>
+      <w:r>
+        <w:t xml:space="preserve"> </w:t>
+      </w:r>
+      <w:r>
+        <w:t xml:space="preserve">гамбургер, молочный коктейль и мороженное.</w:t>
+      </w:r>
+    </w:p>
+    <w:bookmarkEnd w:id="152"/>
+    <w:bookmarkStart w:id="189" w:name="путешествие-по-миру"/>
     <w:p>
       <w:pPr>
         <w:pStyle w:val="Heading2"/>
@@ -1242,7 +3266,7 @@
         <w:tab/>
       </w:r>
       <w:r>
-        <w:t xml:space="preserve">RDatasets</w:t>
+        <w:t xml:space="preserve">Путешествие по миру</w:t>
       </w:r>
     </w:p>
     <w:p>
@@ -1250,13 +3274,37 @@
         <w:pStyle w:val="FirstParagraph"/>
       </w:pPr>
       <w:r>
-        <w:t xml:space="preserve">С данными можно работать также как с наборами данных через пакет RDatasets</w:t>
-      </w:r>
-      <w:r>
-        <w:t xml:space="preserve"> </w:t>
-      </w:r>
-      <w:r>
-        <w:t xml:space="preserve">языка R:</w:t>
+        <w:t xml:space="preserve">Рассмотрим решение задачи определения оптимального числа паспортов, требующихся, чтобы объехать весь мир. При этом будем учитывать сведения о паспортах</w:t>
+      </w:r>
+      <w:r>
+        <w:t xml:space="preserve"> </w:t>
+      </w:r>
+      <w:r>
+        <w:t xml:space="preserve">и ограничениях, указанных на ресурсе https://www.passportindex.org/. В табличной форме данные можно получить с ресурса https://github.com/ilyankou/</w:t>
+      </w:r>
+      <w:r>
+        <w:t xml:space="preserve"> </w:t>
+      </w:r>
+      <w:r>
+        <w:t xml:space="preserve">passport-index-dataset. Для решения задачи представляют интерес данные, указанные в файле passport-index-matrix.csv, в котором в первым столбце (Passport)</w:t>
+      </w:r>
+      <w:r>
+        <w:t xml:space="preserve"> </w:t>
+      </w:r>
+      <w:r>
+        <w:t xml:space="preserve">указана страна отбытия (= от), в остальных столбцах указаны страны назначения (= до),</w:t>
+      </w:r>
+      <w:r>
+        <w:t xml:space="preserve"> </w:t>
+      </w:r>
+      <w:r>
+        <w:t xml:space="preserve">на пересечении строк и столбцов указаны условия по наличию или отсутствию визы или</w:t>
+      </w:r>
+      <w:r>
+        <w:t xml:space="preserve"> </w:t>
+      </w:r>
+      <w:r>
+        <w:t xml:space="preserve">другие ограничения</w:t>
       </w:r>
     </w:p>
     <w:p>
@@ -1264,47 +3312,612 @@
         <w:pStyle w:val="BodyText"/>
       </w:pPr>
       <w:r>
-        <w:t xml:space="preserve">![](../images/15.png){#fig:015}</w:t>
-      </w:r>
-    </w:p>
+        <w:t xml:space="preserve">Итак, попробуем решить задачу средствами Julia.</w:t>
+      </w:r>
+      <w:r>
+        <w:t xml:space="preserve"> </w:t>
+      </w:r>
+      <w:r>
+        <w:t xml:space="preserve">Сначала требуется скачать файл с данными. Например для ОС типа Linux можно воспользоваться стандартным вызовом команды git с соответствующими параметрами:</w:t>
+      </w:r>
+    </w:p>
+    <w:bookmarkStart w:id="156" w:name="fig:033"/>
+    <w:p>
+      <w:pPr>
+        <w:pStyle w:val="CaptionedFigure"/>
+      </w:pPr>
+      <w:r>
+        <w:drawing>
+          <wp:inline>
+            <wp:extent cx="5198651" cy="850455"/>
+            <wp:effectExtent b="0" l="0" r="0" t="0"/>
+            <wp:docPr descr="Рис. 33: Скачиваем данные с ресурса на git" title="" id="154" name="Picture"/>
+            <a:graphic>
+              <a:graphicData uri="http://schemas.openxmlformats.org/drawingml/2006/picture">
+                <pic:pic>
+                  <pic:nvPicPr>
+                    <pic:cNvPr descr="../images/30.png" id="155" name="Picture"/>
+                    <pic:cNvPicPr>
+                      <a:picLocks noChangeArrowheads="1" noChangeAspect="1"/>
+                    </pic:cNvPicPr>
+                  </pic:nvPicPr>
+                  <pic:blipFill>
+                    <a:blip r:embed="rId153"/>
+                    <a:stretch>
+                      <a:fillRect/>
+                    </a:stretch>
+                  </pic:blipFill>
+                  <pic:spPr bwMode="auto">
+                    <a:xfrm>
+                      <a:off x="0" y="0"/>
+                      <a:ext cx="5198651" cy="850455"/>
+                    </a:xfrm>
+                    <a:prstGeom prst="rect">
+                      <a:avLst/>
+                    </a:prstGeom>
+                    <a:noFill/>
+                    <a:ln w="9525">
+                      <a:noFill/>
+                      <a:headEnd/>
+                      <a:tailEnd/>
+                    </a:ln>
+                  </pic:spPr>
+                </pic:pic>
+              </a:graphicData>
+            </a:graphic>
+          </wp:inline>
+        </w:drawing>
+      </w:r>
+    </w:p>
+    <w:p>
+      <w:pPr>
+        <w:pStyle w:val="ImageCaption"/>
+      </w:pPr>
+      <w:r>
+        <w:t xml:space="preserve">Рис. 33: Скачиваем данные с ресурса на git</w:t>
+      </w:r>
+    </w:p>
+    <w:bookmarkEnd w:id="156"/>
     <w:p>
       <w:pPr>
         <w:pStyle w:val="BodyText"/>
       </w:pPr>
       <w:r>
-        <w:t xml:space="preserve">В данном случает набор данных содержит сведения о цветах. При этом следует иметь</w:t>
-      </w:r>
-      <w:r>
-        <w:t xml:space="preserve"> </w:t>
-      </w:r>
-      <w:r>
-        <w:t xml:space="preserve">в виду, что данные, загруженные с помощью набора данных, хранятся в виде DataFrame:</w:t>
-      </w:r>
-    </w:p>
+        <w:t xml:space="preserve">Затем требуется подключить пакеты для обработки табличных файлов:</w:t>
+      </w:r>
+    </w:p>
+    <w:bookmarkStart w:id="160" w:name="fig:034"/>
+    <w:p>
+      <w:pPr>
+        <w:pStyle w:val="CaptionedFigure"/>
+      </w:pPr>
+      <w:r>
+        <w:drawing>
+          <wp:inline>
+            <wp:extent cx="5334000" cy="1482671"/>
+            <wp:effectExtent b="0" l="0" r="0" t="0"/>
+            <wp:docPr descr="Рис. 34: Подключение пакетов" title="" id="158" name="Picture"/>
+            <a:graphic>
+              <a:graphicData uri="http://schemas.openxmlformats.org/drawingml/2006/picture">
+                <pic:pic>
+                  <pic:nvPicPr>
+                    <pic:cNvPr descr="../images/31.png" id="159" name="Picture"/>
+                    <pic:cNvPicPr>
+                      <a:picLocks noChangeArrowheads="1" noChangeAspect="1"/>
+                    </pic:cNvPicPr>
+                  </pic:nvPicPr>
+                  <pic:blipFill>
+                    <a:blip r:embed="rId157"/>
+                    <a:stretch>
+                      <a:fillRect/>
+                    </a:stretch>
+                  </pic:blipFill>
+                  <pic:spPr bwMode="auto">
+                    <a:xfrm>
+                      <a:off x="0" y="0"/>
+                      <a:ext cx="5334000" cy="1482671"/>
+                    </a:xfrm>
+                    <a:prstGeom prst="rect">
+                      <a:avLst/>
+                    </a:prstGeom>
+                    <a:noFill/>
+                    <a:ln w="9525">
+                      <a:noFill/>
+                      <a:headEnd/>
+                      <a:tailEnd/>
+                    </a:ln>
+                  </pic:spPr>
+                </pic:pic>
+              </a:graphicData>
+            </a:graphic>
+          </wp:inline>
+        </w:drawing>
+      </w:r>
+    </w:p>
+    <w:p>
+      <w:pPr>
+        <w:pStyle w:val="ImageCaption"/>
+      </w:pPr>
+      <w:r>
+        <w:t xml:space="preserve">Рис. 34: Подключение пакетов</w:t>
+      </w:r>
+    </w:p>
+    <w:bookmarkEnd w:id="160"/>
     <w:p>
       <w:pPr>
         <w:pStyle w:val="BodyText"/>
       </w:pPr>
       <w:r>
-        <w:t xml:space="preserve">Пакет RDatasets также предоставляет возможность с помощью description получить</w:t>
-      </w:r>
-      <w:r>
-        <w:t xml:space="preserve"> </w:t>
-      </w:r>
-      <w:r>
-        <w:t xml:space="preserve">основные статистические сведения о каждом столбце в наборе данных:</w:t>
-      </w:r>
-    </w:p>
+        <w:t xml:space="preserve">Можем считать данные из имеющегося файла:</w:t>
+      </w:r>
+    </w:p>
+    <w:bookmarkStart w:id="164" w:name="fig:035"/>
+    <w:p>
+      <w:pPr>
+        <w:pStyle w:val="CaptionedFigure"/>
+      </w:pPr>
+      <w:r>
+        <w:drawing>
+          <wp:inline>
+            <wp:extent cx="5334000" cy="4001766"/>
+            <wp:effectExtent b="0" l="0" r="0" t="0"/>
+            <wp:docPr descr="Рис. 35: Считывание данных" title="" id="162" name="Picture"/>
+            <a:graphic>
+              <a:graphicData uri="http://schemas.openxmlformats.org/drawingml/2006/picture">
+                <pic:pic>
+                  <pic:nvPicPr>
+                    <pic:cNvPr descr="../images/32.png" id="163" name="Picture"/>
+                    <pic:cNvPicPr>
+                      <a:picLocks noChangeArrowheads="1" noChangeAspect="1"/>
+                    </pic:cNvPicPr>
+                  </pic:nvPicPr>
+                  <pic:blipFill>
+                    <a:blip r:embed="rId161"/>
+                    <a:stretch>
+                      <a:fillRect/>
+                    </a:stretch>
+                  </pic:blipFill>
+                  <pic:spPr bwMode="auto">
+                    <a:xfrm>
+                      <a:off x="0" y="0"/>
+                      <a:ext cx="5334000" cy="4001766"/>
+                    </a:xfrm>
+                    <a:prstGeom prst="rect">
+                      <a:avLst/>
+                    </a:prstGeom>
+                    <a:noFill/>
+                    <a:ln w="9525">
+                      <a:noFill/>
+                      <a:headEnd/>
+                      <a:tailEnd/>
+                    </a:ln>
+                  </pic:spPr>
+                </pic:pic>
+              </a:graphicData>
+            </a:graphic>
+          </wp:inline>
+        </w:drawing>
+      </w:r>
+    </w:p>
+    <w:p>
+      <w:pPr>
+        <w:pStyle w:val="ImageCaption"/>
+      </w:pPr>
+      <w:r>
+        <w:t xml:space="preserve">Рис. 35: Считывание данных</w:t>
+      </w:r>
+    </w:p>
+    <w:bookmarkEnd w:id="164"/>
     <w:p>
       <w:pPr>
         <w:pStyle w:val="BodyText"/>
       </w:pPr>
       <w:r>
-        <w:t xml:space="preserve">![](../images/16.png){#fig:016}</w:t>
-      </w:r>
-    </w:p>
-    <w:bookmarkEnd w:id="35"/>
-    <w:bookmarkStart w:id="36" w:name="X89a1aeecf2724b048b64f945d5464620886f56a"/>
+        <w:t xml:space="preserve">Для решения задачи используем возможности пакета JuMP и решателя линейного</w:t>
+      </w:r>
+      <w:r>
+        <w:t xml:space="preserve"> </w:t>
+      </w:r>
+      <w:r>
+        <w:t xml:space="preserve">и смешанного целочисленного программирования GLPK:</w:t>
+      </w:r>
+    </w:p>
+    <w:bookmarkStart w:id="168" w:name="fig:036"/>
+    <w:p>
+      <w:pPr>
+        <w:pStyle w:val="CaptionedFigure"/>
+      </w:pPr>
+      <w:r>
+        <w:drawing>
+          <wp:inline>
+            <wp:extent cx="2915848" cy="1611390"/>
+            <wp:effectExtent b="0" l="0" r="0" t="0"/>
+            <wp:docPr descr="Рис. 36: Подключение пакетов" title="" id="166" name="Picture"/>
+            <a:graphic>
+              <a:graphicData uri="http://schemas.openxmlformats.org/drawingml/2006/picture">
+                <pic:pic>
+                  <pic:nvPicPr>
+                    <pic:cNvPr descr="../images/33.png" id="167" name="Picture"/>
+                    <pic:cNvPicPr>
+                      <a:picLocks noChangeArrowheads="1" noChangeAspect="1"/>
+                    </pic:cNvPicPr>
+                  </pic:nvPicPr>
+                  <pic:blipFill>
+                    <a:blip r:embed="rId165"/>
+                    <a:stretch>
+                      <a:fillRect/>
+                    </a:stretch>
+                  </pic:blipFill>
+                  <pic:spPr bwMode="auto">
+                    <a:xfrm>
+                      <a:off x="0" y="0"/>
+                      <a:ext cx="2915848" cy="1611390"/>
+                    </a:xfrm>
+                    <a:prstGeom prst="rect">
+                      <a:avLst/>
+                    </a:prstGeom>
+                    <a:noFill/>
+                    <a:ln w="9525">
+                      <a:noFill/>
+                      <a:headEnd/>
+                      <a:tailEnd/>
+                    </a:ln>
+                  </pic:spPr>
+                </pic:pic>
+              </a:graphicData>
+            </a:graphic>
+          </wp:inline>
+        </w:drawing>
+      </w:r>
+    </w:p>
+    <w:p>
+      <w:pPr>
+        <w:pStyle w:val="ImageCaption"/>
+      </w:pPr>
+      <w:r>
+        <w:t xml:space="preserve">Рис. 36: Подключение пакетов</w:t>
+      </w:r>
+    </w:p>
+    <w:bookmarkEnd w:id="168"/>
+    <w:p>
+      <w:pPr>
+        <w:pStyle w:val="BodyText"/>
+      </w:pPr>
+      <w:r>
+        <w:t xml:space="preserve">Далее просматриваем файл, задаём переменную для подсчёта числа паспортов, задаём</w:t>
+      </w:r>
+      <w:r>
+        <w:t xml:space="preserve"> </w:t>
+      </w:r>
+      <w:r>
+        <w:t xml:space="preserve">переменную vf, в которую заносим сведения при отсутствии необходимости получать</w:t>
+      </w:r>
+      <w:r>
+        <w:t xml:space="preserve"> </w:t>
+      </w:r>
+      <w:r>
+        <w:t xml:space="preserve">визу (если в поле указано число, «VF» или «VOA»):</w:t>
+      </w:r>
+    </w:p>
+    <w:bookmarkStart w:id="172" w:name="fig:037"/>
+    <w:p>
+      <w:pPr>
+        <w:pStyle w:val="CaptionedFigure"/>
+      </w:pPr>
+      <w:r>
+        <w:drawing>
+          <wp:inline>
+            <wp:extent cx="5334000" cy="658090"/>
+            <wp:effectExtent b="0" l="0" r="0" t="0"/>
+            <wp:docPr descr="Рис. 37: Задаём переменные" title="" id="170" name="Picture"/>
+            <a:graphic>
+              <a:graphicData uri="http://schemas.openxmlformats.org/drawingml/2006/picture">
+                <pic:pic>
+                  <pic:nvPicPr>
+                    <pic:cNvPr descr="../images/34.png" id="171" name="Picture"/>
+                    <pic:cNvPicPr>
+                      <a:picLocks noChangeArrowheads="1" noChangeAspect="1"/>
+                    </pic:cNvPicPr>
+                  </pic:nvPicPr>
+                  <pic:blipFill>
+                    <a:blip r:embed="rId169"/>
+                    <a:stretch>
+                      <a:fillRect/>
+                    </a:stretch>
+                  </pic:blipFill>
+                  <pic:spPr bwMode="auto">
+                    <a:xfrm>
+                      <a:off x="0" y="0"/>
+                      <a:ext cx="5334000" cy="658090"/>
+                    </a:xfrm>
+                    <a:prstGeom prst="rect">
+                      <a:avLst/>
+                    </a:prstGeom>
+                    <a:noFill/>
+                    <a:ln w="9525">
+                      <a:noFill/>
+                      <a:headEnd/>
+                      <a:tailEnd/>
+                    </a:ln>
+                  </pic:spPr>
+                </pic:pic>
+              </a:graphicData>
+            </a:graphic>
+          </wp:inline>
+        </w:drawing>
+      </w:r>
+    </w:p>
+    <w:p>
+      <w:pPr>
+        <w:pStyle w:val="ImageCaption"/>
+      </w:pPr>
+      <w:r>
+        <w:t xml:space="preserve">Рис. 37: Задаём переменные</w:t>
+      </w:r>
+    </w:p>
+    <w:bookmarkEnd w:id="172"/>
+    <w:p>
+      <w:pPr>
+        <w:pStyle w:val="BodyText"/>
+      </w:pPr>
+      <w:r>
+        <w:t xml:space="preserve">Определяем объект модели:</w:t>
+      </w:r>
+    </w:p>
+    <w:bookmarkStart w:id="176" w:name="fig:038"/>
+    <w:p>
+      <w:pPr>
+        <w:pStyle w:val="CaptionedFigure"/>
+      </w:pPr>
+      <w:r>
+        <w:drawing>
+          <wp:inline>
+            <wp:extent cx="3536106" cy="1579418"/>
+            <wp:effectExtent b="0" l="0" r="0" t="0"/>
+            <wp:docPr descr="Рис. 38: Определение объекта модели с именем model" title="" id="174" name="Picture"/>
+            <a:graphic>
+              <a:graphicData uri="http://schemas.openxmlformats.org/drawingml/2006/picture">
+                <pic:pic>
+                  <pic:nvPicPr>
+                    <pic:cNvPr descr="../images/35.png" id="175" name="Picture"/>
+                    <pic:cNvPicPr>
+                      <a:picLocks noChangeArrowheads="1" noChangeAspect="1"/>
+                    </pic:cNvPicPr>
+                  </pic:nvPicPr>
+                  <pic:blipFill>
+                    <a:blip r:embed="rId173"/>
+                    <a:stretch>
+                      <a:fillRect/>
+                    </a:stretch>
+                  </pic:blipFill>
+                  <pic:spPr bwMode="auto">
+                    <a:xfrm>
+                      <a:off x="0" y="0"/>
+                      <a:ext cx="3536106" cy="1579418"/>
+                    </a:xfrm>
+                    <a:prstGeom prst="rect">
+                      <a:avLst/>
+                    </a:prstGeom>
+                    <a:noFill/>
+                    <a:ln w="9525">
+                      <a:noFill/>
+                      <a:headEnd/>
+                      <a:tailEnd/>
+                    </a:ln>
+                  </pic:spPr>
+                </pic:pic>
+              </a:graphicData>
+            </a:graphic>
+          </wp:inline>
+        </w:drawing>
+      </w:r>
+    </w:p>
+    <w:p>
+      <w:pPr>
+        <w:pStyle w:val="ImageCaption"/>
+      </w:pPr>
+      <w:r>
+        <w:t xml:space="preserve">Рис. 38: Определение объекта модели с именем model</w:t>
+      </w:r>
+    </w:p>
+    <w:bookmarkEnd w:id="176"/>
+    <w:p>
+      <w:pPr>
+        <w:pStyle w:val="BodyText"/>
+      </w:pPr>
+      <w:r>
+        <w:t xml:space="preserve">Добавляем переменные, ограничения и целевую функцию:</w:t>
+      </w:r>
+    </w:p>
+    <w:bookmarkStart w:id="180" w:name="fig:039"/>
+    <w:p>
+      <w:pPr>
+        <w:pStyle w:val="CaptionedFigure"/>
+      </w:pPr>
+      <w:r>
+        <w:drawing>
+          <wp:inline>
+            <wp:extent cx="5334000" cy="1009135"/>
+            <wp:effectExtent b="0" l="0" r="0" t="0"/>
+            <wp:docPr descr="Рис. 39: Переменные, ограничения и целевая функция" title="" id="178" name="Picture"/>
+            <a:graphic>
+              <a:graphicData uri="http://schemas.openxmlformats.org/drawingml/2006/picture">
+                <pic:pic>
+                  <pic:nvPicPr>
+                    <pic:cNvPr descr="../images/36.png" id="179" name="Picture"/>
+                    <pic:cNvPicPr>
+                      <a:picLocks noChangeArrowheads="1" noChangeAspect="1"/>
+                    </pic:cNvPicPr>
+                  </pic:nvPicPr>
+                  <pic:blipFill>
+                    <a:blip r:embed="rId177"/>
+                    <a:stretch>
+                      <a:fillRect/>
+                    </a:stretch>
+                  </pic:blipFill>
+                  <pic:spPr bwMode="auto">
+                    <a:xfrm>
+                      <a:off x="0" y="0"/>
+                      <a:ext cx="5334000" cy="1009135"/>
+                    </a:xfrm>
+                    <a:prstGeom prst="rect">
+                      <a:avLst/>
+                    </a:prstGeom>
+                    <a:noFill/>
+                    <a:ln w="9525">
+                      <a:noFill/>
+                      <a:headEnd/>
+                      <a:tailEnd/>
+                    </a:ln>
+                  </pic:spPr>
+                </pic:pic>
+              </a:graphicData>
+            </a:graphic>
+          </wp:inline>
+        </w:drawing>
+      </w:r>
+    </w:p>
+    <w:p>
+      <w:pPr>
+        <w:pStyle w:val="ImageCaption"/>
+      </w:pPr>
+      <w:r>
+        <w:t xml:space="preserve">Рис. 39: Переменные, ограничения и целевая функция</w:t>
+      </w:r>
+    </w:p>
+    <w:bookmarkEnd w:id="180"/>
+    <w:p>
+      <w:pPr>
+        <w:pStyle w:val="BodyText"/>
+      </w:pPr>
+      <w:r>
+        <w:t xml:space="preserve">Для решения задачи оптимизации вызываем функцию оптимизации:</w:t>
+      </w:r>
+    </w:p>
+    <w:bookmarkStart w:id="184" w:name="fig:040"/>
+    <w:p>
+      <w:pPr>
+        <w:pStyle w:val="CaptionedFigure"/>
+      </w:pPr>
+      <w:r>
+        <w:drawing>
+          <wp:inline>
+            <wp:extent cx="3050131" cy="1016710"/>
+            <wp:effectExtent b="0" l="0" r="0" t="0"/>
+            <wp:docPr descr="Рис. 40: Вызов функции оптимизации" title="" id="182" name="Picture"/>
+            <a:graphic>
+              <a:graphicData uri="http://schemas.openxmlformats.org/drawingml/2006/picture">
+                <pic:pic>
+                  <pic:nvPicPr>
+                    <pic:cNvPr descr="../images/37.png" id="183" name="Picture"/>
+                    <pic:cNvPicPr>
+                      <a:picLocks noChangeArrowheads="1" noChangeAspect="1"/>
+                    </pic:cNvPicPr>
+                  </pic:nvPicPr>
+                  <pic:blipFill>
+                    <a:blip r:embed="rId181"/>
+                    <a:stretch>
+                      <a:fillRect/>
+                    </a:stretch>
+                  </pic:blipFill>
+                  <pic:spPr bwMode="auto">
+                    <a:xfrm>
+                      <a:off x="0" y="0"/>
+                      <a:ext cx="3050131" cy="1016710"/>
+                    </a:xfrm>
+                    <a:prstGeom prst="rect">
+                      <a:avLst/>
+                    </a:prstGeom>
+                    <a:noFill/>
+                    <a:ln w="9525">
+                      <a:noFill/>
+                      <a:headEnd/>
+                      <a:tailEnd/>
+                    </a:ln>
+                  </pic:spPr>
+                </pic:pic>
+              </a:graphicData>
+            </a:graphic>
+          </wp:inline>
+        </w:drawing>
+      </w:r>
+    </w:p>
+    <w:p>
+      <w:pPr>
+        <w:pStyle w:val="ImageCaption"/>
+      </w:pPr>
+      <w:r>
+        <w:t xml:space="preserve">Рис. 40: Вызов функции оптимизации</w:t>
+      </w:r>
+    </w:p>
+    <w:bookmarkEnd w:id="184"/>
+    <w:p>
+      <w:pPr>
+        <w:pStyle w:val="BodyText"/>
+      </w:pPr>
+      <w:r>
+        <w:t xml:space="preserve">Просматриваем результат:</w:t>
+      </w:r>
+    </w:p>
+    <w:bookmarkStart w:id="188" w:name="fig:041"/>
+    <w:p>
+      <w:pPr>
+        <w:pStyle w:val="CaptionedFigure"/>
+      </w:pPr>
+      <w:r>
+        <w:drawing>
+          <wp:inline>
+            <wp:extent cx="5334000" cy="446325"/>
+            <wp:effectExtent b="0" l="0" r="0" t="0"/>
+            <wp:docPr descr="Рис. 41: Просмотр результата" title="" id="186" name="Picture"/>
+            <a:graphic>
+              <a:graphicData uri="http://schemas.openxmlformats.org/drawingml/2006/picture">
+                <pic:pic>
+                  <pic:nvPicPr>
+                    <pic:cNvPr descr="../images/38.png" id="187" name="Picture"/>
+                    <pic:cNvPicPr>
+                      <a:picLocks noChangeArrowheads="1" noChangeAspect="1"/>
+                    </pic:cNvPicPr>
+                  </pic:nvPicPr>
+                  <pic:blipFill>
+                    <a:blip r:embed="rId185"/>
+                    <a:stretch>
+                      <a:fillRect/>
+                    </a:stretch>
+                  </pic:blipFill>
+                  <pic:spPr bwMode="auto">
+                    <a:xfrm>
+                      <a:off x="0" y="0"/>
+                      <a:ext cx="5334000" cy="446325"/>
+                    </a:xfrm>
+                    <a:prstGeom prst="rect">
+                      <a:avLst/>
+                    </a:prstGeom>
+                    <a:noFill/>
+                    <a:ln w="9525">
+                      <a:noFill/>
+                      <a:headEnd/>
+                      <a:tailEnd/>
+                    </a:ln>
+                  </pic:spPr>
+                </pic:pic>
+              </a:graphicData>
+            </a:graphic>
+          </wp:inline>
+        </w:drawing>
+      </w:r>
+    </w:p>
+    <w:p>
+      <w:pPr>
+        <w:pStyle w:val="ImageCaption"/>
+      </w:pPr>
+      <w:r>
+        <w:t xml:space="preserve">Рис. 41: Просмотр результата</w:t>
+      </w:r>
+    </w:p>
+    <w:bookmarkEnd w:id="188"/>
+    <w:bookmarkEnd w:id="189"/>
+    <w:bookmarkStart w:id="250" w:name="портфельные-инвестиции"/>
     <w:p>
       <w:pPr>
         <w:pStyle w:val="Heading2"/>
@@ -1319,7 +3932,7 @@
         <w:tab/>
       </w:r>
       <w:r>
-        <w:t xml:space="preserve">Работа с переменными отсутствующего типа (Missing Values)</w:t>
+        <w:t xml:space="preserve">Портфельные инвестиции</w:t>
       </w:r>
     </w:p>
     <w:p>
@@ -1327,7 +3940,79 @@
         <w:pStyle w:val="FirstParagraph"/>
       </w:pPr>
       <w:r>
-        <w:t xml:space="preserve">Пакет DataFrames позволяет использовать так называемый «отсутствующий» тип:</w:t>
+        <w:t xml:space="preserve">Портфельные инвестиции — размещение капитала в ценные бумаги, формируемые</w:t>
+      </w:r>
+      <w:r>
+        <w:t xml:space="preserve"> </w:t>
+      </w:r>
+      <w:r>
+        <w:t xml:space="preserve">в виде портфеля ценных бумаг, с целью получения прибыли.</w:t>
+      </w:r>
+      <w:r>
+        <w:t xml:space="preserve"> </w:t>
+      </w:r>
+      <w:r>
+        <w:t xml:space="preserve">Инвестиционный портфель — процесс стратегического управления капиталом как</w:t>
+      </w:r>
+      <w:r>
+        <w:t xml:space="preserve"> </w:t>
+      </w:r>
+      <w:r>
+        <w:t xml:space="preserve">оптимизированной, единой системой инвестиционных ценностей.</w:t>
+      </w:r>
+      <w:r>
+        <w:t xml:space="preserve"> </w:t>
+      </w:r>
+      <w:r>
+        <w:t xml:space="preserve">Предположим требуется решить оптимизационную задачу в следующей формулировке.</w:t>
+      </w:r>
+      <w:r>
+        <w:t xml:space="preserve"> </w:t>
+      </w:r>
+      <w:r>
+        <w:t xml:space="preserve">Имеется капитал в 1000 ден. ед., который планируется инвестировать в три компании —</w:t>
+      </w:r>
+      <w:r>
+        <w:t xml:space="preserve"> </w:t>
+      </w:r>
+      <w:r>
+        <w:t xml:space="preserve">Microsoft, Facebook, Apple. При этом есть данные еженедельных значений цен на акции</w:t>
+      </w:r>
+      <w:r>
+        <w:t xml:space="preserve"> </w:t>
+      </w:r>
+      <w:r>
+        <w:t xml:space="preserve">этих компаний за определённый период времени. Необходимо определить доходность</w:t>
+      </w:r>
+      <w:r>
+        <w:t xml:space="preserve"> </w:t>
+      </w:r>
+      <w:r>
+        <w:t xml:space="preserve">акций каждой компании за рассматриваемый период времени, после чего инвестировать</w:t>
+      </w:r>
+      <w:r>
+        <w:t xml:space="preserve"> </w:t>
+      </w:r>
+      <w:r>
+        <w:t xml:space="preserve">в эти три компании так, чтобы получить возврат в размере не менее 2% от вложенной</w:t>
+      </w:r>
+      <w:r>
+        <w:t xml:space="preserve"> </w:t>
+      </w:r>
+      <w:r>
+        <w:t xml:space="preserve">суммы.</w:t>
+      </w:r>
+      <w:r>
+        <w:t xml:space="preserve"> </w:t>
+      </w:r>
+      <w:r>
+        <w:t xml:space="preserve">Для решения оптимизационной задачи будем использовать пакет Convex.jl и оптимизатор (решатель) SCS. Кроме того, понадобится пакет Statistics.jl для получения</w:t>
+      </w:r>
+      <w:r>
+        <w:t xml:space="preserve"> </w:t>
+      </w:r>
+      <w:r>
+        <w:t xml:space="preserve">матрицы рисков на основе расчёта ковариационных значений по доходности.</w:t>
       </w:r>
     </w:p>
     <w:p>
@@ -1335,103 +4020,1087 @@
         <w:pStyle w:val="BodyText"/>
       </w:pPr>
       <w:r>
-        <w:t xml:space="preserve">![](../images/17.png){#fig:017}</w:t>
-      </w:r>
-    </w:p>
+        <w:t xml:space="preserve">Сначала требуется подгрузить имеющиеся данные о еженедельных значениях цен</w:t>
+      </w:r>
+      <w:r>
+        <w:t xml:space="preserve"> </w:t>
+      </w:r>
+      <w:r>
+        <w:t xml:space="preserve">на акции рассматриваемых компаний, отобразить данные на графике. Предположим</w:t>
+      </w:r>
+      <w:r>
+        <w:t xml:space="preserve"> </w:t>
+      </w:r>
+      <w:r>
+        <w:t xml:space="preserve">данные размещены в файле stock_prices.xlsx в каталоге data в проекте.</w:t>
+      </w:r>
+      <w:r>
+        <w:t xml:space="preserve"> </w:t>
+      </w:r>
+      <w:r>
+        <w:t xml:space="preserve">Подключаем пакеты:</w:t>
+      </w:r>
+    </w:p>
+    <w:bookmarkStart w:id="193" w:name="fig:042"/>
+    <w:p>
+      <w:pPr>
+        <w:pStyle w:val="CaptionedFigure"/>
+      </w:pPr>
+      <w:r>
+        <w:drawing>
+          <wp:inline>
+            <wp:extent cx="3651205" cy="3568078"/>
+            <wp:effectExtent b="0" l="0" r="0" t="0"/>
+            <wp:docPr descr="Рис. 42: Подключение необходимых пакетов" title="" id="191" name="Picture"/>
+            <a:graphic>
+              <a:graphicData uri="http://schemas.openxmlformats.org/drawingml/2006/picture">
+                <pic:pic>
+                  <pic:nvPicPr>
+                    <pic:cNvPr descr="../images/39.png" id="192" name="Picture"/>
+                    <pic:cNvPicPr>
+                      <a:picLocks noChangeArrowheads="1" noChangeAspect="1"/>
+                    </pic:cNvPicPr>
+                  </pic:nvPicPr>
+                  <pic:blipFill>
+                    <a:blip r:embed="rId190"/>
+                    <a:stretch>
+                      <a:fillRect/>
+                    </a:stretch>
+                  </pic:blipFill>
+                  <pic:spPr bwMode="auto">
+                    <a:xfrm>
+                      <a:off x="0" y="0"/>
+                      <a:ext cx="3651205" cy="3568078"/>
+                    </a:xfrm>
+                    <a:prstGeom prst="rect">
+                      <a:avLst/>
+                    </a:prstGeom>
+                    <a:noFill/>
+                    <a:ln w="9525">
+                      <a:noFill/>
+                      <a:headEnd/>
+                      <a:tailEnd/>
+                    </a:ln>
+                  </pic:spPr>
+                </pic:pic>
+              </a:graphicData>
+            </a:graphic>
+          </wp:inline>
+        </w:drawing>
+      </w:r>
+    </w:p>
+    <w:p>
+      <w:pPr>
+        <w:pStyle w:val="ImageCaption"/>
+      </w:pPr>
+      <w:r>
+        <w:t xml:space="preserve">Рис. 42: Подключение необходимых пакетов</w:t>
+      </w:r>
+    </w:p>
+    <w:bookmarkEnd w:id="193"/>
     <w:p>
       <w:pPr>
         <w:pStyle w:val="BodyText"/>
       </w:pPr>
       <w:r>
-        <w:t xml:space="preserve">Предположим есть перечень продуктов, для которых заданы калории:</w:t>
-      </w:r>
-    </w:p>
+        <w:t xml:space="preserve">Подгружаем данные еженедельных значений цен на акции компаний за определённый</w:t>
+      </w:r>
+      <w:r>
+        <w:t xml:space="preserve"> </w:t>
+      </w:r>
+      <w:r>
+        <w:t xml:space="preserve">период времени во фрейм:</w:t>
+      </w:r>
+    </w:p>
+    <w:bookmarkStart w:id="197" w:name="fig:043"/>
+    <w:p>
+      <w:pPr>
+        <w:pStyle w:val="CaptionedFigure"/>
+      </w:pPr>
+      <w:r>
+        <w:drawing>
+          <wp:inline>
+            <wp:extent cx="4610366" cy="5109130"/>
+            <wp:effectExtent b="0" l="0" r="0" t="0"/>
+            <wp:docPr descr="Рис. 43: Считываем данные и размещаем их во фрейм" title="" id="195" name="Picture"/>
+            <a:graphic>
+              <a:graphicData uri="http://schemas.openxmlformats.org/drawingml/2006/picture">
+                <pic:pic>
+                  <pic:nvPicPr>
+                    <pic:cNvPr descr="../images/40.png" id="196" name="Picture"/>
+                    <pic:cNvPicPr>
+                      <a:picLocks noChangeArrowheads="1" noChangeAspect="1"/>
+                    </pic:cNvPicPr>
+                  </pic:nvPicPr>
+                  <pic:blipFill>
+                    <a:blip r:embed="rId194"/>
+                    <a:stretch>
+                      <a:fillRect/>
+                    </a:stretch>
+                  </pic:blipFill>
+                  <pic:spPr bwMode="auto">
+                    <a:xfrm>
+                      <a:off x="0" y="0"/>
+                      <a:ext cx="4610366" cy="5109130"/>
+                    </a:xfrm>
+                    <a:prstGeom prst="rect">
+                      <a:avLst/>
+                    </a:prstGeom>
+                    <a:noFill/>
+                    <a:ln w="9525">
+                      <a:noFill/>
+                      <a:headEnd/>
+                      <a:tailEnd/>
+                    </a:ln>
+                  </pic:spPr>
+                </pic:pic>
+              </a:graphicData>
+            </a:graphic>
+          </wp:inline>
+        </w:drawing>
+      </w:r>
+    </w:p>
+    <w:p>
+      <w:pPr>
+        <w:pStyle w:val="ImageCaption"/>
+      </w:pPr>
+      <w:r>
+        <w:t xml:space="preserve">Рис. 43: Считываем данные и размещаем их во фрейм</w:t>
+      </w:r>
+    </w:p>
+    <w:bookmarkEnd w:id="197"/>
     <w:p>
       <w:pPr>
         <w:pStyle w:val="BodyText"/>
       </w:pPr>
       <w:r>
-        <w:t xml:space="preserve">![](../images/18.png){#fig:018}</w:t>
-      </w:r>
-    </w:p>
+        <w:t xml:space="preserve">Отображаем данные на графике:</w:t>
+      </w:r>
+    </w:p>
+    <w:bookmarkStart w:id="201" w:name="fig:044"/>
+    <w:p>
+      <w:pPr>
+        <w:pStyle w:val="CaptionedFigure"/>
+      </w:pPr>
+      <w:r>
+        <w:drawing>
+          <wp:inline>
+            <wp:extent cx="5334000" cy="4004536"/>
+            <wp:effectExtent b="0" l="0" r="0" t="0"/>
+            <wp:docPr descr="Рис. 44: Построение графика" title="" id="199" name="Picture"/>
+            <a:graphic>
+              <a:graphicData uri="http://schemas.openxmlformats.org/drawingml/2006/picture">
+                <pic:pic>
+                  <pic:nvPicPr>
+                    <pic:cNvPr descr="../images/41.png" id="200" name="Picture"/>
+                    <pic:cNvPicPr>
+                      <a:picLocks noChangeArrowheads="1" noChangeAspect="1"/>
+                    </pic:cNvPicPr>
+                  </pic:nvPicPr>
+                  <pic:blipFill>
+                    <a:blip r:embed="rId198"/>
+                    <a:stretch>
+                      <a:fillRect/>
+                    </a:stretch>
+                  </pic:blipFill>
+                  <pic:spPr bwMode="auto">
+                    <a:xfrm>
+                      <a:off x="0" y="0"/>
+                      <a:ext cx="5334000" cy="4004536"/>
+                    </a:xfrm>
+                    <a:prstGeom prst="rect">
+                      <a:avLst/>
+                    </a:prstGeom>
+                    <a:noFill/>
+                    <a:ln w="9525">
+                      <a:noFill/>
+                      <a:headEnd/>
+                      <a:tailEnd/>
+                    </a:ln>
+                  </pic:spPr>
+                </pic:pic>
+              </a:graphicData>
+            </a:graphic>
+          </wp:inline>
+        </w:drawing>
+      </w:r>
+    </w:p>
+    <w:p>
+      <w:pPr>
+        <w:pStyle w:val="ImageCaption"/>
+      </w:pPr>
+      <w:r>
+        <w:t xml:space="preserve">Рис. 44: Построение графика</w:t>
+      </w:r>
+    </w:p>
+    <w:bookmarkEnd w:id="201"/>
     <w:p>
       <w:pPr>
         <w:pStyle w:val="BodyText"/>
       </w:pPr>
       <w:r>
-        <w:t xml:space="preserve">В массиве значений калорий есть значение с отсутствующим типом:</w:t>
-      </w:r>
-    </w:p>
+        <w:t xml:space="preserve">Для дальнейших расчётов данные по ценам на акции переформируем из фрейма</w:t>
+      </w:r>
+      <w:r>
+        <w:t xml:space="preserve"> </w:t>
+      </w:r>
+      <w:r>
+        <w:t xml:space="preserve">в матрицу:</w:t>
+      </w:r>
+    </w:p>
+    <w:bookmarkStart w:id="205" w:name="fig:045"/>
+    <w:p>
+      <w:pPr>
+        <w:pStyle w:val="CaptionedFigure"/>
+      </w:pPr>
+      <w:r>
+        <w:drawing>
+          <wp:inline>
+            <wp:extent cx="3689572" cy="2864693"/>
+            <wp:effectExtent b="0" l="0" r="0" t="0"/>
+            <wp:docPr descr="Рис. 45: Данные о ценах на акции размещаем в матрице" title="" id="203" name="Picture"/>
+            <a:graphic>
+              <a:graphicData uri="http://schemas.openxmlformats.org/drawingml/2006/picture">
+                <pic:pic>
+                  <pic:nvPicPr>
+                    <pic:cNvPr descr="../images/42.png" id="204" name="Picture"/>
+                    <pic:cNvPicPr>
+                      <a:picLocks noChangeArrowheads="1" noChangeAspect="1"/>
+                    </pic:cNvPicPr>
+                  </pic:nvPicPr>
+                  <pic:blipFill>
+                    <a:blip r:embed="rId202"/>
+                    <a:stretch>
+                      <a:fillRect/>
+                    </a:stretch>
+                  </pic:blipFill>
+                  <pic:spPr bwMode="auto">
+                    <a:xfrm>
+                      <a:off x="0" y="0"/>
+                      <a:ext cx="3689572" cy="2864693"/>
+                    </a:xfrm>
+                    <a:prstGeom prst="rect">
+                      <a:avLst/>
+                    </a:prstGeom>
+                    <a:noFill/>
+                    <a:ln w="9525">
+                      <a:noFill/>
+                      <a:headEnd/>
+                      <a:tailEnd/>
+                    </a:ln>
+                  </pic:spPr>
+                </pic:pic>
+              </a:graphicData>
+            </a:graphic>
+          </wp:inline>
+        </w:drawing>
+      </w:r>
+    </w:p>
+    <w:p>
+      <w:pPr>
+        <w:pStyle w:val="ImageCaption"/>
+      </w:pPr>
+      <w:r>
+        <w:t xml:space="preserve">Рис. 45: Данные о ценах на акции размещаем в матрице</w:t>
+      </w:r>
+    </w:p>
+    <w:bookmarkEnd w:id="205"/>
     <w:p>
       <w:pPr>
         <w:pStyle w:val="BodyText"/>
       </w:pPr>
       <w:r>
-        <w:t xml:space="preserve">![](../images/19.png){#fig:019}</w:t>
-      </w:r>
-    </w:p>
+        <w:t xml:space="preserve">Вычисление матрицы доходности за период времени:</w:t>
+      </w:r>
+    </w:p>
+    <w:bookmarkStart w:id="209" w:name="fig:046"/>
+    <w:p>
+      <w:pPr>
+        <w:pStyle w:val="CaptionedFigure"/>
+      </w:pPr>
+      <w:r>
+        <w:drawing>
+          <wp:inline>
+            <wp:extent cx="3919770" cy="3229174"/>
+            <wp:effectExtent b="0" l="0" r="0" t="0"/>
+            <wp:docPr descr="Рис. 46: Вычисление матрицы доходности за период времени" title="" id="207" name="Picture"/>
+            <a:graphic>
+              <a:graphicData uri="http://schemas.openxmlformats.org/drawingml/2006/picture">
+                <pic:pic>
+                  <pic:nvPicPr>
+                    <pic:cNvPr descr="../images/43.png" id="208" name="Picture"/>
+                    <pic:cNvPicPr>
+                      <a:picLocks noChangeArrowheads="1" noChangeAspect="1"/>
+                    </pic:cNvPicPr>
+                  </pic:nvPicPr>
+                  <pic:blipFill>
+                    <a:blip r:embed="rId206"/>
+                    <a:stretch>
+                      <a:fillRect/>
+                    </a:stretch>
+                  </pic:blipFill>
+                  <pic:spPr bwMode="auto">
+                    <a:xfrm>
+                      <a:off x="0" y="0"/>
+                      <a:ext cx="3919770" cy="3229174"/>
+                    </a:xfrm>
+                    <a:prstGeom prst="rect">
+                      <a:avLst/>
+                    </a:prstGeom>
+                    <a:noFill/>
+                    <a:ln w="9525">
+                      <a:noFill/>
+                      <a:headEnd/>
+                      <a:tailEnd/>
+                    </a:ln>
+                  </pic:spPr>
+                </pic:pic>
+              </a:graphicData>
+            </a:graphic>
+          </wp:inline>
+        </w:drawing>
+      </w:r>
+    </w:p>
+    <w:p>
+      <w:pPr>
+        <w:pStyle w:val="ImageCaption"/>
+      </w:pPr>
+      <w:r>
+        <w:t xml:space="preserve">Рис. 46: Вычисление матрицы доходности за период времени</w:t>
+      </w:r>
+    </w:p>
+    <w:bookmarkEnd w:id="209"/>
     <w:p>
       <w:pPr>
         <w:pStyle w:val="BodyText"/>
       </w:pPr>
       <w:r>
-        <w:t xml:space="preserve">При попытке получить среднее значение калорий, ничего не получится из-за наличия</w:t>
-      </w:r>
-      <w:r>
-        <w:t xml:space="preserve"> </w:t>
-      </w:r>
-      <w:r>
-        <w:t xml:space="preserve">переменной с отсутствующим типом:</w:t>
-      </w:r>
-    </w:p>
+        <w:t xml:space="preserve">Далее необходимо сформировать матрицу рисков — ковариационную матрицу рассчитанных цен доходности:</w:t>
+      </w:r>
+    </w:p>
+    <w:bookmarkStart w:id="213" w:name="fig:047"/>
+    <w:p>
+      <w:pPr>
+        <w:pStyle w:val="CaptionedFigure"/>
+      </w:pPr>
+      <w:r>
+        <w:drawing>
+          <wp:inline>
+            <wp:extent cx="3376246" cy="1342825"/>
+            <wp:effectExtent b="0" l="0" r="0" t="0"/>
+            <wp:docPr descr="Рис. 47: Матрица рисков" title="" id="211" name="Picture"/>
+            <a:graphic>
+              <a:graphicData uri="http://schemas.openxmlformats.org/drawingml/2006/picture">
+                <pic:pic>
+                  <pic:nvPicPr>
+                    <pic:cNvPr descr="../images/44.png" id="212" name="Picture"/>
+                    <pic:cNvPicPr>
+                      <a:picLocks noChangeArrowheads="1" noChangeAspect="1"/>
+                    </pic:cNvPicPr>
+                  </pic:nvPicPr>
+                  <pic:blipFill>
+                    <a:blip r:embed="rId210"/>
+                    <a:stretch>
+                      <a:fillRect/>
+                    </a:stretch>
+                  </pic:blipFill>
+                  <pic:spPr bwMode="auto">
+                    <a:xfrm>
+                      <a:off x="0" y="0"/>
+                      <a:ext cx="3376246" cy="1342825"/>
+                    </a:xfrm>
+                    <a:prstGeom prst="rect">
+                      <a:avLst/>
+                    </a:prstGeom>
+                    <a:noFill/>
+                    <a:ln w="9525">
+                      <a:noFill/>
+                      <a:headEnd/>
+                      <a:tailEnd/>
+                    </a:ln>
+                  </pic:spPr>
+                </pic:pic>
+              </a:graphicData>
+            </a:graphic>
+          </wp:inline>
+        </w:drawing>
+      </w:r>
+    </w:p>
+    <w:p>
+      <w:pPr>
+        <w:pStyle w:val="ImageCaption"/>
+      </w:pPr>
+      <w:r>
+        <w:t xml:space="preserve">Рис. 47: Матрица рисков</w:t>
+      </w:r>
+    </w:p>
+    <w:bookmarkEnd w:id="213"/>
+    <w:bookmarkStart w:id="217" w:name="fig:048"/>
+    <w:p>
+      <w:pPr>
+        <w:pStyle w:val="CaptionedFigure"/>
+      </w:pPr>
+      <w:r>
+        <w:drawing>
+          <wp:inline>
+            <wp:extent cx="4373773" cy="812089"/>
+            <wp:effectExtent b="0" l="0" r="0" t="0"/>
+            <wp:docPr descr="Рис. 48: Проверка положительной определённости матрицы рисков" title="" id="215" name="Picture"/>
+            <a:graphic>
+              <a:graphicData uri="http://schemas.openxmlformats.org/drawingml/2006/picture">
+                <pic:pic>
+                  <pic:nvPicPr>
+                    <pic:cNvPr descr="../images/45.png" id="216" name="Picture"/>
+                    <pic:cNvPicPr>
+                      <a:picLocks noChangeArrowheads="1" noChangeAspect="1"/>
+                    </pic:cNvPicPr>
+                  </pic:nvPicPr>
+                  <pic:blipFill>
+                    <a:blip r:embed="rId214"/>
+                    <a:stretch>
+                      <a:fillRect/>
+                    </a:stretch>
+                  </pic:blipFill>
+                  <pic:spPr bwMode="auto">
+                    <a:xfrm>
+                      <a:off x="0" y="0"/>
+                      <a:ext cx="4373773" cy="812089"/>
+                    </a:xfrm>
+                    <a:prstGeom prst="rect">
+                      <a:avLst/>
+                    </a:prstGeom>
+                    <a:noFill/>
+                    <a:ln w="9525">
+                      <a:noFill/>
+                      <a:headEnd/>
+                      <a:tailEnd/>
+                    </a:ln>
+                  </pic:spPr>
+                </pic:pic>
+              </a:graphicData>
+            </a:graphic>
+          </wp:inline>
+        </w:drawing>
+      </w:r>
+    </w:p>
+    <w:p>
+      <w:pPr>
+        <w:pStyle w:val="ImageCaption"/>
+      </w:pPr>
+      <w:r>
+        <w:t xml:space="preserve">Рис. 48: Проверка положительной определённости матрицы рисков</w:t>
+      </w:r>
+    </w:p>
+    <w:bookmarkEnd w:id="217"/>
     <w:p>
       <w:pPr>
         <w:pStyle w:val="BodyText"/>
       </w:pPr>
       <w:r>
-        <w:t xml:space="preserve">![](../images/20.png){#fig:020}</w:t>
-      </w:r>
-    </w:p>
+        <w:t xml:space="preserve">Доход от каждой из компаний получим из матрицы доходности как вектор средних</w:t>
+      </w:r>
+      <w:r>
+        <w:t xml:space="preserve"> </w:t>
+      </w:r>
+      <w:r>
+        <w:t xml:space="preserve">значений:</w:t>
+      </w:r>
+    </w:p>
+    <w:bookmarkStart w:id="221" w:name="fig:049"/>
+    <w:p>
+      <w:pPr>
+        <w:pStyle w:val="CaptionedFigure"/>
+      </w:pPr>
+      <w:r>
+        <w:drawing>
+          <wp:inline>
+            <wp:extent cx="2596128" cy="1330036"/>
+            <wp:effectExtent b="0" l="0" r="0" t="0"/>
+            <wp:docPr descr="Рис. 49: Доход от каждой из компаний" title="" id="219" name="Picture"/>
+            <a:graphic>
+              <a:graphicData uri="http://schemas.openxmlformats.org/drawingml/2006/picture">
+                <pic:pic>
+                  <pic:nvPicPr>
+                    <pic:cNvPr descr="../images/46.png" id="220" name="Picture"/>
+                    <pic:cNvPicPr>
+                      <a:picLocks noChangeArrowheads="1" noChangeAspect="1"/>
+                    </pic:cNvPicPr>
+                  </pic:nvPicPr>
+                  <pic:blipFill>
+                    <a:blip r:embed="rId218"/>
+                    <a:stretch>
+                      <a:fillRect/>
+                    </a:stretch>
+                  </pic:blipFill>
+                  <pic:spPr bwMode="auto">
+                    <a:xfrm>
+                      <a:off x="0" y="0"/>
+                      <a:ext cx="2596128" cy="1330036"/>
+                    </a:xfrm>
+                    <a:prstGeom prst="rect">
+                      <a:avLst/>
+                    </a:prstGeom>
+                    <a:noFill/>
+                    <a:ln w="9525">
+                      <a:noFill/>
+                      <a:headEnd/>
+                      <a:tailEnd/>
+                    </a:ln>
+                  </pic:spPr>
+                </pic:pic>
+              </a:graphicData>
+            </a:graphic>
+          </wp:inline>
+        </w:drawing>
+      </w:r>
+    </w:p>
+    <w:p>
+      <w:pPr>
+        <w:pStyle w:val="ImageCaption"/>
+      </w:pPr>
+      <w:r>
+        <w:t xml:space="preserve">Рис. 49: Доход от каждой из компаний</w:t>
+      </w:r>
+    </w:p>
+    <w:bookmarkEnd w:id="221"/>
     <w:p>
       <w:pPr>
         <w:pStyle w:val="BodyText"/>
       </w:pPr>
       <w:r>
-        <w:t xml:space="preserve">Для решения этой проблемы необходимо игнорировать отсутствующий тип:</w:t>
-      </w:r>
-    </w:p>
+        <w:t xml:space="preserve">Формируем вектор инвестиций:</w:t>
+      </w:r>
+    </w:p>
+    <w:bookmarkStart w:id="225" w:name="fig:050"/>
+    <w:p>
+      <w:pPr>
+        <w:pStyle w:val="CaptionedFigure"/>
+      </w:pPr>
+      <w:r>
+        <w:drawing>
+          <wp:inline>
+            <wp:extent cx="2225253" cy="1381191"/>
+            <wp:effectExtent b="0" l="0" r="0" t="0"/>
+            <wp:docPr descr="Рис. 50: Вектор инвестиций" title="" id="223" name="Picture"/>
+            <a:graphic>
+              <a:graphicData uri="http://schemas.openxmlformats.org/drawingml/2006/picture">
+                <pic:pic>
+                  <pic:nvPicPr>
+                    <pic:cNvPr descr="../images/47.png" id="224" name="Picture"/>
+                    <pic:cNvPicPr>
+                      <a:picLocks noChangeArrowheads="1" noChangeAspect="1"/>
+                    </pic:cNvPicPr>
+                  </pic:nvPicPr>
+                  <pic:blipFill>
+                    <a:blip r:embed="rId222"/>
+                    <a:stretch>
+                      <a:fillRect/>
+                    </a:stretch>
+                  </pic:blipFill>
+                  <pic:spPr bwMode="auto">
+                    <a:xfrm>
+                      <a:off x="0" y="0"/>
+                      <a:ext cx="2225253" cy="1381191"/>
+                    </a:xfrm>
+                    <a:prstGeom prst="rect">
+                      <a:avLst/>
+                    </a:prstGeom>
+                    <a:noFill/>
+                    <a:ln w="9525">
+                      <a:noFill/>
+                      <a:headEnd/>
+                      <a:tailEnd/>
+                    </a:ln>
+                  </pic:spPr>
+                </pic:pic>
+              </a:graphicData>
+            </a:graphic>
+          </wp:inline>
+        </w:drawing>
+      </w:r>
+    </w:p>
+    <w:p>
+      <w:pPr>
+        <w:pStyle w:val="ImageCaption"/>
+      </w:pPr>
+      <w:r>
+        <w:t xml:space="preserve">Рис. 50: Вектор инвестиций</w:t>
+      </w:r>
+    </w:p>
+    <w:bookmarkEnd w:id="225"/>
     <w:p>
       <w:pPr>
         <w:pStyle w:val="BodyText"/>
       </w:pPr>
       <w:r>
-        <w:t xml:space="preserve">![](../images/21.png){#fig:021}</w:t>
-      </w:r>
-    </w:p>
+        <w:t xml:space="preserve">Определяем объект модели в соответствии с формулировкой оптимизационной задачи (при этом делаем задачу совместимой с DCP в соответствии с требованием пакета</w:t>
+      </w:r>
+      <w:r>
+        <w:t xml:space="preserve"> </w:t>
+      </w:r>
+      <w:r>
+        <w:t xml:space="preserve">Convex.jl — см. http://cvxr.com/cvx/doc/dcp.html)</w:t>
+      </w:r>
+    </w:p>
+    <w:bookmarkStart w:id="229" w:name="fig:051"/>
+    <w:p>
+      <w:pPr>
+        <w:pStyle w:val="CaptionedFigure"/>
+      </w:pPr>
+      <w:r>
+        <w:drawing>
+          <wp:inline>
+            <wp:extent cx="5334000" cy="5242625"/>
+            <wp:effectExtent b="0" l="0" r="0" t="0"/>
+            <wp:docPr descr="Рис. 51: Объект модели" title="" id="227" name="Picture"/>
+            <a:graphic>
+              <a:graphicData uri="http://schemas.openxmlformats.org/drawingml/2006/picture">
+                <pic:pic>
+                  <pic:nvPicPr>
+                    <pic:cNvPr descr="../images/48.png" id="228" name="Picture"/>
+                    <pic:cNvPicPr>
+                      <a:picLocks noChangeArrowheads="1" noChangeAspect="1"/>
+                    </pic:cNvPicPr>
+                  </pic:nvPicPr>
+                  <pic:blipFill>
+                    <a:blip r:embed="rId226"/>
+                    <a:stretch>
+                      <a:fillRect/>
+                    </a:stretch>
+                  </pic:blipFill>
+                  <pic:spPr bwMode="auto">
+                    <a:xfrm>
+                      <a:off x="0" y="0"/>
+                      <a:ext cx="5334000" cy="5242625"/>
+                    </a:xfrm>
+                    <a:prstGeom prst="rect">
+                      <a:avLst/>
+                    </a:prstGeom>
+                    <a:noFill/>
+                    <a:ln w="9525">
+                      <a:noFill/>
+                      <a:headEnd/>
+                      <a:tailEnd/>
+                    </a:ln>
+                  </pic:spPr>
+                </pic:pic>
+              </a:graphicData>
+            </a:graphic>
+          </wp:inline>
+        </w:drawing>
+      </w:r>
+    </w:p>
+    <w:p>
+      <w:pPr>
+        <w:pStyle w:val="ImageCaption"/>
+      </w:pPr>
+      <w:r>
+        <w:t xml:space="preserve">Рис. 51: Объект модели</w:t>
+      </w:r>
+    </w:p>
+    <w:bookmarkEnd w:id="229"/>
     <w:p>
       <w:pPr>
         <w:pStyle w:val="BodyText"/>
       </w:pPr>
       <w:r>
-        <w:t xml:space="preserve">Далее показано, как можно сформировать таблицы данных и объединить их в один</w:t>
-      </w:r>
-      <w:r>
-        <w:t xml:space="preserve"> </w:t>
-      </w:r>
-      <w:r>
-        <w:t xml:space="preserve">фрейм:</w:t>
-      </w:r>
-    </w:p>
+        <w:t xml:space="preserve">Решаем поставленную задачу:</w:t>
+      </w:r>
+    </w:p>
+    <w:bookmarkStart w:id="233" w:name="fig:052"/>
+    <w:p>
+      <w:pPr>
+        <w:pStyle w:val="CaptionedFigure"/>
+      </w:pPr>
+      <w:r>
+        <w:drawing>
+          <wp:inline>
+            <wp:extent cx="5334000" cy="5815613"/>
+            <wp:effectExtent b="0" l="0" r="0" t="0"/>
+            <wp:docPr descr="Рис. 52: Находим решение" title="" id="231" name="Picture"/>
+            <a:graphic>
+              <a:graphicData uri="http://schemas.openxmlformats.org/drawingml/2006/picture">
+                <pic:pic>
+                  <pic:nvPicPr>
+                    <pic:cNvPr descr="../images/49.png" id="232" name="Picture"/>
+                    <pic:cNvPicPr>
+                      <a:picLocks noChangeArrowheads="1" noChangeAspect="1"/>
+                    </pic:cNvPicPr>
+                  </pic:nvPicPr>
+                  <pic:blipFill>
+                    <a:blip r:embed="rId230"/>
+                    <a:stretch>
+                      <a:fillRect/>
+                    </a:stretch>
+                  </pic:blipFill>
+                  <pic:spPr bwMode="auto">
+                    <a:xfrm>
+                      <a:off x="0" y="0"/>
+                      <a:ext cx="5334000" cy="5815613"/>
+                    </a:xfrm>
+                    <a:prstGeom prst="rect">
+                      <a:avLst/>
+                    </a:prstGeom>
+                    <a:noFill/>
+                    <a:ln w="9525">
+                      <a:noFill/>
+                      <a:headEnd/>
+                      <a:tailEnd/>
+                    </a:ln>
+                  </pic:spPr>
+                </pic:pic>
+              </a:graphicData>
+            </a:graphic>
+          </wp:inline>
+        </w:drawing>
+      </w:r>
+    </w:p>
+    <w:p>
+      <w:pPr>
+        <w:pStyle w:val="ImageCaption"/>
+      </w:pPr>
+      <w:r>
+        <w:t xml:space="preserve">Рис. 52: Находим решение</w:t>
+      </w:r>
+    </w:p>
+    <w:bookmarkEnd w:id="233"/>
     <w:p>
       <w:pPr>
         <w:pStyle w:val="BodyText"/>
       </w:pPr>
       <w:r>
-        <w:t xml:space="preserve">![](../images/22.png){#fig:022}</w:t>
-      </w:r>
-    </w:p>
-    <w:bookmarkEnd w:id="36"/>
-    <w:bookmarkStart w:id="37" w:name="fileio"/>
+        <w:t xml:space="preserve">Выводим значения компонент вектора инвестиций:</w:t>
+      </w:r>
+    </w:p>
+    <w:bookmarkStart w:id="237" w:name="fig:053"/>
+    <w:p>
+      <w:pPr>
+        <w:pStyle w:val="CaptionedFigure"/>
+      </w:pPr>
+      <w:r>
+        <w:drawing>
+          <wp:inline>
+            <wp:extent cx="5256201" cy="1445135"/>
+            <wp:effectExtent b="0" l="0" r="0" t="0"/>
+            <wp:docPr descr="Рис. 53: Результат" title="" id="235" name="Picture"/>
+            <a:graphic>
+              <a:graphicData uri="http://schemas.openxmlformats.org/drawingml/2006/picture">
+                <pic:pic>
+                  <pic:nvPicPr>
+                    <pic:cNvPr descr="../images/50.png" id="236" name="Picture"/>
+                    <pic:cNvPicPr>
+                      <a:picLocks noChangeArrowheads="1" noChangeAspect="1"/>
+                    </pic:cNvPicPr>
+                  </pic:nvPicPr>
+                  <pic:blipFill>
+                    <a:blip r:embed="rId234"/>
+                    <a:stretch>
+                      <a:fillRect/>
+                    </a:stretch>
+                  </pic:blipFill>
+                  <pic:spPr bwMode="auto">
+                    <a:xfrm>
+                      <a:off x="0" y="0"/>
+                      <a:ext cx="5256201" cy="1445135"/>
+                    </a:xfrm>
+                    <a:prstGeom prst="rect">
+                      <a:avLst/>
+                    </a:prstGeom>
+                    <a:noFill/>
+                    <a:ln w="9525">
+                      <a:noFill/>
+                      <a:headEnd/>
+                      <a:tailEnd/>
+                    </a:ln>
+                  </pic:spPr>
+                </pic:pic>
+              </a:graphicData>
+            </a:graphic>
+          </wp:inline>
+        </w:drawing>
+      </w:r>
+    </w:p>
+    <w:p>
+      <w:pPr>
+        <w:pStyle w:val="ImageCaption"/>
+      </w:pPr>
+      <w:r>
+        <w:t xml:space="preserve">Рис. 53: Результат</w:t>
+      </w:r>
+    </w:p>
+    <w:bookmarkEnd w:id="237"/>
+    <w:p>
+      <w:pPr>
+        <w:pStyle w:val="BodyText"/>
+      </w:pPr>
+      <w:r>
+        <w:t xml:space="preserve">Проверяем выполнение условия</w:t>
+      </w:r>
+      <w:r>
+        <w:t xml:space="preserve"> </w:t>
+      </w:r>
+      <m:oMath>
+        <m:nary>
+          <m:naryPr>
+            <m:chr m:val="∑"/>
+            <m:limLoc m:val="undOvr"/>
+            <m:subHide m:val="off"/>
+            <m:supHide m:val="off"/>
+          </m:naryPr>
+          <m:sub>
+            <m:r>
+              <m:t>i</m:t>
+            </m:r>
+            <m:r>
+              <m:rPr>
+                <m:sty m:val="p"/>
+              </m:rPr>
+              <m:t>=</m:t>
+            </m:r>
+            <m:r>
+              <m:t>1</m:t>
+            </m:r>
+          </m:sub>
+          <m:sup>
+            <m:r>
+              <m:t>3</m:t>
+            </m:r>
+          </m:sup>
+          <m:e>
+            <m:sSub>
+              <m:e>
+                <m:r>
+                  <m:t>x</m:t>
+                </m:r>
+              </m:e>
+              <m:sub>
+                <m:r>
+                  <m:t>i</m:t>
+                </m:r>
+              </m:sub>
+            </m:sSub>
+          </m:e>
+        </m:nary>
+        <m:r>
+          <m:rPr>
+            <m:sty m:val="p"/>
+          </m:rPr>
+          <m:t>=</m:t>
+        </m:r>
+        <m:r>
+          <m:t>1</m:t>
+        </m:r>
+      </m:oMath>
+      <w:r>
+        <w:t xml:space="preserve"> </w:t>
+      </w:r>
+      <w:r>
+        <w:t xml:space="preserve">:</w:t>
+      </w:r>
+    </w:p>
+    <w:bookmarkStart w:id="241" w:name="fig:054"/>
+    <w:p>
+      <w:pPr>
+        <w:pStyle w:val="CaptionedFigure"/>
+      </w:pPr>
+      <w:r>
+        <w:drawing>
+          <wp:inline>
+            <wp:extent cx="1713700" cy="696990"/>
+            <wp:effectExtent b="0" l="0" r="0" t="0"/>
+            <wp:docPr descr="Рис. 54: Проверка выполнения условия" title="" id="239" name="Picture"/>
+            <a:graphic>
+              <a:graphicData uri="http://schemas.openxmlformats.org/drawingml/2006/picture">
+                <pic:pic>
+                  <pic:nvPicPr>
+                    <pic:cNvPr descr="../images/51.png" id="240" name="Picture"/>
+                    <pic:cNvPicPr>
+                      <a:picLocks noChangeArrowheads="1" noChangeAspect="1"/>
+                    </pic:cNvPicPr>
+                  </pic:nvPicPr>
+                  <pic:blipFill>
+                    <a:blip r:embed="rId238"/>
+                    <a:stretch>
+                      <a:fillRect/>
+                    </a:stretch>
+                  </pic:blipFill>
+                  <pic:spPr bwMode="auto">
+                    <a:xfrm>
+                      <a:off x="0" y="0"/>
+                      <a:ext cx="1713700" cy="696990"/>
+                    </a:xfrm>
+                    <a:prstGeom prst="rect">
+                      <a:avLst/>
+                    </a:prstGeom>
+                    <a:noFill/>
+                    <a:ln w="9525">
+                      <a:noFill/>
+                      <a:headEnd/>
+                      <a:tailEnd/>
+                    </a:ln>
+                  </pic:spPr>
+                </pic:pic>
+              </a:graphicData>
+            </a:graphic>
+          </wp:inline>
+        </w:drawing>
+      </w:r>
+    </w:p>
+    <w:p>
+      <w:pPr>
+        <w:pStyle w:val="ImageCaption"/>
+      </w:pPr>
+      <w:r>
+        <w:t xml:space="preserve">Рис. 54: Проверка выполнения условия</w:t>
+      </w:r>
+    </w:p>
+    <w:bookmarkEnd w:id="241"/>
+    <w:p>
+      <w:pPr>
+        <w:pStyle w:val="BodyText"/>
+      </w:pPr>
+      <w:r>
+        <w:t xml:space="preserve">Проверяем выполнение условия на уровень доходности от 2%:</w:t>
+      </w:r>
+    </w:p>
+    <w:bookmarkStart w:id="245" w:name="fig:055"/>
+    <w:p>
+      <w:pPr>
+        <w:pStyle w:val="CaptionedFigure"/>
+      </w:pPr>
+      <w:r>
+        <w:drawing>
+          <wp:inline>
+            <wp:extent cx="4034869" cy="805695"/>
+            <wp:effectExtent b="0" l="0" r="0" t="0"/>
+            <wp:docPr descr="Рис. 55: Проверка выполнения условия на уровень доходности от 2%" title="" id="243" name="Picture"/>
+            <a:graphic>
+              <a:graphicData uri="http://schemas.openxmlformats.org/drawingml/2006/picture">
+                <pic:pic>
+                  <pic:nvPicPr>
+                    <pic:cNvPr descr="../images/52.png" id="244" name="Picture"/>
+                    <pic:cNvPicPr>
+                      <a:picLocks noChangeArrowheads="1" noChangeAspect="1"/>
+                    </pic:cNvPicPr>
+                  </pic:nvPicPr>
+                  <pic:blipFill>
+                    <a:blip r:embed="rId242"/>
+                    <a:stretch>
+                      <a:fillRect/>
+                    </a:stretch>
+                  </pic:blipFill>
+                  <pic:spPr bwMode="auto">
+                    <a:xfrm>
+                      <a:off x="0" y="0"/>
+                      <a:ext cx="4034869" cy="805695"/>
+                    </a:xfrm>
+                    <a:prstGeom prst="rect">
+                      <a:avLst/>
+                    </a:prstGeom>
+                    <a:noFill/>
+                    <a:ln w="9525">
+                      <a:noFill/>
+                      <a:headEnd/>
+                      <a:tailEnd/>
+                    </a:ln>
+                  </pic:spPr>
+                </pic:pic>
+              </a:graphicData>
+            </a:graphic>
+          </wp:inline>
+        </w:drawing>
+      </w:r>
+    </w:p>
+    <w:p>
+      <w:pPr>
+        <w:pStyle w:val="ImageCaption"/>
+      </w:pPr>
+      <w:r>
+        <w:t xml:space="preserve">Рис. 55: Проверка выполнения условия на уровень доходности от 2%</w:t>
+      </w:r>
+    </w:p>
+    <w:bookmarkEnd w:id="245"/>
+    <w:p>
+      <w:pPr>
+        <w:pStyle w:val="BodyText"/>
+      </w:pPr>
+      <w:r>
+        <w:t xml:space="preserve">Переводим процентные значения компонент вектора инвестиций в фактические денежные единицы:</w:t>
+      </w:r>
+    </w:p>
+    <w:bookmarkStart w:id="249" w:name="fig:056"/>
+    <w:p>
+      <w:pPr>
+        <w:pStyle w:val="CaptionedFigure"/>
+      </w:pPr>
+      <w:r>
+        <w:drawing>
+          <wp:inline>
+            <wp:extent cx="1937504" cy="1080654"/>
+            <wp:effectExtent b="0" l="0" r="0" t="0"/>
+            <wp:docPr descr="Рис. 56: Перевод процентных значений компонент вектора инвестиций в фактические денежные единицы" title="" id="247" name="Picture"/>
+            <a:graphic>
+              <a:graphicData uri="http://schemas.openxmlformats.org/drawingml/2006/picture">
+                <pic:pic>
+                  <pic:nvPicPr>
+                    <pic:cNvPr descr="../images/53.png" id="248" name="Picture"/>
+                    <pic:cNvPicPr>
+                      <a:picLocks noChangeArrowheads="1" noChangeAspect="1"/>
+                    </pic:cNvPicPr>
+                  </pic:nvPicPr>
+                  <pic:blipFill>
+                    <a:blip r:embed="rId246"/>
+                    <a:stretch>
+                      <a:fillRect/>
+                    </a:stretch>
+                  </pic:blipFill>
+                  <pic:spPr bwMode="auto">
+                    <a:xfrm>
+                      <a:off x="0" y="0"/>
+                      <a:ext cx="1937504" cy="1080654"/>
+                    </a:xfrm>
+                    <a:prstGeom prst="rect">
+                      <a:avLst/>
+                    </a:prstGeom>
+                    <a:noFill/>
+                    <a:ln w="9525">
+                      <a:noFill/>
+                      <a:headEnd/>
+                      <a:tailEnd/>
+                    </a:ln>
+                  </pic:spPr>
+                </pic:pic>
+              </a:graphicData>
+            </a:graphic>
+          </wp:inline>
+        </w:drawing>
+      </w:r>
+    </w:p>
+    <w:p>
+      <w:pPr>
+        <w:pStyle w:val="ImageCaption"/>
+      </w:pPr>
+      <w:r>
+        <w:t xml:space="preserve">Рис. 56: Перевод процентных значений компонент вектора инвестиций в фактические денежные единицы</w:t>
+      </w:r>
+    </w:p>
+    <w:bookmarkEnd w:id="249"/>
+    <w:p>
+      <w:pPr>
+        <w:pStyle w:val="BodyText"/>
+      </w:pPr>
+      <w:r>
+        <w:t xml:space="preserve">В результате, получаем: надо инвестировать 67.9 ден. ед. в Microsoft, 122.3 ден. ед.</w:t>
+      </w:r>
+      <w:r>
+        <w:t xml:space="preserve"> </w:t>
+      </w:r>
+      <w:r>
+        <w:t xml:space="preserve">в Facebook, 809.7 ден. ед. в Apple.</w:t>
+      </w:r>
+    </w:p>
+    <w:bookmarkEnd w:id="250"/>
+    <w:bookmarkStart w:id="275" w:name="восстановление-изображения"/>
     <w:p>
       <w:pPr>
         <w:pStyle w:val="Heading2"/>
@@ -1446,7 +5115,7 @@
         <w:tab/>
       </w:r>
       <w:r>
-        <w:t xml:space="preserve">FileIO</w:t>
+        <w:t xml:space="preserve">Восстановление изображения</w:t>
       </w:r>
     </w:p>
     <w:p>
@@ -1454,57 +5123,417 @@
         <w:pStyle w:val="FirstParagraph"/>
       </w:pPr>
       <w:r>
-        <w:t xml:space="preserve">В Julia можно работать с так называемыми «сырыми» данными, используя пакет FileIO</w:t>
-      </w:r>
-    </w:p>
+        <w:t xml:space="preserve">Предположим есть изображение, на котором были изменены некоторые пиксели. Требуется восстановить неизвестные пиксели путём решения задачи оптимизации.</w:t>
+      </w:r>
+      <w:r>
+        <w:t xml:space="preserve"> </w:t>
+      </w:r>
+      <w:r>
+        <w:t xml:space="preserve">Будем использовать пакет Convex.jl и оптимизатор (решатель) SCS, пакет</w:t>
+      </w:r>
+      <w:r>
+        <w:t xml:space="preserve"> </w:t>
+      </w:r>
+      <w:r>
+        <w:t xml:space="preserve">ImageMagick.jl для работы с изображениями:</w:t>
+      </w:r>
+    </w:p>
+    <w:bookmarkStart w:id="254" w:name="fig:057"/>
+    <w:p>
+      <w:pPr>
+        <w:pStyle w:val="CaptionedFigure"/>
+      </w:pPr>
+      <w:r>
+        <w:drawing>
+          <wp:inline>
+            <wp:extent cx="3357062" cy="2935032"/>
+            <wp:effectExtent b="0" l="0" r="0" t="0"/>
+            <wp:docPr descr="Рис. 57: Подключение необходимых пакетов" title="" id="252" name="Picture"/>
+            <a:graphic>
+              <a:graphicData uri="http://schemas.openxmlformats.org/drawingml/2006/picture">
+                <pic:pic>
+                  <pic:nvPicPr>
+                    <pic:cNvPr descr="../images/54.png" id="253" name="Picture"/>
+                    <pic:cNvPicPr>
+                      <a:picLocks noChangeArrowheads="1" noChangeAspect="1"/>
+                    </pic:cNvPicPr>
+                  </pic:nvPicPr>
+                  <pic:blipFill>
+                    <a:blip r:embed="rId251"/>
+                    <a:stretch>
+                      <a:fillRect/>
+                    </a:stretch>
+                  </pic:blipFill>
+                  <pic:spPr bwMode="auto">
+                    <a:xfrm>
+                      <a:off x="0" y="0"/>
+                      <a:ext cx="3357062" cy="2935032"/>
+                    </a:xfrm>
+                    <a:prstGeom prst="rect">
+                      <a:avLst/>
+                    </a:prstGeom>
+                    <a:noFill/>
+                    <a:ln w="9525">
+                      <a:noFill/>
+                      <a:headEnd/>
+                      <a:tailEnd/>
+                    </a:ln>
+                  </pic:spPr>
+                </pic:pic>
+              </a:graphicData>
+            </a:graphic>
+          </wp:inline>
+        </w:drawing>
+      </w:r>
+    </w:p>
+    <w:p>
+      <w:pPr>
+        <w:pStyle w:val="ImageCaption"/>
+      </w:pPr>
+      <w:r>
+        <w:t xml:space="preserve">Рис. 57: Подключение необходимых пакетов</w:t>
+      </w:r>
+    </w:p>
+    <w:bookmarkEnd w:id="254"/>
     <w:p>
       <w:pPr>
         <w:pStyle w:val="BodyText"/>
       </w:pPr>
       <w:r>
-        <w:t xml:space="preserve">Попробуем посмотреть, как Julia работает с изображениями.</w:t>
-      </w:r>
-      <w:r>
-        <w:t xml:space="preserve"> </w:t>
-      </w:r>
-      <w:r>
-        <w:t xml:space="preserve">Подключим соответствующий пакет:</w:t>
-      </w:r>
-    </w:p>
+        <w:t xml:space="preserve">Загрузим изображение для последующей обработки:</w:t>
+      </w:r>
+    </w:p>
+    <w:bookmarkStart w:id="258" w:name="fig:058"/>
+    <w:p>
+      <w:pPr>
+        <w:pStyle w:val="CaptionedFigure"/>
+      </w:pPr>
+      <w:r>
+        <w:drawing>
+          <wp:inline>
+            <wp:extent cx="3305907" cy="3421006"/>
+            <wp:effectExtent b="0" l="0" r="0" t="0"/>
+            <wp:docPr descr="Рис. 58: Считывание исходного изображения" title="" id="256" name="Picture"/>
+            <a:graphic>
+              <a:graphicData uri="http://schemas.openxmlformats.org/drawingml/2006/picture">
+                <pic:pic>
+                  <pic:nvPicPr>
+                    <pic:cNvPr descr="../images/55.png" id="257" name="Picture"/>
+                    <pic:cNvPicPr>
+                      <a:picLocks noChangeArrowheads="1" noChangeAspect="1"/>
+                    </pic:cNvPicPr>
+                  </pic:nvPicPr>
+                  <pic:blipFill>
+                    <a:blip r:embed="rId255"/>
+                    <a:stretch>
+                      <a:fillRect/>
+                    </a:stretch>
+                  </pic:blipFill>
+                  <pic:spPr bwMode="auto">
+                    <a:xfrm>
+                      <a:off x="0" y="0"/>
+                      <a:ext cx="3305907" cy="3421006"/>
+                    </a:xfrm>
+                    <a:prstGeom prst="rect">
+                      <a:avLst/>
+                    </a:prstGeom>
+                    <a:noFill/>
+                    <a:ln w="9525">
+                      <a:noFill/>
+                      <a:headEnd/>
+                      <a:tailEnd/>
+                    </a:ln>
+                  </pic:spPr>
+                </pic:pic>
+              </a:graphicData>
+            </a:graphic>
+          </wp:inline>
+        </w:drawing>
+      </w:r>
+    </w:p>
+    <w:p>
+      <w:pPr>
+        <w:pStyle w:val="ImageCaption"/>
+      </w:pPr>
+      <w:r>
+        <w:t xml:space="preserve">Рис. 58: Считывание исходного изображения</w:t>
+      </w:r>
+    </w:p>
+    <w:bookmarkEnd w:id="258"/>
     <w:p>
       <w:pPr>
         <w:pStyle w:val="BodyText"/>
       </w:pPr>
       <w:r>
-        <w:t xml:space="preserve">![](../images/23.png){#fig:023}</w:t>
-      </w:r>
-    </w:p>
+        <w:t xml:space="preserve">Преобразуем изображение в оттенки серого и испортим некоторые пиксели:</w:t>
+      </w:r>
+    </w:p>
+    <w:bookmarkStart w:id="262" w:name="fig:059"/>
+    <w:p>
+      <w:pPr>
+        <w:pStyle w:val="CaptionedFigure"/>
+      </w:pPr>
+      <w:r>
+        <w:drawing>
+          <wp:inline>
+            <wp:extent cx="3593655" cy="4015686"/>
+            <wp:effectExtent b="0" l="0" r="0" t="0"/>
+            <wp:docPr descr="Рис. 59: Преобразование изображения в оттенки серого и порча пикселей" title="" id="260" name="Picture"/>
+            <a:graphic>
+              <a:graphicData uri="http://schemas.openxmlformats.org/drawingml/2006/picture">
+                <pic:pic>
+                  <pic:nvPicPr>
+                    <pic:cNvPr descr="../images/56.png" id="261" name="Picture"/>
+                    <pic:cNvPicPr>
+                      <a:picLocks noChangeArrowheads="1" noChangeAspect="1"/>
+                    </pic:cNvPicPr>
+                  </pic:nvPicPr>
+                  <pic:blipFill>
+                    <a:blip r:embed="rId259"/>
+                    <a:stretch>
+                      <a:fillRect/>
+                    </a:stretch>
+                  </pic:blipFill>
+                  <pic:spPr bwMode="auto">
+                    <a:xfrm>
+                      <a:off x="0" y="0"/>
+                      <a:ext cx="3593655" cy="4015686"/>
+                    </a:xfrm>
+                    <a:prstGeom prst="rect">
+                      <a:avLst/>
+                    </a:prstGeom>
+                    <a:noFill/>
+                    <a:ln w="9525">
+                      <a:noFill/>
+                      <a:headEnd/>
+                      <a:tailEnd/>
+                    </a:ln>
+                  </pic:spPr>
+                </pic:pic>
+              </a:graphicData>
+            </a:graphic>
+          </wp:inline>
+        </w:drawing>
+      </w:r>
+    </w:p>
+    <w:p>
+      <w:pPr>
+        <w:pStyle w:val="ImageCaption"/>
+      </w:pPr>
+      <w:r>
+        <w:t xml:space="preserve">Рис. 59: Преобразование изображения в оттенки серого и порча пикселей</w:t>
+      </w:r>
+    </w:p>
+    <w:bookmarkEnd w:id="262"/>
     <w:p>
       <w:pPr>
         <w:pStyle w:val="BodyText"/>
       </w:pPr>
       <w:r>
-        <w:t xml:space="preserve">Загрузим изображение (в данном случае логотип Julia):</w:t>
-      </w:r>
-    </w:p>
+        <w:t xml:space="preserve">Формируем матрицу со значениями цветов:</w:t>
+      </w:r>
+    </w:p>
+    <w:bookmarkStart w:id="266" w:name="fig:060"/>
+    <w:p>
+      <w:pPr>
+        <w:pStyle w:val="CaptionedFigure"/>
+      </w:pPr>
+      <w:r>
+        <w:drawing>
+          <wp:inline>
+            <wp:extent cx="5334000" cy="4670161"/>
+            <wp:effectExtent b="0" l="0" r="0" t="0"/>
+            <wp:docPr descr="Рис. 60: Матрица цветов" title="" id="264" name="Picture"/>
+            <a:graphic>
+              <a:graphicData uri="http://schemas.openxmlformats.org/drawingml/2006/picture">
+                <pic:pic>
+                  <pic:nvPicPr>
+                    <pic:cNvPr descr="../images/57.png" id="265" name="Picture"/>
+                    <pic:cNvPicPr>
+                      <a:picLocks noChangeArrowheads="1" noChangeAspect="1"/>
+                    </pic:cNvPicPr>
+                  </pic:nvPicPr>
+                  <pic:blipFill>
+                    <a:blip r:embed="rId263"/>
+                    <a:stretch>
+                      <a:fillRect/>
+                    </a:stretch>
+                  </pic:blipFill>
+                  <pic:spPr bwMode="auto">
+                    <a:xfrm>
+                      <a:off x="0" y="0"/>
+                      <a:ext cx="5334000" cy="4670161"/>
+                    </a:xfrm>
+                    <a:prstGeom prst="rect">
+                      <a:avLst/>
+                    </a:prstGeom>
+                    <a:noFill/>
+                    <a:ln w="9525">
+                      <a:noFill/>
+                      <a:headEnd/>
+                      <a:tailEnd/>
+                    </a:ln>
+                  </pic:spPr>
+                </pic:pic>
+              </a:graphicData>
+            </a:graphic>
+          </wp:inline>
+        </w:drawing>
+      </w:r>
+    </w:p>
+    <w:p>
+      <w:pPr>
+        <w:pStyle w:val="ImageCaption"/>
+      </w:pPr>
+      <w:r>
+        <w:t xml:space="preserve">Рис. 60: Матрица цветов</w:t>
+      </w:r>
+    </w:p>
+    <w:bookmarkEnd w:id="266"/>
     <w:p>
       <w:pPr>
         <w:pStyle w:val="BodyText"/>
       </w:pPr>
       <w:r>
-        <w:t xml:space="preserve">Julia хранит изображение в виде множества цветов:</w:t>
-      </w:r>
-    </w:p>
+        <w:t xml:space="preserve">Далее необходимо сформировать новую матрицу 𝑋, в которой минимизируется норма</w:t>
+      </w:r>
+      <w:r>
+        <w:t xml:space="preserve"> </w:t>
+      </w:r>
+      <w:r>
+        <w:t xml:space="preserve">ядра матрицы (т.е. сумма сингулярных чисел элементов матрицы) так, что элементы,</w:t>
+      </w:r>
+      <w:r>
+        <w:t xml:space="preserve"> </w:t>
+      </w:r>
+      <w:r>
+        <w:t xml:space="preserve">которые уже известны в матрице 𝑌, остаются теми же самыми в матрице 𝑋:</w:t>
+      </w:r>
+    </w:p>
+    <w:bookmarkStart w:id="270" w:name="fig:061"/>
+    <w:p>
+      <w:pPr>
+        <w:pStyle w:val="CaptionedFigure"/>
+      </w:pPr>
+      <w:r>
+        <w:drawing>
+          <wp:inline>
+            <wp:extent cx="5089946" cy="2570551"/>
+            <wp:effectExtent b="0" l="0" r="0" t="0"/>
+            <wp:docPr descr="Рис. 61: Формирование матрицы с минимизированием нормы ядра матрицы" title="" id="268" name="Picture"/>
+            <a:graphic>
+              <a:graphicData uri="http://schemas.openxmlformats.org/drawingml/2006/picture">
+                <pic:pic>
+                  <pic:nvPicPr>
+                    <pic:cNvPr descr="../images/58.png" id="269" name="Picture"/>
+                    <pic:cNvPicPr>
+                      <a:picLocks noChangeArrowheads="1" noChangeAspect="1"/>
+                    </pic:cNvPicPr>
+                  </pic:nvPicPr>
+                  <pic:blipFill>
+                    <a:blip r:embed="rId267"/>
+                    <a:stretch>
+                      <a:fillRect/>
+                    </a:stretch>
+                  </pic:blipFill>
+                  <pic:spPr bwMode="auto">
+                    <a:xfrm>
+                      <a:off x="0" y="0"/>
+                      <a:ext cx="5089946" cy="2570551"/>
+                    </a:xfrm>
+                    <a:prstGeom prst="rect">
+                      <a:avLst/>
+                    </a:prstGeom>
+                    <a:noFill/>
+                    <a:ln w="9525">
+                      <a:noFill/>
+                      <a:headEnd/>
+                      <a:tailEnd/>
+                    </a:ln>
+                  </pic:spPr>
+                </pic:pic>
+              </a:graphicData>
+            </a:graphic>
+          </wp:inline>
+        </w:drawing>
+      </w:r>
+    </w:p>
+    <w:p>
+      <w:pPr>
+        <w:pStyle w:val="ImageCaption"/>
+      </w:pPr>
+      <w:r>
+        <w:t xml:space="preserve">Рис. 61: Формирование матрицы с минимизированием нормы ядра матрицы</w:t>
+      </w:r>
+    </w:p>
+    <w:bookmarkEnd w:id="270"/>
     <w:p>
       <w:pPr>
         <w:pStyle w:val="BodyText"/>
       </w:pPr>
       <w:r>
-        <w:t xml:space="preserve">![](../images/24.png){#fig:024}</w:t>
-      </w:r>
-    </w:p>
-    <w:bookmarkEnd w:id="37"/>
-    <w:bookmarkStart w:id="38" w:name="X31414573a20bcce67c6685f32924d2d9c4d5d98"/>
+        <w:t xml:space="preserve">Решаем поставленную задачу:</w:t>
+      </w:r>
+    </w:p>
+    <w:bookmarkStart w:id="274" w:name="fig:062"/>
+    <w:p>
+      <w:pPr>
+        <w:pStyle w:val="CaptionedFigure"/>
+      </w:pPr>
+      <w:r>
+        <w:drawing>
+          <wp:inline>
+            <wp:extent cx="5334000" cy="2185136"/>
+            <wp:effectExtent b="0" l="0" r="0" t="0"/>
+            <wp:docPr descr="Рис. 62: Находим решение" title="" id="272" name="Picture"/>
+            <a:graphic>
+              <a:graphicData uri="http://schemas.openxmlformats.org/drawingml/2006/picture">
+                <pic:pic>
+                  <pic:nvPicPr>
+                    <pic:cNvPr descr="../images/59.png" id="273" name="Picture"/>
+                    <pic:cNvPicPr>
+                      <a:picLocks noChangeArrowheads="1" noChangeAspect="1"/>
+                    </pic:cNvPicPr>
+                  </pic:nvPicPr>
+                  <pic:blipFill>
+                    <a:blip r:embed="rId271"/>
+                    <a:stretch>
+                      <a:fillRect/>
+                    </a:stretch>
+                  </pic:blipFill>
+                  <pic:spPr bwMode="auto">
+                    <a:xfrm>
+                      <a:off x="0" y="0"/>
+                      <a:ext cx="5334000" cy="2185136"/>
+                    </a:xfrm>
+                    <a:prstGeom prst="rect">
+                      <a:avLst/>
+                    </a:prstGeom>
+                    <a:noFill/>
+                    <a:ln w="9525">
+                      <a:noFill/>
+                      <a:headEnd/>
+                      <a:tailEnd/>
+                    </a:ln>
+                  </pic:spPr>
+                </pic:pic>
+              </a:graphicData>
+            </a:graphic>
+          </wp:inline>
+        </w:drawing>
+      </w:r>
+    </w:p>
+    <w:p>
+      <w:pPr>
+        <w:pStyle w:val="ImageCaption"/>
+      </w:pPr>
+      <w:r>
+        <w:t xml:space="preserve">Рис. 62: Находим решение</w:t>
+      </w:r>
+    </w:p>
+    <w:bookmarkEnd w:id="274"/>
+    <w:bookmarkEnd w:id="275"/>
+    <w:bookmarkStart w:id="292" w:name="задания-для-самостоятельного-выполнения"/>
     <w:p>
       <w:pPr>
         <w:pStyle w:val="Heading2"/>
@@ -1519,182 +5548,240 @@
         <w:tab/>
       </w:r>
       <w:r>
-        <w:t xml:space="preserve">Обработка данных: стандартные алгоритмы машинного обучения в Julia</w:t>
-      </w:r>
-    </w:p>
-    <w:p>
-      <w:pPr>
-        <w:pStyle w:val="FirstParagraph"/>
-      </w:pPr>
-      <w:r>
-        <w:t xml:space="preserve">Кластеризация данных. Метод k-средних.</w:t>
-      </w:r>
-      <w:r>
-        <w:t xml:space="preserve"> </w:t>
-      </w:r>
-      <w:r>
-        <w:t xml:space="preserve">Задача кластеризации данных заключается в формировании однородной группы упорядоченных по какому-то признаку данных.</w:t>
-      </w:r>
-      <w:r>
-        <w:t xml:space="preserve"> </w:t>
-      </w:r>
-      <w:r>
-        <w:t xml:space="preserve">Метод k-средних позволяет минимизировать суммарное квадратичное отклонение</w:t>
-      </w:r>
-      <w:r>
-        <w:t xml:space="preserve"> </w:t>
-      </w:r>
-      <w:r>
-        <w:t xml:space="preserve">точек кластеров от центров этих кластеров.</w:t>
-      </w:r>
-    </w:p>
-    <w:p>
-      <w:pPr>
-        <w:pStyle w:val="BodyText"/>
-      </w:pPr>
-      <w:r>
-        <w:t xml:space="preserve">Рассмотрим задачу кластеризации данных на примере данных о недвижимости. Файл</w:t>
-      </w:r>
-      <w:r>
-        <w:t xml:space="preserve"> </w:t>
-      </w:r>
-      <w:r>
-        <w:t xml:space="preserve">с данными houses.csv содержит список транзакций с недвижимостью в районе Сакраменто, о которых было сообщено в течение определённого числа дней.</w:t>
-      </w:r>
-      <w:r>
-        <w:t xml:space="preserve"> </w:t>
-      </w:r>
-      <w:r>
-        <w:t xml:space="preserve">Сначала подключим необходимые для работы пакеты:</w:t>
-      </w:r>
-    </w:p>
-    <w:p>
-      <w:pPr>
-        <w:pStyle w:val="BodyText"/>
-      </w:pPr>
-      <w:r>
-        <w:t xml:space="preserve">![](../images/25.png){#fig:025}</w:t>
-      </w:r>
-    </w:p>
-    <w:p>
-      <w:pPr>
-        <w:pStyle w:val="BodyText"/>
-      </w:pPr>
-      <w:r>
-        <w:t xml:space="preserve">Затем загрузим данные:</w:t>
-      </w:r>
-    </w:p>
-    <w:p>
-      <w:pPr>
-        <w:pStyle w:val="BodyText"/>
-      </w:pPr>
-      <w:r>
-        <w:t xml:space="preserve">![](../images/26.png){#fig:026}</w:t>
-      </w:r>
-    </w:p>
-    <w:p>
-      <w:pPr>
-        <w:pStyle w:val="BodyText"/>
-      </w:pPr>
-      <w:r>
-        <w:t xml:space="preserve">Построим график цен на недвижимость в зависимости от площади:</w:t>
-      </w:r>
-    </w:p>
-    <w:p>
-      <w:pPr>
-        <w:pStyle w:val="BodyText"/>
-      </w:pPr>
-      <w:r>
-        <w:t xml:space="preserve">![](../images/27.png){#fig:027}</w:t>
-      </w:r>
-    </w:p>
-    <w:p>
-      <w:pPr>
-        <w:pStyle w:val="BodyText"/>
-      </w:pPr>
-      <w:r>
-        <w:t xml:space="preserve">Как видно из графика , имеются так называемые «артефакты», т.е. проявляются отсутствующие или невозможные сведения в исходных данных, например, цены на</w:t>
-      </w:r>
-      <w:r>
-        <w:t xml:space="preserve"> </w:t>
-      </w:r>
-      <w:r>
-        <w:t xml:space="preserve">недвижимость нулевой площади.</w:t>
-      </w:r>
-      <w:r>
-        <w:t xml:space="preserve"> </w:t>
-      </w:r>
-      <w:r>
-        <w:t xml:space="preserve">Для того чтобы избавиться от такого эффекта, можно отфильтровать и исключить такие</w:t>
-      </w:r>
-      <w:r>
-        <w:t xml:space="preserve"> </w:t>
-      </w:r>
-      <w:r>
-        <w:t xml:space="preserve">значения, получить более корректный график цен:</w:t>
-      </w:r>
-    </w:p>
-    <w:p>
-      <w:pPr>
-        <w:pStyle w:val="BodyText"/>
-      </w:pPr>
-      <w:r>
-        <w:t xml:space="preserve">![](../images/28.png){#fig:028}</w:t>
-      </w:r>
-    </w:p>
-    <w:p>
-      <w:pPr>
-        <w:pStyle w:val="BodyText"/>
-      </w:pPr>
-      <w:r>
-        <w:t xml:space="preserve">Используя для фильтрации значений функцию by пакета DataFrames и для вычисления</w:t>
-      </w:r>
-      <w:r>
-        <w:t xml:space="preserve"> </w:t>
-      </w:r>
-      <w:r>
-        <w:t xml:space="preserve">среднего значения функцию mean пакета Statistics, можно посмотреть среднюю цену</w:t>
-      </w:r>
-      <w:r>
-        <w:t xml:space="preserve"> </w:t>
-      </w:r>
-      <w:r>
-        <w:t xml:space="preserve">домов определённого типа:</w:t>
-      </w:r>
-    </w:p>
-    <w:p>
-      <w:pPr>
-        <w:pStyle w:val="BodyText"/>
-      </w:pPr>
-      <w:r>
-        <w:t xml:space="preserve">![](../images/29.png){#fig:029}</w:t>
-      </w:r>
-    </w:p>
-    <w:p>
-      <w:pPr>
-        <w:pStyle w:val="BodyText"/>
-      </w:pPr>
-      <w:r>
-        <w:t xml:space="preserve">Отфильтровав таким образом данные, можно приступить к формированию кластеров.</w:t>
-      </w:r>
-      <w:r>
-        <w:t xml:space="preserve"> </w:t>
-      </w:r>
-      <w:r>
-        <w:t xml:space="preserve">Сначала подключаем необходимые пакеты и формируем данные в нужном виде:</w:t>
-      </w:r>
-    </w:p>
-    <w:p>
-      <w:pPr>
-        <w:pStyle w:val="BodyText"/>
-      </w:pPr>
-      <w:r>
-        <w:t xml:space="preserve">![](../images/30.png){#fig:030}</w:t>
-      </w:r>
-    </w:p>
-    <w:bookmarkEnd w:id="38"/>
-    <w:bookmarkEnd w:id="39"/>
-    <w:bookmarkStart w:id="40" w:name="выводы"/>
+        <w:t xml:space="preserve">Задания для самостоятельного выполнения</w:t>
+      </w:r>
+    </w:p>
+    <w:bookmarkStart w:id="279" w:name="fig:063"/>
+    <w:p>
+      <w:pPr>
+        <w:pStyle w:val="CaptionedFigure"/>
+      </w:pPr>
+      <w:r>
+        <w:drawing>
+          <wp:inline>
+            <wp:extent cx="5281779" cy="5026002"/>
+            <wp:effectExtent b="0" l="0" r="0" t="0"/>
+            <wp:docPr descr="Рис. 63: Задание №1" title="" id="277" name="Picture"/>
+            <a:graphic>
+              <a:graphicData uri="http://schemas.openxmlformats.org/drawingml/2006/picture">
+                <pic:pic>
+                  <pic:nvPicPr>
+                    <pic:cNvPr descr="../images/60.png" id="278" name="Picture"/>
+                    <pic:cNvPicPr>
+                      <a:picLocks noChangeArrowheads="1" noChangeAspect="1"/>
+                    </pic:cNvPicPr>
+                  </pic:nvPicPr>
+                  <pic:blipFill>
+                    <a:blip r:embed="rId276"/>
+                    <a:stretch>
+                      <a:fillRect/>
+                    </a:stretch>
+                  </pic:blipFill>
+                  <pic:spPr bwMode="auto">
+                    <a:xfrm>
+                      <a:off x="0" y="0"/>
+                      <a:ext cx="5281779" cy="5026002"/>
+                    </a:xfrm>
+                    <a:prstGeom prst="rect">
+                      <a:avLst/>
+                    </a:prstGeom>
+                    <a:noFill/>
+                    <a:ln w="9525">
+                      <a:noFill/>
+                      <a:headEnd/>
+                      <a:tailEnd/>
+                    </a:ln>
+                  </pic:spPr>
+                </pic:pic>
+              </a:graphicData>
+            </a:graphic>
+          </wp:inline>
+        </w:drawing>
+      </w:r>
+    </w:p>
+    <w:p>
+      <w:pPr>
+        <w:pStyle w:val="ImageCaption"/>
+      </w:pPr>
+      <w:r>
+        <w:t xml:space="preserve">Рис. 63: Задание №1</w:t>
+      </w:r>
+    </w:p>
+    <w:bookmarkEnd w:id="279"/>
+    <w:bookmarkStart w:id="283" w:name="fig:064"/>
+    <w:p>
+      <w:pPr>
+        <w:pStyle w:val="CaptionedFigure"/>
+      </w:pPr>
+      <w:r>
+        <w:drawing>
+          <wp:inline>
+            <wp:extent cx="5185862" cy="4066841"/>
+            <wp:effectExtent b="0" l="0" r="0" t="0"/>
+            <wp:docPr descr="Рис. 64: Задание №2" title="" id="281" name="Picture"/>
+            <a:graphic>
+              <a:graphicData uri="http://schemas.openxmlformats.org/drawingml/2006/picture">
+                <pic:pic>
+                  <pic:nvPicPr>
+                    <pic:cNvPr descr="../images/61.png" id="282" name="Picture"/>
+                    <pic:cNvPicPr>
+                      <a:picLocks noChangeArrowheads="1" noChangeAspect="1"/>
+                    </pic:cNvPicPr>
+                  </pic:nvPicPr>
+                  <pic:blipFill>
+                    <a:blip r:embed="rId280"/>
+                    <a:stretch>
+                      <a:fillRect/>
+                    </a:stretch>
+                  </pic:blipFill>
+                  <pic:spPr bwMode="auto">
+                    <a:xfrm>
+                      <a:off x="0" y="0"/>
+                      <a:ext cx="5185862" cy="4066841"/>
+                    </a:xfrm>
+                    <a:prstGeom prst="rect">
+                      <a:avLst/>
+                    </a:prstGeom>
+                    <a:noFill/>
+                    <a:ln w="9525">
+                      <a:noFill/>
+                      <a:headEnd/>
+                      <a:tailEnd/>
+                    </a:ln>
+                  </pic:spPr>
+                </pic:pic>
+              </a:graphicData>
+            </a:graphic>
+          </wp:inline>
+        </w:drawing>
+      </w:r>
+    </w:p>
+    <w:p>
+      <w:pPr>
+        <w:pStyle w:val="ImageCaption"/>
+      </w:pPr>
+      <w:r>
+        <w:t xml:space="preserve">Рис. 64: Задание №2</w:t>
+      </w:r>
+    </w:p>
+    <w:bookmarkEnd w:id="283"/>
+    <w:bookmarkStart w:id="287" w:name="fig:065"/>
+    <w:p>
+      <w:pPr>
+        <w:pStyle w:val="CaptionedFigure"/>
+      </w:pPr>
+      <w:r>
+        <w:drawing>
+          <wp:inline>
+            <wp:extent cx="5334000" cy="3488436"/>
+            <wp:effectExtent b="0" l="0" r="0" t="0"/>
+            <wp:docPr descr="Рис. 65: Задание №3" title="" id="285" name="Picture"/>
+            <a:graphic>
+              <a:graphicData uri="http://schemas.openxmlformats.org/drawingml/2006/picture">
+                <pic:pic>
+                  <pic:nvPicPr>
+                    <pic:cNvPr descr="../images/62.png" id="286" name="Picture"/>
+                    <pic:cNvPicPr>
+                      <a:picLocks noChangeArrowheads="1" noChangeAspect="1"/>
+                    </pic:cNvPicPr>
+                  </pic:nvPicPr>
+                  <pic:blipFill>
+                    <a:blip r:embed="rId284"/>
+                    <a:stretch>
+                      <a:fillRect/>
+                    </a:stretch>
+                  </pic:blipFill>
+                  <pic:spPr bwMode="auto">
+                    <a:xfrm>
+                      <a:off x="0" y="0"/>
+                      <a:ext cx="5334000" cy="3488436"/>
+                    </a:xfrm>
+                    <a:prstGeom prst="rect">
+                      <a:avLst/>
+                    </a:prstGeom>
+                    <a:noFill/>
+                    <a:ln w="9525">
+                      <a:noFill/>
+                      <a:headEnd/>
+                      <a:tailEnd/>
+                    </a:ln>
+                  </pic:spPr>
+                </pic:pic>
+              </a:graphicData>
+            </a:graphic>
+          </wp:inline>
+        </w:drawing>
+      </w:r>
+    </w:p>
+    <w:p>
+      <w:pPr>
+        <w:pStyle w:val="ImageCaption"/>
+      </w:pPr>
+      <w:r>
+        <w:t xml:space="preserve">Рис. 65: Задание №3</w:t>
+      </w:r>
+    </w:p>
+    <w:bookmarkEnd w:id="287"/>
+    <w:bookmarkStart w:id="291" w:name="fig:066"/>
+    <w:p>
+      <w:pPr>
+        <w:pStyle w:val="CaptionedFigure"/>
+      </w:pPr>
+      <w:r>
+        <w:drawing>
+          <wp:inline>
+            <wp:extent cx="5334000" cy="287838"/>
+            <wp:effectExtent b="0" l="0" r="0" t="0"/>
+            <wp:docPr descr="Рис. 66: Задание №3" title="" id="289" name="Picture"/>
+            <a:graphic>
+              <a:graphicData uri="http://schemas.openxmlformats.org/drawingml/2006/picture">
+                <pic:pic>
+                  <pic:nvPicPr>
+                    <pic:cNvPr descr="../images/63.png" id="290" name="Picture"/>
+                    <pic:cNvPicPr>
+                      <a:picLocks noChangeArrowheads="1" noChangeAspect="1"/>
+                    </pic:cNvPicPr>
+                  </pic:nvPicPr>
+                  <pic:blipFill>
+                    <a:blip r:embed="rId288"/>
+                    <a:stretch>
+                      <a:fillRect/>
+                    </a:stretch>
+                  </pic:blipFill>
+                  <pic:spPr bwMode="auto">
+                    <a:xfrm>
+                      <a:off x="0" y="0"/>
+                      <a:ext cx="5334000" cy="287838"/>
+                    </a:xfrm>
+                    <a:prstGeom prst="rect">
+                      <a:avLst/>
+                    </a:prstGeom>
+                    <a:noFill/>
+                    <a:ln w="9525">
+                      <a:noFill/>
+                      <a:headEnd/>
+                      <a:tailEnd/>
+                    </a:ln>
+                  </pic:spPr>
+                </pic:pic>
+              </a:graphicData>
+            </a:graphic>
+          </wp:inline>
+        </w:drawing>
+      </w:r>
+    </w:p>
+    <w:p>
+      <w:pPr>
+        <w:pStyle w:val="ImageCaption"/>
+      </w:pPr>
+      <w:r>
+        <w:t xml:space="preserve">Рис. 66: Задание №3</w:t>
+      </w:r>
+    </w:p>
+    <w:bookmarkEnd w:id="291"/>
+    <w:bookmarkEnd w:id="292"/>
+    <w:bookmarkEnd w:id="293"/>
+    <w:bookmarkStart w:id="294" w:name="выводы"/>
     <w:p>
       <w:pPr>
         <w:pStyle w:val="Heading1"/>
@@ -1717,10 +5804,10 @@
         <w:pStyle w:val="FirstParagraph"/>
       </w:pPr>
       <w:r>
-        <w:t xml:space="preserve">В результате выполнения лабораторной работы, я изучил специализированные пакеты Julia для обработки данных.</w:t>
-      </w:r>
-    </w:p>
-    <w:bookmarkEnd w:id="40"/>
+        <w:t xml:space="preserve">В результате выполнения лабораторной работы, я освоил пакеты Julia для решения задач оптимизации.</w:t>
+      </w:r>
+    </w:p>
+    <w:bookmarkEnd w:id="294"/>
     <w:sectPr/>
   </w:body>
 </w:document>
@@ -1827,117 +5914,353 @@
       </w:pPr>
     </w:lvl>
   </w:abstractNum>
-  <w:abstractNum w:abstractNumId="991">
-    <w:nsid w:val="0000A991"/>
+  <w:abstractNum w:abstractNumId="99411">
+    <w:nsid w:val="00A99411"/>
     <w:multiLevelType w:val="multilevel"/>
     <w:lvl w:ilvl="0">
-      <w:numFmt w:val="bullet"/>
-      <w:lvlText w:val=""/>
+      <w:start w:val="1"/>
+      <w:numFmt w:val="decimal"/>
+      <w:lvlText w:val="%1."/>
       <w:lvlJc w:val="left"/>
       <w:pPr>
         <w:ind w:left="720" w:hanging="360"/>
       </w:pPr>
-      <w:rPr>
-        <w:rFonts w:ascii="Symbol" w:hAnsi="Symbol" w:cs="Symbol" w:hint="default"/>
-      </w:rPr>
     </w:lvl>
     <w:lvl w:ilvl="1">
-      <w:numFmt w:val="bullet"/>
-      <w:lvlText w:val="o"/>
+      <w:start w:val="1"/>
+      <w:numFmt w:val="decimal"/>
+      <w:lvlText w:val="%2."/>
       <w:lvlJc w:val="left"/>
       <w:pPr>
         <w:ind w:left="1440" w:hanging="360"/>
       </w:pPr>
-      <w:rPr>
-        <w:rFonts w:ascii="Courier New" w:hAnsi="Courier New" w:cs="Courier New" w:hint="default"/>
-      </w:rPr>
     </w:lvl>
     <w:lvl w:ilvl="2">
-      <w:numFmt w:val="bullet"/>
-      <w:lvlText w:val=""/>
+      <w:start w:val="1"/>
+      <w:numFmt w:val="decimal"/>
+      <w:lvlText w:val="%3."/>
       <w:lvlJc w:val="left"/>
       <w:pPr>
         <w:ind w:left="2160" w:hanging="360"/>
       </w:pPr>
-      <w:rPr>
-        <w:rFonts w:ascii="Wingdings" w:hAnsi="Wingdings" w:cs="Wingdings" w:hint="default"/>
-      </w:rPr>
     </w:lvl>
     <w:lvl w:ilvl="3">
-      <w:numFmt w:val="bullet"/>
-      <w:lvlText w:val=""/>
+      <w:start w:val="1"/>
+      <w:numFmt w:val="decimal"/>
+      <w:lvlText w:val="%4."/>
       <w:lvlJc w:val="left"/>
       <w:pPr>
         <w:ind w:left="2880" w:hanging="360"/>
       </w:pPr>
-      <w:rPr>
-        <w:rFonts w:ascii="Symbol" w:hAnsi="Symbol" w:cs="Symbol" w:hint="default"/>
-      </w:rPr>
     </w:lvl>
     <w:lvl w:ilvl="4">
-      <w:numFmt w:val="bullet"/>
-      <w:lvlText w:val="o"/>
+      <w:start w:val="1"/>
+      <w:numFmt w:val="decimal"/>
+      <w:lvlText w:val="%5."/>
       <w:lvlJc w:val="left"/>
       <w:pPr>
         <w:ind w:left="3600" w:hanging="360"/>
       </w:pPr>
-      <w:rPr>
-        <w:rFonts w:ascii="Courier New" w:hAnsi="Courier New" w:cs="Courier New" w:hint="default"/>
-      </w:rPr>
     </w:lvl>
     <w:lvl w:ilvl="5">
-      <w:numFmt w:val="bullet"/>
-      <w:lvlText w:val=""/>
+      <w:start w:val="1"/>
+      <w:numFmt w:val="decimal"/>
+      <w:lvlText w:val="%6."/>
       <w:lvlJc w:val="left"/>
       <w:pPr>
         <w:ind w:left="4320" w:hanging="360"/>
       </w:pPr>
-      <w:rPr>
-        <w:rFonts w:ascii="Wingdings" w:hAnsi="Wingdings" w:cs="Wingdings" w:hint="default"/>
-      </w:rPr>
     </w:lvl>
     <w:lvl w:ilvl="6">
-      <w:numFmt w:val="bullet"/>
-      <w:lvlText w:val=""/>
+      <w:start w:val="1"/>
+      <w:numFmt w:val="decimal"/>
+      <w:lvlText w:val="%7."/>
       <w:lvlJc w:val="left"/>
       <w:pPr>
         <w:ind w:left="5040" w:hanging="360"/>
       </w:pPr>
-      <w:rPr>
-        <w:rFonts w:ascii="Symbol" w:hAnsi="Symbol" w:cs="Symbol" w:hint="default"/>
-      </w:rPr>
     </w:lvl>
     <w:lvl w:ilvl="7">
-      <w:numFmt w:val="bullet"/>
-      <w:lvlText w:val="o"/>
+      <w:start w:val="1"/>
+      <w:numFmt w:val="decimal"/>
+      <w:lvlText w:val="%8."/>
       <w:lvlJc w:val="left"/>
       <w:pPr>
         <w:ind w:left="5760" w:hanging="360"/>
       </w:pPr>
-      <w:rPr>
-        <w:rFonts w:ascii="Courier New" w:hAnsi="Courier New" w:cs="Courier New" w:hint="default"/>
-      </w:rPr>
     </w:lvl>
     <w:lvl w:ilvl="8">
-      <w:numFmt w:val="bullet"/>
-      <w:lvlText w:val=""/>
+      <w:start w:val="1"/>
+      <w:numFmt w:val="decimal"/>
+      <w:lvlText w:val="%9."/>
       <w:lvlJc w:val="left"/>
       <w:pPr>
         <w:ind w:left="6480" w:hanging="360"/>
       </w:pPr>
-      <w:rPr>
-        <w:rFonts w:ascii="Wingdings" w:hAnsi="Wingdings" w:cs="Wingdings" w:hint="default"/>
-      </w:rPr>
+    </w:lvl>
+  </w:abstractNum>
+  <w:abstractNum w:abstractNumId="99412">
+    <w:nsid w:val="00A99412"/>
+    <w:multiLevelType w:val="multilevel"/>
+    <w:lvl w:ilvl="0">
+      <w:start w:val="2"/>
+      <w:numFmt w:val="decimal"/>
+      <w:lvlText w:val="%1."/>
+      <w:lvlJc w:val="left"/>
+      <w:pPr>
+        <w:ind w:left="720" w:hanging="360"/>
+      </w:pPr>
+    </w:lvl>
+    <w:lvl w:ilvl="1">
+      <w:start w:val="2"/>
+      <w:numFmt w:val="decimal"/>
+      <w:lvlText w:val="%2."/>
+      <w:lvlJc w:val="left"/>
+      <w:pPr>
+        <w:ind w:left="1440" w:hanging="360"/>
+      </w:pPr>
+    </w:lvl>
+    <w:lvl w:ilvl="2">
+      <w:start w:val="2"/>
+      <w:numFmt w:val="decimal"/>
+      <w:lvlText w:val="%3."/>
+      <w:lvlJc w:val="left"/>
+      <w:pPr>
+        <w:ind w:left="2160" w:hanging="360"/>
+      </w:pPr>
+    </w:lvl>
+    <w:lvl w:ilvl="3">
+      <w:start w:val="2"/>
+      <w:numFmt w:val="decimal"/>
+      <w:lvlText w:val="%4."/>
+      <w:lvlJc w:val="left"/>
+      <w:pPr>
+        <w:ind w:left="2880" w:hanging="360"/>
+      </w:pPr>
+    </w:lvl>
+    <w:lvl w:ilvl="4">
+      <w:start w:val="2"/>
+      <w:numFmt w:val="decimal"/>
+      <w:lvlText w:val="%5."/>
+      <w:lvlJc w:val="left"/>
+      <w:pPr>
+        <w:ind w:left="3600" w:hanging="360"/>
+      </w:pPr>
+    </w:lvl>
+    <w:lvl w:ilvl="5">
+      <w:start w:val="2"/>
+      <w:numFmt w:val="decimal"/>
+      <w:lvlText w:val="%6."/>
+      <w:lvlJc w:val="left"/>
+      <w:pPr>
+        <w:ind w:left="4320" w:hanging="360"/>
+      </w:pPr>
+    </w:lvl>
+    <w:lvl w:ilvl="6">
+      <w:start w:val="2"/>
+      <w:numFmt w:val="decimal"/>
+      <w:lvlText w:val="%7."/>
+      <w:lvlJc w:val="left"/>
+      <w:pPr>
+        <w:ind w:left="5040" w:hanging="360"/>
+      </w:pPr>
+    </w:lvl>
+    <w:lvl w:ilvl="7">
+      <w:start w:val="2"/>
+      <w:numFmt w:val="decimal"/>
+      <w:lvlText w:val="%8."/>
+      <w:lvlJc w:val="left"/>
+      <w:pPr>
+        <w:ind w:left="5760" w:hanging="360"/>
+      </w:pPr>
+    </w:lvl>
+    <w:lvl w:ilvl="8">
+      <w:start w:val="2"/>
+      <w:numFmt w:val="decimal"/>
+      <w:lvlText w:val="%9."/>
+      <w:lvlJc w:val="left"/>
+      <w:pPr>
+        <w:ind w:left="6480" w:hanging="360"/>
+      </w:pPr>
+    </w:lvl>
+  </w:abstractNum>
+  <w:abstractNum w:abstractNumId="99413">
+    <w:nsid w:val="00A99413"/>
+    <w:multiLevelType w:val="multilevel"/>
+    <w:lvl w:ilvl="0">
+      <w:start w:val="3"/>
+      <w:numFmt w:val="decimal"/>
+      <w:lvlText w:val="%1."/>
+      <w:lvlJc w:val="left"/>
+      <w:pPr>
+        <w:ind w:left="720" w:hanging="360"/>
+      </w:pPr>
+    </w:lvl>
+    <w:lvl w:ilvl="1">
+      <w:start w:val="3"/>
+      <w:numFmt w:val="decimal"/>
+      <w:lvlText w:val="%2."/>
+      <w:lvlJc w:val="left"/>
+      <w:pPr>
+        <w:ind w:left="1440" w:hanging="360"/>
+      </w:pPr>
+    </w:lvl>
+    <w:lvl w:ilvl="2">
+      <w:start w:val="3"/>
+      <w:numFmt w:val="decimal"/>
+      <w:lvlText w:val="%3."/>
+      <w:lvlJc w:val="left"/>
+      <w:pPr>
+        <w:ind w:left="2160" w:hanging="360"/>
+      </w:pPr>
+    </w:lvl>
+    <w:lvl w:ilvl="3">
+      <w:start w:val="3"/>
+      <w:numFmt w:val="decimal"/>
+      <w:lvlText w:val="%4."/>
+      <w:lvlJc w:val="left"/>
+      <w:pPr>
+        <w:ind w:left="2880" w:hanging="360"/>
+      </w:pPr>
+    </w:lvl>
+    <w:lvl w:ilvl="4">
+      <w:start w:val="3"/>
+      <w:numFmt w:val="decimal"/>
+      <w:lvlText w:val="%5."/>
+      <w:lvlJc w:val="left"/>
+      <w:pPr>
+        <w:ind w:left="3600" w:hanging="360"/>
+      </w:pPr>
+    </w:lvl>
+    <w:lvl w:ilvl="5">
+      <w:start w:val="3"/>
+      <w:numFmt w:val="decimal"/>
+      <w:lvlText w:val="%6."/>
+      <w:lvlJc w:val="left"/>
+      <w:pPr>
+        <w:ind w:left="4320" w:hanging="360"/>
+      </w:pPr>
+    </w:lvl>
+    <w:lvl w:ilvl="6">
+      <w:start w:val="3"/>
+      <w:numFmt w:val="decimal"/>
+      <w:lvlText w:val="%7."/>
+      <w:lvlJc w:val="left"/>
+      <w:pPr>
+        <w:ind w:left="5040" w:hanging="360"/>
+      </w:pPr>
+    </w:lvl>
+    <w:lvl w:ilvl="7">
+      <w:start w:val="3"/>
+      <w:numFmt w:val="decimal"/>
+      <w:lvlText w:val="%8."/>
+      <w:lvlJc w:val="left"/>
+      <w:pPr>
+        <w:ind w:left="5760" w:hanging="360"/>
+      </w:pPr>
+    </w:lvl>
+    <w:lvl w:ilvl="8">
+      <w:start w:val="3"/>
+      <w:numFmt w:val="decimal"/>
+      <w:lvlText w:val="%9."/>
+      <w:lvlJc w:val="left"/>
+      <w:pPr>
+        <w:ind w:left="6480" w:hanging="360"/>
+      </w:pPr>
     </w:lvl>
   </w:abstractNum>
   <w:num w:numId="1000">
     <w:abstractNumId w:val="990"/>
   </w:num>
   <w:num w:numId="1001">
-    <w:abstractNumId w:val="991"/>
+    <w:abstractNumId w:val="99411"/>
+    <w:lvlOverride w:ilvl="0">
+      <w:startOverride w:val="1"/>
+    </w:lvlOverride>
+    <w:lvlOverride w:ilvl="1">
+      <w:startOverride w:val="1"/>
+    </w:lvlOverride>
+    <w:lvlOverride w:ilvl="2">
+      <w:startOverride w:val="1"/>
+    </w:lvlOverride>
+    <w:lvlOverride w:ilvl="3">
+      <w:startOverride w:val="1"/>
+    </w:lvlOverride>
+    <w:lvlOverride w:ilvl="4">
+      <w:startOverride w:val="1"/>
+    </w:lvlOverride>
+    <w:lvlOverride w:ilvl="5">
+      <w:startOverride w:val="1"/>
+    </w:lvlOverride>
+    <w:lvlOverride w:ilvl="6">
+      <w:startOverride w:val="1"/>
+    </w:lvlOverride>
+    <w:lvlOverride w:ilvl="7">
+      <w:startOverride w:val="1"/>
+    </w:lvlOverride>
+    <w:lvlOverride w:ilvl="8">
+      <w:startOverride w:val="1"/>
+    </w:lvlOverride>
   </w:num>
   <w:num w:numId="1002">
-    <w:abstractNumId w:val="991"/>
+    <w:abstractNumId w:val="99412"/>
+    <w:lvlOverride w:ilvl="0">
+      <w:startOverride w:val="2"/>
+    </w:lvlOverride>
+    <w:lvlOverride w:ilvl="1">
+      <w:startOverride w:val="2"/>
+    </w:lvlOverride>
+    <w:lvlOverride w:ilvl="2">
+      <w:startOverride w:val="2"/>
+    </w:lvlOverride>
+    <w:lvlOverride w:ilvl="3">
+      <w:startOverride w:val="2"/>
+    </w:lvlOverride>
+    <w:lvlOverride w:ilvl="4">
+      <w:startOverride w:val="2"/>
+    </w:lvlOverride>
+    <w:lvlOverride w:ilvl="5">
+      <w:startOverride w:val="2"/>
+    </w:lvlOverride>
+    <w:lvlOverride w:ilvl="6">
+      <w:startOverride w:val="2"/>
+    </w:lvlOverride>
+    <w:lvlOverride w:ilvl="7">
+      <w:startOverride w:val="2"/>
+    </w:lvlOverride>
+    <w:lvlOverride w:ilvl="8">
+      <w:startOverride w:val="2"/>
+    </w:lvlOverride>
+  </w:num>
+  <w:num w:numId="1003">
+    <w:abstractNumId w:val="99413"/>
+    <w:lvlOverride w:ilvl="0">
+      <w:startOverride w:val="3"/>
+    </w:lvlOverride>
+    <w:lvlOverride w:ilvl="1">
+      <w:startOverride w:val="3"/>
+    </w:lvlOverride>
+    <w:lvlOverride w:ilvl="2">
+      <w:startOverride w:val="3"/>
+    </w:lvlOverride>
+    <w:lvlOverride w:ilvl="3">
+      <w:startOverride w:val="3"/>
+    </w:lvlOverride>
+    <w:lvlOverride w:ilvl="4">
+      <w:startOverride w:val="3"/>
+    </w:lvlOverride>
+    <w:lvlOverride w:ilvl="5">
+      <w:startOverride w:val="3"/>
+    </w:lvlOverride>
+    <w:lvlOverride w:ilvl="6">
+      <w:startOverride w:val="3"/>
+    </w:lvlOverride>
+    <w:lvlOverride w:ilvl="7">
+      <w:startOverride w:val="3"/>
+    </w:lvlOverride>
+    <w:lvlOverride w:ilvl="8">
+      <w:startOverride w:val="3"/>
+    </w:lvlOverride>
   </w:num>
 </w:numbering>
 </file>
@@ -1950,7 +6273,7 @@
         <w:rFonts w:asciiTheme="minorHAnsi" w:cstheme="minorBidi" w:eastAsiaTheme="minorHAnsi" w:hAnsiTheme="minorHAnsi"/>
         <w:sz w:val="24"/>
         <w:szCs w:val="24"/>
-        <w:lang w:bidi="ar-SA" w:eastAsia="en-US" w:val="en-US"/>
+        <w:lang w:bidi="ar-SA" w:eastAsia="en-US" w:val="ru-RU"/>
       </w:rPr>
     </w:rPrDefault>
     <w:pPrDefault>
